--- a/report/report_current.docx
+++ b/report/report_current.docx
@@ -105,14 +105,49 @@
           <w:sz w:val="20"/>
           <w:szCs w:val="20"/>
         </w:rPr>
-        <w:t xml:space="preserve">, and these products are wasted. Currently, clerks often set a fixed discount </w:t>
-      </w:r>
-      <w:r>
-        <w:rPr>
-          <w:sz w:val="20"/>
-          <w:szCs w:val="20"/>
-        </w:rPr>
-        <w:t>for the oldest products in a category to entice customers into buying these instead of the fresher products</w:t>
+        <w:t xml:space="preserve">, and these products are wasted. </w:t>
+      </w:r>
+      <w:r>
+        <w:rPr>
+          <w:sz w:val="20"/>
+          <w:szCs w:val="20"/>
+        </w:rPr>
+        <w:t>C</w:t>
+      </w:r>
+      <w:r>
+        <w:rPr>
+          <w:sz w:val="20"/>
+          <w:szCs w:val="20"/>
+        </w:rPr>
+        <w:t xml:space="preserve">lerks </w:t>
+      </w:r>
+      <w:r>
+        <w:rPr>
+          <w:sz w:val="20"/>
+          <w:szCs w:val="20"/>
+        </w:rPr>
+        <w:t>may</w:t>
+      </w:r>
+      <w:r>
+        <w:rPr>
+          <w:sz w:val="20"/>
+          <w:szCs w:val="20"/>
+        </w:rPr>
+        <w:t xml:space="preserve"> set a fixed discount </w:t>
+      </w:r>
+      <w:r>
+        <w:rPr>
+          <w:sz w:val="20"/>
+          <w:szCs w:val="20"/>
+        </w:rPr>
+        <w:t xml:space="preserve">for the oldest products to entice customers into buying these instead of the fresher </w:t>
+      </w:r>
+      <w:r>
+        <w:rPr>
+          <w:sz w:val="20"/>
+          <w:szCs w:val="20"/>
+        </w:rPr>
+        <w:t>alternative</w:t>
       </w:r>
       <w:r>
         <w:rPr>
@@ -345,14 +380,28 @@
           <w:sz w:val="20"/>
           <w:szCs w:val="20"/>
         </w:rPr>
-        <w:t xml:space="preserve">, or by not letting the total demand depend on </w:t>
-      </w:r>
-      <w:r>
-        <w:rPr>
-          <w:sz w:val="20"/>
-          <w:szCs w:val="20"/>
-        </w:rPr>
-        <w:t xml:space="preserve">the discounted old product demand. </w:t>
+        <w:t xml:space="preserve">, or by </w:t>
+      </w:r>
+      <w:r>
+        <w:rPr>
+          <w:sz w:val="20"/>
+          <w:szCs w:val="20"/>
+        </w:rPr>
+        <w:t xml:space="preserve">reducing the influence </w:t>
+      </w:r>
+      <w:r>
+        <w:rPr>
+          <w:sz w:val="20"/>
+          <w:szCs w:val="20"/>
+        </w:rPr>
+        <w:t>the demand for old products has on the total fresh alternative demand</w:t>
+      </w:r>
+      <w:r>
+        <w:rPr>
+          <w:sz w:val="20"/>
+          <w:szCs w:val="20"/>
+        </w:rPr>
+        <w:t xml:space="preserve">. </w:t>
       </w:r>
     </w:p>
     <w:p>
@@ -839,7 +888,6 @@
         <w:pStyle w:val="Heading1"/>
       </w:pPr>
       <w:r>
-        <w:lastRenderedPageBreak/>
         <w:t>Methods</w:t>
       </w:r>
     </w:p>
@@ -848,7 +896,7 @@
         <w:pStyle w:val="Heading2"/>
       </w:pPr>
       <w:r>
-        <w:t>Computing the Probability Matrix and Reward Matrix</w:t>
+        <w:t>The Environment</w:t>
       </w:r>
     </w:p>
     <w:p>
@@ -866,7 +914,21 @@
           <w:sz w:val="20"/>
           <w:szCs w:val="20"/>
         </w:rPr>
-        <w:t xml:space="preserve">Both TD and DP require a reward function. This equation includes all metrics to reward the model’s actions with. Positive scores reward the model for their chosen action, and negative scores </w:t>
+        <w:t>Both TD and DP require a reward</w:t>
+      </w:r>
+      <w:r>
+        <w:rPr>
+          <w:sz w:val="20"/>
+          <w:szCs w:val="20"/>
+        </w:rPr>
+        <w:t xml:space="preserve"> / profit</w:t>
+      </w:r>
+      <w:r>
+        <w:rPr>
+          <w:sz w:val="20"/>
+          <w:szCs w:val="20"/>
+        </w:rPr>
+        <w:t xml:space="preserve"> function. This equation includes all metrics to reward the model’s actions with. Positive scores reward the model for their chosen action, and negative scores </w:t>
       </w:r>
       <w:r>
         <w:rPr>
@@ -1025,7 +1087,23 @@
           <w:sz w:val="20"/>
           <w:szCs w:val="20"/>
         </w:rPr>
-        <w:t xml:space="preserve">, where the daily demand probabilities follow a Poisson distribution, and all probabilities for a demand higher than the maximum daily demand were summed. The actions were defined as discount levels that increment with 5%, between 0-50%. </w:t>
+        <w:t xml:space="preserve">, where the daily demand probabilities follow a Poisson distribution, and all probabilities for a demand higher than the maximum daily demand were summed. The actions </w:t>
+      </w:r>
+      <w:r>
+        <w:rPr>
+          <w:rFonts w:eastAsiaTheme="minorEastAsia"/>
+          <w:sz w:val="20"/>
+          <w:szCs w:val="20"/>
+        </w:rPr>
+        <w:t>are</w:t>
+      </w:r>
+      <w:r>
+        <w:rPr>
+          <w:rFonts w:eastAsiaTheme="minorEastAsia"/>
+          <w:sz w:val="20"/>
+          <w:szCs w:val="20"/>
+        </w:rPr>
+        <w:t xml:space="preserve"> defined as discount levels that increment with 5%, between 0-50%. </w:t>
       </w:r>
     </w:p>
     <w:p>
@@ -1045,7 +1123,7 @@
           <w:sz w:val="20"/>
           <w:szCs w:val="20"/>
         </w:rPr>
-        <w:t xml:space="preserve">For each action state combination, and for every demand, each action was multiplied by the discount increment, and the difference between the base stock level and that particular inventory space was ordered as new stock, or nothing if that value was negative. That way, the number of items to order could never pass the base stock policy. The FEFO demand was calculated by taking the smallest value; either all of the oldest products in the current inventory, or the discount multiplied by the daily demand. Successively, the FEFO demand could never be higher than the number of oldest items. What is more, with an elevated discount, statistically a higher FEFO demand would come about. The LEFO demand is what remains of the original demand when subtracting the FEFO demand. The items with the youngest age are chosen first, and the items of the later age categories are chosen until the full daily demand is met. The metric of customer dissatisfaction when the demand is higher than the summed inventory is ignored in this model. </w:t>
+        <w:t xml:space="preserve">For each action state combination, each action was multiplied by the discount increment, and the difference between the base stock level and that particular inventory space was ordered as new stock, or nothing if that value was negative. That way, the number of items to order could never pass the base stock policy. The FEFO demand was calculated by taking the smallest value; either all of the oldest products in the current inventory, or the discount multiplied by the daily demand. Successively, the FEFO demand could never be higher than the number of oldest items. What is more, with an elevated discount, statistically a higher FEFO demand would come about. The LEFO demand is what remains of the original demand when subtracting the FEFO demand. The items with the youngest age are chosen first, and the items of the later age categories are chosen until the full daily demand is met. The metric of customer dissatisfaction when the demand is higher than the summed inventory is ignored in this model. </w:t>
       </w:r>
     </w:p>
     <w:p>
@@ -1065,7 +1143,39 @@
           <w:sz w:val="20"/>
           <w:szCs w:val="20"/>
         </w:rPr>
-        <w:t xml:space="preserve">The items left in the oldest age category after meeting the daily demand are considered as waste. The items roll over to the next age class, and the newly ordered items are added to the youngest age class. That way, a new inventory state is created, </w:t>
+        <w:t>The items left in the oldest age category after meeting the daily demand are considered as waste. The</w:t>
+      </w:r>
+      <w:r>
+        <w:rPr>
+          <w:rFonts w:eastAsiaTheme="minorEastAsia"/>
+          <w:sz w:val="20"/>
+          <w:szCs w:val="20"/>
+        </w:rPr>
+        <w:t xml:space="preserve"> remaining</w:t>
+      </w:r>
+      <w:r>
+        <w:rPr>
+          <w:rFonts w:eastAsiaTheme="minorEastAsia"/>
+          <w:sz w:val="20"/>
+          <w:szCs w:val="20"/>
+        </w:rPr>
+        <w:t xml:space="preserve"> items roll over to the next age class, and the newly ordered items are added</w:t>
+      </w:r>
+      <w:r>
+        <w:rPr>
+          <w:rFonts w:eastAsiaTheme="minorEastAsia"/>
+          <w:sz w:val="20"/>
+          <w:szCs w:val="20"/>
+        </w:rPr>
+        <w:t xml:space="preserve">. </w:t>
+      </w:r>
+      <w:r>
+        <w:rPr>
+          <w:rFonts w:eastAsiaTheme="minorEastAsia"/>
+          <w:sz w:val="20"/>
+          <w:szCs w:val="20"/>
+        </w:rPr>
+        <w:t xml:space="preserve">That way, a new inventory state is created, </w:t>
       </w:r>
       <m:oMath>
         <m:r>
@@ -1083,7 +1193,330 @@
           <w:sz w:val="20"/>
           <w:szCs w:val="20"/>
         </w:rPr>
-        <w:t xml:space="preserve">. This process is defined as a step. Performing a number of these steps is called an episode. The probabilities for every demand were added to the probability matrix. The probability matrix contains the probabilities for every next state, </w:t>
+        <w:t>. This process is defined as a step. Performing a number of these steps is called an episode.</w:t>
+      </w:r>
+      <w:r>
+        <w:rPr>
+          <w:rFonts w:eastAsiaTheme="minorEastAsia"/>
+          <w:sz w:val="20"/>
+          <w:szCs w:val="20"/>
+        </w:rPr>
+        <w:t xml:space="preserve"> Finally, the </w:t>
+      </w:r>
+      <w:r>
+        <w:rPr>
+          <w:rFonts w:eastAsiaTheme="minorEastAsia"/>
+          <w:sz w:val="20"/>
+          <w:szCs w:val="20"/>
+        </w:rPr>
+        <w:t xml:space="preserve">profit function includes the order costs, </w:t>
+      </w:r>
+      <m:oMath>
+        <m:r>
+          <w:rPr>
+            <w:rFonts w:ascii="Cambria Math" w:eastAsiaTheme="minorEastAsia" w:hAnsi="Cambria Math"/>
+            <w:sz w:val="20"/>
+            <w:szCs w:val="20"/>
+          </w:rPr>
+          <m:t>c</m:t>
+        </m:r>
+      </m:oMath>
+      <w:r>
+        <w:rPr>
+          <w:rFonts w:eastAsiaTheme="minorEastAsia"/>
+          <w:sz w:val="20"/>
+          <w:szCs w:val="20"/>
+        </w:rPr>
+        <w:t xml:space="preserve">, the units to order, </w:t>
+      </w:r>
+      <m:oMath>
+        <m:r>
+          <w:rPr>
+            <w:rFonts w:ascii="Cambria Math" w:eastAsiaTheme="minorEastAsia" w:hAnsi="Cambria Math"/>
+            <w:sz w:val="20"/>
+            <w:szCs w:val="20"/>
+          </w:rPr>
+          <m:t>Order</m:t>
+        </m:r>
+      </m:oMath>
+      <w:r>
+        <w:rPr>
+          <w:rFonts w:eastAsiaTheme="minorEastAsia"/>
+          <w:sz w:val="20"/>
+          <w:szCs w:val="20"/>
+        </w:rPr>
+        <w:t xml:space="preserve">, the discount, </w:t>
+      </w:r>
+      <m:oMath>
+        <m:r>
+          <w:rPr>
+            <w:rFonts w:ascii="Cambria Math" w:eastAsiaTheme="minorEastAsia" w:hAnsi="Cambria Math"/>
+            <w:sz w:val="20"/>
+            <w:szCs w:val="20"/>
+          </w:rPr>
+          <m:t>aa</m:t>
+        </m:r>
+      </m:oMath>
+      <w:r>
+        <w:rPr>
+          <w:rFonts w:eastAsiaTheme="minorEastAsia"/>
+          <w:sz w:val="20"/>
+          <w:szCs w:val="20"/>
+        </w:rPr>
+        <w:t xml:space="preserve">, units sold with a discount, </w:t>
+      </w:r>
+      <m:oMath>
+        <m:r>
+          <w:rPr>
+            <w:rFonts w:ascii="Cambria Math" w:eastAsiaTheme="minorEastAsia" w:hAnsi="Cambria Math"/>
+            <w:sz w:val="20"/>
+            <w:szCs w:val="20"/>
+          </w:rPr>
+          <m:t>DeltaF</m:t>
+        </m:r>
+      </m:oMath>
+      <w:r>
+        <w:rPr>
+          <w:rFonts w:eastAsiaTheme="minorEastAsia"/>
+          <w:sz w:val="20"/>
+          <w:szCs w:val="20"/>
+        </w:rPr>
+        <w:t xml:space="preserve">, units sold without a discount, </w:t>
+      </w:r>
+      <m:oMath>
+        <m:r>
+          <w:rPr>
+            <w:rFonts w:ascii="Cambria Math" w:eastAsiaTheme="minorEastAsia" w:hAnsi="Cambria Math"/>
+            <w:sz w:val="20"/>
+            <w:szCs w:val="20"/>
+          </w:rPr>
+          <m:t>DeltaL</m:t>
+        </m:r>
+      </m:oMath>
+      <w:r>
+        <w:rPr>
+          <w:rFonts w:eastAsiaTheme="minorEastAsia"/>
+          <w:sz w:val="20"/>
+          <w:szCs w:val="20"/>
+        </w:rPr>
+        <w:t xml:space="preserve"> and purchase price, </w:t>
+      </w:r>
+      <m:oMath>
+        <m:r>
+          <w:rPr>
+            <w:rFonts w:ascii="Cambria Math" w:eastAsiaTheme="minorEastAsia" w:hAnsi="Cambria Math"/>
+            <w:sz w:val="20"/>
+            <w:szCs w:val="20"/>
+          </w:rPr>
+          <m:t>r</m:t>
+        </m:r>
+      </m:oMath>
+      <w:r>
+        <w:rPr>
+          <w:rFonts w:eastAsiaTheme="minorEastAsia"/>
+          <w:sz w:val="20"/>
+          <w:szCs w:val="20"/>
+        </w:rPr>
+        <w:t xml:space="preserve">, </w:t>
+      </w:r>
+      <w:r>
+        <w:rPr>
+          <w:rFonts w:eastAsiaTheme="minorEastAsia"/>
+          <w:sz w:val="20"/>
+          <w:szCs w:val="20"/>
+        </w:rPr>
+        <w:t>which composes</w:t>
+      </w:r>
+      <w:r>
+        <w:rPr>
+          <w:rFonts w:eastAsiaTheme="minorEastAsia"/>
+          <w:sz w:val="20"/>
+          <w:szCs w:val="20"/>
+        </w:rPr>
+        <w:t xml:space="preserve"> the following equation</w:t>
+      </w:r>
+      <w:r>
+        <w:rPr>
+          <w:rFonts w:eastAsiaTheme="minorEastAsia"/>
+          <w:sz w:val="20"/>
+          <w:szCs w:val="20"/>
+        </w:rPr>
+        <w:t>:</w:t>
+      </w:r>
+      <w:r>
+        <w:rPr>
+          <w:rFonts w:eastAsiaTheme="minorEastAsia"/>
+          <w:sz w:val="20"/>
+          <w:szCs w:val="20"/>
+        </w:rPr>
+        <w:t xml:space="preserve"> </w:t>
+      </w:r>
+    </w:p>
+    <w:p>
+      <w:pPr>
+        <w:spacing w:after="0"/>
+        <w:ind w:firstLine="720"/>
+        <w:jc w:val="both"/>
+        <w:rPr>
+          <w:rFonts w:eastAsiaTheme="minorEastAsia"/>
+          <w:sz w:val="20"/>
+          <w:szCs w:val="20"/>
+        </w:rPr>
+      </w:pPr>
+      <m:oMathPara>
+        <m:oMath>
+          <m:r>
+            <w:rPr>
+              <w:rFonts w:ascii="Cambria Math" w:eastAsiaTheme="minorEastAsia" w:hAnsi="Cambria Math"/>
+              <w:sz w:val="20"/>
+              <w:szCs w:val="20"/>
+            </w:rPr>
+            <m:t>Profit= r∙DeltaL+r∙</m:t>
+          </m:r>
+          <m:d>
+            <m:dPr>
+              <m:ctrlPr>
+                <w:rPr>
+                  <w:rFonts w:ascii="Cambria Math" w:eastAsiaTheme="minorEastAsia" w:hAnsi="Cambria Math"/>
+                  <w:i/>
+                  <w:sz w:val="20"/>
+                  <w:szCs w:val="20"/>
+                </w:rPr>
+              </m:ctrlPr>
+            </m:dPr>
+            <m:e>
+              <m:r>
+                <w:rPr>
+                  <w:rFonts w:ascii="Cambria Math" w:eastAsiaTheme="minorEastAsia" w:hAnsi="Cambria Math"/>
+                  <w:sz w:val="20"/>
+                  <w:szCs w:val="20"/>
+                </w:rPr>
+                <m:t>1-aa</m:t>
+              </m:r>
+            </m:e>
+          </m:d>
+          <m:r>
+            <w:rPr>
+              <w:rFonts w:ascii="Cambria Math" w:eastAsiaTheme="minorEastAsia" w:hAnsi="Cambria Math"/>
+              <w:sz w:val="20"/>
+              <w:szCs w:val="20"/>
+            </w:rPr>
+            <m:t>∙DeltaF-c∙Order</m:t>
+          </m:r>
+        </m:oMath>
+      </m:oMathPara>
+    </w:p>
+    <w:p>
+      <w:pPr>
+        <w:pStyle w:val="Heading2"/>
+        <w:rPr>
+          <w:rFonts w:eastAsiaTheme="minorEastAsia"/>
+        </w:rPr>
+      </w:pPr>
+      <w:r>
+        <w:rPr>
+          <w:rFonts w:eastAsiaTheme="minorEastAsia"/>
+        </w:rPr>
+        <w:t>Probability and Reward Matrix</w:t>
+      </w:r>
+    </w:p>
+    <w:p>
+      <w:pPr>
+        <w:spacing w:after="0"/>
+        <w:jc w:val="both"/>
+        <w:rPr>
+          <w:rFonts w:eastAsiaTheme="minorEastAsia"/>
+          <w:sz w:val="20"/>
+          <w:szCs w:val="20"/>
+        </w:rPr>
+      </w:pPr>
+      <w:r>
+        <w:rPr>
+          <w:rFonts w:eastAsiaTheme="minorEastAsia"/>
+          <w:sz w:val="20"/>
+          <w:szCs w:val="20"/>
+        </w:rPr>
+        <w:t>T</w:t>
+      </w:r>
+      <w:r>
+        <w:rPr>
+          <w:rFonts w:eastAsiaTheme="minorEastAsia"/>
+          <w:sz w:val="20"/>
+          <w:szCs w:val="20"/>
+        </w:rPr>
+        <w:t xml:space="preserve">he </w:t>
+      </w:r>
+      <w:r>
+        <w:rPr>
+          <w:rFonts w:eastAsiaTheme="minorEastAsia"/>
+          <w:sz w:val="20"/>
+          <w:szCs w:val="20"/>
+        </w:rPr>
+        <w:t xml:space="preserve">probability and reward matrix </w:t>
+      </w:r>
+      <w:r>
+        <w:rPr>
+          <w:rFonts w:eastAsiaTheme="minorEastAsia"/>
+          <w:sz w:val="20"/>
+          <w:szCs w:val="20"/>
+        </w:rPr>
+        <w:t xml:space="preserve">were </w:t>
+      </w:r>
+      <w:r>
+        <w:rPr>
+          <w:rFonts w:eastAsiaTheme="minorEastAsia"/>
+          <w:sz w:val="20"/>
+          <w:szCs w:val="20"/>
+        </w:rPr>
+        <w:t>computed</w:t>
+      </w:r>
+      <w:r>
+        <w:rPr>
+          <w:rFonts w:eastAsiaTheme="minorEastAsia"/>
+          <w:sz w:val="20"/>
+          <w:szCs w:val="20"/>
+        </w:rPr>
+        <w:t xml:space="preserve"> by finding the next state</w:t>
+      </w:r>
+      <w:r>
+        <w:rPr>
+          <w:rFonts w:eastAsiaTheme="minorEastAsia"/>
+          <w:sz w:val="20"/>
+          <w:szCs w:val="20"/>
+        </w:rPr>
+        <w:t xml:space="preserve"> for each state action demand </w:t>
+      </w:r>
+      <w:r>
+        <w:rPr>
+          <w:rFonts w:eastAsiaTheme="minorEastAsia"/>
+          <w:sz w:val="20"/>
+          <w:szCs w:val="20"/>
+        </w:rPr>
+        <w:t>combination and</w:t>
+      </w:r>
+      <w:r>
+        <w:rPr>
+          <w:rFonts w:eastAsiaTheme="minorEastAsia"/>
+          <w:sz w:val="20"/>
+          <w:szCs w:val="20"/>
+        </w:rPr>
+        <w:t xml:space="preserve"> calculating the corresponding direct profit</w:t>
+      </w:r>
+      <w:r>
+        <w:rPr>
+          <w:rFonts w:eastAsiaTheme="minorEastAsia"/>
+          <w:sz w:val="20"/>
+          <w:szCs w:val="20"/>
+        </w:rPr>
+        <w:t>.</w:t>
+      </w:r>
+      <w:r>
+        <w:rPr>
+          <w:rFonts w:eastAsiaTheme="minorEastAsia"/>
+          <w:sz w:val="20"/>
+          <w:szCs w:val="20"/>
+        </w:rPr>
+        <w:t xml:space="preserve"> The probability matrix contains the probabilities for every next state, </w:t>
       </w:r>
       <m:oMath>
         <m:r>
@@ -1175,24 +1608,61 @@
         </w:rPr>
         <w:t>.</w:t>
       </w:r>
-    </w:p>
-    <w:p>
-      <w:pPr>
-        <w:ind w:firstLine="720"/>
-        <w:jc w:val="both"/>
-        <w:rPr>
-          <w:rFonts w:eastAsiaTheme="minorEastAsia"/>
-          <w:sz w:val="20"/>
-          <w:szCs w:val="20"/>
-        </w:rPr>
-      </w:pPr>
-      <w:r>
-        <w:rPr>
-          <w:rFonts w:eastAsiaTheme="minorEastAsia"/>
-          <w:sz w:val="20"/>
-          <w:szCs w:val="20"/>
-        </w:rPr>
-        <w:t xml:space="preserve">Finally, the reward matrix, </w:t>
+      <w:r>
+        <w:rPr>
+          <w:rFonts w:eastAsiaTheme="minorEastAsia"/>
+          <w:sz w:val="20"/>
+          <w:szCs w:val="20"/>
+        </w:rPr>
+        <w:t xml:space="preserve"> Artificially, each possible state was set as the initial inventory</w:t>
+      </w:r>
+      <w:r>
+        <w:rPr>
+          <w:rFonts w:eastAsiaTheme="minorEastAsia"/>
+          <w:sz w:val="20"/>
+          <w:szCs w:val="20"/>
+        </w:rPr>
+        <w:t xml:space="preserve">, after which one step was performed per </w:t>
+      </w:r>
+      <w:r>
+        <w:rPr>
+          <w:rFonts w:eastAsiaTheme="minorEastAsia"/>
+          <w:sz w:val="20"/>
+          <w:szCs w:val="20"/>
+        </w:rPr>
+        <w:t xml:space="preserve">action per demand. </w:t>
+      </w:r>
+      <w:r>
+        <w:rPr>
+          <w:rFonts w:eastAsiaTheme="minorEastAsia"/>
+          <w:sz w:val="20"/>
+          <w:szCs w:val="20"/>
+        </w:rPr>
+        <w:t xml:space="preserve">The probability for that particular demand that leads to a next state given the action and current state taken, were the probabilities added to the probability matrix. Hence, the probabilities for each action state </w:t>
+      </w:r>
+      <w:r>
+        <w:rPr>
+          <w:rFonts w:eastAsiaTheme="minorEastAsia"/>
+          <w:sz w:val="20"/>
+          <w:szCs w:val="20"/>
+        </w:rPr>
+        <w:t xml:space="preserve">combination always sum up to 1. </w:t>
+      </w:r>
+      <w:r>
+        <w:rPr>
+          <w:rFonts w:eastAsiaTheme="minorEastAsia"/>
+          <w:sz w:val="20"/>
+          <w:szCs w:val="20"/>
+        </w:rPr>
+        <w:t>T</w:t>
+      </w:r>
+      <w:r>
+        <w:rPr>
+          <w:rFonts w:eastAsiaTheme="minorEastAsia"/>
+          <w:sz w:val="20"/>
+          <w:szCs w:val="20"/>
+        </w:rPr>
+        <w:t xml:space="preserve">he reward matrix, </w:t>
       </w:r>
       <m:oMath>
         <m:r>
@@ -1228,200 +1698,72 @@
           <w:sz w:val="20"/>
           <w:szCs w:val="20"/>
         </w:rPr>
-        <w:t xml:space="preserve">, and received for each action state combination the value of multiplying the next state probabilities with the profit function. In this model, the profit function includes the order costs, </w:t>
-      </w:r>
-      <m:oMath>
-        <m:r>
-          <w:rPr>
-            <w:rFonts w:ascii="Cambria Math" w:eastAsiaTheme="minorEastAsia" w:hAnsi="Cambria Math"/>
-            <w:sz w:val="20"/>
-            <w:szCs w:val="20"/>
-          </w:rPr>
-          <m:t>c</m:t>
-        </m:r>
-      </m:oMath>
-      <w:r>
-        <w:rPr>
-          <w:rFonts w:eastAsiaTheme="minorEastAsia"/>
-          <w:sz w:val="20"/>
-          <w:szCs w:val="20"/>
-        </w:rPr>
-        <w:t xml:space="preserve">, the units to order, </w:t>
-      </w:r>
-      <m:oMath>
-        <m:r>
-          <w:rPr>
-            <w:rFonts w:ascii="Cambria Math" w:eastAsiaTheme="minorEastAsia" w:hAnsi="Cambria Math"/>
-            <w:sz w:val="20"/>
-            <w:szCs w:val="20"/>
-          </w:rPr>
-          <m:t>Order</m:t>
-        </m:r>
-      </m:oMath>
-      <w:r>
-        <w:rPr>
-          <w:rFonts w:eastAsiaTheme="minorEastAsia"/>
-          <w:sz w:val="20"/>
-          <w:szCs w:val="20"/>
-        </w:rPr>
-        <w:t xml:space="preserve">, the discount, </w:t>
-      </w:r>
-      <m:oMath>
-        <m:r>
-          <w:rPr>
-            <w:rFonts w:ascii="Cambria Math" w:eastAsiaTheme="minorEastAsia" w:hAnsi="Cambria Math"/>
-            <w:sz w:val="20"/>
-            <w:szCs w:val="20"/>
-          </w:rPr>
-          <m:t>aa</m:t>
-        </m:r>
-      </m:oMath>
-      <w:r>
-        <w:rPr>
-          <w:rFonts w:eastAsiaTheme="minorEastAsia"/>
-          <w:sz w:val="20"/>
-          <w:szCs w:val="20"/>
-        </w:rPr>
-        <w:t xml:space="preserve">, units sold with a discount, </w:t>
-      </w:r>
-      <m:oMath>
-        <m:r>
-          <w:rPr>
-            <w:rFonts w:ascii="Cambria Math" w:eastAsiaTheme="minorEastAsia" w:hAnsi="Cambria Math"/>
-            <w:sz w:val="20"/>
-            <w:szCs w:val="20"/>
-          </w:rPr>
-          <m:t>DeltaF</m:t>
-        </m:r>
-      </m:oMath>
-      <w:r>
-        <w:rPr>
-          <w:rFonts w:eastAsiaTheme="minorEastAsia"/>
-          <w:sz w:val="20"/>
-          <w:szCs w:val="20"/>
-        </w:rPr>
-        <w:t xml:space="preserve">, units sold without a discount, </w:t>
-      </w:r>
-      <m:oMath>
-        <m:r>
-          <w:rPr>
-            <w:rFonts w:ascii="Cambria Math" w:eastAsiaTheme="minorEastAsia" w:hAnsi="Cambria Math"/>
-            <w:sz w:val="20"/>
-            <w:szCs w:val="20"/>
-          </w:rPr>
-          <m:t>DeltaL</m:t>
-        </m:r>
-      </m:oMath>
-      <w:r>
-        <w:rPr>
-          <w:rFonts w:eastAsiaTheme="minorEastAsia"/>
-          <w:sz w:val="20"/>
-          <w:szCs w:val="20"/>
-        </w:rPr>
-        <w:t xml:space="preserve"> and purchase price, </w:t>
-      </w:r>
-      <m:oMath>
-        <m:r>
-          <w:rPr>
-            <w:rFonts w:ascii="Cambria Math" w:eastAsiaTheme="minorEastAsia" w:hAnsi="Cambria Math"/>
-            <w:sz w:val="20"/>
-            <w:szCs w:val="20"/>
-          </w:rPr>
-          <m:t>r</m:t>
-        </m:r>
-      </m:oMath>
-      <w:r>
-        <w:rPr>
-          <w:rFonts w:eastAsiaTheme="minorEastAsia"/>
-          <w:sz w:val="20"/>
-          <w:szCs w:val="20"/>
-        </w:rPr>
-        <w:t>:</w:t>
-      </w:r>
-    </w:p>
-    <w:p>
-      <w:pPr>
-        <w:spacing w:after="0"/>
-        <w:ind w:firstLine="720"/>
-        <w:jc w:val="both"/>
-        <w:rPr>
-          <w:rFonts w:eastAsiaTheme="minorEastAsia"/>
-          <w:sz w:val="20"/>
-          <w:szCs w:val="20"/>
-        </w:rPr>
-      </w:pPr>
-      <m:oMathPara>
-        <m:oMath>
-          <m:r>
-            <w:rPr>
-              <w:rFonts w:ascii="Cambria Math" w:eastAsiaTheme="minorEastAsia" w:hAnsi="Cambria Math"/>
-              <w:sz w:val="20"/>
-              <w:szCs w:val="20"/>
-            </w:rPr>
-            <m:t>R</m:t>
-          </m:r>
-          <m:d>
-            <m:dPr>
-              <m:ctrlPr>
-                <w:rPr>
-                  <w:rFonts w:ascii="Cambria Math" w:eastAsiaTheme="minorEastAsia" w:hAnsi="Cambria Math"/>
-                  <w:i/>
-                  <w:sz w:val="20"/>
-                  <w:szCs w:val="20"/>
-                </w:rPr>
-              </m:ctrlPr>
-            </m:dPr>
-            <m:e>
-              <m:r>
-                <w:rPr>
-                  <w:rFonts w:ascii="Cambria Math" w:eastAsiaTheme="minorEastAsia" w:hAnsi="Cambria Math"/>
-                  <w:sz w:val="20"/>
-                  <w:szCs w:val="20"/>
-                </w:rPr>
-                <m:t>A,S</m:t>
-              </m:r>
-            </m:e>
-          </m:d>
-          <m:r>
-            <w:rPr>
-              <w:rFonts w:ascii="Cambria Math" w:eastAsiaTheme="minorEastAsia" w:hAnsi="Cambria Math"/>
-              <w:sz w:val="20"/>
-              <w:szCs w:val="20"/>
-            </w:rPr>
-            <m:t>=r∙DeltaL+r∙</m:t>
-          </m:r>
-          <m:d>
-            <m:dPr>
-              <m:ctrlPr>
-                <w:rPr>
-                  <w:rFonts w:ascii="Cambria Math" w:eastAsiaTheme="minorEastAsia" w:hAnsi="Cambria Math"/>
-                  <w:i/>
-                  <w:sz w:val="20"/>
-                  <w:szCs w:val="20"/>
-                </w:rPr>
-              </m:ctrlPr>
-            </m:dPr>
-            <m:e>
-              <m:r>
-                <w:rPr>
-                  <w:rFonts w:ascii="Cambria Math" w:eastAsiaTheme="minorEastAsia" w:hAnsi="Cambria Math"/>
-                  <w:sz w:val="20"/>
-                  <w:szCs w:val="20"/>
-                </w:rPr>
-                <m:t>1-aa</m:t>
-              </m:r>
-            </m:e>
-          </m:d>
-          <m:r>
-            <w:rPr>
-              <w:rFonts w:ascii="Cambria Math" w:eastAsiaTheme="minorEastAsia" w:hAnsi="Cambria Math"/>
-              <w:sz w:val="20"/>
-              <w:szCs w:val="20"/>
-            </w:rPr>
-            <m:t>∙DeltaF-c∙Order</m:t>
-          </m:r>
-        </m:oMath>
-      </m:oMathPara>
+        <w:t>, and received for each action state combination</w:t>
+      </w:r>
+      <w:r>
+        <w:rPr>
+          <w:rFonts w:eastAsiaTheme="minorEastAsia"/>
+          <w:sz w:val="20"/>
+          <w:szCs w:val="20"/>
+        </w:rPr>
+        <w:t xml:space="preserve"> the</w:t>
+      </w:r>
+      <w:r>
+        <w:rPr>
+          <w:rFonts w:eastAsiaTheme="minorEastAsia"/>
+          <w:sz w:val="20"/>
+          <w:szCs w:val="20"/>
+        </w:rPr>
+        <w:t xml:space="preserve"> </w:t>
+      </w:r>
+      <w:r>
+        <w:rPr>
+          <w:rFonts w:eastAsiaTheme="minorEastAsia"/>
+          <w:sz w:val="20"/>
+          <w:szCs w:val="20"/>
+        </w:rPr>
+        <w:t>product of</w:t>
+      </w:r>
+      <w:r>
+        <w:rPr>
+          <w:rFonts w:eastAsiaTheme="minorEastAsia"/>
+          <w:sz w:val="20"/>
+          <w:szCs w:val="20"/>
+        </w:rPr>
+        <w:t xml:space="preserve"> the next state probabilities </w:t>
+      </w:r>
+      <w:r>
+        <w:rPr>
+          <w:rFonts w:eastAsiaTheme="minorEastAsia"/>
+          <w:sz w:val="20"/>
+          <w:szCs w:val="20"/>
+        </w:rPr>
+        <w:t>and</w:t>
+      </w:r>
+      <w:r>
+        <w:rPr>
+          <w:rFonts w:eastAsiaTheme="minorEastAsia"/>
+          <w:sz w:val="20"/>
+          <w:szCs w:val="20"/>
+        </w:rPr>
+        <w:t xml:space="preserve"> profit function</w:t>
+      </w:r>
+      <w:r>
+        <w:rPr>
+          <w:rFonts w:eastAsiaTheme="minorEastAsia"/>
+          <w:sz w:val="20"/>
+          <w:szCs w:val="20"/>
+        </w:rPr>
+        <w:t xml:space="preserve"> given the current state and action taken</w:t>
+      </w:r>
+      <w:r>
+        <w:rPr>
+          <w:rFonts w:eastAsiaTheme="minorEastAsia"/>
+          <w:sz w:val="20"/>
+          <w:szCs w:val="20"/>
+        </w:rPr>
+        <w:t xml:space="preserve">. </w:t>
+      </w:r>
     </w:p>
     <w:p>
       <w:pPr>
@@ -1444,84 +1786,56 @@
           <w:sz w:val="20"/>
           <w:szCs w:val="20"/>
         </w:rPr>
-        <w:t xml:space="preserve">This elaborate algorithm is a reflection of consumer’s behaviour, and therefore assumes a role in evaluating the machine learning models as well. </w:t>
-      </w:r>
-      <w:r>
-        <w:rPr>
-          <w:sz w:val="20"/>
-          <w:szCs w:val="20"/>
-        </w:rPr>
-        <w:t>During computing these matrices, all possible state ac</w:t>
-      </w:r>
-      <w:r>
-        <w:rPr>
-          <w:sz w:val="20"/>
-          <w:szCs w:val="20"/>
-        </w:rPr>
-        <w:t>tion demand combinations</w:t>
-      </w:r>
-      <w:r>
-        <w:rPr>
-          <w:sz w:val="20"/>
-          <w:szCs w:val="20"/>
-        </w:rPr>
-        <w:t xml:space="preserve"> are artificially implied</w:t>
-      </w:r>
-      <w:r>
-        <w:rPr>
-          <w:sz w:val="20"/>
-          <w:szCs w:val="20"/>
-        </w:rPr>
-        <w:t xml:space="preserve"> and the next state is not considered for a next step. However, </w:t>
-      </w:r>
-      <w:r>
-        <w:rPr>
-          <w:sz w:val="20"/>
-          <w:szCs w:val="20"/>
-        </w:rPr>
-        <w:t xml:space="preserve">running this algorithm for </w:t>
-      </w:r>
-      <w:r>
-        <w:rPr>
-          <w:sz w:val="20"/>
-          <w:szCs w:val="20"/>
-        </w:rPr>
-        <w:t>an episode that consists of 36500 steps</w:t>
-      </w:r>
-      <w:r>
-        <w:rPr>
-          <w:sz w:val="20"/>
-          <w:szCs w:val="20"/>
-        </w:rPr>
-        <w:t xml:space="preserve"> whil</w:t>
-      </w:r>
-      <w:r>
-        <w:rPr>
-          <w:sz w:val="20"/>
-          <w:szCs w:val="20"/>
-        </w:rPr>
-        <w:t>e</w:t>
-      </w:r>
-      <w:r>
-        <w:rPr>
-          <w:sz w:val="20"/>
-          <w:szCs w:val="20"/>
-        </w:rPr>
-        <w:t xml:space="preserve"> only the action is predefined,</w:t>
-      </w:r>
-      <w:r>
-        <w:rPr>
-          <w:sz w:val="20"/>
-          <w:szCs w:val="20"/>
-        </w:rPr>
-        <w:t xml:space="preserve"> the average profit and waste for that action </w:t>
-      </w:r>
-      <w:r>
-        <w:rPr>
-          <w:sz w:val="20"/>
-          <w:szCs w:val="20"/>
-        </w:rPr>
-        <w:t>can be established. In that sense, the Fixed Discount Control (FDC)</w:t>
+        <w:t>Running the regular algorit</w:t>
+      </w:r>
+      <w:r>
+        <w:rPr>
+          <w:sz w:val="20"/>
+          <w:szCs w:val="20"/>
+        </w:rPr>
+        <w:t xml:space="preserve">hm for an episode without using the reward and probability matrices gives an estimate of the </w:t>
+      </w:r>
+      <w:r>
+        <w:rPr>
+          <w:sz w:val="20"/>
+          <w:szCs w:val="20"/>
+        </w:rPr>
+        <w:t xml:space="preserve">average profit and waste </w:t>
+      </w:r>
+      <w:r>
+        <w:rPr>
+          <w:sz w:val="20"/>
+          <w:szCs w:val="20"/>
+        </w:rPr>
+        <w:t xml:space="preserve">per </w:t>
+      </w:r>
+      <w:r>
+        <w:rPr>
+          <w:sz w:val="20"/>
+          <w:szCs w:val="20"/>
+        </w:rPr>
+        <w:t>that action</w:t>
+      </w:r>
+      <w:r>
+        <w:rPr>
+          <w:sz w:val="20"/>
+          <w:szCs w:val="20"/>
+        </w:rPr>
+        <w:t xml:space="preserve">. </w:t>
+      </w:r>
+      <w:r>
+        <w:rPr>
+          <w:sz w:val="20"/>
+          <w:szCs w:val="20"/>
+        </w:rPr>
+        <w:t>T</w:t>
+      </w:r>
+      <w:r>
+        <w:rPr>
+          <w:sz w:val="20"/>
+          <w:szCs w:val="20"/>
+        </w:rPr>
+        <w:t>he Fixed Discount Control (FDC)</w:t>
       </w:r>
       <w:r>
         <w:rPr>
@@ -1542,7 +1856,21 @@
           <w:sz w:val="20"/>
           <w:szCs w:val="20"/>
         </w:rPr>
-        <w:t xml:space="preserve">chosen by maximizing the profit by iteratively running episodes over discounts increments by 5% between 0-50%. </w:t>
+        <w:t xml:space="preserve">chosen by maximizing the profit </w:t>
+      </w:r>
+      <w:r>
+        <w:rPr>
+          <w:sz w:val="20"/>
+          <w:szCs w:val="20"/>
+        </w:rPr>
+        <w:t>through</w:t>
+      </w:r>
+      <w:r>
+        <w:rPr>
+          <w:sz w:val="20"/>
+          <w:szCs w:val="20"/>
+        </w:rPr>
+        <w:t xml:space="preserve"> iteratively running episodes over discounts increments by 5% between 0-50%. </w:t>
       </w:r>
       <w:r>
         <w:rPr>
@@ -1563,7 +1891,21 @@
           <w:sz w:val="20"/>
           <w:szCs w:val="20"/>
         </w:rPr>
-        <w:t>The waste associated with this profit is not m</w:t>
+        <w:t xml:space="preserve">The waste associated with this profit is not </w:t>
+      </w:r>
+      <w:r>
+        <w:rPr>
+          <w:sz w:val="20"/>
+          <w:szCs w:val="20"/>
+        </w:rPr>
+        <w:t xml:space="preserve">actively </w:t>
+      </w:r>
+      <w:r>
+        <w:rPr>
+          <w:sz w:val="20"/>
+          <w:szCs w:val="20"/>
+        </w:rPr>
+        <w:t>m</w:t>
       </w:r>
       <w:r>
         <w:rPr>
@@ -1571,6 +1913,20 @@
           <w:szCs w:val="20"/>
         </w:rPr>
         <w:t>inimized</w:t>
+      </w:r>
+      <w:r>
+        <w:rPr>
+          <w:sz w:val="20"/>
+          <w:szCs w:val="20"/>
+        </w:rPr>
+        <w:t xml:space="preserve">, i.e. the optimal discount is not chosen </w:t>
+      </w:r>
+      <w:r>
+        <w:rPr>
+          <w:sz w:val="20"/>
+          <w:szCs w:val="20"/>
+        </w:rPr>
+        <w:t>by lowest waste</w:t>
       </w:r>
       <w:r>
         <w:rPr>
@@ -1613,7 +1969,6 @@
         <w:pStyle w:val="Heading2"/>
       </w:pPr>
       <w:r>
-        <w:lastRenderedPageBreak/>
         <w:t>Dynamic Programming</w:t>
       </w:r>
     </w:p>
@@ -2178,15 +2533,7 @@
             <w:sz w:val="20"/>
             <w:szCs w:val="20"/>
           </w:rPr>
-          <m:t>s</m:t>
-        </m:r>
-        <m:r>
-          <w:rPr>
-            <w:rFonts w:ascii="Cambria Math" w:eastAsiaTheme="minorEastAsia" w:hAnsi="Cambria Math"/>
-            <w:sz w:val="20"/>
-            <w:szCs w:val="20"/>
-          </w:rPr>
-          <m:t>'</m:t>
+          <m:t>s'</m:t>
         </m:r>
       </m:oMath>
       <w:r>
@@ -2287,29 +2634,236 @@
         <w:pStyle w:val="Heading2"/>
       </w:pPr>
       <w:r>
-        <w:t>Reinforcement Learning</w:t>
+        <w:t>Temporal Difference</w:t>
       </w:r>
     </w:p>
     <w:p>
       <w:pPr>
         <w:spacing w:line="276" w:lineRule="auto"/>
-        <w:rPr>
+        <w:jc w:val="both"/>
+        <w:rPr>
+          <w:rFonts w:ascii="Aptos" w:eastAsia="Aptos" w:hAnsi="Aptos" w:cs="Aptos"/>
           <w:sz w:val="20"/>
           <w:szCs w:val="20"/>
         </w:rPr>
       </w:pPr>
       <w:r>
         <w:rPr>
-          <w:sz w:val="20"/>
-          <w:szCs w:val="20"/>
-        </w:rPr>
-        <w:t>(outline for now)</w:t>
+          <w:rFonts w:ascii="Aptos" w:eastAsia="Aptos" w:hAnsi="Aptos" w:cs="Aptos"/>
+          <w:sz w:val="20"/>
+          <w:szCs w:val="20"/>
+        </w:rPr>
+        <w:t>Whereas IPE/PI and VI require the full probability matrix, P and reward matrix R, to compute an exact solution</w:t>
+      </w:r>
+      <w:r>
+        <w:rPr>
+          <w:rFonts w:ascii="Aptos" w:eastAsia="Aptos" w:hAnsi="Aptos" w:cs="Aptos"/>
+          <w:sz w:val="20"/>
+          <w:szCs w:val="20"/>
+        </w:rPr>
+        <w:t xml:space="preserve">, </w:t>
+      </w:r>
+      <w:r>
+        <w:rPr>
+          <w:rFonts w:ascii="Aptos" w:eastAsia="Aptos" w:hAnsi="Aptos" w:cs="Aptos"/>
+          <w:sz w:val="20"/>
+          <w:szCs w:val="20"/>
+        </w:rPr>
+        <w:t>Temporal Difference</w:t>
+      </w:r>
+      <w:r>
+        <w:rPr>
+          <w:rFonts w:ascii="Aptos" w:eastAsia="Aptos" w:hAnsi="Aptos" w:cs="Aptos"/>
+          <w:sz w:val="20"/>
+          <w:szCs w:val="20"/>
+        </w:rPr>
+        <w:t xml:space="preserve"> (</w:t>
+      </w:r>
+      <w:r>
+        <w:rPr>
+          <w:rFonts w:ascii="Aptos" w:eastAsia="Aptos" w:hAnsi="Aptos" w:cs="Aptos"/>
+          <w:sz w:val="20"/>
+          <w:szCs w:val="20"/>
+        </w:rPr>
+        <w:t>TD</w:t>
+      </w:r>
+      <w:r>
+        <w:rPr>
+          <w:rFonts w:ascii="Aptos" w:eastAsia="Aptos" w:hAnsi="Aptos" w:cs="Aptos"/>
+          <w:sz w:val="20"/>
+          <w:szCs w:val="20"/>
+        </w:rPr>
+        <w:t xml:space="preserve">) </w:t>
+      </w:r>
+      <w:r>
+        <w:rPr>
+          <w:rFonts w:ascii="Aptos" w:eastAsia="Aptos" w:hAnsi="Aptos" w:cs="Aptos"/>
+          <w:sz w:val="20"/>
+          <w:szCs w:val="20"/>
+        </w:rPr>
+        <w:t xml:space="preserve">algorithms </w:t>
+      </w:r>
+      <w:r>
+        <w:rPr>
+          <w:rFonts w:ascii="Aptos" w:eastAsia="Aptos" w:hAnsi="Aptos" w:cs="Aptos"/>
+          <w:sz w:val="20"/>
+          <w:szCs w:val="20"/>
+        </w:rPr>
+        <w:t xml:space="preserve">learns a </w:t>
+      </w:r>
+      <w:r>
+        <w:rPr>
+          <w:rFonts w:ascii="Aptos" w:eastAsia="Aptos" w:hAnsi="Aptos" w:cs="Aptos"/>
+          <w:sz w:val="20"/>
+          <w:szCs w:val="20"/>
+        </w:rPr>
+        <w:t xml:space="preserve">policy (π) directly from the environment </w:t>
+      </w:r>
+      <w:r>
+        <w:rPr>
+          <w:rFonts w:ascii="Aptos" w:eastAsia="Aptos" w:hAnsi="Aptos" w:cs="Aptos"/>
+          <w:sz w:val="20"/>
+          <w:szCs w:val="20"/>
+        </w:rPr>
+        <w:t>without ever constructing P or R. This makes RL model-free. It does not require the transition matrix to be known or computed in advance</w:t>
+      </w:r>
+      <w:r>
+        <w:rPr>
+          <w:rFonts w:ascii="Aptos" w:eastAsia="Aptos" w:hAnsi="Aptos" w:cs="Aptos"/>
+          <w:sz w:val="20"/>
+          <w:szCs w:val="20"/>
+        </w:rPr>
+        <w:t>.</w:t>
+      </w:r>
+      <w:r>
+        <w:rPr>
+          <w:rFonts w:ascii="Aptos" w:eastAsia="Aptos" w:hAnsi="Aptos" w:cs="Aptos"/>
+          <w:sz w:val="20"/>
+          <w:szCs w:val="20"/>
+        </w:rPr>
+        <w:t xml:space="preserve"> As a </w:t>
+      </w:r>
+      <w:r>
+        <w:rPr>
+          <w:rFonts w:ascii="Aptos" w:eastAsia="Aptos" w:hAnsi="Aptos" w:cs="Aptos"/>
+          <w:sz w:val="20"/>
+          <w:szCs w:val="20"/>
+        </w:rPr>
+        <w:t>consequence,</w:t>
+      </w:r>
+      <w:r>
+        <w:rPr>
+          <w:rFonts w:ascii="Aptos" w:eastAsia="Aptos" w:hAnsi="Aptos" w:cs="Aptos"/>
+          <w:sz w:val="20"/>
+          <w:szCs w:val="20"/>
+        </w:rPr>
+        <w:t xml:space="preserve"> </w:t>
+      </w:r>
+      <w:r>
+        <w:rPr>
+          <w:rFonts w:ascii="Aptos" w:eastAsia="Aptos" w:hAnsi="Aptos" w:cs="Aptos"/>
+          <w:sz w:val="20"/>
+          <w:szCs w:val="20"/>
+        </w:rPr>
+        <w:t>TD</w:t>
+      </w:r>
+      <w:r>
+        <w:rPr>
+          <w:rFonts w:ascii="Aptos" w:eastAsia="Aptos" w:hAnsi="Aptos" w:cs="Aptos"/>
+          <w:sz w:val="20"/>
+          <w:szCs w:val="20"/>
+        </w:rPr>
+        <w:t xml:space="preserve"> does not guarantee convergence to the optimal policy the way that DP does, but it scales better as the number of inventory states (</w:t>
+      </w:r>
+      <w:proofErr w:type="spellStart"/>
+      <w:r>
+        <w:rPr>
+          <w:rFonts w:ascii="Aptos" w:eastAsia="Aptos" w:hAnsi="Aptos" w:cs="Aptos"/>
+          <w:sz w:val="20"/>
+          <w:szCs w:val="20"/>
+        </w:rPr>
+        <w:t>M^BSPlvl</w:t>
+      </w:r>
+      <w:proofErr w:type="spellEnd"/>
+      <w:r>
+        <w:rPr>
+          <w:rFonts w:ascii="Aptos" w:eastAsia="Aptos" w:hAnsi="Aptos" w:cs="Aptos"/>
+          <w:sz w:val="20"/>
+          <w:szCs w:val="20"/>
+        </w:rPr>
+        <w:t>) grows.</w:t>
+      </w:r>
+      <w:r>
+        <w:rPr>
+          <w:rFonts w:ascii="Aptos" w:eastAsia="Aptos" w:hAnsi="Aptos" w:cs="Aptos"/>
+          <w:sz w:val="20"/>
+          <w:szCs w:val="20"/>
+        </w:rPr>
+        <w:t xml:space="preserve"> </w:t>
+      </w:r>
+      <w:r>
+        <w:rPr>
+          <w:rFonts w:ascii="Aptos" w:eastAsia="Aptos" w:hAnsi="Aptos" w:cs="Aptos"/>
+          <w:sz w:val="20"/>
+          <w:szCs w:val="20"/>
+        </w:rPr>
+        <w:t xml:space="preserve"> Two approaches that were </w:t>
+      </w:r>
+      <w:r>
+        <w:rPr>
+          <w:rFonts w:ascii="Aptos" w:eastAsia="Aptos" w:hAnsi="Aptos" w:cs="Aptos"/>
+          <w:sz w:val="20"/>
+          <w:szCs w:val="20"/>
+        </w:rPr>
+        <w:t>applied</w:t>
+      </w:r>
+      <w:r>
+        <w:rPr>
+          <w:rFonts w:ascii="Aptos" w:eastAsia="Aptos" w:hAnsi="Aptos" w:cs="Aptos"/>
+          <w:sz w:val="20"/>
+          <w:szCs w:val="20"/>
+        </w:rPr>
+        <w:t xml:space="preserve"> in this report</w:t>
+      </w:r>
+      <w:r>
+        <w:rPr>
+          <w:rFonts w:ascii="Aptos" w:eastAsia="Aptos" w:hAnsi="Aptos" w:cs="Aptos"/>
+          <w:sz w:val="20"/>
+          <w:szCs w:val="20"/>
+        </w:rPr>
+        <w:t xml:space="preserve">: </w:t>
+      </w:r>
+      <w:r>
+        <w:rPr>
+          <w:rFonts w:ascii="Aptos" w:eastAsia="Aptos" w:hAnsi="Aptos" w:cs="Aptos"/>
+          <w:sz w:val="20"/>
+          <w:szCs w:val="20"/>
+        </w:rPr>
+        <w:t>Q-learning</w:t>
+      </w:r>
+      <w:r>
+        <w:rPr>
+          <w:rFonts w:ascii="Aptos" w:eastAsia="Aptos" w:hAnsi="Aptos" w:cs="Aptos"/>
+          <w:sz w:val="20"/>
+          <w:szCs w:val="20"/>
+        </w:rPr>
+        <w:t xml:space="preserve"> and SARSA</w:t>
+      </w:r>
+      <w:r>
+        <w:rPr>
+          <w:rFonts w:ascii="Aptos" w:eastAsia="Aptos" w:hAnsi="Aptos" w:cs="Aptos"/>
+          <w:sz w:val="20"/>
+          <w:szCs w:val="20"/>
+        </w:rPr>
+        <w:t>.</w:t>
       </w:r>
     </w:p>
     <w:p>
       <w:pPr>
         <w:spacing w:line="276" w:lineRule="auto"/>
-        <w:rPr>
+        <w:jc w:val="both"/>
+        <w:rPr>
+          <w:rFonts w:ascii="Aptos" w:eastAsia="Aptos" w:hAnsi="Aptos" w:cs="Aptos"/>
           <w:sz w:val="20"/>
           <w:szCs w:val="20"/>
         </w:rPr>
@@ -2320,7 +2874,87 @@
           <w:sz w:val="20"/>
           <w:szCs w:val="20"/>
         </w:rPr>
-        <w:t xml:space="preserve">Another approach to try to find the best policy (π) for setting the discount for perishable products is using Reinforcement Learning (RL). Learning π directly from the environment instead of using the full transition probabilities. Two approaches that were used in this report where SARSA and Q-learning. </w:t>
+        <w:t xml:space="preserve">Reinforcement learning </w:t>
+      </w:r>
+      <w:r>
+        <w:rPr>
+          <w:rFonts w:ascii="Aptos" w:eastAsia="Aptos" w:hAnsi="Aptos" w:cs="Aptos"/>
+          <w:sz w:val="20"/>
+          <w:szCs w:val="20"/>
+        </w:rPr>
+        <w:t>cannot</w:t>
+      </w:r>
+      <w:r>
+        <w:rPr>
+          <w:rFonts w:ascii="Aptos" w:eastAsia="Aptos" w:hAnsi="Aptos" w:cs="Aptos"/>
+          <w:sz w:val="20"/>
+          <w:szCs w:val="20"/>
+        </w:rPr>
+        <w:t xml:space="preserve"> outperform DP </w:t>
+      </w:r>
+      <w:r>
+        <w:rPr>
+          <w:rFonts w:ascii="Aptos" w:eastAsia="Aptos" w:hAnsi="Aptos" w:cs="Aptos"/>
+          <w:sz w:val="20"/>
+          <w:szCs w:val="20"/>
+        </w:rPr>
+        <w:t xml:space="preserve">in terms of reward performance. However, </w:t>
+      </w:r>
+      <w:r>
+        <w:rPr>
+          <w:rFonts w:ascii="Aptos" w:eastAsia="Aptos" w:hAnsi="Aptos" w:cs="Aptos"/>
+          <w:sz w:val="20"/>
+          <w:szCs w:val="20"/>
+        </w:rPr>
+        <w:t xml:space="preserve">since RL is model free it can be applied </w:t>
+      </w:r>
+      <w:r>
+        <w:rPr>
+          <w:rFonts w:ascii="Aptos" w:eastAsia="Aptos" w:hAnsi="Aptos" w:cs="Aptos"/>
+          <w:sz w:val="20"/>
+          <w:szCs w:val="20"/>
+        </w:rPr>
+        <w:t xml:space="preserve">to different types of problems and is less sensitive to the exponential growth of state spaces, making it </w:t>
+      </w:r>
+      <w:r>
+        <w:rPr>
+          <w:rFonts w:ascii="Aptos" w:eastAsia="Aptos" w:hAnsi="Aptos" w:cs="Aptos"/>
+          <w:sz w:val="20"/>
+          <w:szCs w:val="20"/>
+        </w:rPr>
+        <w:t xml:space="preserve">a more computationally </w:t>
+      </w:r>
+      <w:r>
+        <w:rPr>
+          <w:rFonts w:ascii="Aptos" w:eastAsia="Aptos" w:hAnsi="Aptos" w:cs="Aptos"/>
+          <w:sz w:val="20"/>
+          <w:szCs w:val="20"/>
+        </w:rPr>
+        <w:t>efficient alternative</w:t>
+      </w:r>
+      <w:r>
+        <w:rPr>
+          <w:rFonts w:ascii="Aptos" w:eastAsia="Aptos" w:hAnsi="Aptos" w:cs="Aptos"/>
+          <w:sz w:val="20"/>
+          <w:szCs w:val="20"/>
+        </w:rPr>
+        <w:t xml:space="preserve"> as the inventory </w:t>
+      </w:r>
+      <w:r>
+        <w:rPr>
+          <w:rFonts w:ascii="Aptos" w:eastAsia="Aptos" w:hAnsi="Aptos" w:cs="Aptos"/>
+          <w:sz w:val="20"/>
+          <w:szCs w:val="20"/>
+        </w:rPr>
+        <w:t>space grows</w:t>
+      </w:r>
+      <w:r>
+        <w:rPr>
+          <w:rFonts w:ascii="Aptos" w:eastAsia="Aptos" w:hAnsi="Aptos" w:cs="Aptos"/>
+          <w:sz w:val="20"/>
+          <w:szCs w:val="20"/>
+        </w:rPr>
+        <w:t>.</w:t>
       </w:r>
     </w:p>
     <w:p>
@@ -2334,18 +2968,214 @@
     <w:p>
       <w:pPr>
         <w:spacing w:line="276" w:lineRule="auto"/>
+        <w:jc w:val="both"/>
+        <w:rPr>
+          <w:sz w:val="20"/>
+          <w:szCs w:val="20"/>
+        </w:rPr>
       </w:pPr>
       <w:r>
         <w:rPr>
           <w:rFonts w:ascii="Aptos" w:eastAsia="Aptos" w:hAnsi="Aptos" w:cs="Aptos"/>
-        </w:rPr>
-        <w:t>Q-learning applies an off-policy TD control, updating the q-table with the best action possible for that state. Updating rule:</w:t>
+          <w:sz w:val="20"/>
+          <w:szCs w:val="20"/>
+        </w:rPr>
+        <w:t xml:space="preserve">Q-learning </w:t>
+      </w:r>
+      <w:r>
+        <w:rPr>
+          <w:rFonts w:ascii="Aptos" w:eastAsia="Aptos" w:hAnsi="Aptos" w:cs="Aptos"/>
+          <w:sz w:val="20"/>
+          <w:szCs w:val="20"/>
+        </w:rPr>
+        <w:t xml:space="preserve">is an </w:t>
+      </w:r>
+      <w:r>
+        <w:rPr>
+          <w:rFonts w:ascii="Aptos" w:eastAsia="Aptos" w:hAnsi="Aptos" w:cs="Aptos"/>
+          <w:sz w:val="20"/>
+          <w:szCs w:val="20"/>
+        </w:rPr>
+        <w:t>off-policy TD control</w:t>
+      </w:r>
+      <w:r>
+        <w:rPr>
+          <w:rFonts w:ascii="Aptos" w:eastAsia="Aptos" w:hAnsi="Aptos" w:cs="Aptos"/>
+          <w:sz w:val="20"/>
+          <w:szCs w:val="20"/>
+        </w:rPr>
+        <w:t xml:space="preserve"> algorithm</w:t>
+      </w:r>
+      <w:r>
+        <w:rPr>
+          <w:rFonts w:ascii="Aptos" w:eastAsia="Aptos" w:hAnsi="Aptos" w:cs="Aptos"/>
+          <w:sz w:val="20"/>
+          <w:szCs w:val="20"/>
+        </w:rPr>
+        <w:t xml:space="preserve">, updating the </w:t>
+      </w:r>
+      <w:r>
+        <w:rPr>
+          <w:rFonts w:ascii="Aptos" w:eastAsia="Aptos" w:hAnsi="Aptos" w:cs="Aptos"/>
+          <w:sz w:val="20"/>
+          <w:szCs w:val="20"/>
+        </w:rPr>
+        <w:t>Q(</w:t>
+      </w:r>
+      <w:proofErr w:type="spellStart"/>
+      <w:r>
+        <w:rPr>
+          <w:rFonts w:ascii="Aptos" w:eastAsia="Aptos" w:hAnsi="Aptos" w:cs="Aptos"/>
+          <w:sz w:val="20"/>
+          <w:szCs w:val="20"/>
+        </w:rPr>
+        <w:t>s,a</w:t>
+      </w:r>
+      <w:proofErr w:type="spellEnd"/>
+      <w:r>
+        <w:rPr>
+          <w:rFonts w:ascii="Aptos" w:eastAsia="Aptos" w:hAnsi="Aptos" w:cs="Aptos"/>
+          <w:sz w:val="20"/>
+          <w:szCs w:val="20"/>
+        </w:rPr>
+        <w:t>)</w:t>
+      </w:r>
+      <w:r>
+        <w:rPr>
+          <w:rFonts w:ascii="Aptos" w:eastAsia="Aptos" w:hAnsi="Aptos" w:cs="Aptos"/>
+          <w:sz w:val="20"/>
+          <w:szCs w:val="20"/>
+        </w:rPr>
+        <w:t xml:space="preserve"> </w:t>
+      </w:r>
+      <w:r>
+        <w:rPr>
+          <w:rFonts w:ascii="Aptos" w:eastAsia="Aptos" w:hAnsi="Aptos" w:cs="Aptos"/>
+          <w:sz w:val="20"/>
+          <w:szCs w:val="20"/>
+        </w:rPr>
+        <w:t>using the value of the next</w:t>
+      </w:r>
+      <w:r>
+        <w:rPr>
+          <w:rFonts w:ascii="Aptos" w:eastAsia="Aptos" w:hAnsi="Aptos" w:cs="Aptos"/>
+          <w:sz w:val="20"/>
+          <w:szCs w:val="20"/>
+        </w:rPr>
+        <w:t xml:space="preserve"> best</w:t>
+      </w:r>
+      <w:r>
+        <w:rPr>
+          <w:rFonts w:ascii="Aptos" w:eastAsia="Aptos" w:hAnsi="Aptos" w:cs="Aptos"/>
+          <w:sz w:val="20"/>
+          <w:szCs w:val="20"/>
+        </w:rPr>
+        <w:t xml:space="preserve"> available</w:t>
+      </w:r>
+      <w:r>
+        <w:rPr>
+          <w:rFonts w:ascii="Aptos" w:eastAsia="Aptos" w:hAnsi="Aptos" w:cs="Aptos"/>
+          <w:sz w:val="20"/>
+          <w:szCs w:val="20"/>
+        </w:rPr>
+        <w:t xml:space="preserve"> action</w:t>
+      </w:r>
+      <w:r>
+        <w:rPr>
+          <w:rFonts w:ascii="Aptos" w:eastAsia="Aptos" w:hAnsi="Aptos" w:cs="Aptos"/>
+          <w:sz w:val="20"/>
+          <w:szCs w:val="20"/>
+        </w:rPr>
+        <w:t xml:space="preserve"> in the next state, regardless of which action is actually selected next</w:t>
+      </w:r>
+      <w:r>
+        <w:rPr>
+          <w:rFonts w:ascii="Aptos" w:eastAsia="Aptos" w:hAnsi="Aptos" w:cs="Aptos"/>
+          <w:sz w:val="20"/>
+          <w:szCs w:val="20"/>
+        </w:rPr>
+        <w:t>.</w:t>
+      </w:r>
+      <w:r>
+        <w:rPr>
+          <w:rFonts w:ascii="Aptos" w:eastAsia="Aptos" w:hAnsi="Aptos" w:cs="Aptos"/>
+          <w:sz w:val="20"/>
+          <w:szCs w:val="20"/>
+        </w:rPr>
+        <w:t xml:space="preserve"> Actions during training are chosen with an ε-greedy</w:t>
+      </w:r>
+      <w:r>
+        <w:rPr>
+          <w:rFonts w:ascii="Aptos" w:eastAsia="Aptos" w:hAnsi="Aptos" w:cs="Aptos"/>
+          <w:sz w:val="20"/>
+          <w:szCs w:val="20"/>
+        </w:rPr>
+        <w:t xml:space="preserve"> </w:t>
+      </w:r>
+      <w:r>
+        <w:rPr>
+          <w:rFonts w:ascii="Aptos" w:eastAsia="Aptos" w:hAnsi="Aptos" w:cs="Aptos"/>
+          <w:sz w:val="20"/>
+          <w:szCs w:val="20"/>
+        </w:rPr>
+        <w:t>policy</w:t>
+      </w:r>
+      <w:r>
+        <w:rPr>
+          <w:rFonts w:ascii="Aptos" w:eastAsia="Aptos" w:hAnsi="Aptos" w:cs="Aptos"/>
+          <w:sz w:val="20"/>
+          <w:szCs w:val="20"/>
+        </w:rPr>
+        <w:t xml:space="preserve"> with a 1-ε probability to pick the greedy action</w:t>
+      </w:r>
+      <w:r>
+        <w:rPr>
+          <w:rFonts w:ascii="Aptos" w:eastAsia="Aptos" w:hAnsi="Aptos" w:cs="Aptos"/>
+          <w:sz w:val="20"/>
+          <w:szCs w:val="20"/>
+        </w:rPr>
+        <w:t xml:space="preserve"> and select a random value otherwise</w:t>
+      </w:r>
+      <w:r>
+        <w:rPr>
+          <w:rFonts w:ascii="Aptos" w:eastAsia="Aptos" w:hAnsi="Aptos" w:cs="Aptos"/>
+          <w:sz w:val="20"/>
+          <w:szCs w:val="20"/>
+        </w:rPr>
+        <w:t>, to balance the exploration of the state-action space. The u</w:t>
+      </w:r>
+      <w:r>
+        <w:rPr>
+          <w:rFonts w:ascii="Aptos" w:eastAsia="Aptos" w:hAnsi="Aptos" w:cs="Aptos"/>
+          <w:sz w:val="20"/>
+          <w:szCs w:val="20"/>
+        </w:rPr>
+        <w:t>pdating rule</w:t>
+      </w:r>
+      <w:r>
+        <w:rPr>
+          <w:rFonts w:ascii="Aptos" w:eastAsia="Aptos" w:hAnsi="Aptos" w:cs="Aptos"/>
+          <w:sz w:val="20"/>
+          <w:szCs w:val="20"/>
+        </w:rPr>
+        <w:t xml:space="preserve"> is</w:t>
+      </w:r>
+      <w:r>
+        <w:rPr>
+          <w:rFonts w:ascii="Aptos" w:eastAsia="Aptos" w:hAnsi="Aptos" w:cs="Aptos"/>
+          <w:sz w:val="20"/>
+          <w:szCs w:val="20"/>
+        </w:rPr>
+        <w:t>:</w:t>
       </w:r>
     </w:p>
     <w:p>
       <w:pPr>
         <w:spacing w:line="276" w:lineRule="auto"/>
         <w:jc w:val="center"/>
+        <w:rPr>
+          <w:rFonts w:eastAsiaTheme="minorEastAsia"/>
+        </w:rPr>
       </w:pPr>
       <m:oMathPara>
         <m:oMath>
@@ -2360,6 +3190,11 @@
     </w:p>
     <w:p>
       <w:pPr>
+        <w:spacing w:line="276" w:lineRule="auto"/>
+      </w:pPr>
+    </w:p>
+    <w:p>
+      <w:pPr>
         <w:pStyle w:val="Heading2"/>
       </w:pPr>
       <w:r>
@@ -2369,6 +3204,7 @@
     <w:p>
       <w:pPr>
         <w:spacing w:line="276" w:lineRule="auto"/>
+        <w:jc w:val="both"/>
         <w:rPr>
           <w:sz w:val="20"/>
           <w:szCs w:val="20"/>
@@ -2380,7 +3216,111 @@
           <w:sz w:val="20"/>
           <w:szCs w:val="20"/>
         </w:rPr>
-        <w:t>Sarsa uses an on-policy TD control, where a’ is the action actually selected next. In contrast with Q-learning it is more conservative near costly states, Q-learning converges faster but can be riskier during learning.  Updating rule:</w:t>
+        <w:t>SARSA (State-Action-Reward-State-Action)</w:t>
+      </w:r>
+      <w:r>
+        <w:rPr>
+          <w:rFonts w:ascii="Aptos" w:eastAsia="Aptos" w:hAnsi="Aptos" w:cs="Aptos"/>
+          <w:sz w:val="20"/>
+          <w:szCs w:val="20"/>
+        </w:rPr>
+        <w:t xml:space="preserve"> </w:t>
+      </w:r>
+      <w:r>
+        <w:rPr>
+          <w:rFonts w:ascii="Aptos" w:eastAsia="Aptos" w:hAnsi="Aptos" w:cs="Aptos"/>
+          <w:sz w:val="20"/>
+          <w:szCs w:val="20"/>
+        </w:rPr>
+        <w:t>is</w:t>
+      </w:r>
+      <w:r>
+        <w:rPr>
+          <w:rFonts w:ascii="Aptos" w:eastAsia="Aptos" w:hAnsi="Aptos" w:cs="Aptos"/>
+          <w:sz w:val="20"/>
+          <w:szCs w:val="20"/>
+        </w:rPr>
+        <w:t xml:space="preserve"> an on-policy TD control</w:t>
+      </w:r>
+      <w:r>
+        <w:rPr>
+          <w:rFonts w:ascii="Aptos" w:eastAsia="Aptos" w:hAnsi="Aptos" w:cs="Aptos"/>
+          <w:sz w:val="20"/>
+          <w:szCs w:val="20"/>
+        </w:rPr>
+        <w:t xml:space="preserve"> algorithm</w:t>
+      </w:r>
+      <w:r>
+        <w:rPr>
+          <w:rFonts w:ascii="Aptos" w:eastAsia="Aptos" w:hAnsi="Aptos" w:cs="Aptos"/>
+          <w:sz w:val="20"/>
+          <w:szCs w:val="20"/>
+        </w:rPr>
+        <w:t xml:space="preserve">, where </w:t>
+      </w:r>
+      <w:r>
+        <w:rPr>
+          <w:rFonts w:ascii="Aptos" w:eastAsia="Aptos" w:hAnsi="Aptos" w:cs="Aptos"/>
+          <w:sz w:val="20"/>
+          <w:szCs w:val="20"/>
+        </w:rPr>
+        <w:t xml:space="preserve">Q(s, a) </w:t>
+      </w:r>
+      <w:r>
+        <w:rPr>
+          <w:rFonts w:ascii="Aptos" w:eastAsia="Aptos" w:hAnsi="Aptos" w:cs="Aptos"/>
+          <w:sz w:val="20"/>
+          <w:szCs w:val="20"/>
+        </w:rPr>
+        <w:t xml:space="preserve">is </w:t>
+      </w:r>
+      <w:r>
+        <w:rPr>
+          <w:rFonts w:ascii="Aptos" w:eastAsia="Aptos" w:hAnsi="Aptos" w:cs="Aptos"/>
+          <w:sz w:val="20"/>
+          <w:szCs w:val="20"/>
+        </w:rPr>
+        <w:t xml:space="preserve">updated using the value of the actual selected action (a’) under the </w:t>
+      </w:r>
+      <w:r>
+        <w:rPr>
+          <w:rFonts w:ascii="Aptos" w:eastAsia="Aptos" w:hAnsi="Aptos" w:cs="Aptos"/>
+          <w:sz w:val="20"/>
+          <w:szCs w:val="20"/>
+        </w:rPr>
+        <w:t>ε-greedy</w:t>
+      </w:r>
+      <w:r>
+        <w:rPr>
+          <w:rFonts w:ascii="Aptos" w:eastAsia="Aptos" w:hAnsi="Aptos" w:cs="Aptos"/>
+          <w:sz w:val="20"/>
+          <w:szCs w:val="20"/>
+        </w:rPr>
+        <w:t>. The u</w:t>
+      </w:r>
+      <w:r>
+        <w:rPr>
+          <w:rFonts w:ascii="Aptos" w:eastAsia="Aptos" w:hAnsi="Aptos" w:cs="Aptos"/>
+          <w:sz w:val="20"/>
+          <w:szCs w:val="20"/>
+        </w:rPr>
+        <w:t>pdating rule</w:t>
+      </w:r>
+      <w:r>
+        <w:rPr>
+          <w:rFonts w:ascii="Aptos" w:eastAsia="Aptos" w:hAnsi="Aptos" w:cs="Aptos"/>
+          <w:sz w:val="20"/>
+          <w:szCs w:val="20"/>
+        </w:rPr>
+        <w:t xml:space="preserve"> is</w:t>
+      </w:r>
+      <w:r>
+        <w:rPr>
+          <w:rFonts w:ascii="Aptos" w:eastAsia="Aptos" w:hAnsi="Aptos" w:cs="Aptos"/>
+          <w:sz w:val="20"/>
+          <w:szCs w:val="20"/>
+        </w:rPr>
+        <w:t>:</w:t>
       </w:r>
     </w:p>
     <w:p>
@@ -2388,6 +3328,7 @@
         <w:spacing w:line="276" w:lineRule="auto"/>
         <w:jc w:val="center"/>
         <w:rPr>
+          <w:rFonts w:eastAsiaTheme="minorEastAsia"/>
           <w:sz w:val="20"/>
           <w:szCs w:val="20"/>
         </w:rPr>
@@ -2407,46 +3348,44 @@
     </w:p>
     <w:p>
       <w:pPr>
-        <w:pStyle w:val="Heading2"/>
+        <w:spacing w:line="276" w:lineRule="auto"/>
+        <w:jc w:val="both"/>
+        <w:rPr>
+          <w:sz w:val="20"/>
+          <w:szCs w:val="20"/>
+        </w:rPr>
       </w:pPr>
       <w:r>
-        <w:t>The environments</w:t>
-      </w:r>
-    </w:p>
-    <w:p>
-      <w:pPr>
-        <w:spacing w:line="276" w:lineRule="auto"/>
-        <w:rPr>
-          <w:sz w:val="20"/>
-          <w:szCs w:val="20"/>
-        </w:rPr>
-      </w:pPr>
-      <w:commentRangeStart w:id="0"/>
-      <w:r>
-        <w:rPr>
-          <w:rFonts w:ascii="Aptos" w:eastAsia="Aptos" w:hAnsi="Aptos" w:cs="Aptos"/>
-          <w:sz w:val="20"/>
-          <w:szCs w:val="20"/>
-        </w:rPr>
-        <w:t xml:space="preserve">Every episode in the Environment simulated 100 years (36500 days), </w:t>
-      </w:r>
-      <w:commentRangeEnd w:id="0"/>
-      <w:r>
-        <w:rPr>
-          <w:rStyle w:val="CommentReference"/>
-          <w:rFonts w:ascii="Aptos" w:eastAsia="Aptos" w:hAnsi="Aptos" w:cs="Aptos"/>
-          <w:sz w:val="20"/>
-          <w:szCs w:val="20"/>
-        </w:rPr>
-        <w:commentReference w:id="0"/>
-      </w:r>
-      <w:r>
-        <w:rPr>
-          <w:rFonts w:ascii="Aptos" w:eastAsia="Aptos" w:hAnsi="Aptos" w:cs="Aptos"/>
-          <w:sz w:val="20"/>
-          <w:szCs w:val="20"/>
-        </w:rPr>
-        <w:t xml:space="preserve">the model was evaluated every 5000 iterations, when convergence occurred, defined as a change &lt;1% at the next evaluation iteration, the simulation was stopped. Epsilon was initialised with a decay, learning rate (alpha) and discount factor (gamma) were fixed. Before every run an empty Q-table was initialised of size (UBI+1)^M. </w:t>
+        <w:rPr>
+          <w:rFonts w:eastAsiaTheme="minorEastAsia"/>
+          <w:sz w:val="20"/>
+          <w:szCs w:val="20"/>
+        </w:rPr>
+        <w:t>Since SARSA’s updating rule includes exploration itself it tends to learn more conservative</w:t>
+      </w:r>
+      <w:r>
+        <w:rPr>
+          <w:rFonts w:eastAsiaTheme="minorEastAsia"/>
+          <w:sz w:val="20"/>
+          <w:szCs w:val="20"/>
+        </w:rPr>
+        <w:t xml:space="preserve"> behaviour near costly states. Actions that lead to poor results under exploration are penalised more directly. Q learning can converge </w:t>
+      </w:r>
+      <w:r>
+        <w:rPr>
+          <w:rFonts w:eastAsiaTheme="minorEastAsia"/>
+          <w:sz w:val="20"/>
+          <w:szCs w:val="20"/>
+        </w:rPr>
+        <w:t>faster but</w:t>
+      </w:r>
+      <w:r>
+        <w:rPr>
+          <w:rFonts w:eastAsiaTheme="minorEastAsia"/>
+          <w:sz w:val="20"/>
+          <w:szCs w:val="20"/>
+        </w:rPr>
+        <w:t xml:space="preserve"> may learn a policy that performs worse during exploration.</w:t>
       </w:r>
     </w:p>
     <w:p>
@@ -2454,14 +3393,15 @@
         <w:pStyle w:val="Heading2"/>
       </w:pPr>
       <w:r>
-        <w:lastRenderedPageBreak/>
-        <w:t>Hyperparameter tuning</w:t>
+        <w:t>The environments</w:t>
       </w:r>
     </w:p>
     <w:p>
       <w:pPr>
         <w:spacing w:line="276" w:lineRule="auto"/>
-        <w:rPr>
+        <w:jc w:val="both"/>
+        <w:rPr>
+          <w:rFonts w:ascii="Aptos" w:eastAsia="Aptos" w:hAnsi="Aptos" w:cs="Aptos"/>
           <w:sz w:val="20"/>
           <w:szCs w:val="20"/>
         </w:rPr>
@@ -2472,13 +3412,193 @@
           <w:sz w:val="20"/>
           <w:szCs w:val="20"/>
         </w:rPr>
-        <w:t>To select the best parameters in the available time a manual sweep of a few parameters was performed. The algorithm was tuned for alpha and gamma. The tuning was repeated over 3 seeds and The results with the highest average profit were selected as model with the best parameters.</w:t>
+        <w:t>Eac</w:t>
+      </w:r>
+      <w:r>
+        <w:rPr>
+          <w:rFonts w:ascii="Aptos" w:eastAsia="Aptos" w:hAnsi="Aptos" w:cs="Aptos"/>
+          <w:sz w:val="20"/>
+          <w:szCs w:val="20"/>
+        </w:rPr>
+        <w:t xml:space="preserve">h </w:t>
+      </w:r>
+      <w:r>
+        <w:rPr>
+          <w:rFonts w:ascii="Aptos" w:eastAsia="Aptos" w:hAnsi="Aptos" w:cs="Aptos"/>
+          <w:sz w:val="20"/>
+          <w:szCs w:val="20"/>
+        </w:rPr>
+        <w:t>training run consisted out of episode where one episode simulated 3</w:t>
+      </w:r>
+      <w:r>
+        <w:rPr>
+          <w:rFonts w:ascii="Aptos" w:eastAsia="Aptos" w:hAnsi="Aptos" w:cs="Aptos"/>
+          <w:sz w:val="20"/>
+          <w:szCs w:val="20"/>
+        </w:rPr>
+        <w:t>6500 iterations. T</w:t>
+      </w:r>
+      <w:r>
+        <w:rPr>
+          <w:rFonts w:ascii="Aptos" w:eastAsia="Aptos" w:hAnsi="Aptos" w:cs="Aptos"/>
+          <w:sz w:val="20"/>
+          <w:szCs w:val="20"/>
+        </w:rPr>
+        <w:t>he model was evaluated every 5000 iterations</w:t>
+      </w:r>
+      <w:r>
+        <w:rPr>
+          <w:rFonts w:ascii="Aptos" w:eastAsia="Aptos" w:hAnsi="Aptos" w:cs="Aptos"/>
+          <w:sz w:val="20"/>
+          <w:szCs w:val="20"/>
+        </w:rPr>
+        <w:t xml:space="preserve"> training stopped</w:t>
+      </w:r>
+      <w:r>
+        <w:rPr>
+          <w:rFonts w:ascii="Aptos" w:eastAsia="Aptos" w:hAnsi="Aptos" w:cs="Aptos"/>
+          <w:sz w:val="20"/>
+          <w:szCs w:val="20"/>
+        </w:rPr>
+        <w:t xml:space="preserve"> when </w:t>
+      </w:r>
+      <w:r>
+        <w:rPr>
+          <w:rFonts w:ascii="Aptos" w:eastAsia="Aptos" w:hAnsi="Aptos" w:cs="Aptos"/>
+          <w:sz w:val="20"/>
+          <w:szCs w:val="20"/>
+        </w:rPr>
+        <w:t>the average profit per period between successive evaluations was below 1% (</w:t>
+      </w:r>
+      <w:r>
+        <w:rPr>
+          <w:rFonts w:ascii="Aptos" w:eastAsia="Aptos" w:hAnsi="Aptos" w:cs="Aptos"/>
+          <w:sz w:val="20"/>
+          <w:szCs w:val="20"/>
+        </w:rPr>
+        <w:t>convergence</w:t>
+      </w:r>
+      <w:r>
+        <w:rPr>
+          <w:rFonts w:ascii="Aptos" w:eastAsia="Aptos" w:hAnsi="Aptos" w:cs="Aptos"/>
+          <w:sz w:val="20"/>
+          <w:szCs w:val="20"/>
+        </w:rPr>
+        <w:t xml:space="preserve">). The exploration rate </w:t>
+      </w:r>
+      <w:r>
+        <w:rPr>
+          <w:rFonts w:ascii="Aptos" w:eastAsia="Aptos" w:hAnsi="Aptos" w:cs="Aptos"/>
+          <w:sz w:val="20"/>
+          <w:szCs w:val="20"/>
+        </w:rPr>
+        <w:t>ε</w:t>
+      </w:r>
+      <w:r>
+        <w:rPr>
+          <w:rFonts w:ascii="Aptos" w:eastAsia="Aptos" w:hAnsi="Aptos" w:cs="Aptos"/>
+          <w:sz w:val="20"/>
+          <w:szCs w:val="20"/>
+        </w:rPr>
+        <w:t xml:space="preserve"> </w:t>
+      </w:r>
+      <w:r>
+        <w:rPr>
+          <w:rFonts w:ascii="Aptos" w:eastAsia="Aptos" w:hAnsi="Aptos" w:cs="Aptos"/>
+          <w:sz w:val="20"/>
+          <w:szCs w:val="20"/>
+        </w:rPr>
+        <w:t>was initialised</w:t>
+      </w:r>
+      <w:r>
+        <w:rPr>
+          <w:rFonts w:ascii="Aptos" w:eastAsia="Aptos" w:hAnsi="Aptos" w:cs="Aptos"/>
+          <w:sz w:val="20"/>
+          <w:szCs w:val="20"/>
+        </w:rPr>
+        <w:t xml:space="preserve"> at 1.0 and decayed by 0.998 towards an </w:t>
+      </w:r>
+      <w:r>
+        <w:rPr>
+          <w:rFonts w:ascii="Aptos" w:eastAsia="Aptos" w:hAnsi="Aptos" w:cs="Aptos"/>
+          <w:sz w:val="20"/>
+          <w:szCs w:val="20"/>
+        </w:rPr>
+        <w:t>ε</w:t>
+      </w:r>
+      <w:r>
+        <w:rPr>
+          <w:rFonts w:ascii="Aptos" w:eastAsia="Aptos" w:hAnsi="Aptos" w:cs="Aptos"/>
+          <w:sz w:val="20"/>
+          <w:szCs w:val="20"/>
+        </w:rPr>
+        <w:t>-min of 0.05</w:t>
+      </w:r>
+      <w:r>
+        <w:rPr>
+          <w:rFonts w:ascii="Aptos" w:eastAsia="Aptos" w:hAnsi="Aptos" w:cs="Aptos"/>
+          <w:sz w:val="20"/>
+          <w:szCs w:val="20"/>
+        </w:rPr>
+        <w:t>.</w:t>
+      </w:r>
+      <w:r>
+        <w:rPr>
+          <w:rFonts w:ascii="Aptos" w:eastAsia="Aptos" w:hAnsi="Aptos" w:cs="Aptos"/>
+          <w:sz w:val="20"/>
+          <w:szCs w:val="20"/>
+        </w:rPr>
+        <w:t xml:space="preserve"> Before every run an empty Q-table was initialised of size (</w:t>
+      </w:r>
+      <w:r>
+        <w:rPr>
+          <w:rFonts w:ascii="Aptos" w:eastAsia="Aptos" w:hAnsi="Aptos" w:cs="Aptos"/>
+          <w:sz w:val="20"/>
+          <w:szCs w:val="20"/>
+        </w:rPr>
+        <w:t>M</w:t>
+      </w:r>
+      <w:r>
+        <w:rPr>
+          <w:rFonts w:ascii="Aptos" w:eastAsia="Aptos" w:hAnsi="Aptos" w:cs="Aptos"/>
+          <w:sz w:val="20"/>
+          <w:szCs w:val="20"/>
+        </w:rPr>
+        <w:t>+1)^</w:t>
+      </w:r>
+      <w:proofErr w:type="spellStart"/>
+      <w:r>
+        <w:rPr>
+          <w:rFonts w:ascii="Aptos" w:eastAsia="Aptos" w:hAnsi="Aptos" w:cs="Aptos"/>
+          <w:sz w:val="20"/>
+          <w:szCs w:val="20"/>
+        </w:rPr>
+        <w:t>BSPlvl</w:t>
+      </w:r>
+      <w:proofErr w:type="spellEnd"/>
+      <w:r>
+        <w:rPr>
+          <w:rFonts w:ascii="Aptos" w:eastAsia="Aptos" w:hAnsi="Aptos" w:cs="Aptos"/>
+          <w:sz w:val="20"/>
+          <w:szCs w:val="20"/>
+        </w:rPr>
+        <w:t xml:space="preserve">. </w:t>
+      </w:r>
+    </w:p>
+    <w:p>
+      <w:pPr>
+        <w:pStyle w:val="Heading2"/>
+      </w:pPr>
+      <w:r>
+        <w:t>Hyperparameter tuning</w:t>
       </w:r>
     </w:p>
     <w:p>
       <w:pPr>
         <w:spacing w:line="276" w:lineRule="auto"/>
-        <w:rPr>
+        <w:jc w:val="both"/>
+        <w:rPr>
+          <w:rFonts w:ascii="Aptos" w:eastAsia="Aptos" w:hAnsi="Aptos" w:cs="Aptos"/>
           <w:sz w:val="20"/>
           <w:szCs w:val="20"/>
         </w:rPr>
@@ -2489,8 +3609,98 @@
           <w:sz w:val="20"/>
           <w:szCs w:val="20"/>
         </w:rPr>
-        <w:t>TABLE WITH SETTINGS AND RESULTS</w:t>
-      </w:r>
+        <w:t xml:space="preserve">Given the time available, a manual sweep was performed over α </w:t>
+      </w:r>
+      <w:r>
+        <w:rPr>
+          <w:rFonts w:ascii="Aptos" w:eastAsia="Aptos" w:hAnsi="Aptos" w:cs="Aptos"/>
+          <w:sz w:val="20"/>
+          <w:szCs w:val="20"/>
+        </w:rPr>
+        <w:t>(0</w:t>
+      </w:r>
+      <w:r>
+        <w:rPr>
+          <w:rFonts w:ascii="Aptos" w:eastAsia="Aptos" w:hAnsi="Aptos" w:cs="Aptos"/>
+          <w:sz w:val="20"/>
+          <w:szCs w:val="20"/>
+        </w:rPr>
+        <w:t xml:space="preserve">.5, 0.3 and 0.1) </w:t>
+      </w:r>
+      <w:r>
+        <w:rPr>
+          <w:rFonts w:ascii="Aptos" w:eastAsia="Aptos" w:hAnsi="Aptos" w:cs="Aptos"/>
+          <w:sz w:val="20"/>
+          <w:szCs w:val="20"/>
+        </w:rPr>
+        <w:t xml:space="preserve">and </w:t>
+      </w:r>
+      <w:r>
+        <w:rPr>
+          <w:rFonts w:ascii="Aptos" w:eastAsia="Aptos" w:hAnsi="Aptos" w:cs="Aptos"/>
+          <w:sz w:val="20"/>
+          <w:szCs w:val="20"/>
+        </w:rPr>
+        <w:t>γ</w:t>
+      </w:r>
+      <w:r>
+        <w:rPr>
+          <w:rFonts w:ascii="Aptos" w:eastAsia="Aptos" w:hAnsi="Aptos" w:cs="Aptos"/>
+          <w:sz w:val="20"/>
+          <w:szCs w:val="20"/>
+        </w:rPr>
+        <w:t xml:space="preserve"> (0.8, 0.95 and 0.99)</w:t>
+      </w:r>
+      <w:r>
+        <w:rPr>
+          <w:rFonts w:ascii="Aptos" w:eastAsia="Aptos" w:hAnsi="Aptos" w:cs="Aptos"/>
+          <w:sz w:val="20"/>
+          <w:szCs w:val="20"/>
+        </w:rPr>
+        <w:t>, repeated across three random seeds</w:t>
+      </w:r>
+      <w:r>
+        <w:rPr>
+          <w:rFonts w:ascii="Aptos" w:eastAsia="Aptos" w:hAnsi="Aptos" w:cs="Aptos"/>
+          <w:sz w:val="20"/>
+          <w:szCs w:val="20"/>
+        </w:rPr>
+        <w:t xml:space="preserve"> (0, 1 and 2)</w:t>
+      </w:r>
+      <w:r>
+        <w:rPr>
+          <w:rFonts w:ascii="Aptos" w:eastAsia="Aptos" w:hAnsi="Aptos" w:cs="Aptos"/>
+          <w:sz w:val="20"/>
+          <w:szCs w:val="20"/>
+        </w:rPr>
+        <w:t xml:space="preserve"> per setting to account for the variance. For each </w:t>
+      </w:r>
+      <w:r>
+        <w:rPr>
+          <w:rFonts w:ascii="Aptos" w:eastAsia="Aptos" w:hAnsi="Aptos" w:cs="Aptos"/>
+          <w:sz w:val="20"/>
+          <w:szCs w:val="20"/>
+        </w:rPr>
+        <w:t>combination</w:t>
+      </w:r>
+      <w:r>
+        <w:rPr>
+          <w:rFonts w:ascii="Aptos" w:eastAsia="Aptos" w:hAnsi="Aptos" w:cs="Aptos"/>
+          <w:sz w:val="20"/>
+          <w:szCs w:val="20"/>
+        </w:rPr>
+        <w:t>, the average profit at convergence was recorded and the setting with the highest average profit across seeds was selected as the final configuration for the algorithm.</w:t>
+      </w:r>
+    </w:p>
+    <w:p>
+      <w:pPr>
+        <w:spacing w:line="276" w:lineRule="auto"/>
+        <w:rPr>
+          <w:rFonts w:ascii="Aptos" w:eastAsia="Aptos" w:hAnsi="Aptos" w:cs="Aptos"/>
+          <w:sz w:val="20"/>
+          <w:szCs w:val="20"/>
+        </w:rPr>
+      </w:pPr>
     </w:p>
     <w:p>
       <w:pPr>
@@ -2502,15 +3712,91 @@
     </w:p>
     <w:p>
       <w:pPr>
+        <w:rPr>
+          <w:sz w:val="20"/>
+          <w:szCs w:val="20"/>
+        </w:rPr>
+      </w:pPr>
+      <w:r>
+        <w:rPr>
+          <w:sz w:val="20"/>
+          <w:szCs w:val="20"/>
+        </w:rPr>
+        <w:t xml:space="preserve">The hyperparameter </w:t>
+      </w:r>
+      <w:r>
+        <w:rPr>
+          <w:sz w:val="20"/>
+          <w:szCs w:val="20"/>
+        </w:rPr>
+        <w:t xml:space="preserve">tuning resulted in </w:t>
+      </w:r>
+      <w:r>
+        <w:rPr>
+          <w:sz w:val="20"/>
+          <w:szCs w:val="20"/>
+        </w:rPr>
+        <w:t>an</w:t>
+      </w:r>
+      <w:r>
+        <w:rPr>
+          <w:sz w:val="20"/>
+          <w:szCs w:val="20"/>
+        </w:rPr>
+        <w:t xml:space="preserve"> </w:t>
+      </w:r>
+      <w:r>
+        <w:rPr>
+          <w:rFonts w:ascii="Aptos" w:eastAsia="Aptos" w:hAnsi="Aptos" w:cs="Aptos"/>
+          <w:sz w:val="20"/>
+          <w:szCs w:val="20"/>
+        </w:rPr>
+        <w:t xml:space="preserve">α of </w:t>
+      </w:r>
+      <w:r>
+        <w:rPr>
+          <w:rFonts w:ascii="Aptos" w:eastAsia="Aptos" w:hAnsi="Aptos" w:cs="Aptos"/>
+          <w:sz w:val="20"/>
+          <w:szCs w:val="20"/>
+        </w:rPr>
+        <w:t>0.1 and a γ of 0.95 as the best overall result</w:t>
+      </w:r>
+      <w:r>
+        <w:rPr>
+          <w:rFonts w:ascii="Aptos" w:eastAsia="Aptos" w:hAnsi="Aptos" w:cs="Aptos"/>
+          <w:sz w:val="20"/>
+          <w:szCs w:val="20"/>
+        </w:rPr>
+        <w:t>. Therefore these settings were applied for the TD approaches.</w:t>
+      </w:r>
+    </w:p>
+    <w:p>
+      <w:pPr>
         <w:jc w:val="both"/>
+        <w:rPr>
+          <w:sz w:val="20"/>
+          <w:szCs w:val="20"/>
+        </w:rPr>
       </w:pPr>
       <w:r>
+        <w:rPr>
+          <w:sz w:val="20"/>
+          <w:szCs w:val="20"/>
+        </w:rPr>
         <w:t xml:space="preserve">First, the </w:t>
       </w:r>
       <w:r>
+        <w:rPr>
+          <w:sz w:val="20"/>
+          <w:szCs w:val="20"/>
+        </w:rPr>
         <w:t xml:space="preserve">main algorithm was run for a singular episode </w:t>
       </w:r>
       <w:r>
+        <w:rPr>
+          <w:sz w:val="20"/>
+          <w:szCs w:val="20"/>
+        </w:rPr>
         <w:t xml:space="preserve">on </w:t>
       </w:r>
       <m:oMath>
@@ -2518,6 +3804,8 @@
           <w:rPr>
             <w:rFonts w:ascii="Cambria Math" w:hAnsi="Cambria Math"/>
             <w:noProof/>
+            <w:sz w:val="20"/>
+            <w:szCs w:val="20"/>
           </w:rPr>
           <m:t>μ=3, M=5</m:t>
         </m:r>
@@ -2525,6 +3813,8 @@
       <w:r>
         <w:rPr>
           <w:rFonts w:eastAsiaTheme="minorEastAsia"/>
+          <w:sz w:val="20"/>
+          <w:szCs w:val="20"/>
         </w:rPr>
         <w:t xml:space="preserve">, to establish the FDC </w:t>
       </w:r>
@@ -2533,62 +3823,186 @@
           <w:rFonts w:eastAsiaTheme="minorEastAsia"/>
           <w:b/>
           <w:bCs/>
+          <w:sz w:val="20"/>
+          <w:szCs w:val="20"/>
         </w:rPr>
         <w:t>(Figure 1).</w:t>
       </w:r>
       <w:r>
         <w:rPr>
           <w:rFonts w:eastAsiaTheme="minorEastAsia"/>
+          <w:sz w:val="20"/>
+          <w:szCs w:val="20"/>
         </w:rPr>
         <w:t xml:space="preserve"> </w:t>
       </w:r>
       <w:r>
         <w:rPr>
           <w:rFonts w:eastAsiaTheme="minorEastAsia"/>
-        </w:rPr>
-        <w:t xml:space="preserve">The profit increases from 0- until 20% discount. </w:t>
-      </w:r>
-      <w:r>
-        <w:rPr>
-          <w:rFonts w:eastAsiaTheme="minorEastAsia"/>
-        </w:rPr>
-        <w:t xml:space="preserve">There is a linear decline in profit after that with increasing discount. </w:t>
-      </w:r>
-      <w:r>
-        <w:rPr>
-          <w:rFonts w:eastAsiaTheme="minorEastAsia"/>
+          <w:sz w:val="20"/>
+          <w:szCs w:val="20"/>
+        </w:rPr>
+        <w:t>The profit increases from 0- until 20% discount</w:t>
+      </w:r>
+      <w:r>
+        <w:rPr>
+          <w:rFonts w:eastAsiaTheme="minorEastAsia"/>
+          <w:sz w:val="20"/>
+          <w:szCs w:val="20"/>
+        </w:rPr>
+        <w:t xml:space="preserve">, indicating that </w:t>
+      </w:r>
+      <w:r>
+        <w:rPr>
+          <w:rFonts w:eastAsiaTheme="minorEastAsia"/>
+          <w:sz w:val="20"/>
+          <w:szCs w:val="20"/>
+        </w:rPr>
+        <w:t>tempting FEFO customers is more favourable than not giving a discount for the oldest products</w:t>
+      </w:r>
+      <w:r>
+        <w:rPr>
+          <w:rFonts w:eastAsiaTheme="minorEastAsia"/>
+          <w:sz w:val="20"/>
+          <w:szCs w:val="20"/>
+        </w:rPr>
+        <w:t xml:space="preserve">. </w:t>
+      </w:r>
+      <w:r>
+        <w:rPr>
+          <w:rFonts w:eastAsiaTheme="minorEastAsia"/>
+          <w:sz w:val="20"/>
+          <w:szCs w:val="20"/>
+        </w:rPr>
+        <w:t xml:space="preserve">There is a linear decline in profit </w:t>
+      </w:r>
+      <w:r>
+        <w:rPr>
+          <w:rFonts w:eastAsiaTheme="minorEastAsia"/>
+          <w:sz w:val="20"/>
+          <w:szCs w:val="20"/>
+        </w:rPr>
+        <w:t>for the consequent discount increments</w:t>
+      </w:r>
+      <w:r>
+        <w:rPr>
+          <w:rFonts w:eastAsiaTheme="minorEastAsia"/>
+          <w:sz w:val="20"/>
+          <w:szCs w:val="20"/>
+        </w:rPr>
+        <w:t>.</w:t>
+      </w:r>
+      <w:r>
+        <w:rPr>
+          <w:rFonts w:eastAsiaTheme="minorEastAsia"/>
+          <w:sz w:val="20"/>
+          <w:szCs w:val="20"/>
+        </w:rPr>
+        <w:t xml:space="preserve"> </w:t>
+      </w:r>
+      <w:r>
+        <w:rPr>
+          <w:rFonts w:eastAsiaTheme="minorEastAsia"/>
+          <w:sz w:val="20"/>
+          <w:szCs w:val="20"/>
         </w:rPr>
         <w:t>T</w:t>
       </w:r>
       <w:r>
         <w:rPr>
           <w:rFonts w:eastAsiaTheme="minorEastAsia"/>
+          <w:sz w:val="20"/>
+          <w:szCs w:val="20"/>
         </w:rPr>
         <w:t xml:space="preserve">he proportion of waste linearly </w:t>
       </w:r>
       <w:r>
         <w:rPr>
           <w:rFonts w:eastAsiaTheme="minorEastAsia"/>
+          <w:sz w:val="20"/>
+          <w:szCs w:val="20"/>
         </w:rPr>
         <w:t xml:space="preserve">consistently </w:t>
       </w:r>
       <w:r>
         <w:rPr>
           <w:rFonts w:eastAsiaTheme="minorEastAsia"/>
+          <w:sz w:val="20"/>
+          <w:szCs w:val="20"/>
         </w:rPr>
         <w:t>decreases</w:t>
       </w:r>
       <w:r>
         <w:rPr>
           <w:rFonts w:eastAsiaTheme="minorEastAsia"/>
+          <w:sz w:val="20"/>
+          <w:szCs w:val="20"/>
         </w:rPr>
         <w:t xml:space="preserve"> in similar fashion. Hence, the assumption that </w:t>
       </w:r>
       <w:r>
         <w:rPr>
           <w:rFonts w:eastAsiaTheme="minorEastAsia"/>
-        </w:rPr>
-        <w:t xml:space="preserve">a higher reduction in waste in the extreme discount zone would reduce the profit as well is validated here. </w:t>
+          <w:sz w:val="20"/>
+          <w:szCs w:val="20"/>
+        </w:rPr>
+        <w:t xml:space="preserve">a higher reduction in waste in the </w:t>
+      </w:r>
+      <w:r>
+        <w:rPr>
+          <w:rFonts w:eastAsiaTheme="minorEastAsia"/>
+          <w:sz w:val="20"/>
+          <w:szCs w:val="20"/>
+        </w:rPr>
+        <w:t xml:space="preserve">discount </w:t>
+      </w:r>
+      <w:r>
+        <w:rPr>
+          <w:rFonts w:eastAsiaTheme="minorEastAsia"/>
+          <w:sz w:val="20"/>
+          <w:szCs w:val="20"/>
+        </w:rPr>
+        <w:t>extreme</w:t>
+      </w:r>
+      <w:r>
+        <w:rPr>
+          <w:rFonts w:eastAsiaTheme="minorEastAsia"/>
+          <w:sz w:val="20"/>
+          <w:szCs w:val="20"/>
+        </w:rPr>
+        <w:t>s</w:t>
+      </w:r>
+      <w:r>
+        <w:rPr>
+          <w:rFonts w:eastAsiaTheme="minorEastAsia"/>
+          <w:sz w:val="20"/>
+          <w:szCs w:val="20"/>
+        </w:rPr>
+        <w:t xml:space="preserve"> would reduce the profit is validated here</w:t>
+      </w:r>
+      <w:r>
+        <w:rPr>
+          <w:rFonts w:eastAsiaTheme="minorEastAsia"/>
+          <w:sz w:val="20"/>
+          <w:szCs w:val="20"/>
+        </w:rPr>
+        <w:t>, and therefore no</w:t>
+      </w:r>
+      <w:r>
+        <w:rPr>
+          <w:rFonts w:eastAsiaTheme="minorEastAsia"/>
+          <w:sz w:val="20"/>
+          <w:szCs w:val="20"/>
+        </w:rPr>
+        <w:t>t desired</w:t>
+      </w:r>
+      <w:r>
+        <w:rPr>
+          <w:rFonts w:eastAsiaTheme="minorEastAsia"/>
+          <w:sz w:val="20"/>
+          <w:szCs w:val="20"/>
+        </w:rPr>
+        <w:t xml:space="preserve">. </w:t>
       </w:r>
     </w:p>
     <w:tbl>
@@ -2678,7 +4092,7 @@
                           <pic:cNvPicPr/>
                         </pic:nvPicPr>
                         <pic:blipFill>
-                          <a:blip r:embed="rId8" cstate="print">
+                          <a:blip r:embed="rId7" cstate="print">
                             <a:extLst>
                               <a:ext uri="{28A0092B-C50C-407E-A947-70E740481C1C}">
                                 <a14:useLocalDpi xmlns:a14="http://schemas.microsoft.com/office/drawing/2010/main" val="0"/>
@@ -2736,7 +4150,7 @@
                           <pic:cNvPicPr/>
                         </pic:nvPicPr>
                         <pic:blipFill>
-                          <a:blip r:embed="rId9" cstate="print">
+                          <a:blip r:embed="rId8" cstate="print">
                             <a:extLst>
                               <a:ext uri="{28A0092B-C50C-407E-A947-70E740481C1C}">
                                 <a14:useLocalDpi xmlns:a14="http://schemas.microsoft.com/office/drawing/2010/main" val="0"/>
@@ -2779,6 +4193,8 @@
         <w:rPr>
           <w:rFonts w:eastAsiaTheme="minorEastAsia"/>
           <w:noProof/>
+          <w:sz w:val="20"/>
+          <w:szCs w:val="20"/>
         </w:rPr>
       </w:pPr>
       <w:r>
@@ -2786,6 +4202,8 @@
           <w:b/>
           <w:bCs/>
           <w:noProof/>
+          <w:sz w:val="20"/>
+          <w:szCs w:val="20"/>
         </w:rPr>
         <w:t xml:space="preserve">Figure 1. </w:t>
       </w:r>
@@ -2794,30 +4212,40 @@
           <w:b/>
           <w:bCs/>
           <w:noProof/>
+          <w:sz w:val="20"/>
+          <w:szCs w:val="20"/>
         </w:rPr>
         <w:t xml:space="preserve">Fixed Discount Control (FDC). </w:t>
       </w:r>
       <w:r>
         <w:rPr>
           <w:noProof/>
+          <w:sz w:val="20"/>
+          <w:szCs w:val="20"/>
         </w:rPr>
         <w:t xml:space="preserve">(A) </w:t>
       </w:r>
       <w:r>
         <w:rPr>
           <w:noProof/>
+          <w:sz w:val="20"/>
+          <w:szCs w:val="20"/>
         </w:rPr>
         <w:t>Profit increases between 0-</w:t>
       </w:r>
       <w:r>
         <w:rPr>
           <w:noProof/>
+          <w:sz w:val="20"/>
+          <w:szCs w:val="20"/>
         </w:rPr>
         <w:t>20% discount on product’s price, then declines</w:t>
       </w:r>
       <w:r>
         <w:rPr>
           <w:noProof/>
+          <w:sz w:val="20"/>
+          <w:szCs w:val="20"/>
         </w:rPr>
         <w:t>.</w:t>
       </w:r>
@@ -2825,36 +4253,48 @@
         <w:rPr>
           <w:noProof/>
           <w:color w:val="215E99" w:themeColor="text2" w:themeTint="BF"/>
+          <w:sz w:val="20"/>
+          <w:szCs w:val="20"/>
         </w:rPr>
         <w:t xml:space="preserve"> </w:t>
       </w:r>
       <w:r>
         <w:rPr>
           <w:noProof/>
+          <w:sz w:val="20"/>
+          <w:szCs w:val="20"/>
         </w:rPr>
         <w:t xml:space="preserve">(B) </w:t>
       </w:r>
       <w:r>
         <w:rPr>
           <w:noProof/>
+          <w:sz w:val="20"/>
+          <w:szCs w:val="20"/>
         </w:rPr>
         <w:t>Waste linearly declines as discount levels up</w:t>
       </w:r>
       <w:r>
         <w:rPr>
           <w:noProof/>
+          <w:sz w:val="20"/>
+          <w:szCs w:val="20"/>
         </w:rPr>
         <w:t xml:space="preserve">. </w:t>
       </w:r>
       <w:r>
         <w:rPr>
           <w:noProof/>
+          <w:sz w:val="20"/>
+          <w:szCs w:val="20"/>
         </w:rPr>
         <w:t xml:space="preserve">Each discount is measured once. </w:t>
       </w:r>
       <w:r>
         <w:rPr>
           <w:noProof/>
+          <w:sz w:val="20"/>
+          <w:szCs w:val="20"/>
         </w:rPr>
         <w:t>Dark gray area is standard error, n</w:t>
       </w:r>
@@ -2862,6 +4302,8 @@
         <w:rPr>
           <w:rFonts w:eastAsiaTheme="minorEastAsia"/>
           <w:noProof/>
+          <w:sz w:val="20"/>
+          <w:szCs w:val="20"/>
         </w:rPr>
         <w:t xml:space="preserve">umber of episodes </w:t>
       </w:r>
@@ -2870,6 +4312,8 @@
           <w:rPr>
             <w:rFonts w:ascii="Cambria Math" w:eastAsiaTheme="minorEastAsia" w:hAnsi="Cambria Math"/>
             <w:noProof/>
+            <w:sz w:val="20"/>
+            <w:szCs w:val="20"/>
           </w:rPr>
           <m:t>=1</m:t>
         </m:r>
@@ -2878,6 +4322,8 @@
         <w:rPr>
           <w:rFonts w:eastAsiaTheme="minorEastAsia"/>
           <w:noProof/>
+          <w:sz w:val="20"/>
+          <w:szCs w:val="20"/>
         </w:rPr>
         <w:t xml:space="preserve">, </w:t>
       </w:r>
@@ -2886,6 +4332,8 @@
           <w:rPr>
             <w:rFonts w:ascii="Cambria Math" w:hAnsi="Cambria Math"/>
             <w:noProof/>
+            <w:sz w:val="20"/>
+            <w:szCs w:val="20"/>
           </w:rPr>
           <m:t>μ=3, M=5</m:t>
         </m:r>
@@ -2893,6 +4341,8 @@
           <w:rPr>
             <w:rFonts w:ascii="Cambria Math" w:eastAsiaTheme="minorEastAsia" w:hAnsi="Cambria Math"/>
             <w:noProof/>
+            <w:sz w:val="20"/>
+            <w:szCs w:val="20"/>
           </w:rPr>
           <m:t>.</m:t>
         </m:r>
@@ -2901,19 +4351,27 @@
     <w:p>
       <w:pPr>
         <w:spacing w:after="0"/>
+        <w:ind w:firstLine="720"/>
         <w:jc w:val="both"/>
         <w:rPr>
           <w:rFonts w:eastAsiaTheme="minorEastAsia"/>
+          <w:sz w:val="20"/>
+          <w:szCs w:val="20"/>
         </w:rPr>
       </w:pPr>
       <w:r>
-        <w:tab/>
+        <w:rPr>
+          <w:sz w:val="20"/>
+          <w:szCs w:val="20"/>
+        </w:rPr>
         <w:t xml:space="preserve">The </w:t>
       </w:r>
       <m:oMath>
         <m:r>
           <w:rPr>
             <w:rFonts w:ascii="Cambria Math" w:hAnsi="Cambria Math"/>
+            <w:sz w:val="20"/>
+            <w:szCs w:val="20"/>
           </w:rPr>
           <m:t>z</m:t>
         </m:r>
@@ -2921,13 +4379,49 @@
       <w:r>
         <w:rPr>
           <w:rFonts w:eastAsiaTheme="minorEastAsia"/>
-        </w:rPr>
-        <w:t xml:space="preserve">-value, </w:t>
+          <w:sz w:val="20"/>
+          <w:szCs w:val="20"/>
+        </w:rPr>
+        <w:t>-value</w:t>
+      </w:r>
+      <w:r>
+        <w:rPr>
+          <w:rFonts w:eastAsiaTheme="minorEastAsia"/>
+          <w:sz w:val="20"/>
+          <w:szCs w:val="20"/>
+        </w:rPr>
+        <w:t xml:space="preserve"> (value used to </w:t>
+      </w:r>
+      <w:r>
+        <w:rPr>
+          <w:rFonts w:eastAsiaTheme="minorEastAsia"/>
+          <w:sz w:val="20"/>
+          <w:szCs w:val="20"/>
+        </w:rPr>
+        <w:t>control</w:t>
+      </w:r>
+      <w:r>
+        <w:rPr>
+          <w:rFonts w:eastAsiaTheme="minorEastAsia"/>
+          <w:sz w:val="20"/>
+          <w:szCs w:val="20"/>
+        </w:rPr>
+        <w:t xml:space="preserve"> the base stock policy level)</w:t>
+      </w:r>
+      <w:r>
+        <w:rPr>
+          <w:rFonts w:eastAsiaTheme="minorEastAsia"/>
+          <w:sz w:val="20"/>
+          <w:szCs w:val="20"/>
+        </w:rPr>
+        <w:t xml:space="preserve">, </w:t>
       </w:r>
       <m:oMath>
         <m:r>
           <w:rPr>
             <w:rFonts w:ascii="Cambria Math" w:eastAsiaTheme="minorEastAsia" w:hAnsi="Cambria Math"/>
+            <w:sz w:val="20"/>
+            <w:szCs w:val="20"/>
           </w:rPr>
           <m:t>M</m:t>
         </m:r>
@@ -2935,6 +4429,8 @@
       <w:r>
         <w:rPr>
           <w:rFonts w:eastAsiaTheme="minorEastAsia"/>
+          <w:sz w:val="20"/>
+          <w:szCs w:val="20"/>
         </w:rPr>
         <w:t xml:space="preserve">, </w:t>
       </w:r>
@@ -2942,6 +4438,8 @@
         <m:r>
           <w:rPr>
             <w:rFonts w:ascii="Cambria Math" w:eastAsiaTheme="minorEastAsia" w:hAnsi="Cambria Math"/>
+            <w:sz w:val="20"/>
+            <w:szCs w:val="20"/>
           </w:rPr>
           <m:t>μ</m:t>
         </m:r>
@@ -2949,24 +4447,32 @@
       <w:r>
         <w:rPr>
           <w:rFonts w:eastAsiaTheme="minorEastAsia"/>
+          <w:sz w:val="20"/>
+          <w:szCs w:val="20"/>
         </w:rPr>
         <w:t xml:space="preserve"> and </w:t>
       </w:r>
       <w:r>
         <w:rPr>
           <w:rFonts w:eastAsiaTheme="minorEastAsia"/>
+          <w:sz w:val="20"/>
+          <w:szCs w:val="20"/>
         </w:rPr>
         <w:t xml:space="preserve">machine learning methods were set as variables, all other settings were kept constant. To determine which </w:t>
       </w:r>
       <w:r>
         <w:rPr>
           <w:rFonts w:eastAsiaTheme="minorEastAsia"/>
+          <w:sz w:val="20"/>
+          <w:szCs w:val="20"/>
         </w:rPr>
         <w:t xml:space="preserve">variable were most important, a one-way ANOVA was performed. </w:t>
       </w:r>
       <w:r>
         <w:rPr>
           <w:rFonts w:eastAsiaTheme="minorEastAsia"/>
+          <w:sz w:val="20"/>
+          <w:szCs w:val="20"/>
         </w:rPr>
         <w:t xml:space="preserve">The combination of sum of squares and </w:t>
       </w:r>
@@ -2974,6 +4480,8 @@
         <m:r>
           <w:rPr>
             <w:rFonts w:ascii="Cambria Math" w:eastAsiaTheme="minorEastAsia" w:hAnsi="Cambria Math"/>
+            <w:sz w:val="20"/>
+            <w:szCs w:val="20"/>
           </w:rPr>
           <m:t>p</m:t>
         </m:r>
@@ -2981,6 +4489,8 @@
       <w:r>
         <w:rPr>
           <w:rFonts w:eastAsiaTheme="minorEastAsia"/>
+          <w:sz w:val="20"/>
+          <w:szCs w:val="20"/>
         </w:rPr>
         <w:t xml:space="preserve">-value showed that the </w:t>
       </w:r>
@@ -2988,6 +4498,8 @@
         <m:r>
           <w:rPr>
             <w:rFonts w:ascii="Cambria Math" w:eastAsiaTheme="minorEastAsia" w:hAnsi="Cambria Math"/>
+            <w:sz w:val="20"/>
+            <w:szCs w:val="20"/>
           </w:rPr>
           <m:t>z</m:t>
         </m:r>
@@ -2995,6 +4507,8 @@
       <w:r>
         <w:rPr>
           <w:rFonts w:eastAsiaTheme="minorEastAsia"/>
+          <w:sz w:val="20"/>
+          <w:szCs w:val="20"/>
         </w:rPr>
         <w:t>-value (</w:t>
       </w:r>
@@ -3002,20 +4516,10 @@
         <m:r>
           <w:rPr>
             <w:rFonts w:ascii="Cambria Math" w:eastAsiaTheme="minorEastAsia" w:hAnsi="Cambria Math"/>
+            <w:sz w:val="20"/>
+            <w:szCs w:val="20"/>
           </w:rPr>
-          <m:t>p=1.</m:t>
-        </m:r>
-        <m:r>
-          <w:rPr>
-            <w:rFonts w:ascii="Cambria Math" w:eastAsiaTheme="minorEastAsia" w:hAnsi="Cambria Math"/>
-          </w:rPr>
-          <m:t>7</m:t>
-        </m:r>
-        <m:r>
-          <w:rPr>
-            <w:rFonts w:ascii="Cambria Math" w:eastAsiaTheme="minorEastAsia" w:hAnsi="Cambria Math"/>
-          </w:rPr>
-          <m:t>∙</m:t>
+          <m:t>p=1.7∙</m:t>
         </m:r>
         <m:sSup>
           <m:sSupPr>
@@ -3023,6 +4527,8 @@
               <w:rPr>
                 <w:rFonts w:ascii="Cambria Math" w:eastAsiaTheme="minorEastAsia" w:hAnsi="Cambria Math"/>
                 <w:i/>
+                <w:sz w:val="20"/>
+                <w:szCs w:val="20"/>
               </w:rPr>
             </m:ctrlPr>
           </m:sSupPr>
@@ -3030,6 +4536,8 @@
             <m:r>
               <w:rPr>
                 <w:rFonts w:ascii="Cambria Math" w:eastAsiaTheme="minorEastAsia" w:hAnsi="Cambria Math"/>
+                <w:sz w:val="20"/>
+                <w:szCs w:val="20"/>
               </w:rPr>
               <m:t>10</m:t>
             </m:r>
@@ -3038,6 +4546,8 @@
             <m:r>
               <w:rPr>
                 <w:rFonts w:ascii="Cambria Math" w:eastAsiaTheme="minorEastAsia" w:hAnsi="Cambria Math"/>
+                <w:sz w:val="20"/>
+                <w:szCs w:val="20"/>
               </w:rPr>
               <m:t>-8</m:t>
             </m:r>
@@ -3046,6 +4556,8 @@
         <m:r>
           <w:rPr>
             <w:rFonts w:ascii="Cambria Math" w:eastAsiaTheme="minorEastAsia" w:hAnsi="Cambria Math"/>
+            <w:sz w:val="20"/>
+            <w:szCs w:val="20"/>
           </w:rPr>
           <m:t xml:space="preserve">, </m:t>
         </m:r>
@@ -3053,6 +4565,8 @@
       <w:r>
         <w:rPr>
           <w:rFonts w:eastAsiaTheme="minorEastAsia"/>
+          <w:sz w:val="20"/>
+          <w:szCs w:val="20"/>
         </w:rPr>
         <w:t>sum of squares</w:t>
       </w:r>
@@ -3060,6 +4574,8 @@
         <m:r>
           <w:rPr>
             <w:rFonts w:ascii="Cambria Math" w:eastAsiaTheme="minorEastAsia" w:hAnsi="Cambria Math"/>
+            <w:sz w:val="20"/>
+            <w:szCs w:val="20"/>
           </w:rPr>
           <m:t xml:space="preserve"> =20</m:t>
         </m:r>
@@ -3067,18 +4583,24 @@
       <w:r>
         <w:rPr>
           <w:rFonts w:eastAsiaTheme="minorEastAsia"/>
+          <w:sz w:val="20"/>
+          <w:szCs w:val="20"/>
         </w:rPr>
         <w:t xml:space="preserve">) </w:t>
       </w:r>
       <w:r>
         <w:rPr>
           <w:rFonts w:eastAsiaTheme="minorEastAsia"/>
+          <w:sz w:val="20"/>
+          <w:szCs w:val="20"/>
         </w:rPr>
         <w:t>was least relevant compared to</w:t>
       </w:r>
       <w:r>
         <w:rPr>
           <w:rFonts w:eastAsiaTheme="minorEastAsia"/>
+          <w:sz w:val="20"/>
+          <w:szCs w:val="20"/>
         </w:rPr>
         <w:t xml:space="preserve"> </w:t>
       </w:r>
@@ -3086,6 +4608,8 @@
         <m:r>
           <w:rPr>
             <w:rFonts w:ascii="Cambria Math" w:eastAsiaTheme="minorEastAsia" w:hAnsi="Cambria Math"/>
+            <w:sz w:val="20"/>
+            <w:szCs w:val="20"/>
           </w:rPr>
           <m:t>M</m:t>
         </m:r>
@@ -3093,277 +4617,17 @@
       <w:r>
         <w:rPr>
           <w:rFonts w:eastAsiaTheme="minorEastAsia"/>
-        </w:rPr>
-        <w:t xml:space="preserve"> </w:t>
-      </w:r>
-      <w:r>
-        <w:rPr>
-          <w:rFonts w:eastAsiaTheme="minorEastAsia"/>
-        </w:rPr>
-        <w:t>(</w:t>
+          <w:sz w:val="20"/>
+          <w:szCs w:val="20"/>
+        </w:rPr>
+        <w:t xml:space="preserve"> (</w:t>
       </w:r>
       <m:oMath>
         <m:r>
           <w:rPr>
             <w:rFonts w:ascii="Cambria Math" w:eastAsiaTheme="minorEastAsia" w:hAnsi="Cambria Math"/>
-          </w:rPr>
-          <m:t>p=</m:t>
-        </m:r>
-        <m:r>
-          <w:rPr>
-            <w:rFonts w:ascii="Cambria Math" w:eastAsiaTheme="minorEastAsia" w:hAnsi="Cambria Math"/>
-          </w:rPr>
-          <m:t>2.0</m:t>
-        </m:r>
-        <m:r>
-          <w:rPr>
-            <w:rFonts w:ascii="Cambria Math" w:eastAsiaTheme="minorEastAsia" w:hAnsi="Cambria Math"/>
-          </w:rPr>
-          <m:t>∙</m:t>
-        </m:r>
-        <m:sSup>
-          <m:sSupPr>
-            <m:ctrlPr>
-              <w:rPr>
-                <w:rFonts w:ascii="Cambria Math" w:eastAsiaTheme="minorEastAsia" w:hAnsi="Cambria Math"/>
-                <w:i/>
-              </w:rPr>
-            </m:ctrlPr>
-          </m:sSupPr>
-          <m:e>
-            <m:r>
-              <w:rPr>
-                <w:rFonts w:ascii="Cambria Math" w:eastAsiaTheme="minorEastAsia" w:hAnsi="Cambria Math"/>
-              </w:rPr>
-              <m:t>10</m:t>
-            </m:r>
-          </m:e>
-          <m:sup>
-            <m:r>
-              <w:rPr>
-                <w:rFonts w:ascii="Cambria Math" w:eastAsiaTheme="minorEastAsia" w:hAnsi="Cambria Math"/>
-              </w:rPr>
-              <m:t>-</m:t>
-            </m:r>
-            <m:r>
-              <w:rPr>
-                <w:rFonts w:ascii="Cambria Math" w:eastAsiaTheme="minorEastAsia" w:hAnsi="Cambria Math"/>
-              </w:rPr>
-              <m:t>16</m:t>
-            </m:r>
-          </m:sup>
-        </m:sSup>
-        <m:r>
-          <w:rPr>
-            <w:rFonts w:ascii="Cambria Math" w:eastAsiaTheme="minorEastAsia" w:hAnsi="Cambria Math"/>
-          </w:rPr>
-          <m:t xml:space="preserve">, </m:t>
-        </m:r>
-      </m:oMath>
-      <w:r>
-        <w:rPr>
-          <w:rFonts w:eastAsiaTheme="minorEastAsia"/>
-        </w:rPr>
-        <w:t>sum of squares</w:t>
-      </w:r>
-      <m:oMath>
-        <m:r>
-          <w:rPr>
-            <w:rFonts w:ascii="Cambria Math" w:eastAsiaTheme="minorEastAsia" w:hAnsi="Cambria Math"/>
-          </w:rPr>
-          <m:t xml:space="preserve"> =</m:t>
-        </m:r>
-        <m:r>
-          <w:rPr>
-            <w:rFonts w:ascii="Cambria Math" w:eastAsiaTheme="minorEastAsia" w:hAnsi="Cambria Math"/>
-          </w:rPr>
-          <m:t>5.1∙</m:t>
-        </m:r>
-        <m:sSup>
-          <m:sSupPr>
-            <m:ctrlPr>
-              <w:rPr>
-                <w:rFonts w:ascii="Cambria Math" w:eastAsiaTheme="minorEastAsia" w:hAnsi="Cambria Math"/>
-                <w:i/>
-              </w:rPr>
-            </m:ctrlPr>
-          </m:sSupPr>
-          <m:e>
-            <m:r>
-              <w:rPr>
-                <w:rFonts w:ascii="Cambria Math" w:eastAsiaTheme="minorEastAsia" w:hAnsi="Cambria Math"/>
-              </w:rPr>
-              <m:t>10</m:t>
-            </m:r>
-          </m:e>
-          <m:sup>
-            <m:r>
-              <w:rPr>
-                <w:rFonts w:ascii="Cambria Math" w:eastAsiaTheme="minorEastAsia" w:hAnsi="Cambria Math"/>
-              </w:rPr>
-              <m:t>5</m:t>
-            </m:r>
-          </m:sup>
-        </m:sSup>
-      </m:oMath>
-      <w:r>
-        <w:rPr>
-          <w:rFonts w:eastAsiaTheme="minorEastAsia"/>
-        </w:rPr>
-        <w:t>)</w:t>
-      </w:r>
-      <w:r>
-        <w:rPr>
-          <w:rFonts w:eastAsiaTheme="minorEastAsia"/>
-        </w:rPr>
-        <w:t xml:space="preserve">, </w:t>
-      </w:r>
-      <m:oMath>
-        <m:r>
-          <w:rPr>
-            <w:rFonts w:ascii="Cambria Math" w:eastAsiaTheme="minorEastAsia" w:hAnsi="Cambria Math"/>
-          </w:rPr>
-          <m:t>μ</m:t>
-        </m:r>
-      </m:oMath>
-      <w:r>
-        <w:rPr>
-          <w:rFonts w:eastAsiaTheme="minorEastAsia"/>
-        </w:rPr>
-        <w:t xml:space="preserve"> </w:t>
-      </w:r>
-      <w:r>
-        <w:rPr>
-          <w:rFonts w:eastAsiaTheme="minorEastAsia"/>
-        </w:rPr>
-        <w:t>(</w:t>
-      </w:r>
-      <m:oMath>
-        <m:r>
-          <w:rPr>
-            <w:rFonts w:ascii="Cambria Math" w:eastAsiaTheme="minorEastAsia" w:hAnsi="Cambria Math"/>
-          </w:rPr>
-          <m:t>p=</m:t>
-        </m:r>
-        <m:r>
-          <w:rPr>
-            <w:rFonts w:ascii="Cambria Math" w:eastAsiaTheme="minorEastAsia" w:hAnsi="Cambria Math"/>
-          </w:rPr>
-          <m:t>2.0</m:t>
-        </m:r>
-        <m:r>
-          <w:rPr>
-            <w:rFonts w:ascii="Cambria Math" w:eastAsiaTheme="minorEastAsia" w:hAnsi="Cambria Math"/>
-          </w:rPr>
-          <m:t>∙</m:t>
-        </m:r>
-        <m:sSup>
-          <m:sSupPr>
-            <m:ctrlPr>
-              <w:rPr>
-                <w:rFonts w:ascii="Cambria Math" w:eastAsiaTheme="minorEastAsia" w:hAnsi="Cambria Math"/>
-                <w:i/>
-              </w:rPr>
-            </m:ctrlPr>
-          </m:sSupPr>
-          <m:e>
-            <m:r>
-              <w:rPr>
-                <w:rFonts w:ascii="Cambria Math" w:eastAsiaTheme="minorEastAsia" w:hAnsi="Cambria Math"/>
-              </w:rPr>
-              <m:t>10</m:t>
-            </m:r>
-          </m:e>
-          <m:sup>
-            <m:r>
-              <w:rPr>
-                <w:rFonts w:ascii="Cambria Math" w:eastAsiaTheme="minorEastAsia" w:hAnsi="Cambria Math"/>
-              </w:rPr>
-              <m:t>-16</m:t>
-            </m:r>
-          </m:sup>
-        </m:sSup>
-        <m:r>
-          <w:rPr>
-            <w:rFonts w:ascii="Cambria Math" w:eastAsiaTheme="minorEastAsia" w:hAnsi="Cambria Math"/>
-          </w:rPr>
-          <m:t xml:space="preserve">, </m:t>
-        </m:r>
-      </m:oMath>
-      <w:r>
-        <w:rPr>
-          <w:rFonts w:eastAsiaTheme="minorEastAsia"/>
-        </w:rPr>
-        <w:t>sum of squares</w:t>
-      </w:r>
-      <m:oMath>
-        <m:r>
-          <w:rPr>
-            <w:rFonts w:ascii="Cambria Math" w:eastAsiaTheme="minorEastAsia" w:hAnsi="Cambria Math"/>
-          </w:rPr>
-          <m:t xml:space="preserve"> =</m:t>
-        </m:r>
-        <m:r>
-          <w:rPr>
-            <w:rFonts w:ascii="Cambria Math" w:eastAsiaTheme="minorEastAsia" w:hAnsi="Cambria Math"/>
-          </w:rPr>
-          <m:t>3.7∙</m:t>
-        </m:r>
-        <m:sSup>
-          <m:sSupPr>
-            <m:ctrlPr>
-              <w:rPr>
-                <w:rFonts w:ascii="Cambria Math" w:eastAsiaTheme="minorEastAsia" w:hAnsi="Cambria Math"/>
-                <w:i/>
-              </w:rPr>
-            </m:ctrlPr>
-          </m:sSupPr>
-          <m:e>
-            <m:r>
-              <w:rPr>
-                <w:rFonts w:ascii="Cambria Math" w:eastAsiaTheme="minorEastAsia" w:hAnsi="Cambria Math"/>
-              </w:rPr>
-              <m:t>10</m:t>
-            </m:r>
-          </m:e>
-          <m:sup>
-            <m:r>
-              <w:rPr>
-                <w:rFonts w:ascii="Cambria Math" w:eastAsiaTheme="minorEastAsia" w:hAnsi="Cambria Math"/>
-              </w:rPr>
-              <m:t>-</m:t>
-            </m:r>
-            <m:r>
-              <w:rPr>
-                <w:rFonts w:ascii="Cambria Math" w:eastAsiaTheme="minorEastAsia" w:hAnsi="Cambria Math"/>
-              </w:rPr>
-              <m:t>5</m:t>
-            </m:r>
-          </m:sup>
-        </m:sSup>
-      </m:oMath>
-      <w:r>
-        <w:rPr>
-          <w:rFonts w:eastAsiaTheme="minorEastAsia"/>
-        </w:rPr>
-        <w:t>)</w:t>
-      </w:r>
-      <w:r>
-        <w:rPr>
-          <w:rFonts w:eastAsiaTheme="minorEastAsia"/>
-        </w:rPr>
-        <w:t xml:space="preserve"> and the methods </w:t>
-      </w:r>
-      <w:r>
-        <w:rPr>
-          <w:rFonts w:eastAsiaTheme="minorEastAsia"/>
-        </w:rPr>
-        <w:t>(</w:t>
-      </w:r>
-      <m:oMath>
-        <m:r>
-          <w:rPr>
-            <w:rFonts w:ascii="Cambria Math" w:eastAsiaTheme="minorEastAsia" w:hAnsi="Cambria Math"/>
+            <w:sz w:val="20"/>
+            <w:szCs w:val="20"/>
           </w:rPr>
           <m:t>p=2.0∙</m:t>
         </m:r>
@@ -3373,6 +4637,8 @@
               <w:rPr>
                 <w:rFonts w:ascii="Cambria Math" w:eastAsiaTheme="minorEastAsia" w:hAnsi="Cambria Math"/>
                 <w:i/>
+                <w:sz w:val="20"/>
+                <w:szCs w:val="20"/>
               </w:rPr>
             </m:ctrlPr>
           </m:sSupPr>
@@ -3380,6 +4646,8 @@
             <m:r>
               <w:rPr>
                 <w:rFonts w:ascii="Cambria Math" w:eastAsiaTheme="minorEastAsia" w:hAnsi="Cambria Math"/>
+                <w:sz w:val="20"/>
+                <w:szCs w:val="20"/>
               </w:rPr>
               <m:t>10</m:t>
             </m:r>
@@ -3388,6 +4656,8 @@
             <m:r>
               <w:rPr>
                 <w:rFonts w:ascii="Cambria Math" w:eastAsiaTheme="minorEastAsia" w:hAnsi="Cambria Math"/>
+                <w:sz w:val="20"/>
+                <w:szCs w:val="20"/>
               </w:rPr>
               <m:t>-16</m:t>
             </m:r>
@@ -3396,6 +4666,8 @@
         <m:r>
           <w:rPr>
             <w:rFonts w:ascii="Cambria Math" w:eastAsiaTheme="minorEastAsia" w:hAnsi="Cambria Math"/>
+            <w:sz w:val="20"/>
+            <w:szCs w:val="20"/>
           </w:rPr>
           <m:t xml:space="preserve">, </m:t>
         </m:r>
@@ -3403,6 +4675,8 @@
       <w:r>
         <w:rPr>
           <w:rFonts w:eastAsiaTheme="minorEastAsia"/>
+          <w:sz w:val="20"/>
+          <w:szCs w:val="20"/>
         </w:rPr>
         <w:t>sum of squares</w:t>
       </w:r>
@@ -3410,38 +4684,308 @@
         <m:r>
           <w:rPr>
             <w:rFonts w:ascii="Cambria Math" w:eastAsiaTheme="minorEastAsia" w:hAnsi="Cambria Math"/>
+            <w:sz w:val="20"/>
+            <w:szCs w:val="20"/>
           </w:rPr>
-          <m:t xml:space="preserve"> =</m:t>
+          <m:t xml:space="preserve"> =5.1∙</m:t>
         </m:r>
-        <m:r>
-          <w:rPr>
-            <w:rFonts w:ascii="Cambria Math" w:eastAsiaTheme="minorEastAsia" w:hAnsi="Cambria Math"/>
-          </w:rPr>
-          <m:t>180)</m:t>
-        </m:r>
+        <m:sSup>
+          <m:sSupPr>
+            <m:ctrlPr>
+              <w:rPr>
+                <w:rFonts w:ascii="Cambria Math" w:eastAsiaTheme="minorEastAsia" w:hAnsi="Cambria Math"/>
+                <w:i/>
+                <w:sz w:val="20"/>
+                <w:szCs w:val="20"/>
+              </w:rPr>
+            </m:ctrlPr>
+          </m:sSupPr>
+          <m:e>
+            <m:r>
+              <w:rPr>
+                <w:rFonts w:ascii="Cambria Math" w:eastAsiaTheme="minorEastAsia" w:hAnsi="Cambria Math"/>
+                <w:sz w:val="20"/>
+                <w:szCs w:val="20"/>
+              </w:rPr>
+              <m:t>10</m:t>
+            </m:r>
+          </m:e>
+          <m:sup>
+            <m:r>
+              <w:rPr>
+                <w:rFonts w:ascii="Cambria Math" w:eastAsiaTheme="minorEastAsia" w:hAnsi="Cambria Math"/>
+                <w:sz w:val="20"/>
+                <w:szCs w:val="20"/>
+              </w:rPr>
+              <m:t>5</m:t>
+            </m:r>
+          </m:sup>
+        </m:sSup>
       </m:oMath>
       <w:r>
         <w:rPr>
           <w:rFonts w:eastAsiaTheme="minorEastAsia"/>
-        </w:rPr>
-        <w:t>. Especially the lower sum of squares (</w:t>
-      </w:r>
-      <w:r>
-        <w:rPr>
-          <w:rFonts w:eastAsiaTheme="minorEastAsia"/>
-        </w:rPr>
-        <w:t>squared distance of data to mean, indication of variance in data)</w:t>
-      </w:r>
-      <w:r>
-        <w:rPr>
-          <w:rFonts w:eastAsiaTheme="minorEastAsia"/>
-        </w:rPr>
-        <w:t xml:space="preserve"> indicates that the </w:t>
+          <w:sz w:val="20"/>
+          <w:szCs w:val="20"/>
+        </w:rPr>
+        <w:t>)</w:t>
+      </w:r>
+      <w:r>
+        <w:rPr>
+          <w:rFonts w:eastAsiaTheme="minorEastAsia"/>
+          <w:sz w:val="20"/>
+          <w:szCs w:val="20"/>
+        </w:rPr>
+        <w:t xml:space="preserve">, </w:t>
       </w:r>
       <m:oMath>
         <m:r>
           <w:rPr>
             <w:rFonts w:ascii="Cambria Math" w:eastAsiaTheme="minorEastAsia" w:hAnsi="Cambria Math"/>
+            <w:sz w:val="20"/>
+            <w:szCs w:val="20"/>
+          </w:rPr>
+          <m:t>μ</m:t>
+        </m:r>
+      </m:oMath>
+      <w:r>
+        <w:rPr>
+          <w:rFonts w:eastAsiaTheme="minorEastAsia"/>
+          <w:sz w:val="20"/>
+          <w:szCs w:val="20"/>
+        </w:rPr>
+        <w:t xml:space="preserve"> (</w:t>
+      </w:r>
+      <m:oMath>
+        <m:r>
+          <w:rPr>
+            <w:rFonts w:ascii="Cambria Math" w:eastAsiaTheme="minorEastAsia" w:hAnsi="Cambria Math"/>
+            <w:sz w:val="20"/>
+            <w:szCs w:val="20"/>
+          </w:rPr>
+          <m:t>p=2.0∙</m:t>
+        </m:r>
+        <m:sSup>
+          <m:sSupPr>
+            <m:ctrlPr>
+              <w:rPr>
+                <w:rFonts w:ascii="Cambria Math" w:eastAsiaTheme="minorEastAsia" w:hAnsi="Cambria Math"/>
+                <w:i/>
+                <w:sz w:val="20"/>
+                <w:szCs w:val="20"/>
+              </w:rPr>
+            </m:ctrlPr>
+          </m:sSupPr>
+          <m:e>
+            <m:r>
+              <w:rPr>
+                <w:rFonts w:ascii="Cambria Math" w:eastAsiaTheme="minorEastAsia" w:hAnsi="Cambria Math"/>
+                <w:sz w:val="20"/>
+                <w:szCs w:val="20"/>
+              </w:rPr>
+              <m:t>10</m:t>
+            </m:r>
+          </m:e>
+          <m:sup>
+            <m:r>
+              <w:rPr>
+                <w:rFonts w:ascii="Cambria Math" w:eastAsiaTheme="minorEastAsia" w:hAnsi="Cambria Math"/>
+                <w:sz w:val="20"/>
+                <w:szCs w:val="20"/>
+              </w:rPr>
+              <m:t>-16</m:t>
+            </m:r>
+          </m:sup>
+        </m:sSup>
+        <m:r>
+          <w:rPr>
+            <w:rFonts w:ascii="Cambria Math" w:eastAsiaTheme="minorEastAsia" w:hAnsi="Cambria Math"/>
+            <w:sz w:val="20"/>
+            <w:szCs w:val="20"/>
+          </w:rPr>
+          <m:t xml:space="preserve">, </m:t>
+        </m:r>
+      </m:oMath>
+      <w:r>
+        <w:rPr>
+          <w:rFonts w:eastAsiaTheme="minorEastAsia"/>
+          <w:sz w:val="20"/>
+          <w:szCs w:val="20"/>
+        </w:rPr>
+        <w:t>sum of squares</w:t>
+      </w:r>
+      <m:oMath>
+        <m:r>
+          <w:rPr>
+            <w:rFonts w:ascii="Cambria Math" w:eastAsiaTheme="minorEastAsia" w:hAnsi="Cambria Math"/>
+            <w:sz w:val="20"/>
+            <w:szCs w:val="20"/>
+          </w:rPr>
+          <m:t xml:space="preserve"> =3.7∙</m:t>
+        </m:r>
+        <m:sSup>
+          <m:sSupPr>
+            <m:ctrlPr>
+              <w:rPr>
+                <w:rFonts w:ascii="Cambria Math" w:eastAsiaTheme="minorEastAsia" w:hAnsi="Cambria Math"/>
+                <w:i/>
+                <w:sz w:val="20"/>
+                <w:szCs w:val="20"/>
+              </w:rPr>
+            </m:ctrlPr>
+          </m:sSupPr>
+          <m:e>
+            <m:r>
+              <w:rPr>
+                <w:rFonts w:ascii="Cambria Math" w:eastAsiaTheme="minorEastAsia" w:hAnsi="Cambria Math"/>
+                <w:sz w:val="20"/>
+                <w:szCs w:val="20"/>
+              </w:rPr>
+              <m:t>10</m:t>
+            </m:r>
+          </m:e>
+          <m:sup>
+            <m:r>
+              <w:rPr>
+                <w:rFonts w:ascii="Cambria Math" w:eastAsiaTheme="minorEastAsia" w:hAnsi="Cambria Math"/>
+                <w:sz w:val="20"/>
+                <w:szCs w:val="20"/>
+              </w:rPr>
+              <m:t>-5</m:t>
+            </m:r>
+          </m:sup>
+        </m:sSup>
+      </m:oMath>
+      <w:r>
+        <w:rPr>
+          <w:rFonts w:eastAsiaTheme="minorEastAsia"/>
+          <w:sz w:val="20"/>
+          <w:szCs w:val="20"/>
+        </w:rPr>
+        <w:t>)</w:t>
+      </w:r>
+      <w:r>
+        <w:rPr>
+          <w:rFonts w:eastAsiaTheme="minorEastAsia"/>
+          <w:sz w:val="20"/>
+          <w:szCs w:val="20"/>
+        </w:rPr>
+        <w:t xml:space="preserve"> and the methods (</w:t>
+      </w:r>
+      <m:oMath>
+        <m:r>
+          <w:rPr>
+            <w:rFonts w:ascii="Cambria Math" w:eastAsiaTheme="minorEastAsia" w:hAnsi="Cambria Math"/>
+            <w:sz w:val="20"/>
+            <w:szCs w:val="20"/>
+          </w:rPr>
+          <m:t>p=2.0∙</m:t>
+        </m:r>
+        <m:sSup>
+          <m:sSupPr>
+            <m:ctrlPr>
+              <w:rPr>
+                <w:rFonts w:ascii="Cambria Math" w:eastAsiaTheme="minorEastAsia" w:hAnsi="Cambria Math"/>
+                <w:i/>
+                <w:sz w:val="20"/>
+                <w:szCs w:val="20"/>
+              </w:rPr>
+            </m:ctrlPr>
+          </m:sSupPr>
+          <m:e>
+            <m:r>
+              <w:rPr>
+                <w:rFonts w:ascii="Cambria Math" w:eastAsiaTheme="minorEastAsia" w:hAnsi="Cambria Math"/>
+                <w:sz w:val="20"/>
+                <w:szCs w:val="20"/>
+              </w:rPr>
+              <m:t>10</m:t>
+            </m:r>
+          </m:e>
+          <m:sup>
+            <m:r>
+              <w:rPr>
+                <w:rFonts w:ascii="Cambria Math" w:eastAsiaTheme="minorEastAsia" w:hAnsi="Cambria Math"/>
+                <w:sz w:val="20"/>
+                <w:szCs w:val="20"/>
+              </w:rPr>
+              <m:t>-16</m:t>
+            </m:r>
+          </m:sup>
+        </m:sSup>
+        <m:r>
+          <w:rPr>
+            <w:rFonts w:ascii="Cambria Math" w:eastAsiaTheme="minorEastAsia" w:hAnsi="Cambria Math"/>
+            <w:sz w:val="20"/>
+            <w:szCs w:val="20"/>
+          </w:rPr>
+          <m:t xml:space="preserve">, </m:t>
+        </m:r>
+      </m:oMath>
+      <w:r>
+        <w:rPr>
+          <w:rFonts w:eastAsiaTheme="minorEastAsia"/>
+          <w:sz w:val="20"/>
+          <w:szCs w:val="20"/>
+        </w:rPr>
+        <w:t>sum of squares</w:t>
+      </w:r>
+      <m:oMath>
+        <m:r>
+          <w:rPr>
+            <w:rFonts w:ascii="Cambria Math" w:eastAsiaTheme="minorEastAsia" w:hAnsi="Cambria Math"/>
+            <w:sz w:val="20"/>
+            <w:szCs w:val="20"/>
+          </w:rPr>
+          <m:t xml:space="preserve"> =180)</m:t>
+        </m:r>
+      </m:oMath>
+      <w:r>
+        <w:rPr>
+          <w:rFonts w:eastAsiaTheme="minorEastAsia"/>
+          <w:sz w:val="20"/>
+          <w:szCs w:val="20"/>
+        </w:rPr>
+        <w:t>. Especially the lower sum of squares (</w:t>
+      </w:r>
+      <w:r>
+        <w:rPr>
+          <w:rFonts w:eastAsiaTheme="minorEastAsia"/>
+          <w:sz w:val="20"/>
+          <w:szCs w:val="20"/>
+        </w:rPr>
+        <w:t>squared distance of data to mean, indication of variance in data)</w:t>
+      </w:r>
+      <w:r>
+        <w:rPr>
+          <w:rFonts w:eastAsiaTheme="minorEastAsia"/>
+          <w:sz w:val="20"/>
+          <w:szCs w:val="20"/>
+        </w:rPr>
+        <w:t xml:space="preserve"> </w:t>
+      </w:r>
+      <w:r>
+        <w:rPr>
+          <w:rFonts w:eastAsiaTheme="minorEastAsia"/>
+          <w:sz w:val="20"/>
+          <w:szCs w:val="20"/>
+        </w:rPr>
+        <w:t>suggests</w:t>
+      </w:r>
+      <w:r>
+        <w:rPr>
+          <w:rFonts w:eastAsiaTheme="minorEastAsia"/>
+          <w:sz w:val="20"/>
+          <w:szCs w:val="20"/>
+        </w:rPr>
+        <w:t xml:space="preserve"> that the </w:t>
+      </w:r>
+      <m:oMath>
+        <m:r>
+          <w:rPr>
+            <w:rFonts w:ascii="Cambria Math" w:eastAsiaTheme="minorEastAsia" w:hAnsi="Cambria Math"/>
+            <w:sz w:val="20"/>
+            <w:szCs w:val="20"/>
           </w:rPr>
           <m:t>z</m:t>
         </m:r>
@@ -3449,12 +4993,16 @@
       <w:r>
         <w:rPr>
           <w:rFonts w:eastAsiaTheme="minorEastAsia"/>
+          <w:sz w:val="20"/>
+          <w:szCs w:val="20"/>
         </w:rPr>
         <w:t xml:space="preserve">-value is of lower relevance, and is therefore not looked further into during the analyses. </w:t>
       </w:r>
       <w:r>
         <w:rPr>
           <w:rFonts w:eastAsiaTheme="minorEastAsia"/>
+          <w:sz w:val="20"/>
+          <w:szCs w:val="20"/>
         </w:rPr>
         <w:t xml:space="preserve">All interactions between variables were insignificant. </w:t>
       </w:r>
@@ -3465,11 +5013,15 @@
         <w:jc w:val="both"/>
         <w:rPr>
           <w:rFonts w:eastAsiaTheme="minorEastAsia"/>
+          <w:sz w:val="20"/>
+          <w:szCs w:val="20"/>
         </w:rPr>
       </w:pPr>
       <w:r>
         <w:rPr>
           <w:rFonts w:eastAsiaTheme="minorEastAsia"/>
+          <w:sz w:val="20"/>
+          <w:szCs w:val="20"/>
         </w:rPr>
         <w:tab/>
         <w:t>All</w:t>
@@ -3477,6 +5029,8 @@
       <w:r>
         <w:rPr>
           <w:rFonts w:eastAsiaTheme="minorEastAsia"/>
+          <w:sz w:val="20"/>
+          <w:szCs w:val="20"/>
         </w:rPr>
         <w:t xml:space="preserve"> machine learning models show a similar negative exponential decline in waste as profit increases </w:t>
       </w:r>
@@ -3485,6 +5039,8 @@
           <w:rFonts w:eastAsiaTheme="minorEastAsia"/>
           <w:b/>
           <w:bCs/>
+          <w:sz w:val="20"/>
+          <w:szCs w:val="20"/>
         </w:rPr>
         <w:t xml:space="preserve">(Figure </w:t>
       </w:r>
@@ -3493,6 +5049,8 @@
           <w:rFonts w:eastAsiaTheme="minorEastAsia"/>
           <w:b/>
           <w:bCs/>
+          <w:sz w:val="20"/>
+          <w:szCs w:val="20"/>
         </w:rPr>
         <w:t>2</w:t>
       </w:r>
@@ -3501,24 +5059,32 @@
           <w:rFonts w:eastAsiaTheme="minorEastAsia"/>
           <w:b/>
           <w:bCs/>
+          <w:sz w:val="20"/>
+          <w:szCs w:val="20"/>
         </w:rPr>
         <w:t>A)</w:t>
       </w:r>
       <w:r>
         <w:rPr>
           <w:rFonts w:eastAsiaTheme="minorEastAsia"/>
+          <w:sz w:val="20"/>
+          <w:szCs w:val="20"/>
         </w:rPr>
         <w:t>.</w:t>
       </w:r>
       <w:r>
         <w:rPr>
           <w:rFonts w:eastAsiaTheme="minorEastAsia"/>
+          <w:sz w:val="20"/>
+          <w:szCs w:val="20"/>
         </w:rPr>
         <w:t xml:space="preserve"> T</w:t>
       </w:r>
       <w:r>
         <w:rPr>
           <w:rFonts w:eastAsiaTheme="minorEastAsia"/>
+          <w:sz w:val="20"/>
+          <w:szCs w:val="20"/>
         </w:rPr>
         <w:t>hese data come about by measuring profit while differing the shelf life (</w:t>
       </w:r>
@@ -3526,6 +5092,8 @@
         <m:r>
           <w:rPr>
             <w:rFonts w:ascii="Cambria Math" w:eastAsiaTheme="minorEastAsia" w:hAnsi="Cambria Math"/>
+            <w:sz w:val="20"/>
+            <w:szCs w:val="20"/>
           </w:rPr>
           <m:t>M</m:t>
         </m:r>
@@ -3533,73 +5101,88 @@
       <w:r>
         <w:rPr>
           <w:rFonts w:eastAsiaTheme="minorEastAsia"/>
+          <w:sz w:val="20"/>
+          <w:szCs w:val="20"/>
         </w:rPr>
         <w:t xml:space="preserve">) and </w:t>
       </w:r>
       <w:r>
         <w:rPr>
           <w:rFonts w:eastAsiaTheme="minorEastAsia"/>
+          <w:sz w:val="20"/>
+          <w:szCs w:val="20"/>
         </w:rPr>
         <w:t xml:space="preserve">inventory state space. </w:t>
       </w:r>
       <w:r>
         <w:rPr>
           <w:rFonts w:eastAsiaTheme="minorEastAsia"/>
+          <w:sz w:val="20"/>
+          <w:szCs w:val="20"/>
         </w:rPr>
         <w:t xml:space="preserve">The decline suggests that </w:t>
       </w:r>
       <w:r>
         <w:rPr>
           <w:rFonts w:eastAsiaTheme="minorEastAsia"/>
-        </w:rPr>
-        <w:t xml:space="preserve">wasting less products due to old age </w:t>
-      </w:r>
-      <w:r>
-        <w:rPr>
-          <w:rFonts w:eastAsiaTheme="minorEastAsia"/>
-        </w:rPr>
-        <w:lastRenderedPageBreak/>
-        <w:t>improves the profit directly, which supports that same assumption</w:t>
-      </w:r>
-      <w:r>
-        <w:rPr>
-          <w:rFonts w:eastAsiaTheme="minorEastAsia"/>
+          <w:sz w:val="20"/>
+          <w:szCs w:val="20"/>
+        </w:rPr>
+        <w:t>wasting less products due to old age improves the profit directly, which supports that same assumption</w:t>
+      </w:r>
+      <w:r>
+        <w:rPr>
+          <w:rFonts w:eastAsiaTheme="minorEastAsia"/>
+          <w:sz w:val="20"/>
+          <w:szCs w:val="20"/>
         </w:rPr>
         <w:t xml:space="preserve">. The </w:t>
       </w:r>
       <w:r>
         <w:rPr>
           <w:rFonts w:eastAsiaTheme="minorEastAsia"/>
+          <w:sz w:val="20"/>
+          <w:szCs w:val="20"/>
         </w:rPr>
         <w:t xml:space="preserve">DP </w:t>
       </w:r>
       <w:r>
         <w:rPr>
           <w:rFonts w:eastAsiaTheme="minorEastAsia"/>
+          <w:sz w:val="20"/>
+          <w:szCs w:val="20"/>
         </w:rPr>
         <w:t>model</w:t>
       </w:r>
       <w:r>
         <w:rPr>
           <w:rFonts w:eastAsiaTheme="minorEastAsia"/>
+          <w:sz w:val="20"/>
+          <w:szCs w:val="20"/>
         </w:rPr>
         <w:t>s’</w:t>
       </w:r>
       <w:r>
         <w:rPr>
           <w:rFonts w:eastAsiaTheme="minorEastAsia"/>
+          <w:sz w:val="20"/>
+          <w:szCs w:val="20"/>
         </w:rPr>
         <w:t xml:space="preserve"> computing time</w:t>
       </w:r>
       <w:r>
         <w:rPr>
           <w:rFonts w:eastAsiaTheme="minorEastAsia"/>
+          <w:sz w:val="20"/>
+          <w:szCs w:val="20"/>
         </w:rPr>
         <w:t>s</w:t>
       </w:r>
       <w:r>
         <w:rPr>
           <w:rFonts w:eastAsiaTheme="minorEastAsia"/>
+          <w:sz w:val="20"/>
+          <w:szCs w:val="20"/>
         </w:rPr>
         <w:t xml:space="preserve"> increase when both the shelf life </w:t>
       </w:r>
@@ -3608,12 +5191,16 @@
           <w:rFonts w:eastAsiaTheme="minorEastAsia"/>
           <w:b/>
           <w:bCs/>
+          <w:sz w:val="20"/>
+          <w:szCs w:val="20"/>
         </w:rPr>
         <w:t xml:space="preserve">(Figure 2B) </w:t>
       </w:r>
       <w:r>
         <w:rPr>
           <w:rFonts w:eastAsiaTheme="minorEastAsia"/>
+          <w:sz w:val="20"/>
+          <w:szCs w:val="20"/>
         </w:rPr>
         <w:t xml:space="preserve">and inventory state space </w:t>
       </w:r>
@@ -3622,42 +5209,56 @@
           <w:rFonts w:eastAsiaTheme="minorEastAsia"/>
           <w:b/>
           <w:bCs/>
+          <w:sz w:val="20"/>
+          <w:szCs w:val="20"/>
         </w:rPr>
         <w:t xml:space="preserve">(Figure 2C) </w:t>
       </w:r>
       <w:r>
         <w:rPr>
           <w:rFonts w:eastAsiaTheme="minorEastAsia"/>
+          <w:sz w:val="20"/>
+          <w:szCs w:val="20"/>
         </w:rPr>
         <w:t xml:space="preserve">increase. </w:t>
       </w:r>
       <w:r>
         <w:rPr>
           <w:rFonts w:eastAsiaTheme="minorEastAsia"/>
+          <w:sz w:val="20"/>
+          <w:szCs w:val="20"/>
         </w:rPr>
         <w:t>For the TD models, there is not a noticeable difference in computing time whe</w:t>
       </w:r>
       <w:r>
         <w:rPr>
           <w:rFonts w:eastAsiaTheme="minorEastAsia"/>
+          <w:sz w:val="20"/>
+          <w:szCs w:val="20"/>
         </w:rPr>
         <w:t xml:space="preserve">n the possible number of inventory states </w:t>
       </w:r>
       <w:r>
         <w:rPr>
           <w:rFonts w:eastAsiaTheme="minorEastAsia"/>
+          <w:sz w:val="20"/>
+          <w:szCs w:val="20"/>
         </w:rPr>
         <w:t xml:space="preserve">expand. Overall, the DP models </w:t>
       </w:r>
       <w:r>
         <w:rPr>
           <w:rFonts w:eastAsiaTheme="minorEastAsia"/>
+          <w:sz w:val="20"/>
+          <w:szCs w:val="20"/>
         </w:rPr>
         <w:t xml:space="preserve">have a higher computational burden than the TD models, while </w:t>
       </w:r>
       <w:r>
         <w:rPr>
           <w:rFonts w:eastAsiaTheme="minorEastAsia"/>
+          <w:sz w:val="20"/>
+          <w:szCs w:val="20"/>
         </w:rPr>
         <w:t xml:space="preserve">not performing better than the FDC at first sight. </w:t>
       </w:r>
@@ -3781,7 +5382,7 @@
                           <pic:cNvPicPr/>
                         </pic:nvPicPr>
                         <pic:blipFill rotWithShape="1">
-                          <a:blip r:embed="rId10" cstate="print">
+                          <a:blip r:embed="rId9" cstate="print">
                             <a:extLst>
                               <a:ext uri="{28A0092B-C50C-407E-A947-70E740481C1C}">
                                 <a14:useLocalDpi xmlns:a14="http://schemas.microsoft.com/office/drawing/2010/main" val="0"/>
@@ -3849,7 +5450,7 @@
                           <pic:cNvPicPr/>
                         </pic:nvPicPr>
                         <pic:blipFill rotWithShape="1">
-                          <a:blip r:embed="rId11" cstate="print">
+                          <a:blip r:embed="rId10" cstate="print">
                             <a:extLst>
                               <a:ext uri="{28A0092B-C50C-407E-A947-70E740481C1C}">
                                 <a14:useLocalDpi xmlns:a14="http://schemas.microsoft.com/office/drawing/2010/main" val="0"/>
@@ -3917,7 +5518,7 @@
                           <pic:cNvPicPr/>
                         </pic:nvPicPr>
                         <pic:blipFill rotWithShape="1">
-                          <a:blip r:embed="rId12" cstate="print">
+                          <a:blip r:embed="rId11" cstate="print">
                             <a:extLst>
                               <a:ext uri="{28A0092B-C50C-407E-A947-70E740481C1C}">
                                 <a14:useLocalDpi xmlns:a14="http://schemas.microsoft.com/office/drawing/2010/main" val="0"/>
@@ -3961,6 +5562,8 @@
         <w:jc w:val="both"/>
         <w:rPr>
           <w:rFonts w:eastAsiaTheme="minorEastAsia"/>
+          <w:sz w:val="20"/>
+          <w:szCs w:val="20"/>
         </w:rPr>
       </w:pPr>
       <w:r>
@@ -3968,6 +5571,8 @@
           <w:rFonts w:eastAsiaTheme="minorEastAsia"/>
           <w:b/>
           <w:bCs/>
+          <w:sz w:val="20"/>
+          <w:szCs w:val="20"/>
         </w:rPr>
         <w:t>Figure 2. Overall trend</w:t>
       </w:r>
@@ -3976,36 +5581,48 @@
           <w:rFonts w:eastAsiaTheme="minorEastAsia"/>
           <w:b/>
           <w:bCs/>
+          <w:sz w:val="20"/>
+          <w:szCs w:val="20"/>
         </w:rPr>
         <w:t>s between profit, waste and state space</w:t>
       </w:r>
       <w:r>
         <w:rPr>
           <w:rFonts w:eastAsiaTheme="minorEastAsia"/>
+          <w:sz w:val="20"/>
+          <w:szCs w:val="20"/>
         </w:rPr>
         <w:t xml:space="preserve">. (A) All functions show a similar decline </w:t>
       </w:r>
       <w:r>
         <w:rPr>
           <w:rFonts w:eastAsiaTheme="minorEastAsia"/>
+          <w:sz w:val="20"/>
+          <w:szCs w:val="20"/>
         </w:rPr>
         <w:t xml:space="preserve">in waste when profit improves. (B) Computing time increases </w:t>
       </w:r>
       <w:r>
         <w:rPr>
           <w:rFonts w:eastAsiaTheme="minorEastAsia"/>
+          <w:sz w:val="20"/>
+          <w:szCs w:val="20"/>
         </w:rPr>
         <w:t xml:space="preserve">for the DP models when the shelf life increases. </w:t>
       </w:r>
       <w:r>
         <w:rPr>
           <w:rFonts w:eastAsiaTheme="minorEastAsia"/>
+          <w:sz w:val="20"/>
+          <w:szCs w:val="20"/>
         </w:rPr>
         <w:t>(C) There is a near-exponential trend between computing time and increasing inventory size</w:t>
       </w:r>
       <w:r>
         <w:rPr>
           <w:rFonts w:eastAsiaTheme="minorEastAsia"/>
+          <w:sz w:val="20"/>
+          <w:szCs w:val="20"/>
         </w:rPr>
         <w:t xml:space="preserve"> for the DP models. Note; </w:t>
       </w:r>
@@ -4013,6 +5630,8 @@
         <m:r>
           <w:rPr>
             <w:rFonts w:ascii="Cambria Math" w:eastAsiaTheme="minorEastAsia" w:hAnsi="Cambria Math"/>
+            <w:sz w:val="20"/>
+            <w:szCs w:val="20"/>
           </w:rPr>
           <m:t>z</m:t>
         </m:r>
@@ -4020,24 +5639,32 @@
       <w:r>
         <w:rPr>
           <w:rFonts w:eastAsiaTheme="minorEastAsia"/>
+          <w:sz w:val="20"/>
+          <w:szCs w:val="20"/>
         </w:rPr>
         <w:t xml:space="preserve">-values were not standardized while computing these graphs. </w:t>
       </w:r>
       <w:r>
         <w:rPr>
           <w:rFonts w:eastAsiaTheme="minorEastAsia"/>
+          <w:sz w:val="20"/>
+          <w:szCs w:val="20"/>
         </w:rPr>
         <w:t xml:space="preserve">(A) and (C) were modelled with a polynomial curve at a third degree, (B) is a linear model. </w:t>
       </w:r>
       <w:r>
         <w:rPr>
           <w:rFonts w:eastAsiaTheme="minorEastAsia"/>
+          <w:sz w:val="20"/>
+          <w:szCs w:val="20"/>
         </w:rPr>
         <w:t xml:space="preserve">Due to this polynomiality, (C) has a lower extreme below 0, which is an unrealistic value </w:t>
       </w:r>
       <w:r>
         <w:rPr>
           <w:rFonts w:eastAsiaTheme="minorEastAsia"/>
+          <w:sz w:val="20"/>
+          <w:szCs w:val="20"/>
         </w:rPr>
         <w:t xml:space="preserve">as time cannot assume a negative value during computation. </w:t>
       </w:r>
@@ -4048,11 +5675,15 @@
         <w:jc w:val="both"/>
         <w:rPr>
           <w:rFonts w:eastAsiaTheme="minorEastAsia"/>
+          <w:sz w:val="20"/>
+          <w:szCs w:val="20"/>
         </w:rPr>
       </w:pPr>
       <w:r>
         <w:rPr>
           <w:rFonts w:eastAsiaTheme="minorEastAsia"/>
+          <w:sz w:val="20"/>
+          <w:szCs w:val="20"/>
         </w:rPr>
         <w:tab/>
         <w:t>That is why a Tukey’s</w:t>
@@ -4060,120 +5691,160 @@
       <w:r>
         <w:rPr>
           <w:rFonts w:eastAsiaTheme="minorEastAsia"/>
+          <w:sz w:val="20"/>
+          <w:szCs w:val="20"/>
         </w:rPr>
         <w:t xml:space="preserve"> Honest Significant Difference</w:t>
       </w:r>
       <w:r>
         <w:rPr>
           <w:rFonts w:eastAsiaTheme="minorEastAsia"/>
+          <w:sz w:val="20"/>
+          <w:szCs w:val="20"/>
         </w:rPr>
         <w:t xml:space="preserve"> </w:t>
       </w:r>
       <w:r>
         <w:rPr>
           <w:rFonts w:eastAsiaTheme="minorEastAsia"/>
+          <w:sz w:val="20"/>
+          <w:szCs w:val="20"/>
         </w:rPr>
         <w:t>p</w:t>
       </w:r>
       <w:r>
         <w:rPr>
           <w:rFonts w:eastAsiaTheme="minorEastAsia"/>
+          <w:sz w:val="20"/>
+          <w:szCs w:val="20"/>
         </w:rPr>
         <w:t xml:space="preserve">ost </w:t>
       </w:r>
       <w:r>
         <w:rPr>
           <w:rFonts w:eastAsiaTheme="minorEastAsia"/>
+          <w:sz w:val="20"/>
+          <w:szCs w:val="20"/>
         </w:rPr>
         <w:t>h</w:t>
       </w:r>
       <w:r>
         <w:rPr>
           <w:rFonts w:eastAsiaTheme="minorEastAsia"/>
+          <w:sz w:val="20"/>
+          <w:szCs w:val="20"/>
         </w:rPr>
         <w:t xml:space="preserve">oc analysis was performed. </w:t>
       </w:r>
       <w:r>
         <w:rPr>
           <w:rFonts w:eastAsiaTheme="minorEastAsia"/>
+          <w:sz w:val="20"/>
+          <w:szCs w:val="20"/>
         </w:rPr>
         <w:t>This analysis calculates statistical significan</w:t>
       </w:r>
       <w:r>
         <w:rPr>
           <w:rFonts w:eastAsiaTheme="minorEastAsia"/>
+          <w:sz w:val="20"/>
+          <w:szCs w:val="20"/>
         </w:rPr>
         <w:t xml:space="preserve">ce </w:t>
       </w:r>
       <w:r>
         <w:rPr>
           <w:rFonts w:eastAsiaTheme="minorEastAsia"/>
+          <w:sz w:val="20"/>
+          <w:szCs w:val="20"/>
         </w:rPr>
         <w:t>between conditions in the same cohort</w:t>
       </w:r>
       <w:r>
         <w:rPr>
           <w:rFonts w:eastAsiaTheme="minorEastAsia"/>
+          <w:sz w:val="20"/>
+          <w:szCs w:val="20"/>
         </w:rPr>
         <w:t xml:space="preserve"> while </w:t>
       </w:r>
       <w:r>
         <w:rPr>
           <w:rFonts w:eastAsiaTheme="minorEastAsia"/>
+          <w:sz w:val="20"/>
+          <w:szCs w:val="20"/>
         </w:rPr>
         <w:t>controlling the family-wise error</w:t>
       </w:r>
       <w:r>
         <w:rPr>
           <w:rFonts w:eastAsiaTheme="minorEastAsia"/>
+          <w:sz w:val="20"/>
+          <w:szCs w:val="20"/>
         </w:rPr>
         <w:t xml:space="preserve"> rate</w:t>
       </w:r>
       <w:r>
         <w:rPr>
           <w:rFonts w:eastAsiaTheme="minorEastAsia"/>
+          <w:sz w:val="20"/>
+          <w:szCs w:val="20"/>
         </w:rPr>
         <w:t xml:space="preserve"> for all </w:t>
       </w:r>
       <w:r>
         <w:rPr>
           <w:rFonts w:eastAsiaTheme="minorEastAsia"/>
+          <w:sz w:val="20"/>
+          <w:szCs w:val="20"/>
         </w:rPr>
         <w:t>pairwise comparisons</w:t>
       </w:r>
       <w:r>
         <w:rPr>
           <w:rFonts w:eastAsiaTheme="minorEastAsia"/>
+          <w:sz w:val="20"/>
+          <w:szCs w:val="20"/>
         </w:rPr>
         <w:t xml:space="preserve">. </w:t>
       </w:r>
       <w:r>
         <w:rPr>
           <w:rFonts w:eastAsiaTheme="minorEastAsia"/>
+          <w:sz w:val="20"/>
+          <w:szCs w:val="20"/>
         </w:rPr>
         <w:t xml:space="preserve">The statistical test assumes equal group variances, and for most instances that is </w:t>
       </w:r>
       <w:r>
         <w:rPr>
           <w:rFonts w:eastAsiaTheme="minorEastAsia"/>
+          <w:sz w:val="20"/>
+          <w:szCs w:val="20"/>
         </w:rPr>
         <w:t xml:space="preserve">indeed true. </w:t>
       </w:r>
       <w:r>
         <w:rPr>
           <w:rFonts w:eastAsiaTheme="minorEastAsia"/>
+          <w:sz w:val="20"/>
+          <w:szCs w:val="20"/>
         </w:rPr>
         <w:t>The differences between FDC and the DP models are insignificant,</w:t>
       </w:r>
       <w:r>
         <w:rPr>
           <w:rFonts w:eastAsiaTheme="minorEastAsia"/>
+          <w:sz w:val="20"/>
+          <w:szCs w:val="20"/>
         </w:rPr>
         <w:t xml:space="preserve"> and despite a statistical difference showing between the FDC and TD models, the TD models retrieve a lower profit</w:t>
       </w:r>
       <w:r>
         <w:rPr>
           <w:rFonts w:eastAsiaTheme="minorEastAsia"/>
+          <w:sz w:val="20"/>
+          <w:szCs w:val="20"/>
         </w:rPr>
         <w:t xml:space="preserve"> </w:t>
       </w:r>
@@ -4182,24 +5853,32 @@
           <w:rFonts w:eastAsiaTheme="minorEastAsia"/>
           <w:b/>
           <w:bCs/>
+          <w:sz w:val="20"/>
+          <w:szCs w:val="20"/>
         </w:rPr>
         <w:t>(Figure 3)</w:t>
       </w:r>
       <w:r>
         <w:rPr>
           <w:rFonts w:eastAsiaTheme="minorEastAsia"/>
+          <w:sz w:val="20"/>
+          <w:szCs w:val="20"/>
         </w:rPr>
         <w:t xml:space="preserve">. </w:t>
       </w:r>
       <w:r>
         <w:rPr>
           <w:rFonts w:eastAsiaTheme="minorEastAsia"/>
+          <w:sz w:val="20"/>
+          <w:szCs w:val="20"/>
         </w:rPr>
         <w:t xml:space="preserve">Statistically, the two DP models are indifferent, similar to the two TD models, </w:t>
       </w:r>
       <w:r>
         <w:rPr>
           <w:rFonts w:eastAsiaTheme="minorEastAsia"/>
+          <w:sz w:val="20"/>
+          <w:szCs w:val="20"/>
         </w:rPr>
         <w:t xml:space="preserve">when evaluating their performance on profit. </w:t>
       </w:r>
@@ -4210,6 +5889,8 @@
         <w:jc w:val="both"/>
         <w:rPr>
           <w:rFonts w:eastAsiaTheme="minorEastAsia"/>
+          <w:sz w:val="20"/>
+          <w:szCs w:val="20"/>
         </w:rPr>
       </w:pPr>
       <w:r>
@@ -4217,53 +5898,76 @@
           <w:rFonts w:eastAsiaTheme="minorEastAsia"/>
         </w:rPr>
         <w:tab/>
+      </w:r>
+      <w:r>
+        <w:rPr>
+          <w:rFonts w:eastAsiaTheme="minorEastAsia"/>
+          <w:sz w:val="20"/>
+          <w:szCs w:val="20"/>
+        </w:rPr>
         <w:t xml:space="preserve">TD is </w:t>
       </w:r>
       <w:r>
         <w:rPr>
           <w:rFonts w:eastAsiaTheme="minorEastAsia"/>
+          <w:sz w:val="20"/>
+          <w:szCs w:val="20"/>
         </w:rPr>
         <w:t>has a statistical lower waste production than the FDC</w:t>
       </w:r>
       <w:r>
         <w:rPr>
           <w:rFonts w:eastAsiaTheme="minorEastAsia"/>
+          <w:sz w:val="20"/>
+          <w:szCs w:val="20"/>
         </w:rPr>
         <w:t xml:space="preserve"> in lower inventory state space, though this </w:t>
       </w:r>
       <w:r>
         <w:rPr>
           <w:rFonts w:eastAsiaTheme="minorEastAsia"/>
+          <w:sz w:val="20"/>
+          <w:szCs w:val="20"/>
         </w:rPr>
         <w:t xml:space="preserve">advantage </w:t>
       </w:r>
       <w:r>
         <w:rPr>
           <w:rFonts w:eastAsiaTheme="minorEastAsia"/>
+          <w:sz w:val="20"/>
+          <w:szCs w:val="20"/>
         </w:rPr>
         <w:t xml:space="preserve">is lost when the number of inventoriable items increase. </w:t>
       </w:r>
       <w:r>
         <w:rPr>
           <w:rFonts w:eastAsiaTheme="minorEastAsia"/>
+          <w:sz w:val="20"/>
+          <w:szCs w:val="20"/>
         </w:rPr>
         <w:t xml:space="preserve">DP does not show a significant difference with the FDC in any combination of parameters, and TD overall </w:t>
       </w:r>
       <w:r>
         <w:rPr>
           <w:rFonts w:eastAsiaTheme="minorEastAsia"/>
+          <w:sz w:val="20"/>
+          <w:szCs w:val="20"/>
         </w:rPr>
         <w:t xml:space="preserve">produces more waste. Thus, </w:t>
       </w:r>
       <w:r>
         <w:rPr>
           <w:rFonts w:eastAsiaTheme="minorEastAsia"/>
+          <w:sz w:val="20"/>
+          <w:szCs w:val="20"/>
         </w:rPr>
         <w:t xml:space="preserve">these machine learning methods are also not an improvement </w:t>
       </w:r>
       <w:r>
         <w:rPr>
           <w:rFonts w:eastAsiaTheme="minorEastAsia"/>
+          <w:sz w:val="20"/>
+          <w:szCs w:val="20"/>
         </w:rPr>
         <w:t xml:space="preserve">over FDC when considering waste reduction. </w:t>
       </w:r>
@@ -4274,11 +5978,15 @@
         <w:jc w:val="both"/>
         <w:rPr>
           <w:rFonts w:eastAsiaTheme="minorEastAsia"/>
+          <w:sz w:val="20"/>
+          <w:szCs w:val="20"/>
         </w:rPr>
       </w:pPr>
       <w:r>
         <w:rPr>
           <w:rFonts w:eastAsiaTheme="minorEastAsia"/>
+          <w:sz w:val="20"/>
+          <w:szCs w:val="20"/>
         </w:rPr>
         <w:tab/>
         <w:t>Lastly, evaluating which model is best</w:t>
@@ -4286,6 +5994,8 @@
       <w:r>
         <w:rPr>
           <w:rFonts w:eastAsiaTheme="minorEastAsia"/>
+          <w:sz w:val="20"/>
+          <w:szCs w:val="20"/>
         </w:rPr>
         <w:t xml:space="preserve"> requires computational burden evaluation as well. The trend seen in </w:t>
       </w:r>
@@ -4294,42 +6004,56 @@
           <w:rFonts w:eastAsiaTheme="minorEastAsia"/>
           <w:b/>
           <w:bCs/>
+          <w:sz w:val="20"/>
+          <w:szCs w:val="20"/>
         </w:rPr>
         <w:t xml:space="preserve">Figure 2 </w:t>
       </w:r>
       <w:r>
         <w:rPr>
           <w:rFonts w:eastAsiaTheme="minorEastAsia"/>
+          <w:sz w:val="20"/>
+          <w:szCs w:val="20"/>
         </w:rPr>
         <w:t xml:space="preserve">is also statistically </w:t>
       </w:r>
       <w:r>
         <w:rPr>
           <w:rFonts w:eastAsiaTheme="minorEastAsia"/>
+          <w:sz w:val="20"/>
+          <w:szCs w:val="20"/>
         </w:rPr>
         <w:t>relevant. While in low inventory state space the TD models are</w:t>
       </w:r>
       <w:r>
         <w:rPr>
           <w:rFonts w:eastAsiaTheme="minorEastAsia"/>
+          <w:sz w:val="20"/>
+          <w:szCs w:val="20"/>
         </w:rPr>
         <w:t xml:space="preserve"> take a few more seconds to compute than the DP models, in higher state space the TD models underscore the computational needs of DP.</w:t>
       </w:r>
       <w:r>
         <w:rPr>
           <w:rFonts w:eastAsiaTheme="minorEastAsia"/>
+          <w:sz w:val="20"/>
+          <w:szCs w:val="20"/>
         </w:rPr>
         <w:t xml:space="preserve"> Implementing TD in practice may therefore be more favourable as computing the models takes less recourses and could be </w:t>
       </w:r>
       <w:r>
         <w:rPr>
           <w:rFonts w:eastAsiaTheme="minorEastAsia"/>
+          <w:sz w:val="20"/>
+          <w:szCs w:val="20"/>
         </w:rPr>
         <w:t xml:space="preserve">used earlier than DP. </w:t>
       </w:r>
       <w:r>
         <w:rPr>
           <w:rFonts w:eastAsiaTheme="minorEastAsia"/>
+          <w:sz w:val="20"/>
+          <w:szCs w:val="20"/>
         </w:rPr>
         <w:t xml:space="preserve"> </w:t>
       </w:r>
@@ -4362,7 +6086,6 @@
           <w:rFonts w:eastAsiaTheme="minorEastAsia"/>
           <w:noProof/>
         </w:rPr>
-        <w:lastRenderedPageBreak/>
         <w:drawing>
           <wp:inline distT="0" distB="0" distL="0" distR="0" wp14:anchorId="438EF352" wp14:editId="2C3F41AC">
             <wp:extent cx="3686125" cy="3780000"/>
@@ -4379,7 +6102,7 @@
                     <pic:cNvPicPr/>
                   </pic:nvPicPr>
                   <pic:blipFill>
-                    <a:blip r:embed="rId13" cstate="print">
+                    <a:blip r:embed="rId12" cstate="print">
                       <a:extLst>
                         <a:ext uri="{28A0092B-C50C-407E-A947-70E740481C1C}">
                           <a14:useLocalDpi xmlns:a14="http://schemas.microsoft.com/office/drawing/2010/main" val="0"/>
@@ -4412,6 +6135,8 @@
         <w:jc w:val="both"/>
         <w:rPr>
           <w:rFonts w:eastAsiaTheme="minorEastAsia"/>
+          <w:sz w:val="20"/>
+          <w:szCs w:val="20"/>
         </w:rPr>
       </w:pPr>
       <w:r>
@@ -4419,6 +6144,8 @@
           <w:rFonts w:eastAsiaTheme="minorEastAsia"/>
           <w:b/>
           <w:bCs/>
+          <w:sz w:val="20"/>
+          <w:szCs w:val="20"/>
         </w:rPr>
         <w:t xml:space="preserve">Figure 3. Changes in profit </w:t>
       </w:r>
@@ -4427,42 +6154,56 @@
           <w:rFonts w:eastAsiaTheme="minorEastAsia"/>
           <w:b/>
           <w:bCs/>
+          <w:sz w:val="20"/>
+          <w:szCs w:val="20"/>
         </w:rPr>
         <w:t xml:space="preserve">in increasing inventory state space. </w:t>
       </w:r>
       <w:r>
         <w:rPr>
           <w:rFonts w:eastAsiaTheme="minorEastAsia"/>
+          <w:sz w:val="20"/>
+          <w:szCs w:val="20"/>
         </w:rPr>
         <w:t xml:space="preserve">Significance between conditions is indicated with letters; similar letters symbolise insignificance. Double letters </w:t>
       </w:r>
       <w:r>
         <w:rPr>
           <w:rFonts w:eastAsiaTheme="minorEastAsia"/>
+          <w:sz w:val="20"/>
+          <w:szCs w:val="20"/>
         </w:rPr>
         <w:t xml:space="preserve">should be interpreted as insignificant with another condition if that other condition also contains any of these letters. Otherwise, there is a significant difference between the conditions. </w:t>
       </w:r>
       <w:r>
         <w:rPr>
           <w:rFonts w:eastAsiaTheme="minorEastAsia"/>
+          <w:sz w:val="20"/>
+          <w:szCs w:val="20"/>
         </w:rPr>
         <w:t xml:space="preserve">Each </w:t>
       </w:r>
       <w:r>
         <w:rPr>
           <w:rFonts w:eastAsiaTheme="minorEastAsia"/>
+          <w:sz w:val="20"/>
+          <w:szCs w:val="20"/>
         </w:rPr>
         <w:t xml:space="preserve">consecutive </w:t>
       </w:r>
       <w:r>
         <w:rPr>
           <w:rFonts w:eastAsiaTheme="minorEastAsia"/>
+          <w:sz w:val="20"/>
+          <w:szCs w:val="20"/>
         </w:rPr>
         <w:t>plot shows an expanded inventory space</w:t>
       </w:r>
       <w:r>
         <w:rPr>
           <w:rFonts w:eastAsiaTheme="minorEastAsia"/>
+          <w:sz w:val="20"/>
+          <w:szCs w:val="20"/>
         </w:rPr>
         <w:t xml:space="preserve"> and with that also a higher profit. </w:t>
       </w:r>
@@ -4505,7 +6246,7 @@
                     <pic:cNvPicPr/>
                   </pic:nvPicPr>
                   <pic:blipFill>
-                    <a:blip r:embed="rId14" cstate="print">
+                    <a:blip r:embed="rId13" cstate="print">
                       <a:extLst>
                         <a:ext uri="{28A0092B-C50C-407E-A947-70E740481C1C}">
                           <a14:useLocalDpi xmlns:a14="http://schemas.microsoft.com/office/drawing/2010/main" val="0"/>
@@ -4538,6 +6279,8 @@
         <w:jc w:val="both"/>
         <w:rPr>
           <w:rFonts w:eastAsiaTheme="minorEastAsia"/>
+          <w:sz w:val="20"/>
+          <w:szCs w:val="20"/>
         </w:rPr>
       </w:pPr>
       <w:r>
@@ -4545,8 +6288,9 @@
           <w:rFonts w:eastAsiaTheme="minorEastAsia"/>
           <w:b/>
           <w:bCs/>
-        </w:rPr>
-        <w:lastRenderedPageBreak/>
+          <w:sz w:val="20"/>
+          <w:szCs w:val="20"/>
+        </w:rPr>
         <w:t>Figure 4. Changes in waste during inventory state space expansion.</w:t>
       </w:r>
       <w:r>
@@ -4554,20 +6298,18 @@
           <w:rFonts w:eastAsiaTheme="minorEastAsia"/>
           <w:b/>
           <w:bCs/>
+          <w:sz w:val="20"/>
+          <w:szCs w:val="20"/>
         </w:rPr>
         <w:t xml:space="preserve"> </w:t>
       </w:r>
       <w:r>
         <w:rPr>
           <w:rFonts w:eastAsiaTheme="minorEastAsia"/>
-        </w:rPr>
-        <w:t xml:space="preserve">Significance between conditions is indicated with letters; similar letters symbolise insignificance. Double letters should be interpreted as insignificant with another condition if that other condition also contains any of these letters. Otherwise, there is a significant difference between the conditions. Each consecutive plot shows an expanded inventory space and with that also a </w:t>
-      </w:r>
-      <w:r>
-        <w:rPr>
-          <w:rFonts w:eastAsiaTheme="minorEastAsia"/>
-        </w:rPr>
-        <w:t>lower waste.</w:t>
+          <w:sz w:val="20"/>
+          <w:szCs w:val="20"/>
+        </w:rPr>
+        <w:t>Significance between conditions is indicated with letters; similar letters symbolise insignificance. Double letters should be interpreted as insignificant with another condition if that other condition also contains any of these letters. Otherwise, there is a significant difference between the conditions. Each consecutive plot shows an expanded inventory space and with that also a lower waste.</w:t>
       </w:r>
     </w:p>
     <w:p>
@@ -4599,7 +6341,7 @@
                     <pic:cNvPicPr/>
                   </pic:nvPicPr>
                   <pic:blipFill>
-                    <a:blip r:embed="rId15" cstate="print">
+                    <a:blip r:embed="rId14" cstate="print">
                       <a:extLst>
                         <a:ext uri="{28A0092B-C50C-407E-A947-70E740481C1C}">
                           <a14:useLocalDpi xmlns:a14="http://schemas.microsoft.com/office/drawing/2010/main" val="0"/>
@@ -4632,6 +6374,8 @@
         <w:jc w:val="both"/>
         <w:rPr>
           <w:rFonts w:eastAsiaTheme="minorEastAsia"/>
+          <w:sz w:val="20"/>
+          <w:szCs w:val="20"/>
         </w:rPr>
       </w:pPr>
       <w:r>
@@ -4639,6 +6383,8 @@
           <w:rFonts w:eastAsiaTheme="minorEastAsia"/>
           <w:b/>
           <w:bCs/>
+          <w:sz w:val="20"/>
+          <w:szCs w:val="20"/>
         </w:rPr>
         <w:t xml:space="preserve">Figure 5. </w:t>
       </w:r>
@@ -4647,38 +6393,62 @@
           <w:rFonts w:eastAsiaTheme="minorEastAsia"/>
           <w:b/>
           <w:bCs/>
+          <w:sz w:val="20"/>
+          <w:szCs w:val="20"/>
         </w:rPr>
         <w:t xml:space="preserve">Changes in model computation time with increasing inventory state space. </w:t>
       </w:r>
       <w:r>
         <w:rPr>
           <w:rFonts w:eastAsiaTheme="minorEastAsia"/>
+          <w:sz w:val="20"/>
+          <w:szCs w:val="20"/>
         </w:rPr>
         <w:t xml:space="preserve">Increasing inventory space results in </w:t>
       </w:r>
       <w:r>
         <w:rPr>
           <w:rFonts w:eastAsiaTheme="minorEastAsia"/>
+          <w:sz w:val="20"/>
+          <w:szCs w:val="20"/>
         </w:rPr>
         <w:t xml:space="preserve">exponential longer computation time for DP, while reinforcement learning </w:t>
       </w:r>
       <w:r>
         <w:rPr>
           <w:rFonts w:eastAsiaTheme="minorEastAsia"/>
+          <w:sz w:val="20"/>
+          <w:szCs w:val="20"/>
         </w:rPr>
         <w:t xml:space="preserve">is overall as quick as the FDC. </w:t>
       </w:r>
       <w:r>
         <w:rPr>
           <w:rFonts w:eastAsiaTheme="minorEastAsia"/>
-        </w:rPr>
-        <w:t>Significance between conditions is indicated with letters; similar letters symbolise insignificance. Double letters should be interpreted as insignificant with another condition if that other condition also contains any of these letters. Otherwise, there is a significant difference between the conditions. Each consecutive plot shows an expanded inventory space</w:t>
-      </w:r>
-      <w:r>
-        <w:rPr>
-          <w:rFonts w:eastAsiaTheme="minorEastAsia"/>
-        </w:rPr>
-        <w:t xml:space="preserve">. </w:t>
+          <w:sz w:val="20"/>
+          <w:szCs w:val="20"/>
+        </w:rPr>
+        <w:t xml:space="preserve">Significance between conditions is indicated with letters; similar letters symbolise insignificance. Double letters should be interpreted as insignificant with another condition if that other condition also contains any of these letters. Otherwise, there is a significant difference between the conditions. Each consecutive plot shows an expanded inventory space. </w:t>
+      </w:r>
+    </w:p>
+    <w:p>
+      <w:pPr>
+        <w:spacing w:after="0"/>
+        <w:jc w:val="both"/>
+        <w:rPr>
+          <w:rFonts w:eastAsiaTheme="minorEastAsia"/>
+          <w:sz w:val="20"/>
+          <w:szCs w:val="20"/>
+        </w:rPr>
+      </w:pPr>
+      <w:r>
+        <w:rPr>
+          <w:rFonts w:eastAsiaTheme="minorEastAsia"/>
+          <w:sz w:val="20"/>
+          <w:szCs w:val="20"/>
+        </w:rPr>
+        <w:tab/>
+        <w:t xml:space="preserve">Why </w:t>
       </w:r>
     </w:p>
     <w:p>
@@ -4697,8 +6467,772 @@
         <w:pStyle w:val="Heading1"/>
       </w:pPr>
       <w:r>
-        <w:lastRenderedPageBreak/>
         <w:t>Discussion</w:t>
+      </w:r>
+    </w:p>
+    <w:p>
+      <w:pPr>
+        <w:jc w:val="both"/>
+        <w:rPr>
+          <w:sz w:val="20"/>
+          <w:szCs w:val="20"/>
+        </w:rPr>
+      </w:pPr>
+      <w:r>
+        <w:rPr>
+          <w:sz w:val="20"/>
+          <w:szCs w:val="20"/>
+        </w:rPr>
+        <w:t xml:space="preserve">Across the parameter range tested, none of the </w:t>
+      </w:r>
+      <w:r>
+        <w:rPr>
+          <w:sz w:val="20"/>
+          <w:szCs w:val="20"/>
+        </w:rPr>
+        <w:t xml:space="preserve">modelled approaches produced a statistically or </w:t>
+      </w:r>
+      <w:r>
+        <w:rPr>
+          <w:sz w:val="20"/>
+          <w:szCs w:val="20"/>
+        </w:rPr>
+        <w:t>practically</w:t>
+      </w:r>
+      <w:r>
+        <w:rPr>
+          <w:sz w:val="20"/>
+          <w:szCs w:val="20"/>
+        </w:rPr>
+        <w:t xml:space="preserve"> meaningful improvement over the fixed discount approach. </w:t>
+      </w:r>
+      <w:r>
+        <w:rPr>
+          <w:sz w:val="20"/>
+          <w:szCs w:val="20"/>
+        </w:rPr>
+        <w:t>Dynamic Programming (</w:t>
+      </w:r>
+      <w:r>
+        <w:rPr>
+          <w:sz w:val="20"/>
+          <w:szCs w:val="20"/>
+        </w:rPr>
+        <w:t>DP</w:t>
+      </w:r>
+      <w:r>
+        <w:rPr>
+          <w:sz w:val="20"/>
+          <w:szCs w:val="20"/>
+        </w:rPr>
+        <w:t>)</w:t>
+      </w:r>
+      <w:r>
+        <w:rPr>
+          <w:sz w:val="20"/>
+          <w:szCs w:val="20"/>
+        </w:rPr>
+        <w:t xml:space="preserve"> </w:t>
+      </w:r>
+      <w:r>
+        <w:rPr>
+          <w:sz w:val="20"/>
+          <w:szCs w:val="20"/>
+        </w:rPr>
+        <w:t>has</w:t>
+      </w:r>
+      <w:r>
+        <w:rPr>
+          <w:sz w:val="20"/>
+          <w:szCs w:val="20"/>
+        </w:rPr>
+        <w:t xml:space="preserve"> </w:t>
+      </w:r>
+      <w:r>
+        <w:rPr>
+          <w:sz w:val="20"/>
+          <w:szCs w:val="20"/>
+        </w:rPr>
+        <w:t xml:space="preserve">no </w:t>
+      </w:r>
+      <w:r>
+        <w:rPr>
+          <w:sz w:val="20"/>
+          <w:szCs w:val="20"/>
+        </w:rPr>
+        <w:t>statistical</w:t>
+      </w:r>
+      <w:r>
+        <w:rPr>
+          <w:sz w:val="20"/>
+          <w:szCs w:val="20"/>
+        </w:rPr>
+        <w:t xml:space="preserve"> improvement over </w:t>
+      </w:r>
+      <w:r>
+        <w:rPr>
+          <w:sz w:val="20"/>
+          <w:szCs w:val="20"/>
+        </w:rPr>
+        <w:t>Fixed Discount Control (</w:t>
+      </w:r>
+      <w:r>
+        <w:rPr>
+          <w:sz w:val="20"/>
+          <w:szCs w:val="20"/>
+        </w:rPr>
+        <w:t>FDC</w:t>
+      </w:r>
+      <w:r>
+        <w:rPr>
+          <w:sz w:val="20"/>
+          <w:szCs w:val="20"/>
+        </w:rPr>
+        <w:t>)</w:t>
+      </w:r>
+      <w:r>
+        <w:rPr>
+          <w:sz w:val="20"/>
+          <w:szCs w:val="20"/>
+        </w:rPr>
+        <w:t xml:space="preserve"> on both profit and waste</w:t>
+      </w:r>
+      <w:r>
+        <w:rPr>
+          <w:sz w:val="20"/>
+          <w:szCs w:val="20"/>
+        </w:rPr>
+        <w:t>.</w:t>
+      </w:r>
+      <w:r>
+        <w:rPr>
+          <w:sz w:val="20"/>
+          <w:szCs w:val="20"/>
+        </w:rPr>
+        <w:t xml:space="preserve"> </w:t>
+      </w:r>
+      <w:r>
+        <w:rPr>
+          <w:sz w:val="20"/>
+          <w:szCs w:val="20"/>
+        </w:rPr>
+        <w:t>Reinforcement learning (</w:t>
+      </w:r>
+      <w:r>
+        <w:rPr>
+          <w:sz w:val="20"/>
+          <w:szCs w:val="20"/>
+        </w:rPr>
+        <w:t>RL</w:t>
+      </w:r>
+      <w:r>
+        <w:rPr>
+          <w:sz w:val="20"/>
+          <w:szCs w:val="20"/>
+        </w:rPr>
+        <w:t>)</w:t>
+      </w:r>
+      <w:r>
+        <w:rPr>
+          <w:sz w:val="20"/>
+          <w:szCs w:val="20"/>
+        </w:rPr>
+        <w:t xml:space="preserve"> achieved a significantly lower profit than FDC while only matching waste reduction at small inventory states.</w:t>
+      </w:r>
+      <w:r>
+        <w:rPr>
+          <w:sz w:val="20"/>
+          <w:szCs w:val="20"/>
+        </w:rPr>
+        <w:t xml:space="preserve"> These findings are </w:t>
+      </w:r>
+      <w:r>
+        <w:rPr>
+          <w:sz w:val="20"/>
+          <w:szCs w:val="20"/>
+        </w:rPr>
+        <w:t xml:space="preserve">a contradiction to the findings in the paper that motivated this study </w:t>
+      </w:r>
+      <w:r>
+        <w:rPr>
+          <w:sz w:val="20"/>
+          <w:szCs w:val="20"/>
+        </w:rPr>
+        <w:t xml:space="preserve">of </w:t>
+      </w:r>
+      <w:proofErr w:type="spellStart"/>
+      <w:r>
+        <w:rPr>
+          <w:sz w:val="20"/>
+          <w:szCs w:val="20"/>
+        </w:rPr>
+        <w:t>Haijema</w:t>
+      </w:r>
+      <w:proofErr w:type="spellEnd"/>
+      <w:r>
+        <w:rPr>
+          <w:sz w:val="20"/>
+          <w:szCs w:val="20"/>
+        </w:rPr>
+        <w:t xml:space="preserve"> et al.</w:t>
+      </w:r>
+    </w:p>
+    <w:p>
+      <w:pPr>
+        <w:jc w:val="both"/>
+        <w:rPr>
+          <w:sz w:val="20"/>
+          <w:szCs w:val="20"/>
+        </w:rPr>
+      </w:pPr>
+      <w:r>
+        <w:rPr>
+          <w:sz w:val="20"/>
+          <w:szCs w:val="20"/>
+        </w:rPr>
+        <w:t xml:space="preserve">The paper of </w:t>
+      </w:r>
+      <w:proofErr w:type="spellStart"/>
+      <w:r>
+        <w:rPr>
+          <w:sz w:val="20"/>
+          <w:szCs w:val="20"/>
+        </w:rPr>
+        <w:t>Haijema</w:t>
+      </w:r>
+      <w:proofErr w:type="spellEnd"/>
+      <w:r>
+        <w:rPr>
+          <w:sz w:val="20"/>
+          <w:szCs w:val="20"/>
+        </w:rPr>
+        <w:t xml:space="preserve"> et al.</w:t>
+      </w:r>
+      <w:r>
+        <w:rPr>
+          <w:sz w:val="20"/>
+          <w:szCs w:val="20"/>
+        </w:rPr>
+        <w:t xml:space="preserve"> formulated the discounting decision around two discount rates x1 and x2, applied to products expiring at the end of the current day and the following day respectively. In contrast, this research applied a single day discount. This restriction </w:t>
+      </w:r>
+      <w:proofErr w:type="spellStart"/>
+      <w:r>
+        <w:rPr>
+          <w:sz w:val="20"/>
+          <w:szCs w:val="20"/>
+        </w:rPr>
+        <w:t>correspondends</w:t>
+      </w:r>
+      <w:proofErr w:type="spellEnd"/>
+      <w:r>
+        <w:rPr>
+          <w:sz w:val="20"/>
+          <w:szCs w:val="20"/>
+        </w:rPr>
+        <w:t xml:space="preserve"> to </w:t>
+      </w:r>
+      <w:proofErr w:type="spellStart"/>
+      <w:r>
+        <w:rPr>
+          <w:sz w:val="20"/>
+          <w:szCs w:val="20"/>
+        </w:rPr>
+        <w:t>Haijema’s</w:t>
+      </w:r>
+      <w:proofErr w:type="spellEnd"/>
+      <w:r>
+        <w:rPr>
+          <w:sz w:val="20"/>
+          <w:szCs w:val="20"/>
+        </w:rPr>
+        <w:t xml:space="preserve"> D1 policy, which consistently yielded smaller </w:t>
+      </w:r>
+      <w:r>
+        <w:rPr>
+          <w:sz w:val="20"/>
+          <w:szCs w:val="20"/>
+        </w:rPr>
+        <w:t>profit gains. The finding that DP could not outperform FDC is therefore consistent with literature.</w:t>
+      </w:r>
+    </w:p>
+    <w:p>
+      <w:pPr>
+        <w:jc w:val="both"/>
+        <w:rPr>
+          <w:sz w:val="20"/>
+          <w:szCs w:val="20"/>
+        </w:rPr>
+      </w:pPr>
+      <w:r>
+        <w:rPr>
+          <w:sz w:val="20"/>
+          <w:szCs w:val="20"/>
+        </w:rPr>
+        <w:t xml:space="preserve">The consumer behaviour model </w:t>
+      </w:r>
+      <w:r>
+        <w:rPr>
+          <w:sz w:val="20"/>
+          <w:szCs w:val="20"/>
+        </w:rPr>
+        <w:t>oversimplifies</w:t>
+      </w:r>
+      <w:r>
+        <w:rPr>
+          <w:sz w:val="20"/>
+          <w:szCs w:val="20"/>
+        </w:rPr>
+        <w:t xml:space="preserve"> how customers respond to </w:t>
+      </w:r>
+      <w:r>
+        <w:rPr>
+          <w:sz w:val="20"/>
+          <w:szCs w:val="20"/>
+        </w:rPr>
+        <w:t>discounts</w:t>
+      </w:r>
+      <w:r>
+        <w:rPr>
+          <w:sz w:val="20"/>
+          <w:szCs w:val="20"/>
+        </w:rPr>
+        <w:t>. The environment treats every customer a LEFO buyer. Once a discount is applied</w:t>
+      </w:r>
+      <w:r>
+        <w:rPr>
+          <w:sz w:val="20"/>
+          <w:szCs w:val="20"/>
+        </w:rPr>
+        <w:t xml:space="preserve">, the amount FEFO buyers is proportional to the amount of discount given. In the paper of </w:t>
+      </w:r>
+      <w:proofErr w:type="spellStart"/>
+      <w:r>
+        <w:rPr>
+          <w:sz w:val="20"/>
+          <w:szCs w:val="20"/>
+        </w:rPr>
+        <w:t>Haijema</w:t>
+      </w:r>
+      <w:proofErr w:type="spellEnd"/>
+      <w:r>
+        <w:rPr>
+          <w:sz w:val="20"/>
+          <w:szCs w:val="20"/>
+        </w:rPr>
+        <w:t xml:space="preserve"> et al. the model instead introduces a sensitivity parameter, governing what fraction of LEFO customers respond to a given discount level. The absence of such parameter in the model provided in the paper, means that discount responsiveness is uniform across all LEFO customers, which is unlikely to hold in practice.</w:t>
+      </w:r>
+    </w:p>
+    <w:p>
+      <w:pPr>
+        <w:jc w:val="both"/>
+        <w:rPr>
+          <w:sz w:val="20"/>
+          <w:szCs w:val="20"/>
+        </w:rPr>
+      </w:pPr>
+      <w:r>
+        <w:rPr>
+          <w:sz w:val="20"/>
+          <w:szCs w:val="20"/>
+        </w:rPr>
+        <w:t>Discount</w:t>
+      </w:r>
+      <w:r>
+        <w:rPr>
+          <w:sz w:val="20"/>
+          <w:szCs w:val="20"/>
+        </w:rPr>
+        <w:t xml:space="preserve">-induced demand is capped at the regular demand level, excluding new customers that are only attracted to discounted </w:t>
+      </w:r>
+      <w:r>
+        <w:rPr>
+          <w:sz w:val="20"/>
+          <w:szCs w:val="20"/>
+        </w:rPr>
+        <w:t>products.</w:t>
+      </w:r>
+      <w:r>
+        <w:rPr>
+          <w:sz w:val="20"/>
+          <w:szCs w:val="20"/>
+        </w:rPr>
+        <w:t xml:space="preserve"> In this model </w:t>
+      </w:r>
+      <w:r>
+        <w:rPr>
+          <w:sz w:val="20"/>
+          <w:szCs w:val="20"/>
+        </w:rPr>
+        <w:t>demand attracted by a discount can never exceed the regular daily demand for a product, since the discount can only reallocate the existing demand towards FEFO stock. However, in real</w:t>
+      </w:r>
+      <w:r>
+        <w:rPr>
+          <w:sz w:val="20"/>
+          <w:szCs w:val="20"/>
+        </w:rPr>
+        <w:t xml:space="preserve"> world </w:t>
+      </w:r>
+      <w:r>
+        <w:rPr>
+          <w:sz w:val="20"/>
+          <w:szCs w:val="20"/>
+        </w:rPr>
+        <w:t xml:space="preserve">markets a </w:t>
+      </w:r>
+      <w:proofErr w:type="spellStart"/>
+      <w:r>
+        <w:rPr>
+          <w:sz w:val="20"/>
+          <w:szCs w:val="20"/>
+        </w:rPr>
+        <w:t>sufficientlyt</w:t>
+      </w:r>
+      <w:proofErr w:type="spellEnd"/>
+      <w:r>
+        <w:rPr>
+          <w:sz w:val="20"/>
+          <w:szCs w:val="20"/>
+        </w:rPr>
+        <w:t xml:space="preserve"> high discount could </w:t>
+      </w:r>
+      <w:proofErr w:type="spellStart"/>
+      <w:r>
+        <w:rPr>
+          <w:sz w:val="20"/>
+          <w:szCs w:val="20"/>
+        </w:rPr>
+        <w:t>attracyt</w:t>
+      </w:r>
+      <w:proofErr w:type="spellEnd"/>
+      <w:r>
+        <w:rPr>
+          <w:sz w:val="20"/>
+          <w:szCs w:val="20"/>
+        </w:rPr>
+        <w:t xml:space="preserve"> </w:t>
+      </w:r>
+      <w:r>
+        <w:rPr>
+          <w:sz w:val="20"/>
+          <w:szCs w:val="20"/>
+        </w:rPr>
+        <w:t>customers that would otherwise have no</w:t>
+      </w:r>
+      <w:r>
+        <w:rPr>
+          <w:sz w:val="20"/>
+          <w:szCs w:val="20"/>
+        </w:rPr>
+        <w:t xml:space="preserve">t </w:t>
+      </w:r>
+      <w:r>
+        <w:rPr>
+          <w:sz w:val="20"/>
+          <w:szCs w:val="20"/>
+        </w:rPr>
+        <w:t>bought this product</w:t>
+      </w:r>
+      <w:r>
+        <w:rPr>
+          <w:sz w:val="20"/>
+          <w:szCs w:val="20"/>
+        </w:rPr>
+        <w:t>. The absence of a</w:t>
+      </w:r>
+      <w:r>
+        <w:rPr>
+          <w:sz w:val="20"/>
+          <w:szCs w:val="20"/>
+        </w:rPr>
+        <w:t xml:space="preserve">n price-elasticity parameter </w:t>
+      </w:r>
+      <w:proofErr w:type="spellStart"/>
+      <w:r>
+        <w:rPr>
+          <w:sz w:val="20"/>
+          <w:szCs w:val="20"/>
+        </w:rPr>
+        <w:t>sucg</w:t>
+      </w:r>
+      <w:proofErr w:type="spellEnd"/>
+      <w:r>
+        <w:rPr>
+          <w:sz w:val="20"/>
+          <w:szCs w:val="20"/>
+        </w:rPr>
+        <w:t xml:space="preserve"> as the one in </w:t>
+      </w:r>
+      <w:r>
+        <w:rPr>
+          <w:rFonts w:ascii="Aptos" w:eastAsia="Aptos" w:hAnsi="Aptos" w:cs="Aptos"/>
+          <w:sz w:val="20"/>
+          <w:szCs w:val="20"/>
+        </w:rPr>
+        <w:t>Hajima et al</w:t>
+      </w:r>
+      <w:r>
+        <w:rPr>
+          <w:rFonts w:ascii="Aptos" w:eastAsia="Aptos" w:hAnsi="Aptos" w:cs="Aptos"/>
+          <w:sz w:val="20"/>
+          <w:szCs w:val="20"/>
+        </w:rPr>
+        <w:t xml:space="preserve"> imposes a structural ceiling </w:t>
+      </w:r>
+      <w:r>
+        <w:rPr>
+          <w:rFonts w:ascii="Aptos" w:eastAsia="Aptos" w:hAnsi="Aptos" w:cs="Aptos"/>
+          <w:sz w:val="20"/>
+          <w:szCs w:val="20"/>
+        </w:rPr>
+        <w:t xml:space="preserve">on the profit and </w:t>
+      </w:r>
+      <w:r>
+        <w:rPr>
+          <w:rFonts w:ascii="Aptos" w:eastAsia="Aptos" w:hAnsi="Aptos" w:cs="Aptos"/>
+          <w:sz w:val="20"/>
+          <w:szCs w:val="20"/>
+        </w:rPr>
+        <w:t>waste reduction any</w:t>
+      </w:r>
+      <w:r>
+        <w:rPr>
+          <w:rFonts w:ascii="Aptos" w:eastAsia="Aptos" w:hAnsi="Aptos" w:cs="Aptos"/>
+          <w:sz w:val="20"/>
+          <w:szCs w:val="20"/>
+        </w:rPr>
+        <w:t xml:space="preserve"> discounting policy c</w:t>
+      </w:r>
+      <w:r>
+        <w:rPr>
+          <w:rFonts w:ascii="Aptos" w:eastAsia="Aptos" w:hAnsi="Aptos" w:cs="Aptos"/>
+          <w:sz w:val="20"/>
+          <w:szCs w:val="20"/>
+        </w:rPr>
+        <w:t>an achieve</w:t>
+      </w:r>
+      <w:r>
+        <w:rPr>
+          <w:rFonts w:ascii="Aptos" w:eastAsia="Aptos" w:hAnsi="Aptos" w:cs="Aptos"/>
+          <w:sz w:val="20"/>
+          <w:szCs w:val="20"/>
+        </w:rPr>
+        <w:t>.</w:t>
+      </w:r>
+    </w:p>
+    <w:p>
+      <w:pPr>
+        <w:jc w:val="both"/>
+        <w:rPr>
+          <w:sz w:val="20"/>
+          <w:szCs w:val="20"/>
+        </w:rPr>
+      </w:pPr>
+      <w:r>
+        <w:rPr>
+          <w:sz w:val="20"/>
+          <w:szCs w:val="20"/>
+        </w:rPr>
+        <w:t xml:space="preserve">TD’s contribution lies in computational efficiency rather than </w:t>
+      </w:r>
+      <w:r>
+        <w:rPr>
+          <w:sz w:val="20"/>
+          <w:szCs w:val="20"/>
+        </w:rPr>
+        <w:t xml:space="preserve">policy quality. </w:t>
+      </w:r>
+      <w:r>
+        <w:rPr>
+          <w:sz w:val="20"/>
+          <w:szCs w:val="20"/>
+        </w:rPr>
+        <w:t>Although</w:t>
+      </w:r>
+      <w:r>
+        <w:rPr>
+          <w:sz w:val="20"/>
+          <w:szCs w:val="20"/>
+        </w:rPr>
+        <w:t xml:space="preserve"> TD did not outperform </w:t>
+      </w:r>
+      <w:r>
+        <w:rPr>
+          <w:sz w:val="20"/>
+          <w:szCs w:val="20"/>
+        </w:rPr>
+        <w:t>FDC</w:t>
+      </w:r>
+      <w:r>
+        <w:rPr>
+          <w:sz w:val="20"/>
+          <w:szCs w:val="20"/>
+        </w:rPr>
+        <w:t xml:space="preserve">, </w:t>
+      </w:r>
+      <w:r>
+        <w:rPr>
+          <w:sz w:val="20"/>
+          <w:szCs w:val="20"/>
+        </w:rPr>
+        <w:t>it appro</w:t>
+      </w:r>
+      <w:r>
+        <w:rPr>
+          <w:sz w:val="20"/>
+          <w:szCs w:val="20"/>
+        </w:rPr>
+        <w:t xml:space="preserve">ached the values closely and could possibly proof </w:t>
+      </w:r>
+      <w:r>
+        <w:rPr>
+          <w:sz w:val="20"/>
+          <w:szCs w:val="20"/>
+        </w:rPr>
+        <w:t>its</w:t>
+      </w:r>
+      <w:r>
+        <w:rPr>
+          <w:sz w:val="20"/>
+          <w:szCs w:val="20"/>
+        </w:rPr>
+        <w:t xml:space="preserve"> usefulness in more challenging environments where DP </w:t>
+      </w:r>
+      <w:r>
+        <w:rPr>
+          <w:sz w:val="20"/>
+          <w:szCs w:val="20"/>
+        </w:rPr>
+        <w:t xml:space="preserve">run times would </w:t>
+      </w:r>
+      <w:r>
+        <w:rPr>
+          <w:sz w:val="20"/>
+          <w:szCs w:val="20"/>
+        </w:rPr>
+        <w:t xml:space="preserve">grow </w:t>
+      </w:r>
+      <w:r>
+        <w:rPr>
+          <w:sz w:val="20"/>
+          <w:szCs w:val="20"/>
+        </w:rPr>
+        <w:t>exponentially</w:t>
+      </w:r>
+      <w:r>
+        <w:rPr>
+          <w:sz w:val="20"/>
+          <w:szCs w:val="20"/>
+        </w:rPr>
+        <w:t xml:space="preserve"> and FDC approaches could potentially be outperformed. These findings are </w:t>
+      </w:r>
+      <w:r>
+        <w:rPr>
+          <w:sz w:val="20"/>
+          <w:szCs w:val="20"/>
+        </w:rPr>
+        <w:t xml:space="preserve">consistent with </w:t>
+      </w:r>
+      <w:r>
+        <w:rPr>
+          <w:sz w:val="20"/>
+          <w:szCs w:val="20"/>
+        </w:rPr>
+        <w:t>Yavuz and Kaya (2024), who reported that Deep Q-learning and Sof</w:t>
+      </w:r>
+      <w:r>
+        <w:rPr>
+          <w:sz w:val="20"/>
+          <w:szCs w:val="20"/>
+        </w:rPr>
+        <w:t xml:space="preserve">t Actor Critic approaches </w:t>
+      </w:r>
+      <w:r>
+        <w:rPr>
+          <w:sz w:val="20"/>
+          <w:szCs w:val="20"/>
+        </w:rPr>
+        <w:t xml:space="preserve">reached </w:t>
+      </w:r>
+      <w:r>
+        <w:rPr>
+          <w:sz w:val="20"/>
+          <w:szCs w:val="20"/>
+        </w:rPr>
+        <w:t xml:space="preserve">~95-97% of DP’s reward while requiring substantially less computation as the state space grows. This </w:t>
+      </w:r>
+      <w:r>
+        <w:rPr>
+          <w:sz w:val="20"/>
+          <w:szCs w:val="20"/>
+        </w:rPr>
+        <w:t xml:space="preserve">indicates that TD is the more practical choice </w:t>
+      </w:r>
+      <w:r>
+        <w:rPr>
+          <w:sz w:val="20"/>
+          <w:szCs w:val="20"/>
+        </w:rPr>
+        <w:t>wit</w:t>
+      </w:r>
+      <w:r>
+        <w:rPr>
+          <w:sz w:val="20"/>
+          <w:szCs w:val="20"/>
+        </w:rPr>
+        <w:t>h a policy that wa</w:t>
+      </w:r>
+      <w:r>
+        <w:rPr>
+          <w:sz w:val="20"/>
+          <w:szCs w:val="20"/>
+        </w:rPr>
+        <w:t xml:space="preserve">s almost as good as DP, but </w:t>
+      </w:r>
+      <w:r>
+        <w:rPr>
+          <w:sz w:val="20"/>
+          <w:szCs w:val="20"/>
+        </w:rPr>
+        <w:t xml:space="preserve">much </w:t>
+      </w:r>
+      <w:r>
+        <w:rPr>
+          <w:sz w:val="20"/>
+          <w:szCs w:val="20"/>
+        </w:rPr>
+        <w:t>faster.</w:t>
+      </w:r>
+    </w:p>
+    <w:p>
+      <w:pPr>
+        <w:jc w:val="both"/>
+        <w:rPr>
+          <w:sz w:val="20"/>
+          <w:szCs w:val="20"/>
+        </w:rPr>
+      </w:pPr>
+      <w:r>
+        <w:rPr>
+          <w:sz w:val="20"/>
+          <w:szCs w:val="20"/>
+        </w:rPr>
+        <w:t xml:space="preserve">The strength of this study was </w:t>
+      </w:r>
+    </w:p>
+    <w:p>
+      <w:pPr>
+        <w:jc w:val="both"/>
+        <w:rPr>
+          <w:sz w:val="20"/>
+          <w:szCs w:val="20"/>
+        </w:rPr>
+      </w:pPr>
+      <w:r>
+        <w:rPr>
+          <w:sz w:val="20"/>
+          <w:szCs w:val="20"/>
+        </w:rPr>
+        <w:t>EXTENSIONS</w:t>
       </w:r>
     </w:p>
     <w:p>
@@ -4744,51 +7278,58 @@
 </w:document>
 </file>
 
-<file path=word/comments.xml><?xml version="1.0" encoding="utf-8"?>
-<w:comments xmlns:wpc="http://schemas.microsoft.com/office/word/2010/wordprocessingCanvas" xmlns:cx="http://schemas.microsoft.com/office/drawing/2014/chartex" xmlns:cx1="http://schemas.microsoft.com/office/drawing/2015/9/8/chartex" xmlns:cx2="http://schemas.microsoft.com/office/drawing/2015/10/21/chartex" xmlns:cx3="http://schemas.microsoft.com/office/drawing/2016/5/9/chartex" xmlns:cx4="http://schemas.microsoft.com/office/drawing/2016/5/10/chartex" xmlns:cx5="http://schemas.microsoft.com/office/drawing/2016/5/11/chartex" xmlns:cx6="http://schemas.microsoft.com/office/drawing/2016/5/12/chartex" xmlns:cx7="http://schemas.microsoft.com/office/drawing/2016/5/13/chartex" xmlns:cx8="http://schemas.microsoft.com/office/drawing/2016/5/14/chartex" xmlns:mc="http://schemas.openxmlformats.org/markup-compatibility/2006" xmlns:aink="http://schemas.microsoft.com/office/drawing/2016/ink" xmlns:am3d="http://schemas.microsoft.com/office/drawing/2017/model3d" xmlns:o="urn:schemas-microsoft-com:office:office" xmlns:oel="http://schemas.microsoft.com/office/2019/extlst" xmlns:r="http://schemas.openxmlformats.org/officeDocument/2006/relationships" xmlns:m="http://schemas.openxmlformats.org/officeDocument/2006/math" xmlns:v="urn:schemas-microsoft-com:vml" xmlns:wp14="http://schemas.microsoft.com/office/word/2010/wordprocessingDrawing" xmlns:wp="http://schemas.openxmlformats.org/drawingml/2006/wordprocessingDrawing" xmlns:w10="urn:schemas-microsoft-com:office:word" xmlns:w="http://schemas.openxmlformats.org/wordprocessingml/2006/main" xmlns:w14="http://schemas.microsoft.com/office/word/2010/wordml" xmlns:w15="http://schemas.microsoft.com/office/word/2012/wordml" xmlns:w16cex="http://schemas.microsoft.com/office/word/2018/wordml/cex" xmlns:w16cid="http://schemas.microsoft.com/office/word/2016/wordml/cid" xmlns:w16="http://schemas.microsoft.com/office/word/2018/wordml" xmlns:w16du="http://schemas.microsoft.com/office/word/2023/wordml/word16du" xmlns:w16sdtdh="http://schemas.microsoft.com/office/word/2020/wordml/sdtdatahash" xmlns:w16sdtfl="http://schemas.microsoft.com/office/word/2024/wordml/sdtformatlock" xmlns:w16se="http://schemas.microsoft.com/office/word/2015/wordml/symex" xmlns:wpg="http://schemas.microsoft.com/office/word/2010/wordprocessingGroup" xmlns:wpi="http://schemas.microsoft.com/office/word/2010/wordprocessingInk" xmlns:wne="http://schemas.microsoft.com/office/word/2006/wordml" xmlns:wps="http://schemas.microsoft.com/office/word/2010/wordprocessingShape" mc:Ignorable="w14 w15 w16se w16cid w16 w16cex w16sdtdh w16sdtfl w16du wp14">
-  <w:comment w:id="0" w:author="Ambagtsheer, Chris" w:date="2026-06-23T18:18:00Z" w:initials="CA">
+<file path=word/endnotes.xml><?xml version="1.0" encoding="utf-8"?>
+<w:endnotes xmlns:wpc="http://schemas.microsoft.com/office/word/2010/wordprocessingCanvas" xmlns:cx="http://schemas.microsoft.com/office/drawing/2014/chartex" xmlns:cx1="http://schemas.microsoft.com/office/drawing/2015/9/8/chartex" xmlns:cx2="http://schemas.microsoft.com/office/drawing/2015/10/21/chartex" xmlns:cx3="http://schemas.microsoft.com/office/drawing/2016/5/9/chartex" xmlns:cx4="http://schemas.microsoft.com/office/drawing/2016/5/10/chartex" xmlns:cx5="http://schemas.microsoft.com/office/drawing/2016/5/11/chartex" xmlns:cx6="http://schemas.microsoft.com/office/drawing/2016/5/12/chartex" xmlns:cx7="http://schemas.microsoft.com/office/drawing/2016/5/13/chartex" xmlns:cx8="http://schemas.microsoft.com/office/drawing/2016/5/14/chartex" xmlns:mc="http://schemas.openxmlformats.org/markup-compatibility/2006" xmlns:aink="http://schemas.microsoft.com/office/drawing/2016/ink" xmlns:am3d="http://schemas.microsoft.com/office/drawing/2017/model3d" xmlns:o="urn:schemas-microsoft-com:office:office" xmlns:oel="http://schemas.microsoft.com/office/2019/extlst" xmlns:r="http://schemas.openxmlformats.org/officeDocument/2006/relationships" xmlns:m="http://schemas.openxmlformats.org/officeDocument/2006/math" xmlns:v="urn:schemas-microsoft-com:vml" xmlns:wp14="http://schemas.microsoft.com/office/word/2010/wordprocessingDrawing" xmlns:wp="http://schemas.openxmlformats.org/drawingml/2006/wordprocessingDrawing" xmlns:w10="urn:schemas-microsoft-com:office:word" xmlns:w="http://schemas.openxmlformats.org/wordprocessingml/2006/main" xmlns:w14="http://schemas.microsoft.com/office/word/2010/wordml" xmlns:w15="http://schemas.microsoft.com/office/word/2012/wordml" xmlns:w16cex="http://schemas.microsoft.com/office/word/2018/wordml/cex" xmlns:w16cid="http://schemas.microsoft.com/office/word/2016/wordml/cid" xmlns:w16="http://schemas.microsoft.com/office/word/2018/wordml" xmlns:w16du="http://schemas.microsoft.com/office/word/2023/wordml/word16du" xmlns:w16sdtdh="http://schemas.microsoft.com/office/word/2020/wordml/sdtdatahash" xmlns:w16sdtfl="http://schemas.microsoft.com/office/word/2024/wordml/sdtformatlock" xmlns:w16se="http://schemas.microsoft.com/office/word/2015/wordml/symex" xmlns:wpg="http://schemas.microsoft.com/office/word/2010/wordprocessingGroup" xmlns:wpi="http://schemas.microsoft.com/office/word/2010/wordprocessingInk" xmlns:wne="http://schemas.microsoft.com/office/word/2006/wordml" xmlns:wps="http://schemas.microsoft.com/office/word/2010/wordprocessingShape" mc:Ignorable="w14 w15 w16se w16cid w16 w16cex w16sdtdh w16sdtfl w16du wp14">
+  <w:endnote w:type="separator" w:id="-1">
     <w:p>
       <w:pPr>
-        <w:pStyle w:val="CommentText"/>
+        <w:spacing w:after="0" w:line="240" w:lineRule="auto"/>
       </w:pPr>
       <w:r>
-        <w:rPr>
-          <w:rStyle w:val="CommentReference"/>
-        </w:rPr>
-        <w:annotationRef/>
-      </w:r>
-      <w:r>
-        <w:t>The concept of an Episode is explained in Methods &gt; Computing the Probability Matrix and Reward Matrix. Read this through to establish what remains to be written. Especially some parameters (which you already noted I see) have to be mentioned still. Cheers!</w:t>
+        <w:separator/>
       </w:r>
     </w:p>
-  </w:comment>
-</w:comments>
+  </w:endnote>
+  <w:endnote w:type="continuationSeparator" w:id="0">
+    <w:p>
+      <w:pPr>
+        <w:spacing w:after="0" w:line="240" w:lineRule="auto"/>
+      </w:pPr>
+      <w:r>
+        <w:continuationSeparator/>
+      </w:r>
+    </w:p>
+  </w:endnote>
+</w:endnotes>
 </file>
 
-<file path=word/commentsExtended.xml><?xml version="1.0" encoding="utf-8"?>
-<w15:commentsEx xmlns:wpc="http://schemas.microsoft.com/office/word/2010/wordprocessingCanvas" xmlns:cx="http://schemas.microsoft.com/office/drawing/2014/chartex" xmlns:cx1="http://schemas.microsoft.com/office/drawing/2015/9/8/chartex" xmlns:cx2="http://schemas.microsoft.com/office/drawing/2015/10/21/chartex" xmlns:cx3="http://schemas.microsoft.com/office/drawing/2016/5/9/chartex" xmlns:cx4="http://schemas.microsoft.com/office/drawing/2016/5/10/chartex" xmlns:cx5="http://schemas.microsoft.com/office/drawing/2016/5/11/chartex" xmlns:cx6="http://schemas.microsoft.com/office/drawing/2016/5/12/chartex" xmlns:cx7="http://schemas.microsoft.com/office/drawing/2016/5/13/chartex" xmlns:cx8="http://schemas.microsoft.com/office/drawing/2016/5/14/chartex" xmlns:mc="http://schemas.openxmlformats.org/markup-compatibility/2006" xmlns:aink="http://schemas.microsoft.com/office/drawing/2016/ink" xmlns:am3d="http://schemas.microsoft.com/office/drawing/2017/model3d" xmlns:o="urn:schemas-microsoft-com:office:office" xmlns:oel="http://schemas.microsoft.com/office/2019/extlst" xmlns:r="http://schemas.openxmlformats.org/officeDocument/2006/relationships" xmlns:m="http://schemas.openxmlformats.org/officeDocument/2006/math" xmlns:v="urn:schemas-microsoft-com:vml" xmlns:wp14="http://schemas.microsoft.com/office/word/2010/wordprocessingDrawing" xmlns:wp="http://schemas.openxmlformats.org/drawingml/2006/wordprocessingDrawing" xmlns:w10="urn:schemas-microsoft-com:office:word" xmlns:w="http://schemas.openxmlformats.org/wordprocessingml/2006/main" xmlns:w14="http://schemas.microsoft.com/office/word/2010/wordml" xmlns:w15="http://schemas.microsoft.com/office/word/2012/wordml" xmlns:w16cex="http://schemas.microsoft.com/office/word/2018/wordml/cex" xmlns:w16cid="http://schemas.microsoft.com/office/word/2016/wordml/cid" xmlns:w16="http://schemas.microsoft.com/office/word/2018/wordml" xmlns:w16du="http://schemas.microsoft.com/office/word/2023/wordml/word16du" xmlns:w16sdtdh="http://schemas.microsoft.com/office/word/2020/wordml/sdtdatahash" xmlns:w16sdtfl="http://schemas.microsoft.com/office/word/2024/wordml/sdtformatlock" xmlns:w16se="http://schemas.microsoft.com/office/word/2015/wordml/symex" xmlns:wpg="http://schemas.microsoft.com/office/word/2010/wordprocessingGroup" xmlns:wpi="http://schemas.microsoft.com/office/word/2010/wordprocessingInk" xmlns:wne="http://schemas.microsoft.com/office/word/2006/wordml" xmlns:wps="http://schemas.microsoft.com/office/word/2010/wordprocessingShape" mc:Ignorable="w14 w15 w16se w16cid w16 w16cex w16sdtdh w16sdtfl w16du wp14">
-  <w15:commentEx w15:paraId="1200422B" w15:done="0"/>
-</w15:commentsEx>
+<file path=word/footnotes.xml><?xml version="1.0" encoding="utf-8"?>
+<w:footnotes xmlns:wpc="http://schemas.microsoft.com/office/word/2010/wordprocessingCanvas" xmlns:cx="http://schemas.microsoft.com/office/drawing/2014/chartex" xmlns:cx1="http://schemas.microsoft.com/office/drawing/2015/9/8/chartex" xmlns:cx2="http://schemas.microsoft.com/office/drawing/2015/10/21/chartex" xmlns:cx3="http://schemas.microsoft.com/office/drawing/2016/5/9/chartex" xmlns:cx4="http://schemas.microsoft.com/office/drawing/2016/5/10/chartex" xmlns:cx5="http://schemas.microsoft.com/office/drawing/2016/5/11/chartex" xmlns:cx6="http://schemas.microsoft.com/office/drawing/2016/5/12/chartex" xmlns:cx7="http://schemas.microsoft.com/office/drawing/2016/5/13/chartex" xmlns:cx8="http://schemas.microsoft.com/office/drawing/2016/5/14/chartex" xmlns:mc="http://schemas.openxmlformats.org/markup-compatibility/2006" xmlns:aink="http://schemas.microsoft.com/office/drawing/2016/ink" xmlns:am3d="http://schemas.microsoft.com/office/drawing/2017/model3d" xmlns:o="urn:schemas-microsoft-com:office:office" xmlns:oel="http://schemas.microsoft.com/office/2019/extlst" xmlns:r="http://schemas.openxmlformats.org/officeDocument/2006/relationships" xmlns:m="http://schemas.openxmlformats.org/officeDocument/2006/math" xmlns:v="urn:schemas-microsoft-com:vml" xmlns:wp14="http://schemas.microsoft.com/office/word/2010/wordprocessingDrawing" xmlns:wp="http://schemas.openxmlformats.org/drawingml/2006/wordprocessingDrawing" xmlns:w10="urn:schemas-microsoft-com:office:word" xmlns:w="http://schemas.openxmlformats.org/wordprocessingml/2006/main" xmlns:w14="http://schemas.microsoft.com/office/word/2010/wordml" xmlns:w15="http://schemas.microsoft.com/office/word/2012/wordml" xmlns:w16cex="http://schemas.microsoft.com/office/word/2018/wordml/cex" xmlns:w16cid="http://schemas.microsoft.com/office/word/2016/wordml/cid" xmlns:w16="http://schemas.microsoft.com/office/word/2018/wordml" xmlns:w16du="http://schemas.microsoft.com/office/word/2023/wordml/word16du" xmlns:w16sdtdh="http://schemas.microsoft.com/office/word/2020/wordml/sdtdatahash" xmlns:w16sdtfl="http://schemas.microsoft.com/office/word/2024/wordml/sdtformatlock" xmlns:w16se="http://schemas.microsoft.com/office/word/2015/wordml/symex" xmlns:wpg="http://schemas.microsoft.com/office/word/2010/wordprocessingGroup" xmlns:wpi="http://schemas.microsoft.com/office/word/2010/wordprocessingInk" xmlns:wne="http://schemas.microsoft.com/office/word/2006/wordml" xmlns:wps="http://schemas.microsoft.com/office/word/2010/wordprocessingShape" mc:Ignorable="w14 w15 w16se w16cid w16 w16cex w16sdtdh w16sdtfl w16du wp14">
+  <w:footnote w:type="separator" w:id="-1">
+    <w:p>
+      <w:pPr>
+        <w:spacing w:after="0" w:line="240" w:lineRule="auto"/>
+      </w:pPr>
+      <w:r>
+        <w:separator/>
+      </w:r>
+    </w:p>
+  </w:footnote>
+  <w:footnote w:type="continuationSeparator" w:id="0">
+    <w:p>
+      <w:pPr>
+        <w:spacing w:after="0" w:line="240" w:lineRule="auto"/>
+      </w:pPr>
+      <w:r>
+        <w:continuationSeparator/>
+      </w:r>
+    </w:p>
+  </w:footnote>
+</w:footnotes>
 </file>
 
-<file path=word/commentsExtensible.xml><?xml version="1.0" encoding="utf-8"?>
-<w16cex:commentsExtensible xmlns:wpc="http://schemas.microsoft.com/office/word/2010/wordprocessingCanvas" xmlns:cx="http://schemas.microsoft.com/office/drawing/2014/chartex" xmlns:cx1="http://schemas.microsoft.com/office/drawing/2015/9/8/chartex" xmlns:cx2="http://schemas.microsoft.com/office/drawing/2015/10/21/chartex" xmlns:cx3="http://schemas.microsoft.com/office/drawing/2016/5/9/chartex" xmlns:cx4="http://schemas.microsoft.com/office/drawing/2016/5/10/chartex" xmlns:cx5="http://schemas.microsoft.com/office/drawing/2016/5/11/chartex" xmlns:cx6="http://schemas.microsoft.com/office/drawing/2016/5/12/chartex" xmlns:cx7="http://schemas.microsoft.com/office/drawing/2016/5/13/chartex" xmlns:cx8="http://schemas.microsoft.com/office/drawing/2016/5/14/chartex" xmlns:cr="http://schemas.microsoft.com/office/comments/2020/reactions" xmlns:mc="http://schemas.openxmlformats.org/markup-compatibility/2006" xmlns:aink="http://schemas.microsoft.com/office/drawing/2016/ink" xmlns:am3d="http://schemas.microsoft.com/office/drawing/2017/model3d" xmlns:o="urn:schemas-microsoft-com:office:office" xmlns:oel="http://schemas.microsoft.com/office/2019/extlst" xmlns:r="http://schemas.openxmlformats.org/officeDocument/2006/relationships" xmlns:m="http://schemas.openxmlformats.org/officeDocument/2006/math" xmlns:v="urn:schemas-microsoft-com:vml" xmlns:wp14="http://schemas.microsoft.com/office/word/2010/wordprocessingDrawing" xmlns:wp="http://schemas.openxmlformats.org/drawingml/2006/wordprocessingDrawing" xmlns:w10="urn:schemas-microsoft-com:office:word" xmlns:w="http://schemas.openxmlformats.org/wordprocessingml/2006/main" xmlns:w14="http://schemas.microsoft.com/office/word/2010/wordml" xmlns:w15="http://schemas.microsoft.com/office/word/2012/wordml" xmlns:w16cex="http://schemas.microsoft.com/office/word/2018/wordml/cex" xmlns:w16cid="http://schemas.microsoft.com/office/word/2016/wordml/cid" xmlns:w16="http://schemas.microsoft.com/office/word/2018/wordml" xmlns:w16du="http://schemas.microsoft.com/office/word/2023/wordml/word16du" xmlns:w16sdtdh="http://schemas.microsoft.com/office/word/2020/wordml/sdtdatahash" xmlns:w16sdtfl="http://schemas.microsoft.com/office/word/2024/wordml/sdtformatlock" xmlns:w16se="http://schemas.microsoft.com/office/word/2015/wordml/symex" xmlns:wpg="http://schemas.microsoft.com/office/word/2010/wordprocessingGroup" xmlns:wpi="http://schemas.microsoft.com/office/word/2010/wordprocessingInk" xmlns:wne="http://schemas.microsoft.com/office/word/2006/wordml" xmlns:wps="http://schemas.microsoft.com/office/word/2010/wordprocessingShape" mc:Ignorable="w14 w15 w16se w16cid w16 w16cex w16sdtdh w16sdtfl cr w16du wp14">
-  <w16cex:commentExtensible w16cex:durableId="1B42397E" w16cex:dateUtc="2026-06-23T16:18:00Z"/>
-</w16cex:commentsExtensible>
-</file>
-
-<file path=word/commentsIds.xml><?xml version="1.0" encoding="utf-8"?>
-<w16cid:commentsIds xmlns:wpc="http://schemas.microsoft.com/office/word/2010/wordprocessingCanvas" xmlns:cx="http://schemas.microsoft.com/office/drawing/2014/chartex" xmlns:cx1="http://schemas.microsoft.com/office/drawing/2015/9/8/chartex" xmlns:cx2="http://schemas.microsoft.com/office/drawing/2015/10/21/chartex" xmlns:cx3="http://schemas.microsoft.com/office/drawing/2016/5/9/chartex" xmlns:cx4="http://schemas.microsoft.com/office/drawing/2016/5/10/chartex" xmlns:cx5="http://schemas.microsoft.com/office/drawing/2016/5/11/chartex" xmlns:cx6="http://schemas.microsoft.com/office/drawing/2016/5/12/chartex" xmlns:cx7="http://schemas.microsoft.com/office/drawing/2016/5/13/chartex" xmlns:cx8="http://schemas.microsoft.com/office/drawing/2016/5/14/chartex" xmlns:mc="http://schemas.openxmlformats.org/markup-compatibility/2006" xmlns:aink="http://schemas.microsoft.com/office/drawing/2016/ink" xmlns:am3d="http://schemas.microsoft.com/office/drawing/2017/model3d" xmlns:o="urn:schemas-microsoft-com:office:office" xmlns:oel="http://schemas.microsoft.com/office/2019/extlst" xmlns:r="http://schemas.openxmlformats.org/officeDocument/2006/relationships" xmlns:m="http://schemas.openxmlformats.org/officeDocument/2006/math" xmlns:v="urn:schemas-microsoft-com:vml" xmlns:wp14="http://schemas.microsoft.com/office/word/2010/wordprocessingDrawing" xmlns:wp="http://schemas.openxmlformats.org/drawingml/2006/wordprocessingDrawing" xmlns:w10="urn:schemas-microsoft-com:office:word" xmlns:w="http://schemas.openxmlformats.org/wordprocessingml/2006/main" xmlns:w14="http://schemas.microsoft.com/office/word/2010/wordml" xmlns:w15="http://schemas.microsoft.com/office/word/2012/wordml" xmlns:w16cex="http://schemas.microsoft.com/office/word/2018/wordml/cex" xmlns:w16cid="http://schemas.microsoft.com/office/word/2016/wordml/cid" xmlns:w16="http://schemas.microsoft.com/office/word/2018/wordml" xmlns:w16du="http://schemas.microsoft.com/office/word/2023/wordml/word16du" xmlns:w16sdtdh="http://schemas.microsoft.com/office/word/2020/wordml/sdtdatahash" xmlns:w16sdtfl="http://schemas.microsoft.com/office/word/2024/wordml/sdtformatlock" xmlns:w16se="http://schemas.microsoft.com/office/word/2015/wordml/symex" xmlns:wpg="http://schemas.microsoft.com/office/word/2010/wordprocessingGroup" xmlns:wpi="http://schemas.microsoft.com/office/word/2010/wordprocessingInk" xmlns:wne="http://schemas.microsoft.com/office/word/2006/wordml" xmlns:wps="http://schemas.microsoft.com/office/word/2010/wordprocessingShape" mc:Ignorable="w14 w15 w16se w16cid w16 w16cex w16sdtdh w16sdtfl w16du wp14">
-  <w16cid:commentId w16cid:paraId="1200422B" w16cid:durableId="1B42397E"/>
-</w16cid:commentsIds>
-</file>
-
-<file path=word/people.xml><?xml version="1.0" encoding="utf-8"?>
-<w15:people xmlns:wpc="http://schemas.microsoft.com/office/word/2010/wordprocessingCanvas" xmlns:cx="http://schemas.microsoft.com/office/drawing/2014/chartex" xmlns:cx1="http://schemas.microsoft.com/office/drawing/2015/9/8/chartex" xmlns:cx2="http://schemas.microsoft.com/office/drawing/2015/10/21/chartex" xmlns:cx3="http://schemas.microsoft.com/office/drawing/2016/5/9/chartex" xmlns:cx4="http://schemas.microsoft.com/office/drawing/2016/5/10/chartex" xmlns:cx5="http://schemas.microsoft.com/office/drawing/2016/5/11/chartex" xmlns:cx6="http://schemas.microsoft.com/office/drawing/2016/5/12/chartex" xmlns:cx7="http://schemas.microsoft.com/office/drawing/2016/5/13/chartex" xmlns:cx8="http://schemas.microsoft.com/office/drawing/2016/5/14/chartex" xmlns:mc="http://schemas.openxmlformats.org/markup-compatibility/2006" xmlns:aink="http://schemas.microsoft.com/office/drawing/2016/ink" xmlns:am3d="http://schemas.microsoft.com/office/drawing/2017/model3d" xmlns:o="urn:schemas-microsoft-com:office:office" xmlns:oel="http://schemas.microsoft.com/office/2019/extlst" xmlns:r="http://schemas.openxmlformats.org/officeDocument/2006/relationships" xmlns:m="http://schemas.openxmlformats.org/officeDocument/2006/math" xmlns:v="urn:schemas-microsoft-com:vml" xmlns:wp14="http://schemas.microsoft.com/office/word/2010/wordprocessingDrawing" xmlns:wp="http://schemas.openxmlformats.org/drawingml/2006/wordprocessingDrawing" xmlns:w10="urn:schemas-microsoft-com:office:word" xmlns:w="http://schemas.openxmlformats.org/wordprocessingml/2006/main" xmlns:w14="http://schemas.microsoft.com/office/word/2010/wordml" xmlns:w15="http://schemas.microsoft.com/office/word/2012/wordml" xmlns:w16cex="http://schemas.microsoft.com/office/word/2018/wordml/cex" xmlns:w16cid="http://schemas.microsoft.com/office/word/2016/wordml/cid" xmlns:w16="http://schemas.microsoft.com/office/word/2018/wordml" xmlns:w16du="http://schemas.microsoft.com/office/word/2023/wordml/word16du" xmlns:w16sdtdh="http://schemas.microsoft.com/office/word/2020/wordml/sdtdatahash" xmlns:w16sdtfl="http://schemas.microsoft.com/office/word/2024/wordml/sdtformatlock" xmlns:w16se="http://schemas.microsoft.com/office/word/2015/wordml/symex" xmlns:wpg="http://schemas.microsoft.com/office/word/2010/wordprocessingGroup" xmlns:wpi="http://schemas.microsoft.com/office/word/2010/wordprocessingInk" xmlns:wne="http://schemas.microsoft.com/office/word/2006/wordml" xmlns:wps="http://schemas.microsoft.com/office/word/2010/wordprocessingShape" mc:Ignorable="w14 w15 w16se w16cid w16 w16cex w16sdtdh w16sdtfl w16du wp14">
-  <w15:person w15:author="Ambagtsheer, Chris">
-    <w15:presenceInfo w15:providerId="AD" w15:userId="S::chris.ambagtsheer@wur.nl::a81a26ba-eb45-4e75-9bfd-3b02b6213fd4"/>
-  </w15:person>
-</w15:people>
+<file path=word/numbering.xml><?xml version="1.0" encoding="utf-8"?>
+<w:numbering xmlns:wpc="http://schemas.microsoft.com/office/word/2010/wordprocessingCanvas" xmlns:cx="http://schemas.microsoft.com/office/drawing/2014/chartex" xmlns:cx1="http://schemas.microsoft.com/office/drawing/2015/9/8/chartex" xmlns:cx2="http://schemas.microsoft.com/office/drawing/2015/10/21/chartex" xmlns:cx3="http://schemas.microsoft.com/office/drawing/2016/5/9/chartex" xmlns:cx4="http://schemas.microsoft.com/office/drawing/2016/5/10/chartex" xmlns:cx5="http://schemas.microsoft.com/office/drawing/2016/5/11/chartex" xmlns:cx6="http://schemas.microsoft.com/office/drawing/2016/5/12/chartex" xmlns:cx7="http://schemas.microsoft.com/office/drawing/2016/5/13/chartex" xmlns:cx8="http://schemas.microsoft.com/office/drawing/2016/5/14/chartex" xmlns:mc="http://schemas.openxmlformats.org/markup-compatibility/2006" xmlns:aink="http://schemas.microsoft.com/office/drawing/2016/ink" xmlns:am3d="http://schemas.microsoft.com/office/drawing/2017/model3d" xmlns:o="urn:schemas-microsoft-com:office:office" xmlns:oel="http://schemas.microsoft.com/office/2019/extlst" xmlns:r="http://schemas.openxmlformats.org/officeDocument/2006/relationships" xmlns:m="http://schemas.openxmlformats.org/officeDocument/2006/math" xmlns:v="urn:schemas-microsoft-com:vml" xmlns:wp14="http://schemas.microsoft.com/office/word/2010/wordprocessingDrawing" xmlns:wp="http://schemas.openxmlformats.org/drawingml/2006/wordprocessingDrawing" xmlns:w10="urn:schemas-microsoft-com:office:word" xmlns:w="http://schemas.openxmlformats.org/wordprocessingml/2006/main" xmlns:w14="http://schemas.microsoft.com/office/word/2010/wordml" xmlns:w15="http://schemas.microsoft.com/office/word/2012/wordml" xmlns:w16cex="http://schemas.microsoft.com/office/word/2018/wordml/cex" xmlns:w16cid="http://schemas.microsoft.com/office/word/2016/wordml/cid" xmlns:w16="http://schemas.microsoft.com/office/word/2018/wordml" xmlns:w16du="http://schemas.microsoft.com/office/word/2023/wordml/word16du" xmlns:w16sdtdh="http://schemas.microsoft.com/office/word/2020/wordml/sdtdatahash" xmlns:w16sdtfl="http://schemas.microsoft.com/office/word/2024/wordml/sdtformatlock" xmlns:w16se="http://schemas.microsoft.com/office/word/2015/wordml/symex" xmlns:wpg="http://schemas.microsoft.com/office/word/2010/wordprocessingGroup" xmlns:wpi="http://schemas.microsoft.com/office/word/2010/wordprocessingInk" xmlns:wne="http://schemas.microsoft.com/office/word/2006/wordml" xmlns:wps="http://schemas.microsoft.com/office/word/2010/wordprocessingShape" mc:Ignorable="w14 w15 w16se w16cid w16 w16cex w16sdtdh w16sdtfl w16du wp14"/>
 </file>
 
 <file path=word/styles.xml><?xml version="1.0" encoding="utf-8"?>
@@ -5391,7 +7932,6 @@
   <w:style w:type="character" w:default="1" w:styleId="DefaultParagraphFont">
     <w:name w:val="Default Paragraph Font"/>
     <w:uiPriority w:val="1"/>
-    <w:semiHidden/>
     <w:unhideWhenUsed/>
   </w:style>
   <w:style w:type="table" w:default="1" w:styleId="TableNormal">
@@ -5798,6 +8338,50 @@
       </w:tblBorders>
     </w:tblPr>
   </w:style>
+  <w:style w:type="paragraph" w:styleId="Header">
+    <w:name w:val="header"/>
+    <w:basedOn w:val="Normal"/>
+    <w:link w:val="HeaderChar"/>
+    <w:uiPriority w:val="99"/>
+    <w:unhideWhenUsed/>
+    <w:rsid w:val="0030263B"/>
+    <w:pPr>
+      <w:tabs>
+        <w:tab w:val="center" w:pos="4513"/>
+        <w:tab w:val="right" w:pos="9026"/>
+      </w:tabs>
+      <w:spacing w:after="0" w:line="240" w:lineRule="auto"/>
+    </w:pPr>
+  </w:style>
+  <w:style w:type="character" w:customStyle="1" w:styleId="HeaderChar">
+    <w:name w:val="Header Char"/>
+    <w:basedOn w:val="DefaultParagraphFont"/>
+    <w:link w:val="Header"/>
+    <w:uiPriority w:val="99"/>
+    <w:rsid w:val="0030263B"/>
+  </w:style>
+  <w:style w:type="paragraph" w:styleId="Footer">
+    <w:name w:val="footer"/>
+    <w:basedOn w:val="Normal"/>
+    <w:link w:val="FooterChar"/>
+    <w:uiPriority w:val="99"/>
+    <w:unhideWhenUsed/>
+    <w:rsid w:val="0030263B"/>
+    <w:pPr>
+      <w:tabs>
+        <w:tab w:val="center" w:pos="4513"/>
+        <w:tab w:val="right" w:pos="9026"/>
+      </w:tabs>
+      <w:spacing w:after="0" w:line="240" w:lineRule="auto"/>
+    </w:pPr>
+  </w:style>
+  <w:style w:type="character" w:customStyle="1" w:styleId="FooterChar">
+    <w:name w:val="Footer Char"/>
+    <w:basedOn w:val="DefaultParagraphFont"/>
+    <w:link w:val="Footer"/>
+    <w:uiPriority w:val="99"/>
+    <w:rsid w:val="0030263B"/>
+  </w:style>
 </w:styles>
 </file>
 

--- a/report/report_current.docx
+++ b/report/report_current.docx
@@ -350,7 +350,21 @@
           <w:sz w:val="20"/>
           <w:szCs w:val="20"/>
         </w:rPr>
-        <w:t xml:space="preserve">Hence, in current setting DP and RL have not improved the </w:t>
+        <w:t xml:space="preserve">Hence, in current setting DP and </w:t>
+      </w:r>
+      <w:r>
+        <w:rPr>
+          <w:sz w:val="20"/>
+          <w:szCs w:val="20"/>
+        </w:rPr>
+        <w:t>TD</w:t>
+      </w:r>
+      <w:r>
+        <w:rPr>
+          <w:sz w:val="20"/>
+          <w:szCs w:val="20"/>
+        </w:rPr>
+        <w:t xml:space="preserve"> have not improved the </w:t>
       </w:r>
       <w:r>
         <w:rPr>
@@ -406,14 +420,27 @@
     </w:p>
     <w:p>
       <w:pPr>
-        <w:pStyle w:val="Heading1"/>
-      </w:pPr>
-      <w:r>
-        <w:t>Introduction</w:t>
+        <w:rPr>
+          <w:rFonts w:asciiTheme="majorHAnsi" w:eastAsiaTheme="majorEastAsia" w:hAnsiTheme="majorHAnsi" w:cstheme="majorBidi"/>
+          <w:color w:val="0F4761" w:themeColor="accent1" w:themeShade="BF"/>
+          <w:sz w:val="40"/>
+          <w:szCs w:val="40"/>
+        </w:rPr>
+      </w:pPr>
+      <w:r>
+        <w:br w:type="page"/>
       </w:r>
     </w:p>
     <w:p>
       <w:pPr>
+        <w:pStyle w:val="Heading1"/>
+      </w:pPr>
+      <w:r>
+        <w:t>Introduction</w:t>
+      </w:r>
+    </w:p>
+    <w:p>
+      <w:pPr>
         <w:spacing w:after="0"/>
         <w:jc w:val="both"/>
         <w:rPr>
@@ -433,7 +460,21 @@
           <w:sz w:val="20"/>
           <w:szCs w:val="20"/>
         </w:rPr>
-        <w:t>units. This preference is called Least Expiratory First Out (</w:t>
+        <w:t xml:space="preserve">units. This preference is called </w:t>
+      </w:r>
+      <w:r>
+        <w:rPr>
+          <w:sz w:val="20"/>
+          <w:szCs w:val="20"/>
+        </w:rPr>
+        <w:t>Last</w:t>
+      </w:r>
+      <w:r>
+        <w:rPr>
+          <w:sz w:val="20"/>
+          <w:szCs w:val="20"/>
+        </w:rPr>
+        <w:t xml:space="preserve"> Expiratory First Out (</w:t>
       </w:r>
       <w:r>
         <w:rPr>
@@ -815,72 +856,186 @@
           <w:sz w:val="20"/>
           <w:szCs w:val="20"/>
         </w:rPr>
-        <w:t xml:space="preserve">The main question </w:t>
-      </w:r>
-      <w:r>
-        <w:rPr>
-          <w:sz w:val="20"/>
-          <w:szCs w:val="20"/>
-        </w:rPr>
-        <w:t xml:space="preserve">remains </w:t>
-      </w:r>
-      <w:r>
-        <w:rPr>
-          <w:sz w:val="20"/>
-          <w:szCs w:val="20"/>
-        </w:rPr>
-        <w:t>whether dynamically pricing the products or choosing a fixed discount is the better option.</w:t>
-      </w:r>
-      <w:r>
-        <w:rPr>
-          <w:sz w:val="20"/>
-          <w:szCs w:val="20"/>
-        </w:rPr>
-        <w:t xml:space="preserve"> </w:t>
-      </w:r>
-      <w:r>
-        <w:rPr>
-          <w:sz w:val="20"/>
-          <w:szCs w:val="20"/>
-        </w:rPr>
-        <w:t xml:space="preserve">In order to find that answer, the deficits if each model will be mapped out as well. Hence, each model is </w:t>
-      </w:r>
-      <w:r>
-        <w:rPr>
-          <w:sz w:val="20"/>
-          <w:szCs w:val="20"/>
-        </w:rPr>
-        <w:t xml:space="preserve">evaluated individually to determine which is best. </w:t>
-      </w:r>
-      <w:r>
-        <w:rPr>
-          <w:sz w:val="20"/>
-          <w:szCs w:val="20"/>
-        </w:rPr>
-        <w:t xml:space="preserve">Besides waste reduction and profit improvement, computational time is an important factor here. </w:t>
-      </w:r>
-      <w:r>
-        <w:rPr>
-          <w:sz w:val="20"/>
-          <w:szCs w:val="20"/>
-        </w:rPr>
-        <w:t xml:space="preserve">Ultimately, this research could improve the </w:t>
-      </w:r>
+        <w:t>The main research question of this study is:</w:t>
+      </w:r>
+    </w:p>
+    <w:p>
+      <w:pPr>
+        <w:jc w:val="both"/>
+        <w:rPr>
+          <w:i/>
+          <w:sz w:val="20"/>
+          <w:szCs w:val="20"/>
+          <w:lang w:val="en-US"/>
+        </w:rPr>
+      </w:pPr>
       <w:r>
         <w:rPr>
           <w:i/>
           <w:iCs/>
           <w:sz w:val="20"/>
           <w:szCs w:val="20"/>
-        </w:rPr>
-        <w:t>status quo</w:t>
-      </w:r>
-      <w:r>
-        <w:rPr>
-          <w:sz w:val="20"/>
-          <w:szCs w:val="20"/>
-        </w:rPr>
-        <w:t xml:space="preserve"> that is either not setting a discount, or using a fixed discount for the oldest products in the assortment. </w:t>
+          <w:lang w:val="en-US"/>
+        </w:rPr>
+        <w:t>What are the profit and waste benefits if expiratory products are dynamically priced, compared to a fixed discount?</w:t>
+      </w:r>
+    </w:p>
+    <w:p>
+      <w:pPr>
+        <w:jc w:val="both"/>
+        <w:rPr>
+          <w:sz w:val="20"/>
+          <w:szCs w:val="20"/>
+          <w:lang w:val="en-US"/>
+        </w:rPr>
+      </w:pPr>
+      <w:r>
+        <w:rPr>
+          <w:sz w:val="20"/>
+          <w:szCs w:val="20"/>
+          <w:lang w:val="en-US"/>
+        </w:rPr>
+        <w:tab/>
+        <w:t>To answer this question</w:t>
+      </w:r>
+      <w:r>
+        <w:rPr>
+          <w:sz w:val="20"/>
+          <w:szCs w:val="20"/>
+          <w:lang w:val="en-US"/>
+        </w:rPr>
+        <w:t xml:space="preserve"> </w:t>
+      </w:r>
+      <w:r>
+        <w:rPr>
+          <w:sz w:val="20"/>
+          <w:szCs w:val="20"/>
+          <w:lang w:val="en-US"/>
+        </w:rPr>
+        <w:t>three</w:t>
+      </w:r>
+      <w:r>
+        <w:rPr>
+          <w:sz w:val="20"/>
+          <w:szCs w:val="20"/>
+          <w:lang w:val="en-US"/>
+        </w:rPr>
+        <w:t xml:space="preserve"> approaches </w:t>
+      </w:r>
+      <w:r>
+        <w:rPr>
+          <w:sz w:val="20"/>
+          <w:szCs w:val="20"/>
+          <w:lang w:val="en-US"/>
+        </w:rPr>
+        <w:t>are evaluated and directly compared</w:t>
+      </w:r>
+      <w:r>
+        <w:rPr>
+          <w:sz w:val="20"/>
+          <w:szCs w:val="20"/>
+          <w:lang w:val="en-US"/>
+        </w:rPr>
+        <w:t>: FDC, DP and TD. This comparison raises two sub-questions</w:t>
+      </w:r>
+      <w:r>
+        <w:rPr>
+          <w:sz w:val="20"/>
+          <w:szCs w:val="20"/>
+          <w:lang w:val="en-US"/>
+        </w:rPr>
+        <w:t>:</w:t>
+      </w:r>
+    </w:p>
+    <w:p>
+      <w:pPr>
+        <w:pStyle w:val="ListParagraph"/>
+        <w:numPr>
+          <w:ilvl w:val="0"/>
+          <w:numId w:val="1"/>
+        </w:numPr>
+        <w:jc w:val="both"/>
+        <w:rPr>
+          <w:i/>
+          <w:iCs/>
+          <w:sz w:val="20"/>
+          <w:szCs w:val="20"/>
+        </w:rPr>
+      </w:pPr>
+      <w:r>
+        <w:rPr>
+          <w:i/>
+          <w:iCs/>
+          <w:sz w:val="20"/>
+          <w:szCs w:val="20"/>
+        </w:rPr>
+        <w:t>D</w:t>
+      </w:r>
+      <w:r>
+        <w:rPr>
+          <w:i/>
+          <w:iCs/>
+          <w:sz w:val="20"/>
+          <w:szCs w:val="20"/>
+        </w:rPr>
+        <w:t>oes any model produce a statistically and practically meaningful improvement in profit and waste reduction over FDC</w:t>
+      </w:r>
+      <w:r>
+        <w:rPr>
+          <w:i/>
+          <w:iCs/>
+          <w:sz w:val="20"/>
+          <w:szCs w:val="20"/>
+        </w:rPr>
+        <w:t>?</w:t>
+      </w:r>
+    </w:p>
+    <w:p>
+      <w:pPr>
+        <w:pStyle w:val="ListParagraph"/>
+        <w:numPr>
+          <w:ilvl w:val="0"/>
+          <w:numId w:val="1"/>
+        </w:numPr>
+        <w:jc w:val="both"/>
+        <w:rPr>
+          <w:i/>
+          <w:iCs/>
+          <w:sz w:val="20"/>
+          <w:szCs w:val="20"/>
+          <w:lang w:val="en-US"/>
+        </w:rPr>
+      </w:pPr>
+      <w:r>
+        <w:rPr>
+          <w:i/>
+          <w:iCs/>
+          <w:sz w:val="20"/>
+          <w:szCs w:val="20"/>
+        </w:rPr>
+        <w:t>Among m</w:t>
+      </w:r>
+      <w:r>
+        <w:rPr>
+          <w:i/>
+          <w:iCs/>
+          <w:sz w:val="20"/>
+          <w:szCs w:val="20"/>
+        </w:rPr>
+        <w:t>odels that derive comparable policies, which is preferable once computational time is taken into account?</w:t>
+      </w:r>
+    </w:p>
+    <w:p>
+      <w:pPr>
+        <w:rPr>
+          <w:rFonts w:asciiTheme="majorHAnsi" w:eastAsiaTheme="majorEastAsia" w:hAnsiTheme="majorHAnsi" w:cstheme="majorBidi"/>
+          <w:color w:val="0F4761" w:themeColor="accent1" w:themeShade="BF"/>
+          <w:sz w:val="40"/>
+          <w:szCs w:val="40"/>
+        </w:rPr>
+      </w:pPr>
+      <w:r>
+        <w:br w:type="page"/>
       </w:r>
     </w:p>
     <w:p>
@@ -2701,15 +2856,15 @@
           <w:sz w:val="20"/>
           <w:szCs w:val="20"/>
         </w:rPr>
-        <w:t xml:space="preserve">algorithms </w:t>
-      </w:r>
-      <w:r>
-        <w:rPr>
-          <w:rFonts w:ascii="Aptos" w:eastAsia="Aptos" w:hAnsi="Aptos" w:cs="Aptos"/>
-          <w:sz w:val="20"/>
-          <w:szCs w:val="20"/>
-        </w:rPr>
-        <w:t xml:space="preserve">learns a </w:t>
+        <w:t>algorithms</w:t>
+      </w:r>
+      <w:r>
+        <w:rPr>
+          <w:rFonts w:ascii="Aptos" w:eastAsia="Aptos" w:hAnsi="Aptos" w:cs="Aptos"/>
+          <w:sz w:val="20"/>
+          <w:szCs w:val="20"/>
+        </w:rPr>
+        <w:t xml:space="preserve"> learns a </w:t>
       </w:r>
       <w:r>
         <w:rPr>
@@ -2741,15 +2896,15 @@
           <w:sz w:val="20"/>
           <w:szCs w:val="20"/>
         </w:rPr>
-        <w:t xml:space="preserve"> As a </w:t>
-      </w:r>
-      <w:r>
-        <w:rPr>
-          <w:rFonts w:ascii="Aptos" w:eastAsia="Aptos" w:hAnsi="Aptos" w:cs="Aptos"/>
-          <w:sz w:val="20"/>
-          <w:szCs w:val="20"/>
-        </w:rPr>
-        <w:t>consequence,</w:t>
+        <w:t xml:space="preserve"> As a consequence</w:t>
+      </w:r>
+      <w:r>
+        <w:rPr>
+          <w:rFonts w:ascii="Aptos" w:eastAsia="Aptos" w:hAnsi="Aptos" w:cs="Aptos"/>
+          <w:sz w:val="20"/>
+          <w:szCs w:val="20"/>
+        </w:rPr>
+        <w:t>,</w:t>
       </w:r>
       <w:r>
         <w:rPr>
@@ -2773,25 +2928,49 @@
           <w:sz w:val="20"/>
           <w:szCs w:val="20"/>
         </w:rPr>
-        <w:t xml:space="preserve"> does not guarantee convergence to the optimal policy the way that DP does, but it scales better as the number of inventory states (</w:t>
-      </w:r>
-      <w:proofErr w:type="spellStart"/>
-      <w:r>
-        <w:rPr>
-          <w:rFonts w:ascii="Aptos" w:eastAsia="Aptos" w:hAnsi="Aptos" w:cs="Aptos"/>
-          <w:sz w:val="20"/>
-          <w:szCs w:val="20"/>
-        </w:rPr>
-        <w:t>M^BSPlvl</w:t>
-      </w:r>
-      <w:proofErr w:type="spellEnd"/>
-      <w:r>
-        <w:rPr>
-          <w:rFonts w:ascii="Aptos" w:eastAsia="Aptos" w:hAnsi="Aptos" w:cs="Aptos"/>
-          <w:sz w:val="20"/>
-          <w:szCs w:val="20"/>
-        </w:rPr>
-        <w:t>) grows.</w:t>
+        <w:t xml:space="preserve"> does not guarantee convergence to the optimal policy the way that DP does, but it scales better as the number of inventory states </w:t>
+      </w:r>
+      <m:oMath>
+        <m:sSup>
+          <m:sSupPr>
+            <m:ctrlPr>
+              <w:rPr>
+                <w:rFonts w:ascii="Cambria Math" w:eastAsia="Aptos" w:hAnsi="Cambria Math" w:cs="Aptos"/>
+                <w:i/>
+                <w:sz w:val="20"/>
+                <w:szCs w:val="20"/>
+              </w:rPr>
+            </m:ctrlPr>
+          </m:sSupPr>
+          <m:e>
+            <m:r>
+              <w:rPr>
+                <w:rFonts w:ascii="Cambria Math" w:eastAsia="Aptos" w:hAnsi="Cambria Math" w:cs="Aptos"/>
+                <w:sz w:val="20"/>
+                <w:szCs w:val="20"/>
+              </w:rPr>
+              <m:t>M</m:t>
+            </m:r>
+          </m:e>
+          <m:sup>
+            <m:r>
+              <w:rPr>
+                <w:rFonts w:ascii="Cambria Math" w:eastAsia="Aptos" w:hAnsi="Cambria Math" w:cs="Aptos"/>
+                <w:sz w:val="20"/>
+                <w:szCs w:val="20"/>
+              </w:rPr>
+              <m:t>BSPlvl</m:t>
+            </m:r>
+          </m:sup>
+        </m:sSup>
+      </m:oMath>
+      <w:r>
+        <w:rPr>
+          <w:rFonts w:ascii="Aptos" w:eastAsia="Aptos" w:hAnsi="Aptos" w:cs="Aptos"/>
+          <w:sz w:val="20"/>
+          <w:szCs w:val="20"/>
+        </w:rPr>
+        <w:t xml:space="preserve"> grows.</w:t>
       </w:r>
       <w:r>
         <w:rPr>
@@ -2922,23 +3101,31 @@
           <w:sz w:val="20"/>
           <w:szCs w:val="20"/>
         </w:rPr>
-        <w:t xml:space="preserve">a more computationally </w:t>
-      </w:r>
-      <w:r>
-        <w:rPr>
-          <w:rFonts w:ascii="Aptos" w:eastAsia="Aptos" w:hAnsi="Aptos" w:cs="Aptos"/>
-          <w:sz w:val="20"/>
-          <w:szCs w:val="20"/>
-        </w:rPr>
-        <w:t>efficient alternative</w:t>
-      </w:r>
-      <w:r>
-        <w:rPr>
-          <w:rFonts w:ascii="Aptos" w:eastAsia="Aptos" w:hAnsi="Aptos" w:cs="Aptos"/>
-          <w:sz w:val="20"/>
-          <w:szCs w:val="20"/>
-        </w:rPr>
-        <w:t xml:space="preserve"> as the inventory </w:t>
+        <w:t>a more computationally</w:t>
+      </w:r>
+      <w:r>
+        <w:rPr>
+          <w:rFonts w:ascii="Aptos" w:eastAsia="Aptos" w:hAnsi="Aptos" w:cs="Aptos"/>
+          <w:sz w:val="20"/>
+          <w:szCs w:val="20"/>
+        </w:rPr>
+        <w:t xml:space="preserve"> </w:t>
+      </w:r>
+      <w:r>
+        <w:rPr>
+          <w:rFonts w:ascii="Aptos" w:eastAsia="Aptos" w:hAnsi="Aptos" w:cs="Aptos"/>
+          <w:sz w:val="20"/>
+          <w:szCs w:val="20"/>
+        </w:rPr>
+        <w:t xml:space="preserve">efficient alternative </w:t>
+      </w:r>
+      <w:r>
+        <w:rPr>
+          <w:rFonts w:ascii="Aptos" w:eastAsia="Aptos" w:hAnsi="Aptos" w:cs="Aptos"/>
+          <w:sz w:val="20"/>
+          <w:szCs w:val="20"/>
+        </w:rPr>
+        <w:t xml:space="preserve">as the inventory </w:t>
       </w:r>
       <w:r>
         <w:rPr>
@@ -3020,25 +3207,7 @@
           <w:sz w:val="20"/>
           <w:szCs w:val="20"/>
         </w:rPr>
-        <w:t>Q(</w:t>
-      </w:r>
-      <w:proofErr w:type="spellStart"/>
-      <w:r>
-        <w:rPr>
-          <w:rFonts w:ascii="Aptos" w:eastAsia="Aptos" w:hAnsi="Aptos" w:cs="Aptos"/>
-          <w:sz w:val="20"/>
-          <w:szCs w:val="20"/>
-        </w:rPr>
-        <w:t>s,a</w:t>
-      </w:r>
-      <w:proofErr w:type="spellEnd"/>
-      <w:r>
-        <w:rPr>
-          <w:rFonts w:ascii="Aptos" w:eastAsia="Aptos" w:hAnsi="Aptos" w:cs="Aptos"/>
-          <w:sz w:val="20"/>
-          <w:szCs w:val="20"/>
-        </w:rPr>
-        <w:t>)</w:t>
+        <w:t>Q(s,a)</w:t>
       </w:r>
       <w:r>
         <w:rPr>
@@ -3566,7 +3735,6 @@
         </w:rPr>
         <w:t>+1)^</w:t>
       </w:r>
-      <w:proofErr w:type="spellStart"/>
       <w:r>
         <w:rPr>
           <w:rFonts w:ascii="Aptos" w:eastAsia="Aptos" w:hAnsi="Aptos" w:cs="Aptos"/>
@@ -3575,7 +3743,6 @@
         </w:rPr>
         <w:t>BSPlvl</w:t>
       </w:r>
-      <w:proofErr w:type="spellEnd"/>
       <w:r>
         <w:rPr>
           <w:rFonts w:ascii="Aptos" w:eastAsia="Aptos" w:hAnsi="Aptos" w:cs="Aptos"/>
@@ -3657,15 +3824,15 @@
           <w:sz w:val="20"/>
           <w:szCs w:val="20"/>
         </w:rPr>
-        <w:t>, repeated across three random seeds</w:t>
-      </w:r>
-      <w:r>
-        <w:rPr>
-          <w:rFonts w:ascii="Aptos" w:eastAsia="Aptos" w:hAnsi="Aptos" w:cs="Aptos"/>
-          <w:sz w:val="20"/>
-          <w:szCs w:val="20"/>
-        </w:rPr>
-        <w:t xml:space="preserve"> (0, 1 and 2)</w:t>
+        <w:t xml:space="preserve">, repeated across three random seeds </w:t>
+      </w:r>
+      <w:r>
+        <w:rPr>
+          <w:rFonts w:ascii="Aptos" w:eastAsia="Aptos" w:hAnsi="Aptos" w:cs="Aptos"/>
+          <w:sz w:val="20"/>
+          <w:szCs w:val="20"/>
+        </w:rPr>
+        <w:t>(0, 1 and 2)</w:t>
       </w:r>
       <w:r>
         <w:rPr>
@@ -3704,19 +3871,33 @@
     </w:p>
     <w:p>
       <w:pPr>
-        <w:pStyle w:val="Heading1"/>
-      </w:pPr>
-      <w:r>
-        <w:t>Results</w:t>
+        <w:rPr>
+          <w:rFonts w:asciiTheme="majorHAnsi" w:eastAsiaTheme="majorEastAsia" w:hAnsiTheme="majorHAnsi" w:cstheme="majorBidi"/>
+          <w:color w:val="0F4761" w:themeColor="accent1" w:themeShade="BF"/>
+          <w:sz w:val="40"/>
+          <w:szCs w:val="40"/>
+        </w:rPr>
+      </w:pPr>
+      <w:r>
+        <w:br w:type="page"/>
       </w:r>
     </w:p>
     <w:p>
       <w:pPr>
-        <w:rPr>
-          <w:sz w:val="20"/>
-          <w:szCs w:val="20"/>
-        </w:rPr>
-      </w:pPr>
+        <w:pStyle w:val="Heading1"/>
+      </w:pPr>
+      <w:r>
+        <w:t>Results</w:t>
+      </w:r>
+    </w:p>
+    <w:p>
+      <w:pPr>
+        <w:rPr>
+          <w:sz w:val="20"/>
+          <w:szCs w:val="20"/>
+        </w:rPr>
+      </w:pPr>
+      <w:commentRangeStart w:id="0"/>
       <w:r>
         <w:rPr>
           <w:sz w:val="20"/>
@@ -3736,14 +3917,7 @@
           <w:sz w:val="20"/>
           <w:szCs w:val="20"/>
         </w:rPr>
-        <w:t>an</w:t>
-      </w:r>
-      <w:r>
-        <w:rPr>
-          <w:sz w:val="20"/>
-          <w:szCs w:val="20"/>
-        </w:rPr>
-        <w:t xml:space="preserve"> </w:t>
+        <w:t xml:space="preserve">an </w:t>
       </w:r>
       <w:r>
         <w:rPr>
@@ -3759,15 +3933,56 @@
           <w:sz w:val="20"/>
           <w:szCs w:val="20"/>
         </w:rPr>
-        <w:t>0.1 and a γ of 0.95 as the best overall result</w:t>
-      </w:r>
-      <w:r>
-        <w:rPr>
-          <w:rFonts w:ascii="Aptos" w:eastAsia="Aptos" w:hAnsi="Aptos" w:cs="Aptos"/>
-          <w:sz w:val="20"/>
-          <w:szCs w:val="20"/>
-        </w:rPr>
-        <w:t>. Therefore these settings were applied for the TD approaches.</w:t>
+        <w:t xml:space="preserve">0.1 and a </w:t>
+      </w:r>
+      <w:r>
+        <w:rPr>
+          <w:rFonts w:ascii="Aptos" w:eastAsia="Aptos" w:hAnsi="Aptos" w:cs="Aptos"/>
+          <w:sz w:val="20"/>
+          <w:szCs w:val="20"/>
+        </w:rPr>
+        <w:t>γ</w:t>
+      </w:r>
+      <w:r>
+        <w:rPr>
+          <w:rFonts w:ascii="Aptos" w:eastAsia="Aptos" w:hAnsi="Aptos" w:cs="Aptos"/>
+          <w:sz w:val="20"/>
+          <w:szCs w:val="20"/>
+        </w:rPr>
+        <w:t xml:space="preserve"> of 0.95 as the best overall result</w:t>
+      </w:r>
+      <w:r>
+        <w:rPr>
+          <w:rFonts w:ascii="Aptos" w:eastAsia="Aptos" w:hAnsi="Aptos" w:cs="Aptos"/>
+          <w:sz w:val="20"/>
+          <w:szCs w:val="20"/>
+        </w:rPr>
+        <w:t>. Therefore</w:t>
+      </w:r>
+      <w:r>
+        <w:rPr>
+          <w:rFonts w:ascii="Aptos" w:eastAsia="Aptos" w:hAnsi="Aptos" w:cs="Aptos"/>
+          <w:sz w:val="20"/>
+          <w:szCs w:val="20"/>
+        </w:rPr>
+        <w:t>,</w:t>
+      </w:r>
+      <w:r>
+        <w:rPr>
+          <w:rFonts w:ascii="Aptos" w:eastAsia="Aptos" w:hAnsi="Aptos" w:cs="Aptos"/>
+          <w:sz w:val="20"/>
+          <w:szCs w:val="20"/>
+        </w:rPr>
+        <w:t xml:space="preserve"> these settings were applied for the TD approaches.</w:t>
+      </w:r>
+      <w:commentRangeEnd w:id="0"/>
+      <w:r>
+        <w:rPr>
+          <w:rStyle w:val="CommentReference"/>
+          <w:sz w:val="20"/>
+          <w:szCs w:val="20"/>
+        </w:rPr>
+        <w:commentReference w:id="0"/>
       </w:r>
     </w:p>
     <w:p>
@@ -3803,7 +4018,6 @@
         <m:r>
           <w:rPr>
             <w:rFonts w:ascii="Cambria Math" w:hAnsi="Cambria Math"/>
-            <w:noProof/>
             <w:sz w:val="20"/>
             <w:szCs w:val="20"/>
           </w:rPr>
@@ -3822,7 +4036,6 @@
         <w:rPr>
           <w:rFonts w:eastAsiaTheme="minorEastAsia"/>
           <w:b/>
-          <w:bCs/>
           <w:sz w:val="20"/>
           <w:szCs w:val="20"/>
         </w:rPr>
@@ -4092,7 +4305,7 @@
                           <pic:cNvPicPr/>
                         </pic:nvPicPr>
                         <pic:blipFill>
-                          <a:blip r:embed="rId7" cstate="print">
+                          <a:blip r:embed="rId11" cstate="print">
                             <a:extLst>
                               <a:ext uri="{28A0092B-C50C-407E-A947-70E740481C1C}">
                                 <a14:useLocalDpi xmlns:a14="http://schemas.microsoft.com/office/drawing/2010/main" val="0"/>
@@ -4150,7 +4363,7 @@
                           <pic:cNvPicPr/>
                         </pic:nvPicPr>
                         <pic:blipFill>
-                          <a:blip r:embed="rId8" cstate="print">
+                          <a:blip r:embed="rId12" cstate="print">
                             <a:extLst>
                               <a:ext uri="{28A0092B-C50C-407E-A947-70E740481C1C}">
                                 <a14:useLocalDpi xmlns:a14="http://schemas.microsoft.com/office/drawing/2010/main" val="0"/>
@@ -4192,7 +4405,6 @@
         <w:jc w:val="both"/>
         <w:rPr>
           <w:rFonts w:eastAsiaTheme="minorEastAsia"/>
-          <w:noProof/>
           <w:sz w:val="20"/>
           <w:szCs w:val="20"/>
         </w:rPr>
@@ -4200,8 +4412,6 @@
       <w:r>
         <w:rPr>
           <w:b/>
-          <w:bCs/>
-          <w:noProof/>
           <w:sz w:val="20"/>
           <w:szCs w:val="20"/>
         </w:rPr>
@@ -4210,8 +4420,6 @@
       <w:r>
         <w:rPr>
           <w:b/>
-          <w:bCs/>
-          <w:noProof/>
           <w:sz w:val="20"/>
           <w:szCs w:val="20"/>
         </w:rPr>
@@ -4219,7 +4427,6 @@
       </w:r>
       <w:r>
         <w:rPr>
-          <w:noProof/>
           <w:sz w:val="20"/>
           <w:szCs w:val="20"/>
         </w:rPr>
@@ -4227,7 +4434,6 @@
       </w:r>
       <w:r>
         <w:rPr>
-          <w:noProof/>
           <w:sz w:val="20"/>
           <w:szCs w:val="20"/>
         </w:rPr>
@@ -4235,7 +4441,6 @@
       </w:r>
       <w:r>
         <w:rPr>
-          <w:noProof/>
           <w:sz w:val="20"/>
           <w:szCs w:val="20"/>
         </w:rPr>
@@ -4243,7 +4448,6 @@
       </w:r>
       <w:r>
         <w:rPr>
-          <w:noProof/>
           <w:sz w:val="20"/>
           <w:szCs w:val="20"/>
         </w:rPr>
@@ -4251,7 +4455,6 @@
       </w:r>
       <w:r>
         <w:rPr>
-          <w:noProof/>
           <w:color w:val="215E99" w:themeColor="text2" w:themeTint="BF"/>
           <w:sz w:val="20"/>
           <w:szCs w:val="20"/>
@@ -4260,7 +4463,6 @@
       </w:r>
       <w:r>
         <w:rPr>
-          <w:noProof/>
           <w:sz w:val="20"/>
           <w:szCs w:val="20"/>
         </w:rPr>
@@ -4268,7 +4470,6 @@
       </w:r>
       <w:r>
         <w:rPr>
-          <w:noProof/>
           <w:sz w:val="20"/>
           <w:szCs w:val="20"/>
         </w:rPr>
@@ -4276,7 +4477,6 @@
       </w:r>
       <w:r>
         <w:rPr>
-          <w:noProof/>
           <w:sz w:val="20"/>
           <w:szCs w:val="20"/>
         </w:rPr>
@@ -4284,7 +4484,6 @@
       </w:r>
       <w:r>
         <w:rPr>
-          <w:noProof/>
           <w:sz w:val="20"/>
           <w:szCs w:val="20"/>
         </w:rPr>
@@ -4292,7 +4491,6 @@
       </w:r>
       <w:r>
         <w:rPr>
-          <w:noProof/>
           <w:sz w:val="20"/>
           <w:szCs w:val="20"/>
         </w:rPr>
@@ -4301,7 +4499,6 @@
       <w:r>
         <w:rPr>
           <w:rFonts w:eastAsiaTheme="minorEastAsia"/>
-          <w:noProof/>
           <w:sz w:val="20"/>
           <w:szCs w:val="20"/>
         </w:rPr>
@@ -4311,7 +4508,6 @@
         <m:r>
           <w:rPr>
             <w:rFonts w:ascii="Cambria Math" w:eastAsiaTheme="minorEastAsia" w:hAnsi="Cambria Math"/>
-            <w:noProof/>
             <w:sz w:val="20"/>
             <w:szCs w:val="20"/>
           </w:rPr>
@@ -4321,7 +4517,6 @@
       <w:r>
         <w:rPr>
           <w:rFonts w:eastAsiaTheme="minorEastAsia"/>
-          <w:noProof/>
           <w:sz w:val="20"/>
           <w:szCs w:val="20"/>
         </w:rPr>
@@ -4331,7 +4526,6 @@
         <m:r>
           <w:rPr>
             <w:rFonts w:ascii="Cambria Math" w:hAnsi="Cambria Math"/>
-            <w:noProof/>
             <w:sz w:val="20"/>
             <w:szCs w:val="20"/>
           </w:rPr>
@@ -4340,7 +4534,6 @@
         <m:r>
           <w:rPr>
             <w:rFonts w:ascii="Cambria Math" w:eastAsiaTheme="minorEastAsia" w:hAnsi="Cambria Math"/>
-            <w:noProof/>
             <w:sz w:val="20"/>
             <w:szCs w:val="20"/>
           </w:rPr>
@@ -5038,7 +5231,6 @@
         <w:rPr>
           <w:rFonts w:eastAsiaTheme="minorEastAsia"/>
           <w:b/>
-          <w:bCs/>
           <w:sz w:val="20"/>
           <w:szCs w:val="20"/>
         </w:rPr>
@@ -5048,7 +5240,6 @@
         <w:rPr>
           <w:rFonts w:eastAsiaTheme="minorEastAsia"/>
           <w:b/>
-          <w:bCs/>
           <w:sz w:val="20"/>
           <w:szCs w:val="20"/>
         </w:rPr>
@@ -5058,7 +5249,6 @@
         <w:rPr>
           <w:rFonts w:eastAsiaTheme="minorEastAsia"/>
           <w:b/>
-          <w:bCs/>
           <w:sz w:val="20"/>
           <w:szCs w:val="20"/>
         </w:rPr>
@@ -5190,7 +5380,6 @@
         <w:rPr>
           <w:rFonts w:eastAsiaTheme="minorEastAsia"/>
           <w:b/>
-          <w:bCs/>
           <w:sz w:val="20"/>
           <w:szCs w:val="20"/>
         </w:rPr>
@@ -5208,7 +5397,6 @@
         <w:rPr>
           <w:rFonts w:eastAsiaTheme="minorEastAsia"/>
           <w:b/>
-          <w:bCs/>
           <w:sz w:val="20"/>
           <w:szCs w:val="20"/>
         </w:rPr>
@@ -5287,9 +5475,9 @@
         <w:tblLook w:val="04A0" w:firstRow="1" w:lastRow="0" w:firstColumn="1" w:lastColumn="0" w:noHBand="0" w:noVBand="1"/>
       </w:tblPr>
       <w:tblGrid>
-        <w:gridCol w:w="2782"/>
-        <w:gridCol w:w="2779"/>
-        <w:gridCol w:w="3465"/>
+        <w:gridCol w:w="2764"/>
+        <w:gridCol w:w="2761"/>
+        <w:gridCol w:w="3501"/>
       </w:tblGrid>
       <w:tr>
         <w:tc>
@@ -5382,7 +5570,7 @@
                           <pic:cNvPicPr/>
                         </pic:nvPicPr>
                         <pic:blipFill rotWithShape="1">
-                          <a:blip r:embed="rId9" cstate="print">
+                          <a:blip r:embed="rId13" cstate="print">
                             <a:extLst>
                               <a:ext uri="{28A0092B-C50C-407E-A947-70E740481C1C}">
                                 <a14:useLocalDpi xmlns:a14="http://schemas.microsoft.com/office/drawing/2010/main" val="0"/>
@@ -5450,7 +5638,7 @@
                           <pic:cNvPicPr/>
                         </pic:nvPicPr>
                         <pic:blipFill rotWithShape="1">
-                          <a:blip r:embed="rId10" cstate="print">
+                          <a:blip r:embed="rId14" cstate="print">
                             <a:extLst>
                               <a:ext uri="{28A0092B-C50C-407E-A947-70E740481C1C}">
                                 <a14:useLocalDpi xmlns:a14="http://schemas.microsoft.com/office/drawing/2010/main" val="0"/>
@@ -5500,13 +5688,14 @@
             </w:pPr>
             <w:r>
               <w:rPr>
+                <w:rFonts w:eastAsiaTheme="minorEastAsia"/>
                 <w:noProof/>
               </w:rPr>
               <w:drawing>
-                <wp:inline distT="0" distB="0" distL="0" distR="0" wp14:anchorId="744E7DD1" wp14:editId="3212587F">
-                  <wp:extent cx="2073859" cy="2159635"/>
-                  <wp:effectExtent l="0" t="0" r="3175" b="0"/>
-                  <wp:docPr id="1894645154" name="Picture 6"/>
+                <wp:inline distT="0" distB="0" distL="0" distR="0" wp14:anchorId="712A0785" wp14:editId="1FFEC25A">
+                  <wp:extent cx="2106358" cy="2160000"/>
+                  <wp:effectExtent l="0" t="0" r="8255" b="0"/>
+                  <wp:docPr id="951556962" name="Picture 3"/>
                   <wp:cNvGraphicFramePr>
                     <a:graphicFrameLocks xmlns:a="http://schemas.openxmlformats.org/drawingml/2006/main" noChangeAspect="1"/>
                   </wp:cNvGraphicFramePr>
@@ -5514,38 +5703,29 @@
                     <a:graphicData uri="http://schemas.openxmlformats.org/drawingml/2006/picture">
                       <pic:pic xmlns:pic="http://schemas.openxmlformats.org/drawingml/2006/picture">
                         <pic:nvPicPr>
-                          <pic:cNvPr id="1894645154" name="Picture 1894645154"/>
+                          <pic:cNvPr id="951556962" name="Picture 951556962"/>
                           <pic:cNvPicPr/>
                         </pic:nvPicPr>
-                        <pic:blipFill rotWithShape="1">
-                          <a:blip r:embed="rId11" cstate="print">
+                        <pic:blipFill>
+                          <a:blip r:embed="rId15" cstate="print">
                             <a:extLst>
                               <a:ext uri="{28A0092B-C50C-407E-A947-70E740481C1C}">
                                 <a14:useLocalDpi xmlns:a14="http://schemas.microsoft.com/office/drawing/2010/main" val="0"/>
                               </a:ext>
                             </a:extLst>
                           </a:blip>
-                          <a:srcRect r="1526"/>
                           <a:stretch>
                             <a:fillRect/>
                           </a:stretch>
                         </pic:blipFill>
-                        <pic:spPr bwMode="auto">
+                        <pic:spPr>
                           <a:xfrm>
                             <a:off x="0" y="0"/>
-                            <a:ext cx="2074210" cy="2160000"/>
+                            <a:ext cx="2106358" cy="2160000"/>
                           </a:xfrm>
                           <a:prstGeom prst="rect">
                             <a:avLst/>
                           </a:prstGeom>
-                          <a:ln>
-                            <a:noFill/>
-                          </a:ln>
-                          <a:extLst>
-                            <a:ext uri="{53640926-AAD7-44D8-BBD7-CCE9431645EC}">
-                              <a14:shadowObscured xmlns:a14="http://schemas.microsoft.com/office/drawing/2010/main"/>
-                            </a:ext>
-                          </a:extLst>
                         </pic:spPr>
                       </pic:pic>
                     </a:graphicData>
@@ -5570,7 +5750,6 @@
         <w:rPr>
           <w:rFonts w:eastAsiaTheme="minorEastAsia"/>
           <w:b/>
-          <w:bCs/>
           <w:sz w:val="20"/>
           <w:szCs w:val="20"/>
         </w:rPr>
@@ -5580,7 +5759,6 @@
         <w:rPr>
           <w:rFonts w:eastAsiaTheme="minorEastAsia"/>
           <w:b/>
-          <w:bCs/>
           <w:sz w:val="20"/>
           <w:szCs w:val="20"/>
         </w:rPr>
@@ -5852,7 +6030,6 @@
         <w:rPr>
           <w:rFonts w:eastAsiaTheme="minorEastAsia"/>
           <w:b/>
-          <w:bCs/>
           <w:sz w:val="20"/>
           <w:szCs w:val="20"/>
         </w:rPr>
@@ -6003,7 +6180,6 @@
         <w:rPr>
           <w:rFonts w:eastAsiaTheme="minorEastAsia"/>
           <w:b/>
-          <w:bCs/>
           <w:sz w:val="20"/>
           <w:szCs w:val="20"/>
         </w:rPr>
@@ -6102,7 +6278,7 @@
                     <pic:cNvPicPr/>
                   </pic:nvPicPr>
                   <pic:blipFill>
-                    <a:blip r:embed="rId12" cstate="print">
+                    <a:blip r:embed="rId16" cstate="print">
                       <a:extLst>
                         <a:ext uri="{28A0092B-C50C-407E-A947-70E740481C1C}">
                           <a14:useLocalDpi xmlns:a14="http://schemas.microsoft.com/office/drawing/2010/main" val="0"/>
@@ -6143,7 +6319,6 @@
         <w:rPr>
           <w:rFonts w:eastAsiaTheme="minorEastAsia"/>
           <w:b/>
-          <w:bCs/>
           <w:sz w:val="20"/>
           <w:szCs w:val="20"/>
         </w:rPr>
@@ -6153,7 +6328,6 @@
         <w:rPr>
           <w:rFonts w:eastAsiaTheme="minorEastAsia"/>
           <w:b/>
-          <w:bCs/>
           <w:sz w:val="20"/>
           <w:szCs w:val="20"/>
         </w:rPr>
@@ -6246,7 +6420,7 @@
                     <pic:cNvPicPr/>
                   </pic:nvPicPr>
                   <pic:blipFill>
-                    <a:blip r:embed="rId13" cstate="print">
+                    <a:blip r:embed="rId17" cstate="print">
                       <a:extLst>
                         <a:ext uri="{28A0092B-C50C-407E-A947-70E740481C1C}">
                           <a14:useLocalDpi xmlns:a14="http://schemas.microsoft.com/office/drawing/2010/main" val="0"/>
@@ -6287,7 +6461,6 @@
         <w:rPr>
           <w:rFonts w:eastAsiaTheme="minorEastAsia"/>
           <w:b/>
-          <w:bCs/>
           <w:sz w:val="20"/>
           <w:szCs w:val="20"/>
         </w:rPr>
@@ -6297,7 +6470,6 @@
         <w:rPr>
           <w:rFonts w:eastAsiaTheme="minorEastAsia"/>
           <w:b/>
-          <w:bCs/>
           <w:sz w:val="20"/>
           <w:szCs w:val="20"/>
         </w:rPr>
@@ -6341,7 +6513,7 @@
                     <pic:cNvPicPr/>
                   </pic:nvPicPr>
                   <pic:blipFill>
-                    <a:blip r:embed="rId14" cstate="print">
+                    <a:blip r:embed="rId18" cstate="print">
                       <a:extLst>
                         <a:ext uri="{28A0092B-C50C-407E-A947-70E740481C1C}">
                           <a14:useLocalDpi xmlns:a14="http://schemas.microsoft.com/office/drawing/2010/main" val="0"/>
@@ -6382,7 +6554,6 @@
         <w:rPr>
           <w:rFonts w:eastAsiaTheme="minorEastAsia"/>
           <w:b/>
-          <w:bCs/>
           <w:sz w:val="20"/>
           <w:szCs w:val="20"/>
         </w:rPr>
@@ -6392,7 +6563,6 @@
         <w:rPr>
           <w:rFonts w:eastAsiaTheme="minorEastAsia"/>
           <w:b/>
-          <w:bCs/>
           <w:sz w:val="20"/>
           <w:szCs w:val="20"/>
         </w:rPr>
@@ -6464,221 +6634,28 @@
     </w:p>
     <w:p>
       <w:pPr>
-        <w:pStyle w:val="Heading1"/>
-      </w:pPr>
-      <w:r>
-        <w:t>Discussion</w:t>
+        <w:rPr>
+          <w:rFonts w:asciiTheme="majorHAnsi" w:eastAsiaTheme="majorEastAsia" w:hAnsiTheme="majorHAnsi" w:cstheme="majorBidi"/>
+          <w:color w:val="0F4761" w:themeColor="accent1" w:themeShade="BF"/>
+          <w:sz w:val="40"/>
+          <w:szCs w:val="40"/>
+        </w:rPr>
+      </w:pPr>
+      <w:r>
+        <w:br w:type="page"/>
       </w:r>
     </w:p>
     <w:p>
       <w:pPr>
-        <w:jc w:val="both"/>
-        <w:rPr>
-          <w:sz w:val="20"/>
-          <w:szCs w:val="20"/>
-        </w:rPr>
-      </w:pPr>
-      <w:r>
-        <w:rPr>
-          <w:sz w:val="20"/>
-          <w:szCs w:val="20"/>
-        </w:rPr>
-        <w:t xml:space="preserve">Across the parameter range tested, none of the </w:t>
-      </w:r>
-      <w:r>
-        <w:rPr>
-          <w:sz w:val="20"/>
-          <w:szCs w:val="20"/>
-        </w:rPr>
-        <w:t xml:space="preserve">modelled approaches produced a statistically or </w:t>
-      </w:r>
-      <w:r>
-        <w:rPr>
-          <w:sz w:val="20"/>
-          <w:szCs w:val="20"/>
-        </w:rPr>
-        <w:t>practically</w:t>
-      </w:r>
-      <w:r>
-        <w:rPr>
-          <w:sz w:val="20"/>
-          <w:szCs w:val="20"/>
-        </w:rPr>
-        <w:t xml:space="preserve"> meaningful improvement over the fixed discount approach. </w:t>
-      </w:r>
-      <w:r>
-        <w:rPr>
-          <w:sz w:val="20"/>
-          <w:szCs w:val="20"/>
-        </w:rPr>
-        <w:t>Dynamic Programming (</w:t>
-      </w:r>
-      <w:r>
-        <w:rPr>
-          <w:sz w:val="20"/>
-          <w:szCs w:val="20"/>
-        </w:rPr>
-        <w:t>DP</w:t>
-      </w:r>
-      <w:r>
-        <w:rPr>
-          <w:sz w:val="20"/>
-          <w:szCs w:val="20"/>
-        </w:rPr>
-        <w:t>)</w:t>
-      </w:r>
-      <w:r>
-        <w:rPr>
-          <w:sz w:val="20"/>
-          <w:szCs w:val="20"/>
-        </w:rPr>
-        <w:t xml:space="preserve"> </w:t>
-      </w:r>
-      <w:r>
-        <w:rPr>
-          <w:sz w:val="20"/>
-          <w:szCs w:val="20"/>
-        </w:rPr>
-        <w:t>has</w:t>
-      </w:r>
-      <w:r>
-        <w:rPr>
-          <w:sz w:val="20"/>
-          <w:szCs w:val="20"/>
-        </w:rPr>
-        <w:t xml:space="preserve"> </w:t>
-      </w:r>
-      <w:r>
-        <w:rPr>
-          <w:sz w:val="20"/>
-          <w:szCs w:val="20"/>
-        </w:rPr>
-        <w:t xml:space="preserve">no </w:t>
-      </w:r>
-      <w:r>
-        <w:rPr>
-          <w:sz w:val="20"/>
-          <w:szCs w:val="20"/>
-        </w:rPr>
-        <w:t>statistical</w:t>
-      </w:r>
-      <w:r>
-        <w:rPr>
-          <w:sz w:val="20"/>
-          <w:szCs w:val="20"/>
-        </w:rPr>
-        <w:t xml:space="preserve"> improvement over </w:t>
-      </w:r>
-      <w:r>
-        <w:rPr>
-          <w:sz w:val="20"/>
-          <w:szCs w:val="20"/>
-        </w:rPr>
-        <w:t>Fixed Discount Control (</w:t>
-      </w:r>
-      <w:r>
-        <w:rPr>
-          <w:sz w:val="20"/>
-          <w:szCs w:val="20"/>
-        </w:rPr>
-        <w:t>FDC</w:t>
-      </w:r>
-      <w:r>
-        <w:rPr>
-          <w:sz w:val="20"/>
-          <w:szCs w:val="20"/>
-        </w:rPr>
-        <w:t>)</w:t>
-      </w:r>
-      <w:r>
-        <w:rPr>
-          <w:sz w:val="20"/>
-          <w:szCs w:val="20"/>
-        </w:rPr>
-        <w:t xml:space="preserve"> on both profit and waste</w:t>
-      </w:r>
-      <w:r>
-        <w:rPr>
-          <w:sz w:val="20"/>
-          <w:szCs w:val="20"/>
-        </w:rPr>
-        <w:t>.</w:t>
-      </w:r>
-      <w:r>
-        <w:rPr>
-          <w:sz w:val="20"/>
-          <w:szCs w:val="20"/>
-        </w:rPr>
-        <w:t xml:space="preserve"> </w:t>
-      </w:r>
-      <w:r>
-        <w:rPr>
-          <w:sz w:val="20"/>
-          <w:szCs w:val="20"/>
-        </w:rPr>
-        <w:t>Reinforcement learning (</w:t>
-      </w:r>
-      <w:r>
-        <w:rPr>
-          <w:sz w:val="20"/>
-          <w:szCs w:val="20"/>
-        </w:rPr>
-        <w:t>RL</w:t>
-      </w:r>
-      <w:r>
-        <w:rPr>
-          <w:sz w:val="20"/>
-          <w:szCs w:val="20"/>
-        </w:rPr>
-        <w:t>)</w:t>
-      </w:r>
-      <w:r>
-        <w:rPr>
-          <w:sz w:val="20"/>
-          <w:szCs w:val="20"/>
-        </w:rPr>
-        <w:t xml:space="preserve"> achieved a significantly lower profit than FDC while only matching waste reduction at small inventory states.</w:t>
-      </w:r>
-      <w:r>
-        <w:rPr>
-          <w:sz w:val="20"/>
-          <w:szCs w:val="20"/>
-        </w:rPr>
-        <w:t xml:space="preserve"> These findings are </w:t>
-      </w:r>
-      <w:r>
-        <w:rPr>
-          <w:sz w:val="20"/>
-          <w:szCs w:val="20"/>
-        </w:rPr>
-        <w:t xml:space="preserve">a contradiction to the findings in the paper that motivated this study </w:t>
-      </w:r>
-      <w:r>
-        <w:rPr>
-          <w:sz w:val="20"/>
-          <w:szCs w:val="20"/>
-        </w:rPr>
-        <w:t xml:space="preserve">of </w:t>
-      </w:r>
-      <w:proofErr w:type="spellStart"/>
-      <w:r>
-        <w:rPr>
-          <w:sz w:val="20"/>
-          <w:szCs w:val="20"/>
-        </w:rPr>
-        <w:t>Haijema</w:t>
-      </w:r>
-      <w:proofErr w:type="spellEnd"/>
-      <w:r>
-        <w:rPr>
-          <w:sz w:val="20"/>
-          <w:szCs w:val="20"/>
-        </w:rPr>
-        <w:t xml:space="preserve"> et al.</w:t>
+        <w:pStyle w:val="Heading1"/>
+      </w:pPr>
+      <w:r>
+        <w:t>Discussion</w:t>
       </w:r>
     </w:p>
     <w:p>
       <w:pPr>
+        <w:spacing w:after="0"/>
         <w:jc w:val="both"/>
         <w:rPr>
           <w:sz w:val="20"/>
@@ -6690,73 +6667,188 @@
           <w:sz w:val="20"/>
           <w:szCs w:val="20"/>
         </w:rPr>
-        <w:t xml:space="preserve">The paper of </w:t>
-      </w:r>
-      <w:proofErr w:type="spellStart"/>
-      <w:r>
-        <w:rPr>
-          <w:sz w:val="20"/>
-          <w:szCs w:val="20"/>
-        </w:rPr>
-        <w:t>Haijema</w:t>
-      </w:r>
-      <w:proofErr w:type="spellEnd"/>
-      <w:r>
-        <w:rPr>
-          <w:sz w:val="20"/>
-          <w:szCs w:val="20"/>
-        </w:rPr>
-        <w:t xml:space="preserve"> et al.</w:t>
-      </w:r>
-      <w:r>
-        <w:rPr>
-          <w:sz w:val="20"/>
-          <w:szCs w:val="20"/>
-        </w:rPr>
-        <w:t xml:space="preserve"> formulated the discounting decision around two discount rates x1 and x2, applied to products expiring at the end of the current day and the following day respectively. In contrast, this research applied a single day discount. This restriction </w:t>
-      </w:r>
-      <w:proofErr w:type="spellStart"/>
-      <w:r>
-        <w:rPr>
-          <w:sz w:val="20"/>
-          <w:szCs w:val="20"/>
-        </w:rPr>
-        <w:t>correspondends</w:t>
-      </w:r>
-      <w:proofErr w:type="spellEnd"/>
-      <w:r>
-        <w:rPr>
-          <w:sz w:val="20"/>
-          <w:szCs w:val="20"/>
-        </w:rPr>
-        <w:t xml:space="preserve"> to </w:t>
-      </w:r>
-      <w:proofErr w:type="spellStart"/>
-      <w:r>
-        <w:rPr>
-          <w:sz w:val="20"/>
-          <w:szCs w:val="20"/>
-        </w:rPr>
-        <w:t>Haijema’s</w:t>
-      </w:r>
-      <w:proofErr w:type="spellEnd"/>
-      <w:r>
-        <w:rPr>
-          <w:sz w:val="20"/>
-          <w:szCs w:val="20"/>
-        </w:rPr>
-        <w:t xml:space="preserve"> D1 policy, which consistently yielded smaller </w:t>
-      </w:r>
-      <w:r>
-        <w:rPr>
-          <w:sz w:val="20"/>
-          <w:szCs w:val="20"/>
-        </w:rPr>
-        <w:t>profit gains. The finding that DP could not outperform FDC is therefore consistent with literature.</w:t>
+        <w:t xml:space="preserve">Across the parameter range tested, none of the </w:t>
+      </w:r>
+      <w:r>
+        <w:rPr>
+          <w:sz w:val="20"/>
+          <w:szCs w:val="20"/>
+        </w:rPr>
+        <w:t xml:space="preserve">modelled approaches produced a statistically or </w:t>
+      </w:r>
+      <w:r>
+        <w:rPr>
+          <w:sz w:val="20"/>
+          <w:szCs w:val="20"/>
+        </w:rPr>
+        <w:t>practically</w:t>
+      </w:r>
+      <w:r>
+        <w:rPr>
+          <w:sz w:val="20"/>
+          <w:szCs w:val="20"/>
+        </w:rPr>
+        <w:t xml:space="preserve"> meaningful improvement over the fixed discount approach. </w:t>
+      </w:r>
+      <w:r>
+        <w:rPr>
+          <w:sz w:val="20"/>
+          <w:szCs w:val="20"/>
+        </w:rPr>
+        <w:t>Dynamic Programming (</w:t>
+      </w:r>
+      <w:r>
+        <w:rPr>
+          <w:sz w:val="20"/>
+          <w:szCs w:val="20"/>
+        </w:rPr>
+        <w:t>DP</w:t>
+      </w:r>
+      <w:r>
+        <w:rPr>
+          <w:sz w:val="20"/>
+          <w:szCs w:val="20"/>
+        </w:rPr>
+        <w:t>)</w:t>
+      </w:r>
+      <w:r>
+        <w:rPr>
+          <w:sz w:val="20"/>
+          <w:szCs w:val="20"/>
+        </w:rPr>
+        <w:t xml:space="preserve"> </w:t>
+      </w:r>
+      <w:r>
+        <w:rPr>
+          <w:sz w:val="20"/>
+          <w:szCs w:val="20"/>
+        </w:rPr>
+        <w:t>has</w:t>
+      </w:r>
+      <w:r>
+        <w:rPr>
+          <w:sz w:val="20"/>
+          <w:szCs w:val="20"/>
+        </w:rPr>
+        <w:t xml:space="preserve"> </w:t>
+      </w:r>
+      <w:r>
+        <w:rPr>
+          <w:sz w:val="20"/>
+          <w:szCs w:val="20"/>
+        </w:rPr>
+        <w:t xml:space="preserve">no </w:t>
+      </w:r>
+      <w:r>
+        <w:rPr>
+          <w:sz w:val="20"/>
+          <w:szCs w:val="20"/>
+        </w:rPr>
+        <w:t>statistical</w:t>
+      </w:r>
+      <w:r>
+        <w:rPr>
+          <w:sz w:val="20"/>
+          <w:szCs w:val="20"/>
+        </w:rPr>
+        <w:t xml:space="preserve"> improvement over </w:t>
+      </w:r>
+      <w:r>
+        <w:rPr>
+          <w:sz w:val="20"/>
+          <w:szCs w:val="20"/>
+        </w:rPr>
+        <w:t>Fixed Discount Control (</w:t>
+      </w:r>
+      <w:r>
+        <w:rPr>
+          <w:sz w:val="20"/>
+          <w:szCs w:val="20"/>
+        </w:rPr>
+        <w:t>FDC</w:t>
+      </w:r>
+      <w:r>
+        <w:rPr>
+          <w:sz w:val="20"/>
+          <w:szCs w:val="20"/>
+        </w:rPr>
+        <w:t>)</w:t>
+      </w:r>
+      <w:r>
+        <w:rPr>
+          <w:sz w:val="20"/>
+          <w:szCs w:val="20"/>
+        </w:rPr>
+        <w:t xml:space="preserve"> on both profit and waste</w:t>
+      </w:r>
+      <w:r>
+        <w:rPr>
+          <w:sz w:val="20"/>
+          <w:szCs w:val="20"/>
+        </w:rPr>
+        <w:t>.</w:t>
+      </w:r>
+      <w:r>
+        <w:rPr>
+          <w:sz w:val="20"/>
+          <w:szCs w:val="20"/>
+        </w:rPr>
+        <w:t xml:space="preserve"> </w:t>
+      </w:r>
+      <w:r>
+        <w:rPr>
+          <w:sz w:val="20"/>
+          <w:szCs w:val="20"/>
+        </w:rPr>
+        <w:t>Reinforcement learning (</w:t>
+      </w:r>
+      <w:r>
+        <w:rPr>
+          <w:sz w:val="20"/>
+          <w:szCs w:val="20"/>
+        </w:rPr>
+        <w:t>RL</w:t>
+      </w:r>
+      <w:r>
+        <w:rPr>
+          <w:sz w:val="20"/>
+          <w:szCs w:val="20"/>
+        </w:rPr>
+        <w:t>)</w:t>
+      </w:r>
+      <w:r>
+        <w:rPr>
+          <w:sz w:val="20"/>
+          <w:szCs w:val="20"/>
+        </w:rPr>
+        <w:t xml:space="preserve"> achieved a significantly lower profit than FDC while only matching waste reduction at small inventory states.</w:t>
+      </w:r>
+      <w:r>
+        <w:rPr>
+          <w:sz w:val="20"/>
+          <w:szCs w:val="20"/>
+        </w:rPr>
+        <w:t xml:space="preserve"> These findings are </w:t>
+      </w:r>
+      <w:r>
+        <w:rPr>
+          <w:sz w:val="20"/>
+          <w:szCs w:val="20"/>
+        </w:rPr>
+        <w:t xml:space="preserve">a contradiction to the findings in the paper that motivated this study </w:t>
+      </w:r>
+      <w:r>
+        <w:rPr>
+          <w:sz w:val="20"/>
+          <w:szCs w:val="20"/>
+        </w:rPr>
+        <w:t>of Haijema et al.</w:t>
       </w:r>
     </w:p>
     <w:p>
       <w:pPr>
+        <w:spacing w:after="0"/>
+        <w:ind w:firstLine="720"/>
         <w:jc w:val="both"/>
         <w:rPr>
           <w:sz w:val="20"/>
@@ -6768,62 +6860,41 @@
           <w:sz w:val="20"/>
           <w:szCs w:val="20"/>
         </w:rPr>
-        <w:t xml:space="preserve">The consumer behaviour model </w:t>
-      </w:r>
-      <w:r>
-        <w:rPr>
-          <w:sz w:val="20"/>
-          <w:szCs w:val="20"/>
-        </w:rPr>
-        <w:t>oversimplifies</w:t>
-      </w:r>
-      <w:r>
-        <w:rPr>
-          <w:sz w:val="20"/>
-          <w:szCs w:val="20"/>
-        </w:rPr>
-        <w:t xml:space="preserve"> how customers respond to </w:t>
-      </w:r>
-      <w:r>
-        <w:rPr>
-          <w:sz w:val="20"/>
-          <w:szCs w:val="20"/>
-        </w:rPr>
-        <w:t>discounts</w:t>
-      </w:r>
-      <w:r>
-        <w:rPr>
-          <w:sz w:val="20"/>
-          <w:szCs w:val="20"/>
-        </w:rPr>
-        <w:t>. The environment treats every customer a LEFO buyer. Once a discount is applied</w:t>
-      </w:r>
-      <w:r>
-        <w:rPr>
-          <w:sz w:val="20"/>
-          <w:szCs w:val="20"/>
-        </w:rPr>
-        <w:t xml:space="preserve">, the amount FEFO buyers is proportional to the amount of discount given. In the paper of </w:t>
-      </w:r>
-      <w:proofErr w:type="spellStart"/>
-      <w:r>
-        <w:rPr>
-          <w:sz w:val="20"/>
-          <w:szCs w:val="20"/>
-        </w:rPr>
-        <w:t>Haijema</w:t>
-      </w:r>
-      <w:proofErr w:type="spellEnd"/>
-      <w:r>
-        <w:rPr>
-          <w:sz w:val="20"/>
-          <w:szCs w:val="20"/>
-        </w:rPr>
-        <w:t xml:space="preserve"> et al. the model instead introduces a sensitivity parameter, governing what fraction of LEFO customers respond to a given discount level. The absence of such parameter in the model provided in the paper, means that discount responsiveness is uniform across all LEFO customers, which is unlikely to hold in practice.</w:t>
+        <w:t>The paper of Haijema et al.</w:t>
+      </w:r>
+      <w:r>
+        <w:rPr>
+          <w:sz w:val="20"/>
+          <w:szCs w:val="20"/>
+        </w:rPr>
+        <w:t xml:space="preserve"> formulated the discounting decision around two discount rates x1 and x2, applied to products expiring at the end of the current day and the following day respectively. In contrast, this research applied a single day discount. This restriction </w:t>
+      </w:r>
+      <w:r>
+        <w:rPr>
+          <w:sz w:val="20"/>
+          <w:szCs w:val="20"/>
+        </w:rPr>
+        <w:t>correspondents</w:t>
+      </w:r>
+      <w:r>
+        <w:rPr>
+          <w:sz w:val="20"/>
+          <w:szCs w:val="20"/>
+        </w:rPr>
+        <w:t xml:space="preserve"> to Haijema’s D1 policy, which consistently yielded smaller </w:t>
+      </w:r>
+      <w:r>
+        <w:rPr>
+          <w:sz w:val="20"/>
+          <w:szCs w:val="20"/>
+        </w:rPr>
+        <w:t>profit gains. The finding that DP could not outperform FDC is therefore consistent with literature.</w:t>
       </w:r>
     </w:p>
     <w:p>
       <w:pPr>
+        <w:spacing w:after="0"/>
+        <w:ind w:firstLine="720"/>
         <w:jc w:val="both"/>
         <w:rPr>
           <w:sz w:val="20"/>
@@ -6835,192 +6906,48 @@
           <w:sz w:val="20"/>
           <w:szCs w:val="20"/>
         </w:rPr>
-        <w:t>Discount</w:t>
-      </w:r>
-      <w:r>
-        <w:rPr>
-          <w:sz w:val="20"/>
-          <w:szCs w:val="20"/>
-        </w:rPr>
-        <w:t xml:space="preserve">-induced demand is capped at the regular demand level, excluding new customers that are only attracted to discounted </w:t>
-      </w:r>
-      <w:r>
-        <w:rPr>
-          <w:sz w:val="20"/>
-          <w:szCs w:val="20"/>
-        </w:rPr>
-        <w:t>products.</w:t>
-      </w:r>
-      <w:r>
-        <w:rPr>
-          <w:sz w:val="20"/>
-          <w:szCs w:val="20"/>
-        </w:rPr>
-        <w:t xml:space="preserve"> In this model </w:t>
-      </w:r>
-      <w:r>
-        <w:rPr>
-          <w:sz w:val="20"/>
-          <w:szCs w:val="20"/>
-        </w:rPr>
-        <w:t>demand attracted by a discount can never exceed the regular daily demand for a product, since the discount can only reallocate the existing demand towards FEFO stock. However, in real</w:t>
-      </w:r>
-      <w:r>
-        <w:rPr>
-          <w:sz w:val="20"/>
-          <w:szCs w:val="20"/>
-        </w:rPr>
-        <w:t xml:space="preserve"> world </w:t>
-      </w:r>
-      <w:r>
-        <w:rPr>
-          <w:sz w:val="20"/>
-          <w:szCs w:val="20"/>
-        </w:rPr>
-        <w:t xml:space="preserve">markets a </w:t>
-      </w:r>
-      <w:proofErr w:type="spellStart"/>
-      <w:r>
-        <w:rPr>
-          <w:sz w:val="20"/>
-          <w:szCs w:val="20"/>
-        </w:rPr>
-        <w:t>sufficientlyt</w:t>
-      </w:r>
-      <w:proofErr w:type="spellEnd"/>
-      <w:r>
-        <w:rPr>
-          <w:sz w:val="20"/>
-          <w:szCs w:val="20"/>
-        </w:rPr>
-        <w:t xml:space="preserve"> high discount could </w:t>
-      </w:r>
-      <w:proofErr w:type="spellStart"/>
-      <w:r>
-        <w:rPr>
-          <w:sz w:val="20"/>
-          <w:szCs w:val="20"/>
-        </w:rPr>
-        <w:t>attracyt</w:t>
-      </w:r>
-      <w:proofErr w:type="spellEnd"/>
-      <w:r>
-        <w:rPr>
-          <w:sz w:val="20"/>
-          <w:szCs w:val="20"/>
-        </w:rPr>
-        <w:t xml:space="preserve"> </w:t>
-      </w:r>
-      <w:r>
-        <w:rPr>
-          <w:sz w:val="20"/>
-          <w:szCs w:val="20"/>
-        </w:rPr>
-        <w:t>customers that would otherwise have no</w:t>
-      </w:r>
-      <w:r>
-        <w:rPr>
-          <w:sz w:val="20"/>
-          <w:szCs w:val="20"/>
-        </w:rPr>
-        <w:t xml:space="preserve">t </w:t>
-      </w:r>
-      <w:r>
-        <w:rPr>
-          <w:sz w:val="20"/>
-          <w:szCs w:val="20"/>
-        </w:rPr>
-        <w:t>bought this product</w:t>
-      </w:r>
-      <w:r>
-        <w:rPr>
-          <w:sz w:val="20"/>
-          <w:szCs w:val="20"/>
-        </w:rPr>
-        <w:t>. The absence of a</w:t>
-      </w:r>
-      <w:r>
-        <w:rPr>
-          <w:sz w:val="20"/>
-          <w:szCs w:val="20"/>
-        </w:rPr>
-        <w:t xml:space="preserve">n price-elasticity parameter </w:t>
-      </w:r>
-      <w:proofErr w:type="spellStart"/>
-      <w:r>
-        <w:rPr>
-          <w:sz w:val="20"/>
-          <w:szCs w:val="20"/>
-        </w:rPr>
-        <w:t>sucg</w:t>
-      </w:r>
-      <w:proofErr w:type="spellEnd"/>
-      <w:r>
-        <w:rPr>
-          <w:sz w:val="20"/>
-          <w:szCs w:val="20"/>
-        </w:rPr>
-        <w:t xml:space="preserve"> as the one in </w:t>
-      </w:r>
-      <w:r>
-        <w:rPr>
-          <w:rFonts w:ascii="Aptos" w:eastAsia="Aptos" w:hAnsi="Aptos" w:cs="Aptos"/>
-          <w:sz w:val="20"/>
-          <w:szCs w:val="20"/>
-        </w:rPr>
-        <w:t>Hajima et al</w:t>
-      </w:r>
-      <w:r>
-        <w:rPr>
-          <w:rFonts w:ascii="Aptos" w:eastAsia="Aptos" w:hAnsi="Aptos" w:cs="Aptos"/>
-          <w:sz w:val="20"/>
-          <w:szCs w:val="20"/>
-        </w:rPr>
-        <w:t xml:space="preserve"> imposes a structural ceiling </w:t>
-      </w:r>
-      <w:r>
-        <w:rPr>
-          <w:rFonts w:ascii="Aptos" w:eastAsia="Aptos" w:hAnsi="Aptos" w:cs="Aptos"/>
-          <w:sz w:val="20"/>
-          <w:szCs w:val="20"/>
-        </w:rPr>
-        <w:t xml:space="preserve">on the profit and </w:t>
-      </w:r>
-      <w:r>
-        <w:rPr>
-          <w:rFonts w:ascii="Aptos" w:eastAsia="Aptos" w:hAnsi="Aptos" w:cs="Aptos"/>
-          <w:sz w:val="20"/>
-          <w:szCs w:val="20"/>
-        </w:rPr>
-        <w:t>waste reduction any</w:t>
-      </w:r>
-      <w:r>
-        <w:rPr>
-          <w:rFonts w:ascii="Aptos" w:eastAsia="Aptos" w:hAnsi="Aptos" w:cs="Aptos"/>
-          <w:sz w:val="20"/>
-          <w:szCs w:val="20"/>
-        </w:rPr>
-        <w:t xml:space="preserve"> discounting policy c</w:t>
-      </w:r>
-      <w:r>
-        <w:rPr>
-          <w:rFonts w:ascii="Aptos" w:eastAsia="Aptos" w:hAnsi="Aptos" w:cs="Aptos"/>
-          <w:sz w:val="20"/>
-          <w:szCs w:val="20"/>
-        </w:rPr>
-        <w:t>an achieve</w:t>
-      </w:r>
-      <w:r>
-        <w:rPr>
-          <w:rFonts w:ascii="Aptos" w:eastAsia="Aptos" w:hAnsi="Aptos" w:cs="Aptos"/>
-          <w:sz w:val="20"/>
-          <w:szCs w:val="20"/>
-        </w:rPr>
-        <w:t>.</w:t>
+        <w:t xml:space="preserve">The consumer behaviour model </w:t>
+      </w:r>
+      <w:r>
+        <w:rPr>
+          <w:sz w:val="20"/>
+          <w:szCs w:val="20"/>
+        </w:rPr>
+        <w:t>oversimplifies</w:t>
+      </w:r>
+      <w:r>
+        <w:rPr>
+          <w:sz w:val="20"/>
+          <w:szCs w:val="20"/>
+        </w:rPr>
+        <w:t xml:space="preserve"> how customers respond to </w:t>
+      </w:r>
+      <w:r>
+        <w:rPr>
+          <w:sz w:val="20"/>
+          <w:szCs w:val="20"/>
+        </w:rPr>
+        <w:t>discounts</w:t>
+      </w:r>
+      <w:r>
+        <w:rPr>
+          <w:sz w:val="20"/>
+          <w:szCs w:val="20"/>
+        </w:rPr>
+        <w:t>. The environment treats every customer a LEFO buyer. Once a discount is applied</w:t>
+      </w:r>
+      <w:r>
+        <w:rPr>
+          <w:sz w:val="20"/>
+          <w:szCs w:val="20"/>
+        </w:rPr>
+        <w:t>, the amount FEFO buyers is proportional to the amount of discount given. In the paper of Haijema et al. the model instead introduces a sensitivity parameter, governing what fraction of LEFO customers respond to a given discount level. The absence of such parameter in the model provided in the paper, means that discount responsiveness is uniform across all LEFO customers, which is unlikely to hold in practice.</w:t>
       </w:r>
     </w:p>
     <w:p>
       <w:pPr>
+        <w:spacing w:after="0"/>
+        <w:ind w:firstLine="720"/>
         <w:jc w:val="both"/>
         <w:rPr>
           <w:sz w:val="20"/>
@@ -7032,179 +6959,187 @@
           <w:sz w:val="20"/>
           <w:szCs w:val="20"/>
         </w:rPr>
-        <w:t xml:space="preserve">TD’s contribution lies in computational efficiency rather than </w:t>
-      </w:r>
-      <w:r>
-        <w:rPr>
-          <w:sz w:val="20"/>
-          <w:szCs w:val="20"/>
-        </w:rPr>
-        <w:t xml:space="preserve">policy quality. </w:t>
-      </w:r>
-      <w:r>
-        <w:rPr>
-          <w:sz w:val="20"/>
-          <w:szCs w:val="20"/>
-        </w:rPr>
-        <w:t>Although</w:t>
-      </w:r>
-      <w:r>
-        <w:rPr>
-          <w:sz w:val="20"/>
-          <w:szCs w:val="20"/>
-        </w:rPr>
-        <w:t xml:space="preserve"> TD did not outperform </w:t>
-      </w:r>
-      <w:r>
-        <w:rPr>
-          <w:sz w:val="20"/>
-          <w:szCs w:val="20"/>
-        </w:rPr>
-        <w:t>FDC</w:t>
-      </w:r>
-      <w:r>
-        <w:rPr>
-          <w:sz w:val="20"/>
-          <w:szCs w:val="20"/>
-        </w:rPr>
-        <w:t xml:space="preserve">, </w:t>
-      </w:r>
-      <w:r>
-        <w:rPr>
-          <w:sz w:val="20"/>
-          <w:szCs w:val="20"/>
-        </w:rPr>
-        <w:t>it appro</w:t>
-      </w:r>
-      <w:r>
-        <w:rPr>
-          <w:sz w:val="20"/>
-          <w:szCs w:val="20"/>
-        </w:rPr>
-        <w:t xml:space="preserve">ached the values closely and could possibly proof </w:t>
-      </w:r>
-      <w:r>
-        <w:rPr>
-          <w:sz w:val="20"/>
-          <w:szCs w:val="20"/>
-        </w:rPr>
-        <w:t>its</w:t>
-      </w:r>
-      <w:r>
-        <w:rPr>
-          <w:sz w:val="20"/>
-          <w:szCs w:val="20"/>
-        </w:rPr>
-        <w:t xml:space="preserve"> usefulness in more challenging environments where DP </w:t>
-      </w:r>
-      <w:r>
-        <w:rPr>
-          <w:sz w:val="20"/>
-          <w:szCs w:val="20"/>
-        </w:rPr>
-        <w:t xml:space="preserve">run times would </w:t>
-      </w:r>
-      <w:r>
-        <w:rPr>
-          <w:sz w:val="20"/>
-          <w:szCs w:val="20"/>
-        </w:rPr>
-        <w:t xml:space="preserve">grow </w:t>
-      </w:r>
-      <w:r>
-        <w:rPr>
-          <w:sz w:val="20"/>
-          <w:szCs w:val="20"/>
-        </w:rPr>
-        <w:t>exponentially</w:t>
-      </w:r>
-      <w:r>
-        <w:rPr>
-          <w:sz w:val="20"/>
-          <w:szCs w:val="20"/>
-        </w:rPr>
-        <w:t xml:space="preserve"> and FDC approaches could potentially be outperformed. These findings are </w:t>
-      </w:r>
-      <w:r>
-        <w:rPr>
-          <w:sz w:val="20"/>
-          <w:szCs w:val="20"/>
-        </w:rPr>
-        <w:t xml:space="preserve">consistent with </w:t>
-      </w:r>
-      <w:r>
-        <w:rPr>
-          <w:sz w:val="20"/>
-          <w:szCs w:val="20"/>
-        </w:rPr>
-        <w:t>Yavuz and Kaya (2024), who reported that Deep Q-learning and Sof</w:t>
-      </w:r>
-      <w:r>
-        <w:rPr>
-          <w:sz w:val="20"/>
-          <w:szCs w:val="20"/>
-        </w:rPr>
-        <w:t xml:space="preserve">t Actor Critic approaches </w:t>
-      </w:r>
-      <w:r>
-        <w:rPr>
-          <w:sz w:val="20"/>
-          <w:szCs w:val="20"/>
-        </w:rPr>
-        <w:t xml:space="preserve">reached </w:t>
-      </w:r>
-      <w:r>
-        <w:rPr>
-          <w:sz w:val="20"/>
-          <w:szCs w:val="20"/>
-        </w:rPr>
-        <w:t xml:space="preserve">~95-97% of DP’s reward while requiring substantially less computation as the state space grows. This </w:t>
-      </w:r>
-      <w:r>
-        <w:rPr>
-          <w:sz w:val="20"/>
-          <w:szCs w:val="20"/>
-        </w:rPr>
-        <w:t xml:space="preserve">indicates that TD is the more practical choice </w:t>
-      </w:r>
-      <w:r>
-        <w:rPr>
-          <w:sz w:val="20"/>
-          <w:szCs w:val="20"/>
-        </w:rPr>
-        <w:t>wit</w:t>
-      </w:r>
-      <w:r>
-        <w:rPr>
-          <w:sz w:val="20"/>
-          <w:szCs w:val="20"/>
-        </w:rPr>
-        <w:t>h a policy that wa</w:t>
-      </w:r>
-      <w:r>
-        <w:rPr>
-          <w:sz w:val="20"/>
-          <w:szCs w:val="20"/>
-        </w:rPr>
-        <w:t xml:space="preserve">s almost as good as DP, but </w:t>
-      </w:r>
-      <w:r>
-        <w:rPr>
-          <w:sz w:val="20"/>
-          <w:szCs w:val="20"/>
-        </w:rPr>
-        <w:t xml:space="preserve">much </w:t>
-      </w:r>
-      <w:r>
-        <w:rPr>
-          <w:sz w:val="20"/>
-          <w:szCs w:val="20"/>
-        </w:rPr>
-        <w:t>faster.</w:t>
+        <w:t>Discount</w:t>
+      </w:r>
+      <w:r>
+        <w:rPr>
+          <w:sz w:val="20"/>
+          <w:szCs w:val="20"/>
+        </w:rPr>
+        <w:t xml:space="preserve">-induced demand is capped at the regular demand level, excluding new customers that are only attracted to discounted </w:t>
+      </w:r>
+      <w:r>
+        <w:rPr>
+          <w:sz w:val="20"/>
+          <w:szCs w:val="20"/>
+        </w:rPr>
+        <w:t xml:space="preserve">products. </w:t>
+      </w:r>
+      <w:r>
+        <w:rPr>
+          <w:sz w:val="20"/>
+          <w:szCs w:val="20"/>
+        </w:rPr>
+        <w:t xml:space="preserve">In this model </w:t>
+      </w:r>
+      <w:r>
+        <w:rPr>
+          <w:sz w:val="20"/>
+          <w:szCs w:val="20"/>
+        </w:rPr>
+        <w:t>demand attracted by a discount can never exceed the regular daily demand for a product, since the discount can only reallocate the existing demand towards FEFO stock. However, in real</w:t>
+      </w:r>
+      <w:r>
+        <w:rPr>
+          <w:sz w:val="20"/>
+          <w:szCs w:val="20"/>
+        </w:rPr>
+        <w:t xml:space="preserve"> world </w:t>
+      </w:r>
+      <w:r>
+        <w:rPr>
+          <w:sz w:val="20"/>
+          <w:szCs w:val="20"/>
+        </w:rPr>
+        <w:t xml:space="preserve">markets a </w:t>
+      </w:r>
+      <w:r>
+        <w:rPr>
+          <w:sz w:val="20"/>
+          <w:szCs w:val="20"/>
+        </w:rPr>
+        <w:t>sufficiently</w:t>
+      </w:r>
+      <w:r>
+        <w:rPr>
+          <w:sz w:val="20"/>
+          <w:szCs w:val="20"/>
+        </w:rPr>
+        <w:t xml:space="preserve"> high discount could </w:t>
+      </w:r>
+      <w:r>
+        <w:rPr>
+          <w:sz w:val="20"/>
+          <w:szCs w:val="20"/>
+        </w:rPr>
+        <w:t>attract</w:t>
+      </w:r>
+      <w:r>
+        <w:rPr>
+          <w:sz w:val="20"/>
+          <w:szCs w:val="20"/>
+        </w:rPr>
+        <w:t xml:space="preserve"> </w:t>
+      </w:r>
+      <w:r>
+        <w:rPr>
+          <w:sz w:val="20"/>
+          <w:szCs w:val="20"/>
+        </w:rPr>
+        <w:t>customers that would otherwise have no</w:t>
+      </w:r>
+      <w:r>
+        <w:rPr>
+          <w:sz w:val="20"/>
+          <w:szCs w:val="20"/>
+        </w:rPr>
+        <w:t xml:space="preserve">t </w:t>
+      </w:r>
+      <w:r>
+        <w:rPr>
+          <w:sz w:val="20"/>
+          <w:szCs w:val="20"/>
+        </w:rPr>
+        <w:t>bought this product</w:t>
+      </w:r>
+      <w:r>
+        <w:rPr>
+          <w:sz w:val="20"/>
+          <w:szCs w:val="20"/>
+        </w:rPr>
+        <w:t>. The absence of a</w:t>
+      </w:r>
+      <w:r>
+        <w:rPr>
+          <w:sz w:val="20"/>
+          <w:szCs w:val="20"/>
+        </w:rPr>
+        <w:t xml:space="preserve">n price-elasticity parameter </w:t>
+      </w:r>
+      <w:r>
+        <w:rPr>
+          <w:sz w:val="20"/>
+          <w:szCs w:val="20"/>
+        </w:rPr>
+        <w:t>such</w:t>
+      </w:r>
+      <w:r>
+        <w:rPr>
+          <w:sz w:val="20"/>
+          <w:szCs w:val="20"/>
+        </w:rPr>
+        <w:t xml:space="preserve"> as the one in </w:t>
+      </w:r>
+      <w:r>
+        <w:rPr>
+          <w:rFonts w:ascii="Aptos" w:eastAsia="Aptos" w:hAnsi="Aptos" w:cs="Aptos"/>
+          <w:sz w:val="20"/>
+          <w:szCs w:val="20"/>
+        </w:rPr>
+        <w:t>Hajima et al</w:t>
+      </w:r>
+      <w:r>
+        <w:rPr>
+          <w:rFonts w:ascii="Aptos" w:eastAsia="Aptos" w:hAnsi="Aptos" w:cs="Aptos"/>
+          <w:sz w:val="20"/>
+          <w:szCs w:val="20"/>
+        </w:rPr>
+        <w:t xml:space="preserve"> imposes a structural ceiling </w:t>
+      </w:r>
+      <w:r>
+        <w:rPr>
+          <w:rFonts w:ascii="Aptos" w:eastAsia="Aptos" w:hAnsi="Aptos" w:cs="Aptos"/>
+          <w:sz w:val="20"/>
+          <w:szCs w:val="20"/>
+        </w:rPr>
+        <w:t xml:space="preserve">on the profit and </w:t>
+      </w:r>
+      <w:r>
+        <w:rPr>
+          <w:rFonts w:ascii="Aptos" w:eastAsia="Aptos" w:hAnsi="Aptos" w:cs="Aptos"/>
+          <w:sz w:val="20"/>
+          <w:szCs w:val="20"/>
+        </w:rPr>
+        <w:t>waste reduction any</w:t>
+      </w:r>
+      <w:r>
+        <w:rPr>
+          <w:rFonts w:ascii="Aptos" w:eastAsia="Aptos" w:hAnsi="Aptos" w:cs="Aptos"/>
+          <w:sz w:val="20"/>
+          <w:szCs w:val="20"/>
+        </w:rPr>
+        <w:t xml:space="preserve"> discounting policy c</w:t>
+      </w:r>
+      <w:r>
+        <w:rPr>
+          <w:rFonts w:ascii="Aptos" w:eastAsia="Aptos" w:hAnsi="Aptos" w:cs="Aptos"/>
+          <w:sz w:val="20"/>
+          <w:szCs w:val="20"/>
+        </w:rPr>
+        <w:t>an achieve</w:t>
+      </w:r>
+      <w:r>
+        <w:rPr>
+          <w:rFonts w:ascii="Aptos" w:eastAsia="Aptos" w:hAnsi="Aptos" w:cs="Aptos"/>
+          <w:sz w:val="20"/>
+          <w:szCs w:val="20"/>
+        </w:rPr>
+        <w:t>.</w:t>
       </w:r>
     </w:p>
     <w:p>
       <w:pPr>
+        <w:spacing w:after="0"/>
         <w:jc w:val="both"/>
         <w:rPr>
           <w:sz w:val="20"/>
@@ -7216,11 +7151,188 @@
           <w:sz w:val="20"/>
           <w:szCs w:val="20"/>
         </w:rPr>
-        <w:t xml:space="preserve">The strength of this study was </w:t>
+        <w:t xml:space="preserve">TD’s contribution lies in computational efficiency rather than policy </w:t>
+      </w:r>
+      <w:r>
+        <w:rPr>
+          <w:sz w:val="20"/>
+          <w:szCs w:val="20"/>
+        </w:rPr>
+        <w:t xml:space="preserve">quality. </w:t>
+      </w:r>
+      <w:r>
+        <w:rPr>
+          <w:sz w:val="20"/>
+          <w:szCs w:val="20"/>
+        </w:rPr>
+        <w:t>Although</w:t>
+      </w:r>
+      <w:r>
+        <w:rPr>
+          <w:sz w:val="20"/>
+          <w:szCs w:val="20"/>
+        </w:rPr>
+        <w:t xml:space="preserve"> TD did not outperform </w:t>
+      </w:r>
+      <w:r>
+        <w:rPr>
+          <w:sz w:val="20"/>
+          <w:szCs w:val="20"/>
+        </w:rPr>
+        <w:t>FDC</w:t>
+      </w:r>
+      <w:r>
+        <w:rPr>
+          <w:sz w:val="20"/>
+          <w:szCs w:val="20"/>
+        </w:rPr>
+        <w:t xml:space="preserve">, </w:t>
+      </w:r>
+      <w:r>
+        <w:rPr>
+          <w:sz w:val="20"/>
+          <w:szCs w:val="20"/>
+        </w:rPr>
+        <w:t>it appro</w:t>
+      </w:r>
+      <w:r>
+        <w:rPr>
+          <w:sz w:val="20"/>
+          <w:szCs w:val="20"/>
+        </w:rPr>
+        <w:t xml:space="preserve">ached the values closely and could possibly proof </w:t>
+      </w:r>
+      <w:r>
+        <w:rPr>
+          <w:sz w:val="20"/>
+          <w:szCs w:val="20"/>
+        </w:rPr>
+        <w:t>its</w:t>
+      </w:r>
+      <w:r>
+        <w:rPr>
+          <w:sz w:val="20"/>
+          <w:szCs w:val="20"/>
+        </w:rPr>
+        <w:t xml:space="preserve"> usefulness in more challenging environments where DP </w:t>
+      </w:r>
+      <w:r>
+        <w:rPr>
+          <w:sz w:val="20"/>
+          <w:szCs w:val="20"/>
+        </w:rPr>
+        <w:t xml:space="preserve">run times would </w:t>
+      </w:r>
+      <w:r>
+        <w:rPr>
+          <w:sz w:val="20"/>
+          <w:szCs w:val="20"/>
+        </w:rPr>
+        <w:t xml:space="preserve">grow </w:t>
+      </w:r>
+      <w:r>
+        <w:rPr>
+          <w:sz w:val="20"/>
+          <w:szCs w:val="20"/>
+        </w:rPr>
+        <w:t>exponentially</w:t>
+      </w:r>
+      <w:r>
+        <w:rPr>
+          <w:sz w:val="20"/>
+          <w:szCs w:val="20"/>
+        </w:rPr>
+        <w:t xml:space="preserve"> and FDC approaches could potentially be outperformed. These findings are </w:t>
+      </w:r>
+      <w:r>
+        <w:rPr>
+          <w:sz w:val="20"/>
+          <w:szCs w:val="20"/>
+        </w:rPr>
+        <w:t xml:space="preserve">consistent with </w:t>
+      </w:r>
+      <w:r>
+        <w:rPr>
+          <w:sz w:val="20"/>
+          <w:szCs w:val="20"/>
+        </w:rPr>
+        <w:t>Yavuz and Kaya (2024), who reported that Deep Q-learning and Sof</w:t>
+      </w:r>
+      <w:r>
+        <w:rPr>
+          <w:sz w:val="20"/>
+          <w:szCs w:val="20"/>
+        </w:rPr>
+        <w:t xml:space="preserve">t Actor Critic approaches </w:t>
+      </w:r>
+      <w:r>
+        <w:rPr>
+          <w:sz w:val="20"/>
+          <w:szCs w:val="20"/>
+        </w:rPr>
+        <w:t xml:space="preserve">reached </w:t>
+      </w:r>
+      <w:r>
+        <w:rPr>
+          <w:sz w:val="20"/>
+          <w:szCs w:val="20"/>
+        </w:rPr>
+        <w:t xml:space="preserve">~95-97% of DP’s reward while requiring substantially less computation as the state space grows. This </w:t>
+      </w:r>
+      <w:r>
+        <w:rPr>
+          <w:sz w:val="20"/>
+          <w:szCs w:val="20"/>
+        </w:rPr>
+        <w:t xml:space="preserve">indicates that TD is the more practical choice </w:t>
+      </w:r>
+      <w:r>
+        <w:rPr>
+          <w:sz w:val="20"/>
+          <w:szCs w:val="20"/>
+        </w:rPr>
+        <w:t>wit</w:t>
+      </w:r>
+      <w:r>
+        <w:rPr>
+          <w:sz w:val="20"/>
+          <w:szCs w:val="20"/>
+        </w:rPr>
+        <w:t xml:space="preserve">h a policy that was </w:t>
+      </w:r>
+      <w:r>
+        <w:rPr>
+          <w:sz w:val="20"/>
+          <w:szCs w:val="20"/>
+        </w:rPr>
+        <w:t xml:space="preserve">almost as good as DP, but </w:t>
+      </w:r>
+      <w:r>
+        <w:rPr>
+          <w:sz w:val="20"/>
+          <w:szCs w:val="20"/>
+        </w:rPr>
+        <w:t xml:space="preserve">much </w:t>
+      </w:r>
+      <w:r>
+        <w:rPr>
+          <w:sz w:val="20"/>
+          <w:szCs w:val="20"/>
+        </w:rPr>
+        <w:t>faster.</w:t>
+      </w:r>
+      <w:r>
+        <w:rPr>
+          <w:sz w:val="20"/>
+          <w:szCs w:val="20"/>
+        </w:rPr>
+        <w:t xml:space="preserve"> </w:t>
       </w:r>
     </w:p>
     <w:p>
       <w:pPr>
+        <w:spacing w:after="0"/>
+        <w:ind w:firstLine="720"/>
         <w:jc w:val="both"/>
         <w:rPr>
           <w:sz w:val="20"/>
@@ -7232,15 +7344,351 @@
           <w:sz w:val="20"/>
           <w:szCs w:val="20"/>
         </w:rPr>
-        <w:t>EXTENSIONS</w:t>
+        <w:t>The strength of this study is the direct comparison method of an exact DP approach against model free approximated approaches, SARSA and Q-learning, while comparing this to a practical baseline (FDC) under identical environment assumptions, which isolated computation time as the deciding factor between DP and TD once their policy quality is shown to be statistically equivalent. The biggest weakness of this study was the single day discount restriction, the uniform LEFO response assumption and the extra demand mechanism, each of these constrains the profit and waste improvements achievable in any method and could have shown the real strengths of TD performance over the FDC. Another limitation was the manual hyperparameter tuning and the small amounts of seeds that was tested. A more exhaustive or automative search might have narrowed the gap between TD and DP.</w:t>
       </w:r>
     </w:p>
     <w:p>
       <w:pPr>
+        <w:spacing w:after="0"/>
+        <w:ind w:firstLine="720"/>
+        <w:jc w:val="both"/>
+        <w:rPr>
+          <w:sz w:val="20"/>
+          <w:szCs w:val="20"/>
+        </w:rPr>
+      </w:pPr>
+      <w:r>
+        <w:rPr>
+          <w:sz w:val="20"/>
+          <w:szCs w:val="20"/>
+        </w:rPr>
+        <w:t xml:space="preserve">Three extensions follow directly from the limitations above. First, extending the action space to two simultaneous discount levels. Second, introducing a sensitivity parameter governing what fraction </w:t>
+      </w:r>
+      <w:r>
+        <w:rPr>
+          <w:sz w:val="20"/>
+          <w:szCs w:val="20"/>
+        </w:rPr>
+        <w:t>LEFO</w:t>
+      </w:r>
+      <w:r>
+        <w:rPr>
+          <w:sz w:val="20"/>
+          <w:szCs w:val="20"/>
+        </w:rPr>
+        <w:t xml:space="preserve"> customers respond to discount level would test whether the assumption of a uniform discount responsiveness is itself responsible for the limited gains observed here. Third introducing a price-elasticity term that generates demand proportional to the discount level, independent of the regular demand level, would test if absence of new discount-attracted customers is responsible for the limited profit ceiling observed in this study. All three extensions can be implemented in the existing environment without modifying the Environment class, allowing to subsequently study the separate effects.</w:t>
+      </w:r>
+    </w:p>
+    <w:p>
+      <w:pPr>
+        <w:spacing w:after="0"/>
+        <w:ind w:firstLine="720"/>
+        <w:jc w:val="both"/>
+        <w:rPr>
+          <w:sz w:val="20"/>
+          <w:szCs w:val="20"/>
+        </w:rPr>
+      </w:pPr>
+    </w:p>
+    <w:p>
+      <w:pPr>
+        <w:ind w:firstLine="720"/>
+        <w:jc w:val="both"/>
+        <w:rPr>
+          <w:sz w:val="20"/>
+          <w:szCs w:val="20"/>
+        </w:rPr>
+      </w:pPr>
+    </w:p>
+    <w:p>
+      <w:pPr>
         <w:pStyle w:val="Heading1"/>
       </w:pPr>
       <w:r>
         <w:t>Conclusion</w:t>
+      </w:r>
+    </w:p>
+    <w:p>
+      <w:pPr>
+        <w:rPr>
+          <w:sz w:val="20"/>
+          <w:szCs w:val="20"/>
+        </w:rPr>
+      </w:pPr>
+      <w:r>
+        <w:rPr>
+          <w:sz w:val="20"/>
+          <w:szCs w:val="20"/>
+        </w:rPr>
+        <w:t>To</w:t>
+      </w:r>
+      <w:r>
+        <w:rPr>
+          <w:sz w:val="20"/>
+          <w:szCs w:val="20"/>
+        </w:rPr>
+        <w:t xml:space="preserve"> answer the main </w:t>
+      </w:r>
+      <w:r>
+        <w:rPr>
+          <w:sz w:val="20"/>
+          <w:szCs w:val="20"/>
+        </w:rPr>
+        <w:t>research</w:t>
+      </w:r>
+      <w:r>
+        <w:rPr>
+          <w:sz w:val="20"/>
+          <w:szCs w:val="20"/>
+        </w:rPr>
+        <w:t xml:space="preserve"> </w:t>
+      </w:r>
+      <w:r>
+        <w:rPr>
+          <w:sz w:val="20"/>
+          <w:szCs w:val="20"/>
+        </w:rPr>
+        <w:t>question</w:t>
+      </w:r>
+      <w:r>
+        <w:rPr>
+          <w:sz w:val="20"/>
+          <w:szCs w:val="20"/>
+        </w:rPr>
+        <w:t>,</w:t>
+      </w:r>
+      <w:r>
+        <w:rPr>
+          <w:sz w:val="20"/>
+          <w:szCs w:val="20"/>
+        </w:rPr>
+        <w:t xml:space="preserve"> </w:t>
+      </w:r>
+      <w:r>
+        <w:rPr>
+          <w:sz w:val="20"/>
+          <w:szCs w:val="20"/>
+        </w:rPr>
+        <w:t>"What are the profit and waste benefits if expiratory products are dynamically priced, compared to a fixed discount?"</w:t>
+      </w:r>
+      <w:r>
+        <w:rPr>
+          <w:sz w:val="20"/>
+          <w:szCs w:val="20"/>
+        </w:rPr>
+        <w:t>, within the scope of this study, there are</w:t>
+      </w:r>
+      <w:r>
+        <w:rPr>
+          <w:sz w:val="20"/>
+          <w:szCs w:val="20"/>
+        </w:rPr>
+        <w:t xml:space="preserve"> n</w:t>
+      </w:r>
+      <w:r>
+        <w:rPr>
+          <w:sz w:val="20"/>
+          <w:szCs w:val="20"/>
+        </w:rPr>
+        <w:t>o</w:t>
+      </w:r>
+      <w:r>
+        <w:rPr>
+          <w:sz w:val="20"/>
+          <w:szCs w:val="20"/>
+        </w:rPr>
+        <w:t xml:space="preserve"> benefits in dynamically pricing products. Neither DP </w:t>
+      </w:r>
+      <w:r>
+        <w:rPr>
+          <w:sz w:val="20"/>
+          <w:szCs w:val="20"/>
+        </w:rPr>
+        <w:t>or TD produced statically practically meaningful improvements over FDC in profit or waste</w:t>
+      </w:r>
+    </w:p>
+    <w:p>
+      <w:pPr>
+        <w:rPr>
+          <w:sz w:val="20"/>
+          <w:szCs w:val="20"/>
+        </w:rPr>
+      </w:pPr>
+      <w:r>
+        <w:rPr>
+          <w:sz w:val="20"/>
+          <w:szCs w:val="20"/>
+        </w:rPr>
+        <w:t>To answer the first sub question</w:t>
+      </w:r>
+      <w:r>
+        <w:rPr>
+          <w:sz w:val="20"/>
+          <w:szCs w:val="20"/>
+        </w:rPr>
+        <w:t>,</w:t>
+      </w:r>
+      <w:r>
+        <w:rPr>
+          <w:sz w:val="20"/>
+          <w:szCs w:val="20"/>
+        </w:rPr>
+        <w:t xml:space="preserve"> </w:t>
+      </w:r>
+      <w:r>
+        <w:rPr>
+          <w:sz w:val="20"/>
+          <w:szCs w:val="20"/>
+        </w:rPr>
+        <w:t>“</w:t>
+      </w:r>
+      <w:r>
+        <w:rPr>
+          <w:sz w:val="20"/>
+          <w:szCs w:val="20"/>
+        </w:rPr>
+        <w:t>Does any model produce a statistically and practically meaningful improvement in profit and waste reduction over FDC?</w:t>
+      </w:r>
+      <w:r>
+        <w:rPr>
+          <w:sz w:val="20"/>
+          <w:szCs w:val="20"/>
+        </w:rPr>
+        <w:t>”</w:t>
+      </w:r>
+      <w:r>
+        <w:rPr>
+          <w:sz w:val="20"/>
+          <w:szCs w:val="20"/>
+        </w:rPr>
+        <w:t xml:space="preserve"> DP showed no statistically </w:t>
+      </w:r>
+      <w:r>
+        <w:rPr>
+          <w:sz w:val="20"/>
+          <w:szCs w:val="20"/>
+        </w:rPr>
+        <w:t>significant improvement</w:t>
+      </w:r>
+      <w:r>
+        <w:rPr>
+          <w:sz w:val="20"/>
+          <w:szCs w:val="20"/>
+        </w:rPr>
+        <w:t xml:space="preserve"> </w:t>
+      </w:r>
+      <w:r>
+        <w:rPr>
+          <w:sz w:val="20"/>
+          <w:szCs w:val="20"/>
+        </w:rPr>
+        <w:t>over FDC on either matric</w:t>
+      </w:r>
+      <w:r>
+        <w:rPr>
+          <w:sz w:val="20"/>
+          <w:szCs w:val="20"/>
+        </w:rPr>
+        <w:t xml:space="preserve"> and TD performed significantly worse on profit, with its waste advantahe limited to small inventory state spaces</w:t>
+      </w:r>
+      <w:r>
+        <w:rPr>
+          <w:sz w:val="20"/>
+          <w:szCs w:val="20"/>
+        </w:rPr>
+        <w:t>.</w:t>
+      </w:r>
+    </w:p>
+    <w:p>
+      <w:pPr>
+        <w:rPr>
+          <w:sz w:val="20"/>
+          <w:szCs w:val="20"/>
+        </w:rPr>
+      </w:pPr>
+      <w:r>
+        <w:rPr>
+          <w:sz w:val="20"/>
+          <w:szCs w:val="20"/>
+        </w:rPr>
+        <w:t>To answer the second sub-question</w:t>
+      </w:r>
+      <w:r>
+        <w:rPr>
+          <w:sz w:val="20"/>
+          <w:szCs w:val="20"/>
+        </w:rPr>
+        <w:t xml:space="preserve">, </w:t>
+      </w:r>
+      <w:r>
+        <w:rPr>
+          <w:sz w:val="20"/>
+          <w:szCs w:val="20"/>
+        </w:rPr>
+        <w:t>“</w:t>
+      </w:r>
+      <w:r>
+        <w:rPr>
+          <w:sz w:val="20"/>
+          <w:szCs w:val="20"/>
+        </w:rPr>
+        <w:t>Among models that derive comparable policies, which is preferable once computational time is taken into account</w:t>
+      </w:r>
+      <w:r>
+        <w:rPr>
+          <w:sz w:val="20"/>
+          <w:szCs w:val="20"/>
+        </w:rPr>
+        <w:t xml:space="preserve">?” </w:t>
+      </w:r>
+      <w:r>
+        <w:rPr>
+          <w:sz w:val="20"/>
+          <w:szCs w:val="20"/>
+        </w:rPr>
+        <w:t xml:space="preserve">While </w:t>
+      </w:r>
+      <w:r>
+        <w:rPr>
+          <w:sz w:val="20"/>
+          <w:szCs w:val="20"/>
+        </w:rPr>
+        <w:t xml:space="preserve">underperforming a little, TD </w:t>
+      </w:r>
+      <w:r>
+        <w:rPr>
+          <w:sz w:val="20"/>
+          <w:szCs w:val="20"/>
+        </w:rPr>
+        <w:t xml:space="preserve">proved to </w:t>
+      </w:r>
+      <w:r>
+        <w:rPr>
+          <w:sz w:val="20"/>
+          <w:szCs w:val="20"/>
+        </w:rPr>
+        <w:t>be</w:t>
+      </w:r>
+      <w:r>
+        <w:rPr>
+          <w:sz w:val="20"/>
+          <w:szCs w:val="20"/>
+        </w:rPr>
+        <w:t xml:space="preserve"> </w:t>
+      </w:r>
+      <w:r>
+        <w:rPr>
+          <w:sz w:val="20"/>
+          <w:szCs w:val="20"/>
+        </w:rPr>
+        <w:t>computationally more efficient</w:t>
+      </w:r>
+      <w:r>
+        <w:rPr>
+          <w:sz w:val="20"/>
+          <w:szCs w:val="20"/>
+        </w:rPr>
+        <w:t>.</w:t>
       </w:r>
     </w:p>
     <w:p>
@@ -7278,6 +7726,45 @@
 </w:document>
 </file>
 
+<file path=word/comments.xml><?xml version="1.0" encoding="utf-8"?>
+<w:comments xmlns:wpc="http://schemas.microsoft.com/office/word/2010/wordprocessingCanvas" xmlns:cx="http://schemas.microsoft.com/office/drawing/2014/chartex" xmlns:cx1="http://schemas.microsoft.com/office/drawing/2015/9/8/chartex" xmlns:cx2="http://schemas.microsoft.com/office/drawing/2015/10/21/chartex" xmlns:cx3="http://schemas.microsoft.com/office/drawing/2016/5/9/chartex" xmlns:cx4="http://schemas.microsoft.com/office/drawing/2016/5/10/chartex" xmlns:cx5="http://schemas.microsoft.com/office/drawing/2016/5/11/chartex" xmlns:cx6="http://schemas.microsoft.com/office/drawing/2016/5/12/chartex" xmlns:cx7="http://schemas.microsoft.com/office/drawing/2016/5/13/chartex" xmlns:cx8="http://schemas.microsoft.com/office/drawing/2016/5/14/chartex" xmlns:mc="http://schemas.openxmlformats.org/markup-compatibility/2006" xmlns:aink="http://schemas.microsoft.com/office/drawing/2016/ink" xmlns:am3d="http://schemas.microsoft.com/office/drawing/2017/model3d" xmlns:o="urn:schemas-microsoft-com:office:office" xmlns:oel="http://schemas.microsoft.com/office/2019/extlst" xmlns:r="http://schemas.openxmlformats.org/officeDocument/2006/relationships" xmlns:m="http://schemas.openxmlformats.org/officeDocument/2006/math" xmlns:v="urn:schemas-microsoft-com:vml" xmlns:wp14="http://schemas.microsoft.com/office/word/2010/wordprocessingDrawing" xmlns:wp="http://schemas.openxmlformats.org/drawingml/2006/wordprocessingDrawing" xmlns:w10="urn:schemas-microsoft-com:office:word" xmlns:w="http://schemas.openxmlformats.org/wordprocessingml/2006/main" xmlns:w14="http://schemas.microsoft.com/office/word/2010/wordml" xmlns:w15="http://schemas.microsoft.com/office/word/2012/wordml" xmlns:w16cex="http://schemas.microsoft.com/office/word/2018/wordml/cex" xmlns:w16cid="http://schemas.microsoft.com/office/word/2016/wordml/cid" xmlns:w16="http://schemas.microsoft.com/office/word/2018/wordml" xmlns:w16du="http://schemas.microsoft.com/office/word/2023/wordml/word16du" xmlns:w16sdtdh="http://schemas.microsoft.com/office/word/2020/wordml/sdtdatahash" xmlns:w16sdtfl="http://schemas.microsoft.com/office/word/2024/wordml/sdtformatlock" xmlns:w16se="http://schemas.microsoft.com/office/word/2015/wordml/symex" xmlns:wpg="http://schemas.microsoft.com/office/word/2010/wordprocessingGroup" xmlns:wpi="http://schemas.microsoft.com/office/word/2010/wordprocessingInk" xmlns:wne="http://schemas.microsoft.com/office/word/2006/wordml" xmlns:wps="http://schemas.microsoft.com/office/word/2010/wordprocessingShape" mc:Ignorable="w14 w15 w16se w16cid w16 w16cex w16sdtdh w16sdtfl w16du wp14">
+  <w:comment w:id="0" w:author="Widdershoven, Jochem" w:date="2026-06-24T15:33:00Z" w:initials="JW">
+    <w:p>
+      <w:pPr>
+        <w:pStyle w:val="CommentText"/>
+      </w:pPr>
+      <w:r>
+        <w:rPr>
+          <w:rStyle w:val="CommentReference"/>
+        </w:rPr>
+        <w:annotationRef/>
+      </w:r>
+      <w:r>
+        <w:t>Add machine</w:t>
+      </w:r>
+    </w:p>
+  </w:comment>
+</w:comments>
+</file>
+
+<file path=word/commentsExtended.xml><?xml version="1.0" encoding="utf-8"?>
+<w15:commentsEx xmlns:wpc="http://schemas.microsoft.com/office/word/2010/wordprocessingCanvas" xmlns:cx="http://schemas.microsoft.com/office/drawing/2014/chartex" xmlns:cx1="http://schemas.microsoft.com/office/drawing/2015/9/8/chartex" xmlns:cx2="http://schemas.microsoft.com/office/drawing/2015/10/21/chartex" xmlns:cx3="http://schemas.microsoft.com/office/drawing/2016/5/9/chartex" xmlns:cx4="http://schemas.microsoft.com/office/drawing/2016/5/10/chartex" xmlns:cx5="http://schemas.microsoft.com/office/drawing/2016/5/11/chartex" xmlns:cx6="http://schemas.microsoft.com/office/drawing/2016/5/12/chartex" xmlns:cx7="http://schemas.microsoft.com/office/drawing/2016/5/13/chartex" xmlns:cx8="http://schemas.microsoft.com/office/drawing/2016/5/14/chartex" xmlns:mc="http://schemas.openxmlformats.org/markup-compatibility/2006" xmlns:aink="http://schemas.microsoft.com/office/drawing/2016/ink" xmlns:am3d="http://schemas.microsoft.com/office/drawing/2017/model3d" xmlns:o="urn:schemas-microsoft-com:office:office" xmlns:oel="http://schemas.microsoft.com/office/2019/extlst" xmlns:r="http://schemas.openxmlformats.org/officeDocument/2006/relationships" xmlns:m="http://schemas.openxmlformats.org/officeDocument/2006/math" xmlns:v="urn:schemas-microsoft-com:vml" xmlns:wp14="http://schemas.microsoft.com/office/word/2010/wordprocessingDrawing" xmlns:wp="http://schemas.openxmlformats.org/drawingml/2006/wordprocessingDrawing" xmlns:w10="urn:schemas-microsoft-com:office:word" xmlns:w="http://schemas.openxmlformats.org/wordprocessingml/2006/main" xmlns:w14="http://schemas.microsoft.com/office/word/2010/wordml" xmlns:w15="http://schemas.microsoft.com/office/word/2012/wordml" xmlns:w16cex="http://schemas.microsoft.com/office/word/2018/wordml/cex" xmlns:w16cid="http://schemas.microsoft.com/office/word/2016/wordml/cid" xmlns:w16="http://schemas.microsoft.com/office/word/2018/wordml" xmlns:w16du="http://schemas.microsoft.com/office/word/2023/wordml/word16du" xmlns:w16sdtdh="http://schemas.microsoft.com/office/word/2020/wordml/sdtdatahash" xmlns:w16sdtfl="http://schemas.microsoft.com/office/word/2024/wordml/sdtformatlock" xmlns:w16se="http://schemas.microsoft.com/office/word/2015/wordml/symex" xmlns:wpg="http://schemas.microsoft.com/office/word/2010/wordprocessingGroup" xmlns:wpi="http://schemas.microsoft.com/office/word/2010/wordprocessingInk" xmlns:wne="http://schemas.microsoft.com/office/word/2006/wordml" xmlns:wps="http://schemas.microsoft.com/office/word/2010/wordprocessingShape" mc:Ignorable="w14 w15 w16se w16cid w16 w16cex w16sdtdh w16sdtfl w16du wp14">
+  <w15:commentEx w15:paraId="1F736A50" w15:done="0"/>
+</w15:commentsEx>
+</file>
+
+<file path=word/commentsExtensible.xml><?xml version="1.0" encoding="utf-8"?>
+<w16cex:commentsExtensible xmlns:wpc="http://schemas.microsoft.com/office/word/2010/wordprocessingCanvas" xmlns:cx="http://schemas.microsoft.com/office/drawing/2014/chartex" xmlns:cx1="http://schemas.microsoft.com/office/drawing/2015/9/8/chartex" xmlns:cx2="http://schemas.microsoft.com/office/drawing/2015/10/21/chartex" xmlns:cx3="http://schemas.microsoft.com/office/drawing/2016/5/9/chartex" xmlns:cx4="http://schemas.microsoft.com/office/drawing/2016/5/10/chartex" xmlns:cx5="http://schemas.microsoft.com/office/drawing/2016/5/11/chartex" xmlns:cx6="http://schemas.microsoft.com/office/drawing/2016/5/12/chartex" xmlns:cx7="http://schemas.microsoft.com/office/drawing/2016/5/13/chartex" xmlns:cx8="http://schemas.microsoft.com/office/drawing/2016/5/14/chartex" xmlns:cr="http://schemas.microsoft.com/office/comments/2020/reactions" xmlns:mc="http://schemas.openxmlformats.org/markup-compatibility/2006" xmlns:aink="http://schemas.microsoft.com/office/drawing/2016/ink" xmlns:am3d="http://schemas.microsoft.com/office/drawing/2017/model3d" xmlns:o="urn:schemas-microsoft-com:office:office" xmlns:oel="http://schemas.microsoft.com/office/2019/extlst" xmlns:r="http://schemas.openxmlformats.org/officeDocument/2006/relationships" xmlns:m="http://schemas.openxmlformats.org/officeDocument/2006/math" xmlns:v="urn:schemas-microsoft-com:vml" xmlns:wp14="http://schemas.microsoft.com/office/word/2010/wordprocessingDrawing" xmlns:wp="http://schemas.openxmlformats.org/drawingml/2006/wordprocessingDrawing" xmlns:w10="urn:schemas-microsoft-com:office:word" xmlns:w="http://schemas.openxmlformats.org/wordprocessingml/2006/main" xmlns:w14="http://schemas.microsoft.com/office/word/2010/wordml" xmlns:w15="http://schemas.microsoft.com/office/word/2012/wordml" xmlns:w16cex="http://schemas.microsoft.com/office/word/2018/wordml/cex" xmlns:w16cid="http://schemas.microsoft.com/office/word/2016/wordml/cid" xmlns:w16="http://schemas.microsoft.com/office/word/2018/wordml" xmlns:w16du="http://schemas.microsoft.com/office/word/2023/wordml/word16du" xmlns:w16sdtdh="http://schemas.microsoft.com/office/word/2020/wordml/sdtdatahash" xmlns:w16sdtfl="http://schemas.microsoft.com/office/word/2024/wordml/sdtformatlock" xmlns:w16se="http://schemas.microsoft.com/office/word/2015/wordml/symex" xmlns:wpg="http://schemas.microsoft.com/office/word/2010/wordprocessingGroup" xmlns:wpi="http://schemas.microsoft.com/office/word/2010/wordprocessingInk" xmlns:wne="http://schemas.microsoft.com/office/word/2006/wordml" xmlns:wps="http://schemas.microsoft.com/office/word/2010/wordprocessingShape" mc:Ignorable="w14 w15 w16se w16cid w16 w16cex w16sdtdh w16sdtfl cr w16du wp14">
+  <w16cex:commentExtensible w16cex:durableId="6CA7BEDA" w16cex:dateUtc="2026-06-24T13:33:00Z"/>
+</w16cex:commentsExtensible>
+</file>
+
+<file path=word/commentsIds.xml><?xml version="1.0" encoding="utf-8"?>
+<w16cid:commentsIds xmlns:wpc="http://schemas.microsoft.com/office/word/2010/wordprocessingCanvas" xmlns:cx="http://schemas.microsoft.com/office/drawing/2014/chartex" xmlns:cx1="http://schemas.microsoft.com/office/drawing/2015/9/8/chartex" xmlns:cx2="http://schemas.microsoft.com/office/drawing/2015/10/21/chartex" xmlns:cx3="http://schemas.microsoft.com/office/drawing/2016/5/9/chartex" xmlns:cx4="http://schemas.microsoft.com/office/drawing/2016/5/10/chartex" xmlns:cx5="http://schemas.microsoft.com/office/drawing/2016/5/11/chartex" xmlns:cx6="http://schemas.microsoft.com/office/drawing/2016/5/12/chartex" xmlns:cx7="http://schemas.microsoft.com/office/drawing/2016/5/13/chartex" xmlns:cx8="http://schemas.microsoft.com/office/drawing/2016/5/14/chartex" xmlns:mc="http://schemas.openxmlformats.org/markup-compatibility/2006" xmlns:aink="http://schemas.microsoft.com/office/drawing/2016/ink" xmlns:am3d="http://schemas.microsoft.com/office/drawing/2017/model3d" xmlns:o="urn:schemas-microsoft-com:office:office" xmlns:oel="http://schemas.microsoft.com/office/2019/extlst" xmlns:r="http://schemas.openxmlformats.org/officeDocument/2006/relationships" xmlns:m="http://schemas.openxmlformats.org/officeDocument/2006/math" xmlns:v="urn:schemas-microsoft-com:vml" xmlns:wp14="http://schemas.microsoft.com/office/word/2010/wordprocessingDrawing" xmlns:wp="http://schemas.openxmlformats.org/drawingml/2006/wordprocessingDrawing" xmlns:w10="urn:schemas-microsoft-com:office:word" xmlns:w="http://schemas.openxmlformats.org/wordprocessingml/2006/main" xmlns:w14="http://schemas.microsoft.com/office/word/2010/wordml" xmlns:w15="http://schemas.microsoft.com/office/word/2012/wordml" xmlns:w16cex="http://schemas.microsoft.com/office/word/2018/wordml/cex" xmlns:w16cid="http://schemas.microsoft.com/office/word/2016/wordml/cid" xmlns:w16="http://schemas.microsoft.com/office/word/2018/wordml" xmlns:w16du="http://schemas.microsoft.com/office/word/2023/wordml/word16du" xmlns:w16sdtdh="http://schemas.microsoft.com/office/word/2020/wordml/sdtdatahash" xmlns:w16sdtfl="http://schemas.microsoft.com/office/word/2024/wordml/sdtformatlock" xmlns:w16se="http://schemas.microsoft.com/office/word/2015/wordml/symex" xmlns:wpg="http://schemas.microsoft.com/office/word/2010/wordprocessingGroup" xmlns:wpi="http://schemas.microsoft.com/office/word/2010/wordprocessingInk" xmlns:wne="http://schemas.microsoft.com/office/word/2006/wordml" xmlns:wps="http://schemas.microsoft.com/office/word/2010/wordprocessingShape" mc:Ignorable="w14 w15 w16se w16cid w16 w16cex w16sdtdh w16sdtfl w16du wp14">
+  <w16cid:commentId w16cid:paraId="1F736A50" w16cid:durableId="6CA7BEDA"/>
+</w16cid:commentsIds>
+</file>
+
 <file path=word/endnotes.xml><?xml version="1.0" encoding="utf-8"?>
 <w:endnotes xmlns:wpc="http://schemas.microsoft.com/office/word/2010/wordprocessingCanvas" xmlns:cx="http://schemas.microsoft.com/office/drawing/2014/chartex" xmlns:cx1="http://schemas.microsoft.com/office/drawing/2015/9/8/chartex" xmlns:cx2="http://schemas.microsoft.com/office/drawing/2015/10/21/chartex" xmlns:cx3="http://schemas.microsoft.com/office/drawing/2016/5/9/chartex" xmlns:cx4="http://schemas.microsoft.com/office/drawing/2016/5/10/chartex" xmlns:cx5="http://schemas.microsoft.com/office/drawing/2016/5/11/chartex" xmlns:cx6="http://schemas.microsoft.com/office/drawing/2016/5/12/chartex" xmlns:cx7="http://schemas.microsoft.com/office/drawing/2016/5/13/chartex" xmlns:cx8="http://schemas.microsoft.com/office/drawing/2016/5/14/chartex" xmlns:mc="http://schemas.openxmlformats.org/markup-compatibility/2006" xmlns:aink="http://schemas.microsoft.com/office/drawing/2016/ink" xmlns:am3d="http://schemas.microsoft.com/office/drawing/2017/model3d" xmlns:o="urn:schemas-microsoft-com:office:office" xmlns:oel="http://schemas.microsoft.com/office/2019/extlst" xmlns:r="http://schemas.openxmlformats.org/officeDocument/2006/relationships" xmlns:m="http://schemas.openxmlformats.org/officeDocument/2006/math" xmlns:v="urn:schemas-microsoft-com:vml" xmlns:wp14="http://schemas.microsoft.com/office/word/2010/wordprocessingDrawing" xmlns:wp="http://schemas.openxmlformats.org/drawingml/2006/wordprocessingDrawing" xmlns:w10="urn:schemas-microsoft-com:office:word" xmlns:w="http://schemas.openxmlformats.org/wordprocessingml/2006/main" xmlns:w14="http://schemas.microsoft.com/office/word/2010/wordml" xmlns:w15="http://schemas.microsoft.com/office/word/2012/wordml" xmlns:w16cex="http://schemas.microsoft.com/office/word/2018/wordml/cex" xmlns:w16cid="http://schemas.microsoft.com/office/word/2016/wordml/cid" xmlns:w16="http://schemas.microsoft.com/office/word/2018/wordml" xmlns:w16du="http://schemas.microsoft.com/office/word/2023/wordml/word16du" xmlns:w16sdtdh="http://schemas.microsoft.com/office/word/2020/wordml/sdtdatahash" xmlns:w16sdtfl="http://schemas.microsoft.com/office/word/2024/wordml/sdtformatlock" xmlns:w16se="http://schemas.microsoft.com/office/word/2015/wordml/symex" xmlns:wpg="http://schemas.microsoft.com/office/word/2010/wordprocessingGroup" xmlns:wpi="http://schemas.microsoft.com/office/word/2010/wordprocessingInk" xmlns:wne="http://schemas.microsoft.com/office/word/2006/wordml" xmlns:wps="http://schemas.microsoft.com/office/word/2010/wordprocessingShape" mc:Ignorable="w14 w15 w16se w16cid w16 w16cex w16sdtdh w16sdtfl w16du wp14">
   <w:endnote w:type="separator" w:id="-1">
@@ -7329,7 +7816,108 @@
 </file>
 
 <file path=word/numbering.xml><?xml version="1.0" encoding="utf-8"?>
-<w:numbering xmlns:wpc="http://schemas.microsoft.com/office/word/2010/wordprocessingCanvas" xmlns:cx="http://schemas.microsoft.com/office/drawing/2014/chartex" xmlns:cx1="http://schemas.microsoft.com/office/drawing/2015/9/8/chartex" xmlns:cx2="http://schemas.microsoft.com/office/drawing/2015/10/21/chartex" xmlns:cx3="http://schemas.microsoft.com/office/drawing/2016/5/9/chartex" xmlns:cx4="http://schemas.microsoft.com/office/drawing/2016/5/10/chartex" xmlns:cx5="http://schemas.microsoft.com/office/drawing/2016/5/11/chartex" xmlns:cx6="http://schemas.microsoft.com/office/drawing/2016/5/12/chartex" xmlns:cx7="http://schemas.microsoft.com/office/drawing/2016/5/13/chartex" xmlns:cx8="http://schemas.microsoft.com/office/drawing/2016/5/14/chartex" xmlns:mc="http://schemas.openxmlformats.org/markup-compatibility/2006" xmlns:aink="http://schemas.microsoft.com/office/drawing/2016/ink" xmlns:am3d="http://schemas.microsoft.com/office/drawing/2017/model3d" xmlns:o="urn:schemas-microsoft-com:office:office" xmlns:oel="http://schemas.microsoft.com/office/2019/extlst" xmlns:r="http://schemas.openxmlformats.org/officeDocument/2006/relationships" xmlns:m="http://schemas.openxmlformats.org/officeDocument/2006/math" xmlns:v="urn:schemas-microsoft-com:vml" xmlns:wp14="http://schemas.microsoft.com/office/word/2010/wordprocessingDrawing" xmlns:wp="http://schemas.openxmlformats.org/drawingml/2006/wordprocessingDrawing" xmlns:w10="urn:schemas-microsoft-com:office:word" xmlns:w="http://schemas.openxmlformats.org/wordprocessingml/2006/main" xmlns:w14="http://schemas.microsoft.com/office/word/2010/wordml" xmlns:w15="http://schemas.microsoft.com/office/word/2012/wordml" xmlns:w16cex="http://schemas.microsoft.com/office/word/2018/wordml/cex" xmlns:w16cid="http://schemas.microsoft.com/office/word/2016/wordml/cid" xmlns:w16="http://schemas.microsoft.com/office/word/2018/wordml" xmlns:w16du="http://schemas.microsoft.com/office/word/2023/wordml/word16du" xmlns:w16sdtdh="http://schemas.microsoft.com/office/word/2020/wordml/sdtdatahash" xmlns:w16sdtfl="http://schemas.microsoft.com/office/word/2024/wordml/sdtformatlock" xmlns:w16se="http://schemas.microsoft.com/office/word/2015/wordml/symex" xmlns:wpg="http://schemas.microsoft.com/office/word/2010/wordprocessingGroup" xmlns:wpi="http://schemas.microsoft.com/office/word/2010/wordprocessingInk" xmlns:wne="http://schemas.microsoft.com/office/word/2006/wordml" xmlns:wps="http://schemas.microsoft.com/office/word/2010/wordprocessingShape" mc:Ignorable="w14 w15 w16se w16cid w16 w16cex w16sdtdh w16sdtfl w16du wp14"/>
+<w:numbering xmlns:wpc="http://schemas.microsoft.com/office/word/2010/wordprocessingCanvas" xmlns:cx="http://schemas.microsoft.com/office/drawing/2014/chartex" xmlns:cx1="http://schemas.microsoft.com/office/drawing/2015/9/8/chartex" xmlns:cx2="http://schemas.microsoft.com/office/drawing/2015/10/21/chartex" xmlns:cx3="http://schemas.microsoft.com/office/drawing/2016/5/9/chartex" xmlns:cx4="http://schemas.microsoft.com/office/drawing/2016/5/10/chartex" xmlns:cx5="http://schemas.microsoft.com/office/drawing/2016/5/11/chartex" xmlns:cx6="http://schemas.microsoft.com/office/drawing/2016/5/12/chartex" xmlns:cx7="http://schemas.microsoft.com/office/drawing/2016/5/13/chartex" xmlns:cx8="http://schemas.microsoft.com/office/drawing/2016/5/14/chartex" xmlns:mc="http://schemas.openxmlformats.org/markup-compatibility/2006" xmlns:aink="http://schemas.microsoft.com/office/drawing/2016/ink" xmlns:am3d="http://schemas.microsoft.com/office/drawing/2017/model3d" xmlns:o="urn:schemas-microsoft-com:office:office" xmlns:oel="http://schemas.microsoft.com/office/2019/extlst" xmlns:r="http://schemas.openxmlformats.org/officeDocument/2006/relationships" xmlns:m="http://schemas.openxmlformats.org/officeDocument/2006/math" xmlns:v="urn:schemas-microsoft-com:vml" xmlns:wp14="http://schemas.microsoft.com/office/word/2010/wordprocessingDrawing" xmlns:wp="http://schemas.openxmlformats.org/drawingml/2006/wordprocessingDrawing" xmlns:w10="urn:schemas-microsoft-com:office:word" xmlns:w="http://schemas.openxmlformats.org/wordprocessingml/2006/main" xmlns:w14="http://schemas.microsoft.com/office/word/2010/wordml" xmlns:w15="http://schemas.microsoft.com/office/word/2012/wordml" xmlns:w16cex="http://schemas.microsoft.com/office/word/2018/wordml/cex" xmlns:w16cid="http://schemas.microsoft.com/office/word/2016/wordml/cid" xmlns:w16="http://schemas.microsoft.com/office/word/2018/wordml" xmlns:w16du="http://schemas.microsoft.com/office/word/2023/wordml/word16du" xmlns:w16sdtdh="http://schemas.microsoft.com/office/word/2020/wordml/sdtdatahash" xmlns:w16sdtfl="http://schemas.microsoft.com/office/word/2024/wordml/sdtformatlock" xmlns:w16se="http://schemas.microsoft.com/office/word/2015/wordml/symex" xmlns:wpg="http://schemas.microsoft.com/office/word/2010/wordprocessingGroup" xmlns:wpi="http://schemas.microsoft.com/office/word/2010/wordprocessingInk" xmlns:wne="http://schemas.microsoft.com/office/word/2006/wordml" xmlns:wps="http://schemas.microsoft.com/office/word/2010/wordprocessingShape" mc:Ignorable="w14 w15 w16se w16cid w16 w16cex w16sdtdh w16sdtfl w16du wp14">
+  <w:abstractNum w:abstractNumId="0" w15:restartNumberingAfterBreak="0">
+    <w:nsid w:val="5978070C"/>
+    <w:multiLevelType w:val="hybridMultilevel"/>
+    <w:tmpl w:val="EF94C668"/>
+    <w:lvl w:ilvl="0" w:tplc="2000000F">
+      <w:start w:val="1"/>
+      <w:numFmt w:val="decimal"/>
+      <w:lvlText w:val="%1."/>
+      <w:lvlJc w:val="left"/>
+      <w:pPr>
+        <w:ind w:left="720" w:hanging="360"/>
+      </w:pPr>
+      <w:rPr>
+        <w:rFonts w:hint="default"/>
+      </w:rPr>
+    </w:lvl>
+    <w:lvl w:ilvl="1" w:tplc="20000019" w:tentative="1">
+      <w:start w:val="1"/>
+      <w:numFmt w:val="lowerLetter"/>
+      <w:lvlText w:val="%2."/>
+      <w:lvlJc w:val="left"/>
+      <w:pPr>
+        <w:ind w:left="1440" w:hanging="360"/>
+      </w:pPr>
+    </w:lvl>
+    <w:lvl w:ilvl="2" w:tplc="2000001B" w:tentative="1">
+      <w:start w:val="1"/>
+      <w:numFmt w:val="lowerRoman"/>
+      <w:lvlText w:val="%3."/>
+      <w:lvlJc w:val="right"/>
+      <w:pPr>
+        <w:ind w:left="2160" w:hanging="180"/>
+      </w:pPr>
+    </w:lvl>
+    <w:lvl w:ilvl="3" w:tplc="2000000F" w:tentative="1">
+      <w:start w:val="1"/>
+      <w:numFmt w:val="decimal"/>
+      <w:lvlText w:val="%4."/>
+      <w:lvlJc w:val="left"/>
+      <w:pPr>
+        <w:ind w:left="2880" w:hanging="360"/>
+      </w:pPr>
+    </w:lvl>
+    <w:lvl w:ilvl="4" w:tplc="20000019" w:tentative="1">
+      <w:start w:val="1"/>
+      <w:numFmt w:val="lowerLetter"/>
+      <w:lvlText w:val="%5."/>
+      <w:lvlJc w:val="left"/>
+      <w:pPr>
+        <w:ind w:left="3600" w:hanging="360"/>
+      </w:pPr>
+    </w:lvl>
+    <w:lvl w:ilvl="5" w:tplc="2000001B" w:tentative="1">
+      <w:start w:val="1"/>
+      <w:numFmt w:val="lowerRoman"/>
+      <w:lvlText w:val="%6."/>
+      <w:lvlJc w:val="right"/>
+      <w:pPr>
+        <w:ind w:left="4320" w:hanging="180"/>
+      </w:pPr>
+    </w:lvl>
+    <w:lvl w:ilvl="6" w:tplc="2000000F" w:tentative="1">
+      <w:start w:val="1"/>
+      <w:numFmt w:val="decimal"/>
+      <w:lvlText w:val="%7."/>
+      <w:lvlJc w:val="left"/>
+      <w:pPr>
+        <w:ind w:left="5040" w:hanging="360"/>
+      </w:pPr>
+    </w:lvl>
+    <w:lvl w:ilvl="7" w:tplc="20000019" w:tentative="1">
+      <w:start w:val="1"/>
+      <w:numFmt w:val="lowerLetter"/>
+      <w:lvlText w:val="%8."/>
+      <w:lvlJc w:val="left"/>
+      <w:pPr>
+        <w:ind w:left="5760" w:hanging="360"/>
+      </w:pPr>
+    </w:lvl>
+    <w:lvl w:ilvl="8" w:tplc="2000001B" w:tentative="1">
+      <w:start w:val="1"/>
+      <w:numFmt w:val="lowerRoman"/>
+      <w:lvlText w:val="%9."/>
+      <w:lvlJc w:val="right"/>
+      <w:pPr>
+        <w:ind w:left="6480" w:hanging="180"/>
+      </w:pPr>
+    </w:lvl>
+  </w:abstractNum>
+  <w:num w:numId="1" w16cid:durableId="811562321">
+    <w:abstractNumId w:val="0"/>
+  </w:num>
+</w:numbering>
+</file>
+
+<file path=word/people.xml><?xml version="1.0" encoding="utf-8"?>
+<w15:people xmlns:wpc="http://schemas.microsoft.com/office/word/2010/wordprocessingCanvas" xmlns:cx="http://schemas.microsoft.com/office/drawing/2014/chartex" xmlns:cx1="http://schemas.microsoft.com/office/drawing/2015/9/8/chartex" xmlns:cx2="http://schemas.microsoft.com/office/drawing/2015/10/21/chartex" xmlns:cx3="http://schemas.microsoft.com/office/drawing/2016/5/9/chartex" xmlns:cx4="http://schemas.microsoft.com/office/drawing/2016/5/10/chartex" xmlns:cx5="http://schemas.microsoft.com/office/drawing/2016/5/11/chartex" xmlns:cx6="http://schemas.microsoft.com/office/drawing/2016/5/12/chartex" xmlns:cx7="http://schemas.microsoft.com/office/drawing/2016/5/13/chartex" xmlns:cx8="http://schemas.microsoft.com/office/drawing/2016/5/14/chartex" xmlns:mc="http://schemas.openxmlformats.org/markup-compatibility/2006" xmlns:aink="http://schemas.microsoft.com/office/drawing/2016/ink" xmlns:am3d="http://schemas.microsoft.com/office/drawing/2017/model3d" xmlns:o="urn:schemas-microsoft-com:office:office" xmlns:oel="http://schemas.microsoft.com/office/2019/extlst" xmlns:r="http://schemas.openxmlformats.org/officeDocument/2006/relationships" xmlns:m="http://schemas.openxmlformats.org/officeDocument/2006/math" xmlns:v="urn:schemas-microsoft-com:vml" xmlns:wp14="http://schemas.microsoft.com/office/word/2010/wordprocessingDrawing" xmlns:wp="http://schemas.openxmlformats.org/drawingml/2006/wordprocessingDrawing" xmlns:w10="urn:schemas-microsoft-com:office:word" xmlns:w="http://schemas.openxmlformats.org/wordprocessingml/2006/main" xmlns:w14="http://schemas.microsoft.com/office/word/2010/wordml" xmlns:w15="http://schemas.microsoft.com/office/word/2012/wordml" xmlns:w16cex="http://schemas.microsoft.com/office/word/2018/wordml/cex" xmlns:w16cid="http://schemas.microsoft.com/office/word/2016/wordml/cid" xmlns:w16="http://schemas.microsoft.com/office/word/2018/wordml" xmlns:w16du="http://schemas.microsoft.com/office/word/2023/wordml/word16du" xmlns:w16sdtdh="http://schemas.microsoft.com/office/word/2020/wordml/sdtdatahash" xmlns:w16sdtfl="http://schemas.microsoft.com/office/word/2024/wordml/sdtformatlock" xmlns:w16se="http://schemas.microsoft.com/office/word/2015/wordml/symex" xmlns:wpg="http://schemas.microsoft.com/office/word/2010/wordprocessingGroup" xmlns:wpi="http://schemas.microsoft.com/office/word/2010/wordprocessingInk" xmlns:wne="http://schemas.microsoft.com/office/word/2006/wordml" xmlns:wps="http://schemas.microsoft.com/office/word/2010/wordprocessingShape" mc:Ignorable="w14 w15 w16se w16cid w16 w16cex w16sdtdh w16sdtfl w16du wp14">
+  <w15:person w15:author="Widdershoven, Jochem">
+    <w15:presenceInfo w15:providerId="AD" w15:userId="S::jochem.widdershoven@wur.nl::16ecd2e1-ad59-4dd8-b69b-12abbd35b032"/>
+  </w15:person>
+</w15:people>
 </file>
 
 <file path=word/styles.xml><?xml version="1.0" encoding="utf-8"?>

--- a/report/report_current.docx
+++ b/report/report_current.docx
@@ -5,6 +5,9 @@
     <w:p>
       <w:pPr>
         <w:pStyle w:val="Title"/>
+        <w:rPr>
+          <w:rFonts w:hint="eastAsia"/>
+        </w:rPr>
       </w:pPr>
       <w:r>
         <w:t>Title</w:t>
@@ -66,6 +69,9 @@
     <w:p>
       <w:pPr>
         <w:pStyle w:val="Heading1"/>
+        <w:rPr>
+          <w:rFonts w:hint="eastAsia"/>
+        </w:rPr>
       </w:pPr>
       <w:r>
         <w:t>Abstract</w:t>
@@ -105,7 +111,7 @@
           <w:sz w:val="20"/>
           <w:szCs w:val="20"/>
         </w:rPr>
-        <w:t xml:space="preserve">, and these products are wasted. </w:t>
+        <w:t xml:space="preserve"> and these products are wasted. </w:t>
       </w:r>
       <w:r>
         <w:rPr>
@@ -273,7 +279,21 @@
           <w:sz w:val="20"/>
           <w:szCs w:val="20"/>
         </w:rPr>
-        <w:t xml:space="preserve"> are used, as well as Sarsa and Q-learning. </w:t>
+        <w:t xml:space="preserve"> are used, as well as </w:t>
+      </w:r>
+      <w:r>
+        <w:rPr>
+          <w:sz w:val="20"/>
+          <w:szCs w:val="20"/>
+        </w:rPr>
+        <w:t>SARSA</w:t>
+      </w:r>
+      <w:r>
+        <w:rPr>
+          <w:sz w:val="20"/>
+          <w:szCs w:val="20"/>
+        </w:rPr>
+        <w:t xml:space="preserve"> and Q-learning. </w:t>
       </w:r>
       <w:r>
         <w:rPr>
@@ -421,7 +441,7 @@
     <w:p>
       <w:pPr>
         <w:rPr>
-          <w:rFonts w:asciiTheme="majorHAnsi" w:eastAsiaTheme="majorEastAsia" w:hAnsiTheme="majorHAnsi" w:cstheme="majorBidi"/>
+          <w:rFonts w:asciiTheme="majorHAnsi" w:eastAsiaTheme="majorEastAsia" w:hAnsiTheme="majorHAnsi" w:cstheme="majorBidi" w:hint="eastAsia"/>
           <w:color w:val="0F4761" w:themeColor="accent1" w:themeShade="BF"/>
           <w:sz w:val="40"/>
           <w:szCs w:val="40"/>
@@ -434,8 +454,12 @@
     <w:p>
       <w:pPr>
         <w:pStyle w:val="Heading1"/>
-      </w:pPr>
-      <w:r>
+        <w:rPr>
+          <w:rFonts w:hint="eastAsia"/>
+        </w:rPr>
+      </w:pPr>
+      <w:r>
+        <w:lastRenderedPageBreak/>
         <w:t>Introduction</w:t>
       </w:r>
     </w:p>
@@ -474,7 +498,28 @@
           <w:sz w:val="20"/>
           <w:szCs w:val="20"/>
         </w:rPr>
-        <w:t xml:space="preserve"> Expiratory First Out (</w:t>
+        <w:t xml:space="preserve"> </w:t>
+      </w:r>
+      <w:r>
+        <w:rPr>
+          <w:sz w:val="20"/>
+          <w:szCs w:val="20"/>
+        </w:rPr>
+        <w:t>Expiry</w:t>
+      </w:r>
+      <w:r>
+        <w:rPr>
+          <w:sz w:val="20"/>
+          <w:szCs w:val="20"/>
+        </w:rPr>
+        <w:t xml:space="preserve"> </w:t>
+      </w:r>
+      <w:r>
+        <w:rPr>
+          <w:sz w:val="20"/>
+          <w:szCs w:val="20"/>
+        </w:rPr>
+        <w:t>First Out (</w:t>
       </w:r>
       <w:r>
         <w:rPr>
@@ -586,7 +631,21 @@
           <w:sz w:val="20"/>
           <w:szCs w:val="20"/>
         </w:rPr>
-        <w:t xml:space="preserve"> fulfilled with the discounted products, and in turn less fresh products are sold for the regular price.</w:t>
+        <w:t xml:space="preserve"> fulfilled with the discounted products, and in turn </w:t>
+      </w:r>
+      <w:r>
+        <w:rPr>
+          <w:sz w:val="20"/>
+          <w:szCs w:val="20"/>
+        </w:rPr>
+        <w:t>fewer</w:t>
+      </w:r>
+      <w:r>
+        <w:rPr>
+          <w:sz w:val="20"/>
+          <w:szCs w:val="20"/>
+        </w:rPr>
+        <w:t xml:space="preserve"> fresh products are sold for the regular price.</w:t>
       </w:r>
     </w:p>
     <w:p>
@@ -856,7 +915,21 @@
           <w:sz w:val="20"/>
           <w:szCs w:val="20"/>
         </w:rPr>
-        <w:t>The main research question of this study is:</w:t>
+        <w:t>Th</w:t>
+      </w:r>
+      <w:r>
+        <w:rPr>
+          <w:sz w:val="20"/>
+          <w:szCs w:val="20"/>
+        </w:rPr>
+        <w:t>is leads to the</w:t>
+      </w:r>
+      <w:r>
+        <w:rPr>
+          <w:sz w:val="20"/>
+          <w:szCs w:val="20"/>
+        </w:rPr>
+        <w:t xml:space="preserve"> main research question of this study:</w:t>
       </w:r>
     </w:p>
     <w:p>
@@ -895,7 +968,6 @@
           <w:szCs w:val="20"/>
           <w:lang w:val="en-US"/>
         </w:rPr>
-        <w:tab/>
         <w:t>To answer this question</w:t>
       </w:r>
       <w:r>
@@ -978,7 +1050,34 @@
           <w:sz w:val="20"/>
           <w:szCs w:val="20"/>
         </w:rPr>
-        <w:t>oes any model produce a statistically and practically meaningful improvement in profit and waste reduction over FDC</w:t>
+        <w:t xml:space="preserve">oes any model produce a statistically and practically meaningful improvement in profit and waste </w:t>
+      </w:r>
+      <w:r>
+        <w:rPr>
+          <w:i/>
+          <w:iCs/>
+          <w:sz w:val="20"/>
+          <w:szCs w:val="20"/>
+        </w:rPr>
+        <w:t>reductio</w:t>
+      </w:r>
+      <w:r>
+        <w:rPr>
+          <w:i/>
+          <w:iCs/>
+          <w:sz w:val="20"/>
+          <w:szCs w:val="20"/>
+        </w:rPr>
+        <w:t>n</w:t>
+      </w:r>
+      <w:r>
+        <w:rPr>
+          <w:i/>
+          <w:iCs/>
+          <w:sz w:val="20"/>
+          <w:szCs w:val="20"/>
+        </w:rPr>
+        <w:t xml:space="preserve"> over FDC</w:t>
       </w:r>
       <w:r>
         <w:rPr>
@@ -1028,7 +1127,7 @@
     <w:p>
       <w:pPr>
         <w:rPr>
-          <w:rFonts w:asciiTheme="majorHAnsi" w:eastAsiaTheme="majorEastAsia" w:hAnsiTheme="majorHAnsi" w:cstheme="majorBidi"/>
+          <w:rFonts w:asciiTheme="majorHAnsi" w:eastAsiaTheme="majorEastAsia" w:hAnsiTheme="majorHAnsi" w:cstheme="majorBidi" w:hint="eastAsia"/>
           <w:color w:val="0F4761" w:themeColor="accent1" w:themeShade="BF"/>
           <w:sz w:val="40"/>
           <w:szCs w:val="40"/>
@@ -1041,14 +1140,21 @@
     <w:p>
       <w:pPr>
         <w:pStyle w:val="Heading1"/>
-      </w:pPr>
-      <w:r>
+        <w:rPr>
+          <w:rFonts w:hint="eastAsia"/>
+        </w:rPr>
+      </w:pPr>
+      <w:r>
+        <w:lastRenderedPageBreak/>
         <w:t>Methods</w:t>
       </w:r>
     </w:p>
     <w:p>
       <w:pPr>
         <w:pStyle w:val="Heading2"/>
+        <w:rPr>
+          <w:rFonts w:hint="eastAsia"/>
+        </w:rPr>
       </w:pPr>
       <w:r>
         <w:t>The Environment</w:t>
@@ -1224,7 +1330,23 @@
           <w:sz w:val="20"/>
           <w:szCs w:val="20"/>
         </w:rPr>
-        <w:t xml:space="preserve">. The maximum probability was set to three times </w:t>
+        <w:t xml:space="preserve">. The maximum probability </w:t>
+      </w:r>
+      <w:r>
+        <w:rPr>
+          <w:rFonts w:eastAsiaTheme="minorEastAsia"/>
+          <w:sz w:val="20"/>
+          <w:szCs w:val="20"/>
+        </w:rPr>
+        <w:t>was</w:t>
+      </w:r>
+      <w:r>
+        <w:rPr>
+          <w:rFonts w:eastAsiaTheme="minorEastAsia"/>
+          <w:sz w:val="20"/>
+          <w:szCs w:val="20"/>
+        </w:rPr>
+        <w:t xml:space="preserve"> set to three times </w:t>
       </w:r>
       <m:oMath>
         <m:r>
@@ -1278,7 +1400,39 @@
           <w:sz w:val="20"/>
           <w:szCs w:val="20"/>
         </w:rPr>
-        <w:t xml:space="preserve">For each action state combination, each action was multiplied by the discount increment, and the difference between the base stock level and that particular inventory space was ordered as new stock, or nothing if that value was negative. That way, the number of items to order could never pass the base stock policy. The FEFO demand was calculated by taking the smallest value; either all of the oldest products in the current inventory, or the discount multiplied by the daily demand. Successively, the FEFO demand could never be higher than the number of oldest items. What is more, with an elevated discount, statistically a higher FEFO demand would come about. The LEFO demand is what remains of the original demand when subtracting the FEFO demand. The items with the youngest age are chosen first, and the items of the later age categories are chosen until the full daily demand is met. The metric of customer dissatisfaction when the demand is higher than the summed inventory is ignored in this model. </w:t>
+        <w:t xml:space="preserve">For each action state combination, each action was multiplied by the discount increment, and the difference between the base stock level and that </w:t>
+      </w:r>
+      <w:r>
+        <w:rPr>
+          <w:rFonts w:eastAsiaTheme="minorEastAsia"/>
+          <w:sz w:val="20"/>
+          <w:szCs w:val="20"/>
+        </w:rPr>
+        <w:t>specific</w:t>
+      </w:r>
+      <w:r>
+        <w:rPr>
+          <w:rFonts w:eastAsiaTheme="minorEastAsia"/>
+          <w:sz w:val="20"/>
+          <w:szCs w:val="20"/>
+        </w:rPr>
+        <w:t xml:space="preserve"> inventory space was ordered as new stock, or nothing if that value was negative. That way, the number of items to order could never pass the base stock policy. The FEFO demand was calculated by taking the smallest value; either </w:t>
+      </w:r>
+      <w:r>
+        <w:rPr>
+          <w:rFonts w:eastAsiaTheme="minorEastAsia"/>
+          <w:sz w:val="20"/>
+          <w:szCs w:val="20"/>
+        </w:rPr>
+        <w:t>all</w:t>
+      </w:r>
+      <w:r>
+        <w:rPr>
+          <w:rFonts w:eastAsiaTheme="minorEastAsia"/>
+          <w:sz w:val="20"/>
+          <w:szCs w:val="20"/>
+        </w:rPr>
+        <w:t xml:space="preserve"> the oldest products in the current inventory, or the discount multiplied by the daily demand. Successively, the FEFO demand could never be higher than the number of oldest items. What is more, with an elevated discount, statistically a higher FEFO demand would come about. The LEFO demand is what remains of the original demand when subtracting the FEFO demand. The items with the youngest age are chosen first, and the items of the later age categories are chosen until the full daily demand is met. The metric of customer dissatisfaction when the demand is higher than the summed inventory is ignored in this model. </w:t>
       </w:r>
     </w:p>
     <w:p>
@@ -1923,6 +2077,9 @@
     <w:p>
       <w:pPr>
         <w:pStyle w:val="Heading2"/>
+        <w:rPr>
+          <w:rFonts w:hint="eastAsia"/>
+        </w:rPr>
       </w:pPr>
       <w:r>
         <w:t>Fixed Discount Control</w:t>
@@ -2102,7 +2259,15 @@
           <w:sz w:val="20"/>
           <w:szCs w:val="20"/>
         </w:rPr>
-        <w:t xml:space="preserve">, more customers would assume FEFO behaviour, limiting the profit at some point. </w:t>
+        <w:t xml:space="preserve">, more customers would assume FEFO </w:t>
+      </w:r>
+      <w:r>
+        <w:rPr>
+          <w:sz w:val="20"/>
+          <w:szCs w:val="20"/>
+        </w:rPr>
+        <w:lastRenderedPageBreak/>
+        <w:t xml:space="preserve">behaviour, limiting the profit at some point. </w:t>
       </w:r>
       <w:r>
         <w:rPr>
@@ -2122,6 +2287,9 @@
     <w:p>
       <w:pPr>
         <w:pStyle w:val="Heading2"/>
+        <w:rPr>
+          <w:rFonts w:hint="eastAsia"/>
+        </w:rPr>
       </w:pPr>
       <w:r>
         <w:t>Dynamic Programming</w:t>
@@ -2130,6 +2298,9 @@
     <w:p>
       <w:pPr>
         <w:pStyle w:val="Heading3"/>
+        <w:rPr>
+          <w:rFonts w:hint="eastAsia"/>
+        </w:rPr>
       </w:pPr>
       <w:r>
         <w:t>Iterative Policy Evaluation and Policy Improvement</w:t>
@@ -2477,7 +2648,23 @@
           <w:sz w:val="20"/>
           <w:szCs w:val="20"/>
         </w:rPr>
-        <w:t xml:space="preserve"> beforementioned</w:t>
+        <w:t xml:space="preserve"> before</w:t>
+      </w:r>
+      <w:r>
+        <w:rPr>
+          <w:rFonts w:eastAsiaTheme="minorEastAsia"/>
+          <w:sz w:val="20"/>
+          <w:szCs w:val="20"/>
+        </w:rPr>
+        <w:t xml:space="preserve"> </w:t>
+      </w:r>
+      <w:r>
+        <w:rPr>
+          <w:rFonts w:eastAsiaTheme="minorEastAsia"/>
+          <w:sz w:val="20"/>
+          <w:szCs w:val="20"/>
+        </w:rPr>
+        <w:t>mentioned</w:t>
       </w:r>
       <w:r>
         <w:rPr>
@@ -2787,6 +2974,9 @@
     <w:p>
       <w:pPr>
         <w:pStyle w:val="Heading2"/>
+        <w:rPr>
+          <w:rFonts w:hint="eastAsia"/>
+        </w:rPr>
       </w:pPr>
       <w:r>
         <w:t>Temporal Difference</w:t>
@@ -2864,7 +3054,23 @@
           <w:sz w:val="20"/>
           <w:szCs w:val="20"/>
         </w:rPr>
-        <w:t xml:space="preserve"> learns a </w:t>
+        <w:t xml:space="preserve"> </w:t>
+      </w:r>
+      <w:r>
+        <w:rPr>
+          <w:rFonts w:ascii="Aptos" w:eastAsia="Aptos" w:hAnsi="Aptos" w:cs="Aptos"/>
+          <w:sz w:val="20"/>
+          <w:szCs w:val="20"/>
+        </w:rPr>
+        <w:t>learn</w:t>
+      </w:r>
+      <w:r>
+        <w:rPr>
+          <w:rFonts w:ascii="Aptos" w:eastAsia="Aptos" w:hAnsi="Aptos" w:cs="Aptos"/>
+          <w:sz w:val="20"/>
+          <w:szCs w:val="20"/>
+        </w:rPr>
+        <w:t xml:space="preserve"> a </w:t>
       </w:r>
       <w:r>
         <w:rPr>
@@ -2880,7 +3086,39 @@
           <w:sz w:val="20"/>
           <w:szCs w:val="20"/>
         </w:rPr>
-        <w:t>without ever constructing P or R. This makes RL model-free. It does not require the transition matrix to be known or computed in advance</w:t>
+        <w:t xml:space="preserve">without ever constructing P or R. This makes </w:t>
+      </w:r>
+      <w:r>
+        <w:rPr>
+          <w:rFonts w:ascii="Aptos" w:eastAsia="Aptos" w:hAnsi="Aptos" w:cs="Aptos"/>
+          <w:sz w:val="20"/>
+          <w:szCs w:val="20"/>
+        </w:rPr>
+        <w:t>TD</w:t>
+      </w:r>
+      <w:r>
+        <w:rPr>
+          <w:rFonts w:ascii="Aptos" w:eastAsia="Aptos" w:hAnsi="Aptos" w:cs="Aptos"/>
+          <w:sz w:val="20"/>
+          <w:szCs w:val="20"/>
+        </w:rPr>
+        <w:t xml:space="preserve"> model-free. It does not require the </w:t>
+      </w:r>
+      <w:r>
+        <w:rPr>
+          <w:rFonts w:ascii="Aptos" w:eastAsia="Aptos" w:hAnsi="Aptos" w:cs="Aptos"/>
+          <w:sz w:val="20"/>
+          <w:szCs w:val="20"/>
+        </w:rPr>
+        <w:t xml:space="preserve">full </w:t>
+      </w:r>
+      <w:r>
+        <w:rPr>
+          <w:rFonts w:ascii="Aptos" w:eastAsia="Aptos" w:hAnsi="Aptos" w:cs="Aptos"/>
+          <w:sz w:val="20"/>
+          <w:szCs w:val="20"/>
+        </w:rPr>
+        <w:t>transition matrix to be known or computed in advance</w:t>
       </w:r>
       <w:r>
         <w:rPr>
@@ -3010,7 +3248,15 @@
           <w:sz w:val="20"/>
           <w:szCs w:val="20"/>
         </w:rPr>
-        <w:t xml:space="preserve">: </w:t>
+        <w:t xml:space="preserve"> are</w:t>
+      </w:r>
+      <w:r>
+        <w:rPr>
+          <w:rFonts w:ascii="Aptos" w:eastAsia="Aptos" w:hAnsi="Aptos" w:cs="Aptos"/>
+          <w:sz w:val="20"/>
+          <w:szCs w:val="20"/>
+        </w:rPr>
+        <w:t xml:space="preserve"> </w:t>
       </w:r>
       <w:r>
         <w:rPr>
@@ -3053,7 +3299,15 @@
           <w:sz w:val="20"/>
           <w:szCs w:val="20"/>
         </w:rPr>
-        <w:t xml:space="preserve">Reinforcement learning </w:t>
+        <w:t>TD</w:t>
+      </w:r>
+      <w:r>
+        <w:rPr>
+          <w:rFonts w:ascii="Aptos" w:eastAsia="Aptos" w:hAnsi="Aptos" w:cs="Aptos"/>
+          <w:sz w:val="20"/>
+          <w:szCs w:val="20"/>
+        </w:rPr>
+        <w:t xml:space="preserve"> </w:t>
       </w:r>
       <w:r>
         <w:rPr>
@@ -3147,6 +3401,9 @@
     <w:p>
       <w:pPr>
         <w:pStyle w:val="Heading2"/>
+        <w:rPr>
+          <w:rFonts w:hint="eastAsia"/>
+        </w:rPr>
       </w:pPr>
       <w:r>
         <w:t>Q-learning</w:t>
@@ -3201,22 +3458,48 @@
         </w:rPr>
         <w:t xml:space="preserve">, updating the </w:t>
       </w:r>
-      <w:r>
-        <w:rPr>
-          <w:rFonts w:ascii="Aptos" w:eastAsia="Aptos" w:hAnsi="Aptos" w:cs="Aptos"/>
-          <w:sz w:val="20"/>
-          <w:szCs w:val="20"/>
-        </w:rPr>
-        <w:t>Q(s,a)</w:t>
-      </w:r>
-      <w:r>
-        <w:rPr>
-          <w:rFonts w:ascii="Aptos" w:eastAsia="Aptos" w:hAnsi="Aptos" w:cs="Aptos"/>
-          <w:sz w:val="20"/>
-          <w:szCs w:val="20"/>
-        </w:rPr>
-        <w:t xml:space="preserve"> </w:t>
-      </w:r>
+      <m:oMath>
+        <m:r>
+          <w:rPr>
+            <w:rFonts w:ascii="Cambria Math" w:eastAsia="Aptos" w:hAnsi="Cambria Math" w:cs="Aptos"/>
+            <w:sz w:val="20"/>
+            <w:szCs w:val="20"/>
+          </w:rPr>
+          <m:t>Q(</m:t>
+        </m:r>
+        <m:r>
+          <w:rPr>
+            <w:rFonts w:ascii="Cambria Math" w:eastAsia="Aptos" w:hAnsi="Cambria Math" w:cs="Aptos"/>
+            <w:sz w:val="20"/>
+            <w:szCs w:val="20"/>
+          </w:rPr>
+          <m:t>S</m:t>
+        </m:r>
+        <m:r>
+          <w:rPr>
+            <w:rFonts w:ascii="Cambria Math" w:eastAsia="Aptos" w:hAnsi="Cambria Math" w:cs="Aptos"/>
+            <w:sz w:val="20"/>
+            <w:szCs w:val="20"/>
+          </w:rPr>
+          <m:t>,</m:t>
+        </m:r>
+        <m:r>
+          <w:rPr>
+            <w:rFonts w:ascii="Cambria Math" w:eastAsia="Aptos" w:hAnsi="Cambria Math" w:cs="Aptos"/>
+            <w:sz w:val="20"/>
+            <w:szCs w:val="20"/>
+          </w:rPr>
+          <m:t>A</m:t>
+        </m:r>
+        <m:r>
+          <w:rPr>
+            <w:rFonts w:ascii="Cambria Math" w:eastAsia="Aptos" w:hAnsi="Cambria Math" w:cs="Aptos"/>
+            <w:sz w:val="20"/>
+            <w:szCs w:val="20"/>
+          </w:rPr>
+          <m:t xml:space="preserve">) </m:t>
+        </m:r>
+      </m:oMath>
       <w:r>
         <w:rPr>
           <w:rFonts w:ascii="Aptos" w:eastAsia="Aptos" w:hAnsi="Aptos" w:cs="Aptos"/>
@@ -3365,6 +3648,9 @@
     <w:p>
       <w:pPr>
         <w:pStyle w:val="Heading2"/>
+        <w:rPr>
+          <w:rFonts w:hint="eastAsia"/>
+        </w:rPr>
       </w:pPr>
       <w:r>
         <w:t>SARSA</w:t>
@@ -3427,13 +3713,55 @@
         </w:rPr>
         <w:t xml:space="preserve">, where </w:t>
       </w:r>
-      <w:r>
-        <w:rPr>
-          <w:rFonts w:ascii="Aptos" w:eastAsia="Aptos" w:hAnsi="Aptos" w:cs="Aptos"/>
-          <w:sz w:val="20"/>
-          <w:szCs w:val="20"/>
-        </w:rPr>
-        <w:t xml:space="preserve">Q(s, a) </w:t>
+      <m:oMath>
+        <m:r>
+          <w:rPr>
+            <w:rFonts w:ascii="Cambria Math" w:eastAsia="Aptos" w:hAnsi="Cambria Math" w:cs="Aptos"/>
+            <w:sz w:val="20"/>
+            <w:szCs w:val="20"/>
+          </w:rPr>
+          <m:t>Q(</m:t>
+        </m:r>
+        <m:r>
+          <w:rPr>
+            <w:rFonts w:ascii="Cambria Math" w:eastAsia="Aptos" w:hAnsi="Cambria Math" w:cs="Aptos"/>
+            <w:sz w:val="20"/>
+            <w:szCs w:val="20"/>
+          </w:rPr>
+          <m:t>S</m:t>
+        </m:r>
+        <m:r>
+          <w:rPr>
+            <w:rFonts w:ascii="Cambria Math" w:eastAsia="Aptos" w:hAnsi="Cambria Math" w:cs="Aptos"/>
+            <w:sz w:val="20"/>
+            <w:szCs w:val="20"/>
+          </w:rPr>
+          <m:t>,</m:t>
+        </m:r>
+        <m:r>
+          <w:rPr>
+            <w:rFonts w:ascii="Cambria Math" w:eastAsia="Aptos" w:hAnsi="Cambria Math" w:cs="Aptos"/>
+            <w:sz w:val="20"/>
+            <w:szCs w:val="20"/>
+          </w:rPr>
+          <m:t>A</m:t>
+        </m:r>
+        <m:r>
+          <w:rPr>
+            <w:rFonts w:ascii="Cambria Math" w:eastAsia="Aptos" w:hAnsi="Cambria Math" w:cs="Aptos"/>
+            <w:sz w:val="20"/>
+            <w:szCs w:val="20"/>
+          </w:rPr>
+          <m:t>)</m:t>
+        </m:r>
+      </m:oMath>
+      <w:r>
+        <w:rPr>
+          <w:rFonts w:ascii="Aptos" w:eastAsia="Aptos" w:hAnsi="Aptos" w:cs="Aptos"/>
+          <w:sz w:val="20"/>
+          <w:szCs w:val="20"/>
+        </w:rPr>
+        <w:t xml:space="preserve"> </w:t>
       </w:r>
       <w:r>
         <w:rPr>
@@ -3449,7 +3777,25 @@
           <w:sz w:val="20"/>
           <w:szCs w:val="20"/>
         </w:rPr>
-        <w:t xml:space="preserve">updated using the value of the actual selected action (a’) under the </w:t>
+        <w:t xml:space="preserve">updated using the value of the actual selected action </w:t>
+      </w:r>
+      <m:oMath>
+        <m:r>
+          <w:rPr>
+            <w:rFonts w:ascii="Cambria Math" w:eastAsia="Aptos" w:hAnsi="Cambria Math" w:cs="Aptos"/>
+            <w:sz w:val="20"/>
+            <w:szCs w:val="20"/>
+          </w:rPr>
+          <m:t>(a’)</m:t>
+        </m:r>
+      </m:oMath>
+      <w:r>
+        <w:rPr>
+          <w:rFonts w:ascii="Aptos" w:eastAsia="Aptos" w:hAnsi="Aptos" w:cs="Aptos"/>
+          <w:sz w:val="20"/>
+          <w:szCs w:val="20"/>
+        </w:rPr>
+        <w:t xml:space="preserve"> under the </w:t>
       </w:r>
       <w:r>
         <w:rPr>
@@ -3510,6 +3856,7 @@
               <w:sz w:val="20"/>
               <w:szCs w:val="20"/>
             </w:rPr>
+            <w:lastRenderedPageBreak/>
             <m:t>Q(s,a) ← Q(s,a) + α[r + γ·Q(s',a') - Q(s,a)]</m:t>
           </m:r>
         </m:oMath>
@@ -3530,15 +3877,31 @@
           <w:sz w:val="20"/>
           <w:szCs w:val="20"/>
         </w:rPr>
-        <w:t>Since SARSA’s updating rule includes exploration itself it tends to learn more conservative</w:t>
-      </w:r>
-      <w:r>
-        <w:rPr>
-          <w:rFonts w:eastAsiaTheme="minorEastAsia"/>
-          <w:sz w:val="20"/>
-          <w:szCs w:val="20"/>
-        </w:rPr>
-        <w:t xml:space="preserve"> behaviour near costly states. Actions that lead to poor results under exploration are penalised more directly. Q learning can converge </w:t>
+        <w:t>Since SARSAs updating rule includes exploration itself it tends to learn more conservative</w:t>
+      </w:r>
+      <w:r>
+        <w:rPr>
+          <w:rFonts w:eastAsiaTheme="minorEastAsia"/>
+          <w:sz w:val="20"/>
+          <w:szCs w:val="20"/>
+        </w:rPr>
+        <w:t xml:space="preserve"> behaviour near costly states. Actions that lead to poor results under exploration are penalised more directly. Q</w:t>
+      </w:r>
+      <w:r>
+        <w:rPr>
+          <w:rFonts w:eastAsiaTheme="minorEastAsia"/>
+          <w:sz w:val="20"/>
+          <w:szCs w:val="20"/>
+        </w:rPr>
+        <w:t>-</w:t>
+      </w:r>
+      <w:r>
+        <w:rPr>
+          <w:rFonts w:eastAsiaTheme="minorEastAsia"/>
+          <w:sz w:val="20"/>
+          <w:szCs w:val="20"/>
+        </w:rPr>
+        <w:t xml:space="preserve">learning can converge </w:t>
       </w:r>
       <w:r>
         <w:rPr>
@@ -3560,6 +3923,9 @@
     <w:p>
       <w:pPr>
         <w:pStyle w:val="Heading2"/>
+        <w:rPr>
+          <w:rFonts w:hint="eastAsia"/>
+        </w:rPr>
       </w:pPr>
       <w:r>
         <w:t>The environments</w:t>
@@ -3597,7 +3963,23 @@
           <w:sz w:val="20"/>
           <w:szCs w:val="20"/>
         </w:rPr>
-        <w:t>training run consisted out of episode where one episode simulated 3</w:t>
+        <w:t>training run consisted out of episode</w:t>
+      </w:r>
+      <w:r>
+        <w:rPr>
+          <w:rFonts w:ascii="Aptos" w:eastAsia="Aptos" w:hAnsi="Aptos" w:cs="Aptos"/>
+          <w:sz w:val="20"/>
+          <w:szCs w:val="20"/>
+        </w:rPr>
+        <w:t>s</w:t>
+      </w:r>
+      <w:r>
+        <w:rPr>
+          <w:rFonts w:ascii="Aptos" w:eastAsia="Aptos" w:hAnsi="Aptos" w:cs="Aptos"/>
+          <w:sz w:val="20"/>
+          <w:szCs w:val="20"/>
+        </w:rPr>
+        <w:t xml:space="preserve"> where one episode simulated 3</w:t>
       </w:r>
       <w:r>
         <w:rPr>
@@ -3685,7 +4067,31 @@
           <w:sz w:val="20"/>
           <w:szCs w:val="20"/>
         </w:rPr>
-        <w:t xml:space="preserve"> at 1.0 and decayed by 0.998 towards an </w:t>
+        <w:t xml:space="preserve"> at 1.0 and decayed by 0.99</w:t>
+      </w:r>
+      <w:r>
+        <w:rPr>
+          <w:rFonts w:ascii="Aptos" w:eastAsia="Aptos" w:hAnsi="Aptos" w:cs="Aptos"/>
+          <w:sz w:val="20"/>
+          <w:szCs w:val="20"/>
+        </w:rPr>
+        <w:t>9</w:t>
+      </w:r>
+      <w:r>
+        <w:rPr>
+          <w:rFonts w:ascii="Aptos" w:eastAsia="Aptos" w:hAnsi="Aptos" w:cs="Aptos"/>
+          <w:sz w:val="20"/>
+          <w:szCs w:val="20"/>
+        </w:rPr>
+        <w:t>9</w:t>
+      </w:r>
+      <w:r>
+        <w:rPr>
+          <w:rFonts w:ascii="Aptos" w:eastAsia="Aptos" w:hAnsi="Aptos" w:cs="Aptos"/>
+          <w:sz w:val="20"/>
+          <w:szCs w:val="20"/>
+        </w:rPr>
+        <w:t xml:space="preserve"> towards an </w:t>
       </w:r>
       <w:r>
         <w:rPr>
@@ -3717,32 +4123,50 @@
           <w:sz w:val="20"/>
           <w:szCs w:val="20"/>
         </w:rPr>
-        <w:t xml:space="preserve"> Before every run an empty Q-table was initialised of size (</w:t>
-      </w:r>
-      <w:r>
-        <w:rPr>
-          <w:rFonts w:ascii="Aptos" w:eastAsia="Aptos" w:hAnsi="Aptos" w:cs="Aptos"/>
-          <w:sz w:val="20"/>
-          <w:szCs w:val="20"/>
-        </w:rPr>
-        <w:t>M</w:t>
-      </w:r>
-      <w:r>
-        <w:rPr>
-          <w:rFonts w:ascii="Aptos" w:eastAsia="Aptos" w:hAnsi="Aptos" w:cs="Aptos"/>
-          <w:sz w:val="20"/>
-          <w:szCs w:val="20"/>
-        </w:rPr>
-        <w:t>+1)^</w:t>
-      </w:r>
-      <w:r>
-        <w:rPr>
-          <w:rFonts w:ascii="Aptos" w:eastAsia="Aptos" w:hAnsi="Aptos" w:cs="Aptos"/>
-          <w:sz w:val="20"/>
-          <w:szCs w:val="20"/>
-        </w:rPr>
-        <w:t>BSPlvl</w:t>
-      </w:r>
+        <w:t xml:space="preserve"> Before every run an empty Q-table was initialised of size </w:t>
+      </w:r>
+      <m:oMath>
+        <m:sSup>
+          <m:sSupPr>
+            <m:ctrlPr>
+              <w:rPr>
+                <w:rFonts w:ascii="Cambria Math" w:eastAsia="Aptos" w:hAnsi="Cambria Math" w:cs="Aptos"/>
+                <w:i/>
+                <w:sz w:val="20"/>
+                <w:szCs w:val="20"/>
+              </w:rPr>
+            </m:ctrlPr>
+          </m:sSupPr>
+          <m:e>
+            <m:r>
+              <w:rPr>
+                <w:rFonts w:ascii="Cambria Math" w:eastAsia="Aptos" w:hAnsi="Cambria Math" w:cs="Aptos"/>
+                <w:sz w:val="20"/>
+                <w:szCs w:val="20"/>
+              </w:rPr>
+              <m:t>M</m:t>
+            </m:r>
+          </m:e>
+          <m:sup>
+            <m:r>
+              <w:rPr>
+                <w:rFonts w:ascii="Cambria Math" w:eastAsia="Aptos" w:hAnsi="Cambria Math" w:cs="Aptos"/>
+                <w:sz w:val="20"/>
+                <w:szCs w:val="20"/>
+              </w:rPr>
+              <m:t>BSPlv</m:t>
+            </m:r>
+            <m:r>
+              <w:rPr>
+                <w:rFonts w:ascii="Cambria Math" w:eastAsia="Aptos" w:hAnsi="Cambria Math" w:cs="Aptos"/>
+                <w:sz w:val="20"/>
+                <w:szCs w:val="20"/>
+              </w:rPr>
+              <m:t>l</m:t>
+            </m:r>
+          </m:sup>
+        </m:sSup>
+      </m:oMath>
       <w:r>
         <w:rPr>
           <w:rFonts w:ascii="Aptos" w:eastAsia="Aptos" w:hAnsi="Aptos" w:cs="Aptos"/>
@@ -3755,6 +4179,9 @@
     <w:p>
       <w:pPr>
         <w:pStyle w:val="Heading2"/>
+        <w:rPr>
+          <w:rFonts w:hint="eastAsia"/>
+        </w:rPr>
       </w:pPr>
       <w:r>
         <w:t>Hyperparameter tuning</w:t>
@@ -3832,7 +4259,55 @@
           <w:sz w:val="20"/>
           <w:szCs w:val="20"/>
         </w:rPr>
-        <w:t>(0, 1 and 2)</w:t>
+        <w:t>(</w:t>
+      </w:r>
+      <w:r>
+        <w:rPr>
+          <w:rFonts w:ascii="Aptos" w:eastAsia="Aptos" w:hAnsi="Aptos" w:cs="Aptos"/>
+          <w:sz w:val="20"/>
+          <w:szCs w:val="20"/>
+        </w:rPr>
+        <w:t>1</w:t>
+      </w:r>
+      <w:r>
+        <w:rPr>
+          <w:rFonts w:ascii="Aptos" w:eastAsia="Aptos" w:hAnsi="Aptos" w:cs="Aptos"/>
+          <w:sz w:val="20"/>
+          <w:szCs w:val="20"/>
+        </w:rPr>
+        <w:t xml:space="preserve">, </w:t>
+      </w:r>
+      <w:r>
+        <w:rPr>
+          <w:rFonts w:ascii="Aptos" w:eastAsia="Aptos" w:hAnsi="Aptos" w:cs="Aptos"/>
+          <w:sz w:val="20"/>
+          <w:szCs w:val="20"/>
+        </w:rPr>
+        <w:t>2</w:t>
+      </w:r>
+      <w:r>
+        <w:rPr>
+          <w:rFonts w:ascii="Aptos" w:eastAsia="Aptos" w:hAnsi="Aptos" w:cs="Aptos"/>
+          <w:sz w:val="20"/>
+          <w:szCs w:val="20"/>
+        </w:rPr>
+        <w:t xml:space="preserve"> and </w:t>
+      </w:r>
+      <w:r>
+        <w:rPr>
+          <w:rFonts w:ascii="Aptos" w:eastAsia="Aptos" w:hAnsi="Aptos" w:cs="Aptos"/>
+          <w:sz w:val="20"/>
+          <w:szCs w:val="20"/>
+        </w:rPr>
+        <w:t>3</w:t>
+      </w:r>
+      <w:r>
+        <w:rPr>
+          <w:rFonts w:ascii="Aptos" w:eastAsia="Aptos" w:hAnsi="Aptos" w:cs="Aptos"/>
+          <w:sz w:val="20"/>
+          <w:szCs w:val="20"/>
+        </w:rPr>
+        <w:t>)</w:t>
       </w:r>
       <w:r>
         <w:rPr>
@@ -3857,11 +4332,76 @@
           <w:szCs w:val="20"/>
         </w:rPr>
         <w:t>, the average profit at convergence was recorded and the setting with the highest average profit across seeds was selected as the final configuration for the algorithm.</w:t>
+      </w:r>
+      <w:r>
+        <w:rPr>
+          <w:rFonts w:ascii="Aptos" w:eastAsia="Aptos" w:hAnsi="Aptos" w:cs="Aptos"/>
+          <w:sz w:val="20"/>
+          <w:szCs w:val="20"/>
+        </w:rPr>
+        <w:t xml:space="preserve"> No hyperparameter tuning for the </w:t>
+      </w:r>
+      <w:r>
+        <w:rPr>
+          <w:rFonts w:ascii="Aptos" w:eastAsia="Aptos" w:hAnsi="Aptos" w:cs="Aptos"/>
+          <w:sz w:val="20"/>
+          <w:szCs w:val="20"/>
+        </w:rPr>
+        <w:t xml:space="preserve">ε-decay </w:t>
+      </w:r>
+      <w:r>
+        <w:rPr>
+          <w:rFonts w:ascii="Aptos" w:eastAsia="Aptos" w:hAnsi="Aptos" w:cs="Aptos"/>
+          <w:sz w:val="20"/>
+          <w:szCs w:val="20"/>
+        </w:rPr>
+        <w:t>was applied. This was set at</w:t>
+      </w:r>
+      <w:r>
+        <w:rPr>
+          <w:rFonts w:ascii="Aptos" w:eastAsia="Aptos" w:hAnsi="Aptos" w:cs="Aptos"/>
+          <w:sz w:val="20"/>
+          <w:szCs w:val="20"/>
+        </w:rPr>
+        <w:t xml:space="preserve"> </w:t>
+      </w:r>
+      <w:r>
+        <w:rPr>
+          <w:rFonts w:ascii="Aptos" w:eastAsia="Aptos" w:hAnsi="Aptos" w:cs="Aptos"/>
+          <w:sz w:val="20"/>
+          <w:szCs w:val="20"/>
+        </w:rPr>
+        <w:t>0.9999</w:t>
+      </w:r>
+      <w:r>
+        <w:rPr>
+          <w:rFonts w:ascii="Aptos" w:eastAsia="Aptos" w:hAnsi="Aptos" w:cs="Aptos"/>
+          <w:sz w:val="20"/>
+          <w:szCs w:val="20"/>
+        </w:rPr>
+        <w:t xml:space="preserve">, this was done to reach </w:t>
+      </w:r>
+      <w:r>
+        <w:rPr>
+          <w:rFonts w:ascii="Aptos" w:eastAsia="Aptos" w:hAnsi="Aptos" w:cs="Aptos"/>
+          <w:sz w:val="20"/>
+          <w:szCs w:val="20"/>
+        </w:rPr>
+        <w:t>ε</w:t>
+      </w:r>
+      <w:r>
+        <w:rPr>
+          <w:rFonts w:ascii="Aptos" w:eastAsia="Aptos" w:hAnsi="Aptos" w:cs="Aptos"/>
+          <w:sz w:val="20"/>
+          <w:szCs w:val="20"/>
+        </w:rPr>
+        <w:t>-min (0.05) at approximately 30,000 steps.</w:t>
       </w:r>
     </w:p>
     <w:p>
       <w:pPr>
         <w:spacing w:line="276" w:lineRule="auto"/>
+        <w:jc w:val="both"/>
         <w:rPr>
           <w:rFonts w:ascii="Aptos" w:eastAsia="Aptos" w:hAnsi="Aptos" w:cs="Aptos"/>
           <w:sz w:val="20"/>
@@ -3871,8 +4411,18 @@
     </w:p>
     <w:p>
       <w:pPr>
-        <w:rPr>
-          <w:rFonts w:asciiTheme="majorHAnsi" w:eastAsiaTheme="majorEastAsia" w:hAnsiTheme="majorHAnsi" w:cstheme="majorBidi"/>
+        <w:spacing w:line="276" w:lineRule="auto"/>
+        <w:rPr>
+          <w:rFonts w:ascii="Aptos" w:eastAsia="Aptos" w:hAnsi="Aptos" w:cs="Aptos"/>
+          <w:sz w:val="20"/>
+          <w:szCs w:val="20"/>
+        </w:rPr>
+      </w:pPr>
+    </w:p>
+    <w:p>
+      <w:pPr>
+        <w:rPr>
+          <w:rFonts w:asciiTheme="majorHAnsi" w:eastAsiaTheme="majorEastAsia" w:hAnsiTheme="majorHAnsi" w:cstheme="majorBidi" w:hint="eastAsia"/>
           <w:color w:val="0F4761" w:themeColor="accent1" w:themeShade="BF"/>
           <w:sz w:val="40"/>
           <w:szCs w:val="40"/>
@@ -3885,19 +4435,37 @@
     <w:p>
       <w:pPr>
         <w:pStyle w:val="Heading1"/>
-      </w:pPr>
-      <w:r>
+        <w:rPr>
+          <w:rFonts w:hint="eastAsia"/>
+        </w:rPr>
+      </w:pPr>
+      <w:r>
+        <w:lastRenderedPageBreak/>
         <w:t>Results</w:t>
       </w:r>
     </w:p>
     <w:p>
       <w:pPr>
-        <w:rPr>
-          <w:sz w:val="20"/>
-          <w:szCs w:val="20"/>
-        </w:rPr>
-      </w:pPr>
-      <w:commentRangeStart w:id="0"/>
+        <w:jc w:val="both"/>
+        <w:rPr>
+          <w:sz w:val="20"/>
+          <w:szCs w:val="20"/>
+        </w:rPr>
+      </w:pPr>
+      <w:r>
+        <w:rPr>
+          <w:sz w:val="20"/>
+          <w:szCs w:val="20"/>
+        </w:rPr>
+        <w:t>All runs were performed on a laptop with a 13th Gen Intel Core i7-13700H CPU (2.40 GHz), 64 GB RAM, and an NVIDIA RTX 2000 Ada Generation Laptop GPU, running 64-bit Windows.</w:t>
+      </w:r>
+      <w:r>
+        <w:rPr>
+          <w:sz w:val="20"/>
+          <w:szCs w:val="20"/>
+        </w:rPr>
+        <w:t xml:space="preserve"> </w:t>
+      </w:r>
       <w:r>
         <w:rPr>
           <w:sz w:val="20"/>
@@ -3974,15 +4542,6 @@
           <w:szCs w:val="20"/>
         </w:rPr>
         <w:t xml:space="preserve"> these settings were applied for the TD approaches.</w:t>
-      </w:r>
-      <w:commentRangeEnd w:id="0"/>
-      <w:r>
-        <w:rPr>
-          <w:rStyle w:val="CommentReference"/>
-          <w:sz w:val="20"/>
-          <w:szCs w:val="20"/>
-        </w:rPr>
-        <w:commentReference w:id="0"/>
       </w:r>
     </w:p>
     <w:p>
@@ -4305,7 +4864,7 @@
                           <pic:cNvPicPr/>
                         </pic:nvPicPr>
                         <pic:blipFill>
-                          <a:blip r:embed="rId11" cstate="print">
+                          <a:blip r:embed="rId7" cstate="print">
                             <a:extLst>
                               <a:ext uri="{28A0092B-C50C-407E-A947-70E740481C1C}">
                                 <a14:useLocalDpi xmlns:a14="http://schemas.microsoft.com/office/drawing/2010/main" val="0"/>
@@ -4363,7 +4922,7 @@
                           <pic:cNvPicPr/>
                         </pic:nvPicPr>
                         <pic:blipFill>
-                          <a:blip r:embed="rId12" cstate="print">
+                          <a:blip r:embed="rId8" cstate="print">
                             <a:extLst>
                               <a:ext uri="{28A0092B-C50C-407E-A947-70E740481C1C}">
                                 <a14:useLocalDpi xmlns:a14="http://schemas.microsoft.com/office/drawing/2010/main" val="0"/>
@@ -5189,7 +5748,7 @@
           <w:sz w:val="20"/>
           <w:szCs w:val="20"/>
         </w:rPr>
-        <w:t xml:space="preserve">-value is of lower relevance, and is therefore not looked further into during the analyses. </w:t>
+        <w:t xml:space="preserve">-value is of lower relevance and is therefore not looked further into during the analyses. </w:t>
       </w:r>
       <w:r>
         <w:rPr>
@@ -5432,7 +5991,16 @@
           <w:sz w:val="20"/>
           <w:szCs w:val="20"/>
         </w:rPr>
-        <w:t xml:space="preserve">expand. Overall, the DP models </w:t>
+        <w:t xml:space="preserve">expand. Overall, </w:t>
+      </w:r>
+      <w:r>
+        <w:rPr>
+          <w:rFonts w:eastAsiaTheme="minorEastAsia"/>
+          <w:sz w:val="20"/>
+          <w:szCs w:val="20"/>
+        </w:rPr>
+        <w:lastRenderedPageBreak/>
+        <w:t xml:space="preserve">the DP models </w:t>
       </w:r>
       <w:r>
         <w:rPr>
@@ -5570,7 +6138,7 @@
                           <pic:cNvPicPr/>
                         </pic:nvPicPr>
                         <pic:blipFill rotWithShape="1">
-                          <a:blip r:embed="rId13" cstate="print">
+                          <a:blip r:embed="rId9" cstate="print">
                             <a:extLst>
                               <a:ext uri="{28A0092B-C50C-407E-A947-70E740481C1C}">
                                 <a14:useLocalDpi xmlns:a14="http://schemas.microsoft.com/office/drawing/2010/main" val="0"/>
@@ -5638,7 +6206,7 @@
                           <pic:cNvPicPr/>
                         </pic:nvPicPr>
                         <pic:blipFill rotWithShape="1">
-                          <a:blip r:embed="rId14" cstate="print">
+                          <a:blip r:embed="rId10" cstate="print">
                             <a:extLst>
                               <a:ext uri="{28A0092B-C50C-407E-A947-70E740481C1C}">
                                 <a14:useLocalDpi xmlns:a14="http://schemas.microsoft.com/office/drawing/2010/main" val="0"/>
@@ -5707,7 +6275,7 @@
                           <pic:cNvPicPr/>
                         </pic:nvPicPr>
                         <pic:blipFill>
-                          <a:blip r:embed="rId15" cstate="print">
+                          <a:blip r:embed="rId11" cstate="print">
                             <a:extLst>
                               <a:ext uri="{28A0092B-C50C-407E-A947-70E740481C1C}">
                                 <a14:useLocalDpi xmlns:a14="http://schemas.microsoft.com/office/drawing/2010/main" val="0"/>
@@ -5864,7 +6432,22 @@
           <w:szCs w:val="20"/>
         </w:rPr>
         <w:tab/>
-        <w:t>That is why a Tukey’s</w:t>
+      </w:r>
+      <w:r>
+        <w:rPr>
+          <w:rFonts w:eastAsiaTheme="minorEastAsia"/>
+          <w:sz w:val="20"/>
+          <w:szCs w:val="20"/>
+        </w:rPr>
+        <w:t>Hence,</w:t>
+      </w:r>
+      <w:r>
+        <w:rPr>
+          <w:rFonts w:eastAsiaTheme="minorEastAsia"/>
+          <w:sz w:val="20"/>
+          <w:szCs w:val="20"/>
+        </w:rPr>
+        <w:t xml:space="preserve"> a Tukey’s</w:t>
       </w:r>
       <w:r>
         <w:rPr>
@@ -6082,15 +6665,23 @@
           <w:sz w:val="20"/>
           <w:szCs w:val="20"/>
         </w:rPr>
-        <w:t xml:space="preserve">TD is </w:t>
-      </w:r>
-      <w:r>
-        <w:rPr>
-          <w:rFonts w:eastAsiaTheme="minorEastAsia"/>
-          <w:sz w:val="20"/>
-          <w:szCs w:val="20"/>
-        </w:rPr>
-        <w:t>has a statistical lower waste production than the FDC</w:t>
+        <w:t xml:space="preserve">TD </w:t>
+      </w:r>
+      <w:r>
+        <w:rPr>
+          <w:rFonts w:eastAsiaTheme="minorEastAsia"/>
+          <w:sz w:val="20"/>
+          <w:szCs w:val="20"/>
+        </w:rPr>
+        <w:t>has</w:t>
+      </w:r>
+      <w:r>
+        <w:rPr>
+          <w:rFonts w:eastAsiaTheme="minorEastAsia"/>
+          <w:sz w:val="20"/>
+          <w:szCs w:val="20"/>
+        </w:rPr>
+        <w:t xml:space="preserve"> a statistical lower waste production than the FDC</w:t>
       </w:r>
       <w:r>
         <w:rPr>
@@ -6207,7 +6798,34 @@
           <w:sz w:val="20"/>
           <w:szCs w:val="20"/>
         </w:rPr>
-        <w:t xml:space="preserve"> take a few more seconds to compute than the DP models, in higher state space the TD models underscore the computational needs of DP.</w:t>
+        <w:t xml:space="preserve"> take a few more seconds to compute than the DP models, in higher state space the TD models </w:t>
+      </w:r>
+      <w:commentRangeStart w:id="0"/>
+      <w:r>
+        <w:rPr>
+          <w:rFonts w:eastAsiaTheme="minorEastAsia"/>
+          <w:sz w:val="20"/>
+          <w:szCs w:val="20"/>
+        </w:rPr>
+        <w:t xml:space="preserve">underscore </w:t>
+      </w:r>
+      <w:commentRangeEnd w:id="0"/>
+      <w:r>
+        <w:rPr>
+          <w:rStyle w:val="CommentReference"/>
+          <w:rFonts w:eastAsiaTheme="minorEastAsia"/>
+          <w:sz w:val="20"/>
+          <w:szCs w:val="20"/>
+        </w:rPr>
+        <w:commentReference w:id="0"/>
+      </w:r>
+      <w:r>
+        <w:rPr>
+          <w:rFonts w:eastAsiaTheme="minorEastAsia"/>
+          <w:sz w:val="20"/>
+          <w:szCs w:val="20"/>
+        </w:rPr>
+        <w:t>the computational needs of DP.</w:t>
       </w:r>
       <w:r>
         <w:rPr>
@@ -6262,6 +6880,7 @@
           <w:rFonts w:eastAsiaTheme="minorEastAsia"/>
           <w:noProof/>
         </w:rPr>
+        <w:lastRenderedPageBreak/>
         <w:drawing>
           <wp:inline distT="0" distB="0" distL="0" distR="0" wp14:anchorId="438EF352" wp14:editId="2C3F41AC">
             <wp:extent cx="3686125" cy="3780000"/>
@@ -6464,6 +7083,7 @@
           <w:sz w:val="20"/>
           <w:szCs w:val="20"/>
         </w:rPr>
+        <w:lastRenderedPageBreak/>
         <w:t>Figure 4. Changes in waste during inventory state space expansion.</w:t>
       </w:r>
       <w:r>
@@ -6635,7 +7255,7 @@
     <w:p>
       <w:pPr>
         <w:rPr>
-          <w:rFonts w:asciiTheme="majorHAnsi" w:eastAsiaTheme="majorEastAsia" w:hAnsiTheme="majorHAnsi" w:cstheme="majorBidi"/>
+          <w:rFonts w:asciiTheme="majorHAnsi" w:eastAsiaTheme="majorEastAsia" w:hAnsiTheme="majorHAnsi" w:cstheme="majorBidi" w:hint="eastAsia"/>
           <w:color w:val="0F4761" w:themeColor="accent1" w:themeShade="BF"/>
           <w:sz w:val="40"/>
           <w:szCs w:val="40"/>
@@ -6648,8 +7268,12 @@
     <w:p>
       <w:pPr>
         <w:pStyle w:val="Heading1"/>
-      </w:pPr>
-      <w:r>
+        <w:rPr>
+          <w:rFonts w:hint="eastAsia"/>
+        </w:rPr>
+      </w:pPr>
+      <w:r>
+        <w:lastRenderedPageBreak/>
         <w:t>Discussion</w:t>
       </w:r>
     </w:p>
@@ -6800,14 +7424,21 @@
           <w:sz w:val="20"/>
           <w:szCs w:val="20"/>
         </w:rPr>
-        <w:t>Reinforcement learning (</w:t>
-      </w:r>
-      <w:r>
-        <w:rPr>
-          <w:sz w:val="20"/>
-          <w:szCs w:val="20"/>
-        </w:rPr>
-        <w:t>RL</w:t>
+        <w:t xml:space="preserve">Temporal Difference </w:t>
+      </w:r>
+      <w:r>
+        <w:rPr>
+          <w:sz w:val="20"/>
+          <w:szCs w:val="20"/>
+        </w:rPr>
+        <w:t>(</w:t>
+      </w:r>
+      <w:r>
+        <w:rPr>
+          <w:sz w:val="20"/>
+          <w:szCs w:val="20"/>
+        </w:rPr>
+        <w:t>TD</w:t>
       </w:r>
       <w:r>
         <w:rPr>
@@ -6821,7 +7452,64 @@
           <w:sz w:val="20"/>
           <w:szCs w:val="20"/>
         </w:rPr>
-        <w:t xml:space="preserve"> achieved a significantly lower profit than FDC while only matching waste reduction at small inventory states.</w:t>
+        <w:t xml:space="preserve"> achieved a significantly lower profit than FDC while only waste </w:t>
+      </w:r>
+      <w:r>
+        <w:rPr>
+          <w:sz w:val="20"/>
+          <w:szCs w:val="20"/>
+        </w:rPr>
+        <w:t>performance</w:t>
+      </w:r>
+      <w:r>
+        <w:rPr>
+          <w:sz w:val="20"/>
+          <w:szCs w:val="20"/>
+        </w:rPr>
+        <w:t xml:space="preserve"> depends on demand rate, being better at low </w:t>
+      </w:r>
+      <m:oMath>
+        <m:r>
+          <w:rPr>
+            <w:rFonts w:ascii="Cambria Math" w:hAnsi="Cambria Math"/>
+            <w:sz w:val="20"/>
+            <w:szCs w:val="20"/>
+          </w:rPr>
+          <m:t>mu</m:t>
+        </m:r>
+      </m:oMath>
+      <w:r>
+        <w:rPr>
+          <w:rFonts w:eastAsiaTheme="minorEastAsia"/>
+          <w:sz w:val="20"/>
+          <w:szCs w:val="20"/>
+        </w:rPr>
+        <w:t xml:space="preserve"> and worse at a higher</w:t>
+      </w:r>
+      <w:r>
+        <w:rPr>
+          <w:rFonts w:eastAsiaTheme="minorEastAsia"/>
+          <w:sz w:val="20"/>
+          <w:szCs w:val="20"/>
+        </w:rPr>
+        <w:t xml:space="preserve"> value of </w:t>
+      </w:r>
+      <m:oMath>
+        <m:r>
+          <w:rPr>
+            <w:rFonts w:ascii="Cambria Math" w:eastAsiaTheme="minorEastAsia" w:hAnsi="Cambria Math"/>
+            <w:sz w:val="20"/>
+            <w:szCs w:val="20"/>
+          </w:rPr>
+          <m:t>mu</m:t>
+        </m:r>
+      </m:oMath>
+      <w:r>
+        <w:rPr>
+          <w:sz w:val="20"/>
+          <w:szCs w:val="20"/>
+        </w:rPr>
+        <w:t>.</w:t>
       </w:r>
       <w:r>
         <w:rPr>
@@ -6842,7 +7530,24 @@
           <w:sz w:val="20"/>
           <w:szCs w:val="20"/>
         </w:rPr>
-        <w:t>of Haijema et al.</w:t>
+        <w:t xml:space="preserve">of </w:t>
+      </w:r>
+      <w:commentRangeStart w:id="1"/>
+      <w:r>
+        <w:rPr>
+          <w:sz w:val="20"/>
+          <w:szCs w:val="20"/>
+        </w:rPr>
+        <w:t>Haijema et al.</w:t>
+      </w:r>
+      <w:commentRangeEnd w:id="1"/>
+      <w:r>
+        <w:rPr>
+          <w:rStyle w:val="CommentReference"/>
+          <w:sz w:val="20"/>
+          <w:szCs w:val="20"/>
+        </w:rPr>
+        <w:commentReference w:id="1"/>
       </w:r>
     </w:p>
     <w:p>
@@ -6881,7 +7586,21 @@
           <w:sz w:val="20"/>
           <w:szCs w:val="20"/>
         </w:rPr>
-        <w:t xml:space="preserve"> to Haijema’s D1 policy, which consistently yielded smaller </w:t>
+        <w:t xml:space="preserve"> to </w:t>
+      </w:r>
+      <w:r>
+        <w:rPr>
+          <w:sz w:val="20"/>
+          <w:szCs w:val="20"/>
+        </w:rPr>
+        <w:t>the papers</w:t>
+      </w:r>
+      <w:r>
+        <w:rPr>
+          <w:sz w:val="20"/>
+          <w:szCs w:val="20"/>
+        </w:rPr>
+        <w:t xml:space="preserve"> D1 policy, which consistently yielded smaller </w:t>
       </w:r>
       <w:r>
         <w:rPr>
@@ -6941,7 +7660,45 @@
           <w:sz w:val="20"/>
           <w:szCs w:val="20"/>
         </w:rPr>
-        <w:t>, the amount FEFO buyers is proportional to the amount of discount given. In the paper of Haijema et al. the model instead introduces a sensitivity parameter, governing what fraction of LEFO customers respond to a given discount level. The absence of such parameter in the model provided in the paper, means that discount responsiveness is uniform across all LEFO customers, which is unlikely to hold in practice.</w:t>
+        <w:t>, the amount FEFO buyers is proportional to the amount of discount given. In the paper of</w:t>
+      </w:r>
+      <w:commentRangeStart w:id="2"/>
+      <w:r>
+        <w:rPr>
+          <w:sz w:val="20"/>
+          <w:szCs w:val="20"/>
+        </w:rPr>
+        <w:t xml:space="preserve"> Haijema et al. </w:t>
+      </w:r>
+      <w:commentRangeEnd w:id="2"/>
+      <w:r>
+        <w:rPr>
+          <w:rStyle w:val="CommentReference"/>
+          <w:sz w:val="20"/>
+          <w:szCs w:val="20"/>
+        </w:rPr>
+        <w:commentReference w:id="2"/>
+      </w:r>
+      <w:r>
+        <w:rPr>
+          <w:sz w:val="20"/>
+          <w:szCs w:val="20"/>
+        </w:rPr>
+        <w:t xml:space="preserve">the model instead introduces a sensitivity parameter, governing what fraction of LEFO customers respond to a given discount level. The absence of such parameter in </w:t>
+      </w:r>
+      <w:r>
+        <w:rPr>
+          <w:sz w:val="20"/>
+          <w:szCs w:val="20"/>
+        </w:rPr>
+        <w:t>our</w:t>
+      </w:r>
+      <w:r>
+        <w:rPr>
+          <w:sz w:val="20"/>
+          <w:szCs w:val="20"/>
+        </w:rPr>
+        <w:t xml:space="preserve"> model, means that discount responsiveness is uniform across all LEFO customers, which is unlikely to hold in practice.</w:t>
       </w:r>
     </w:p>
     <w:p>
@@ -7057,14 +7814,21 @@
           <w:sz w:val="20"/>
           <w:szCs w:val="20"/>
         </w:rPr>
-        <w:t>. The absence of a</w:t>
-      </w:r>
-      <w:r>
-        <w:rPr>
-          <w:sz w:val="20"/>
-          <w:szCs w:val="20"/>
-        </w:rPr>
-        <w:t xml:space="preserve">n price-elasticity parameter </w:t>
+        <w:t xml:space="preserve">. The absence of </w:t>
+      </w:r>
+      <w:r>
+        <w:rPr>
+          <w:sz w:val="20"/>
+          <w:szCs w:val="20"/>
+        </w:rPr>
+        <w:t>a</w:t>
+      </w:r>
+      <w:r>
+        <w:rPr>
+          <w:sz w:val="20"/>
+          <w:szCs w:val="20"/>
+        </w:rPr>
+        <w:t xml:space="preserve"> price-elasticity parameter </w:t>
       </w:r>
       <w:r>
         <w:rPr>
@@ -7080,6 +7844,7 @@
         </w:rPr>
         <w:t xml:space="preserve"> as the one in </w:t>
       </w:r>
+      <w:commentRangeStart w:id="3"/>
       <w:r>
         <w:rPr>
           <w:rFonts w:ascii="Aptos" w:eastAsia="Aptos" w:hAnsi="Aptos" w:cs="Aptos"/>
@@ -7094,7 +7859,25 @@
           <w:sz w:val="20"/>
           <w:szCs w:val="20"/>
         </w:rPr>
-        <w:t xml:space="preserve"> imposes a structural ceiling </w:t>
+        <w:t xml:space="preserve"> </w:t>
+      </w:r>
+      <w:commentRangeEnd w:id="3"/>
+      <w:r>
+        <w:rPr>
+          <w:rStyle w:val="CommentReference"/>
+          <w:rFonts w:ascii="Aptos" w:eastAsia="Aptos" w:hAnsi="Aptos" w:cs="Aptos"/>
+          <w:sz w:val="20"/>
+          <w:szCs w:val="20"/>
+        </w:rPr>
+        <w:commentReference w:id="3"/>
+      </w:r>
+      <w:r>
+        <w:rPr>
+          <w:rFonts w:ascii="Aptos" w:eastAsia="Aptos" w:hAnsi="Aptos" w:cs="Aptos"/>
+          <w:sz w:val="20"/>
+          <w:szCs w:val="20"/>
+        </w:rPr>
+        <w:t xml:space="preserve">imposes a structural ceiling </w:t>
       </w:r>
       <w:r>
         <w:rPr>
@@ -7135,198 +7918,6 @@
           <w:szCs w:val="20"/>
         </w:rPr>
         <w:t>.</w:t>
-      </w:r>
-    </w:p>
-    <w:p>
-      <w:pPr>
-        <w:spacing w:after="0"/>
-        <w:jc w:val="both"/>
-        <w:rPr>
-          <w:sz w:val="20"/>
-          <w:szCs w:val="20"/>
-        </w:rPr>
-      </w:pPr>
-      <w:r>
-        <w:rPr>
-          <w:sz w:val="20"/>
-          <w:szCs w:val="20"/>
-        </w:rPr>
-        <w:t xml:space="preserve">TD’s contribution lies in computational efficiency rather than policy </w:t>
-      </w:r>
-      <w:r>
-        <w:rPr>
-          <w:sz w:val="20"/>
-          <w:szCs w:val="20"/>
-        </w:rPr>
-        <w:t xml:space="preserve">quality. </w:t>
-      </w:r>
-      <w:r>
-        <w:rPr>
-          <w:sz w:val="20"/>
-          <w:szCs w:val="20"/>
-        </w:rPr>
-        <w:t>Although</w:t>
-      </w:r>
-      <w:r>
-        <w:rPr>
-          <w:sz w:val="20"/>
-          <w:szCs w:val="20"/>
-        </w:rPr>
-        <w:t xml:space="preserve"> TD did not outperform </w:t>
-      </w:r>
-      <w:r>
-        <w:rPr>
-          <w:sz w:val="20"/>
-          <w:szCs w:val="20"/>
-        </w:rPr>
-        <w:t>FDC</w:t>
-      </w:r>
-      <w:r>
-        <w:rPr>
-          <w:sz w:val="20"/>
-          <w:szCs w:val="20"/>
-        </w:rPr>
-        <w:t xml:space="preserve">, </w:t>
-      </w:r>
-      <w:r>
-        <w:rPr>
-          <w:sz w:val="20"/>
-          <w:szCs w:val="20"/>
-        </w:rPr>
-        <w:t>it appro</w:t>
-      </w:r>
-      <w:r>
-        <w:rPr>
-          <w:sz w:val="20"/>
-          <w:szCs w:val="20"/>
-        </w:rPr>
-        <w:t xml:space="preserve">ached the values closely and could possibly proof </w:t>
-      </w:r>
-      <w:r>
-        <w:rPr>
-          <w:sz w:val="20"/>
-          <w:szCs w:val="20"/>
-        </w:rPr>
-        <w:t>its</w:t>
-      </w:r>
-      <w:r>
-        <w:rPr>
-          <w:sz w:val="20"/>
-          <w:szCs w:val="20"/>
-        </w:rPr>
-        <w:t xml:space="preserve"> usefulness in more challenging environments where DP </w:t>
-      </w:r>
-      <w:r>
-        <w:rPr>
-          <w:sz w:val="20"/>
-          <w:szCs w:val="20"/>
-        </w:rPr>
-        <w:t xml:space="preserve">run times would </w:t>
-      </w:r>
-      <w:r>
-        <w:rPr>
-          <w:sz w:val="20"/>
-          <w:szCs w:val="20"/>
-        </w:rPr>
-        <w:t xml:space="preserve">grow </w:t>
-      </w:r>
-      <w:r>
-        <w:rPr>
-          <w:sz w:val="20"/>
-          <w:szCs w:val="20"/>
-        </w:rPr>
-        <w:t>exponentially</w:t>
-      </w:r>
-      <w:r>
-        <w:rPr>
-          <w:sz w:val="20"/>
-          <w:szCs w:val="20"/>
-        </w:rPr>
-        <w:t xml:space="preserve"> and FDC approaches could potentially be outperformed. These findings are </w:t>
-      </w:r>
-      <w:r>
-        <w:rPr>
-          <w:sz w:val="20"/>
-          <w:szCs w:val="20"/>
-        </w:rPr>
-        <w:t xml:space="preserve">consistent with </w:t>
-      </w:r>
-      <w:r>
-        <w:rPr>
-          <w:sz w:val="20"/>
-          <w:szCs w:val="20"/>
-        </w:rPr>
-        <w:t>Yavuz and Kaya (2024), who reported that Deep Q-learning and Sof</w:t>
-      </w:r>
-      <w:r>
-        <w:rPr>
-          <w:sz w:val="20"/>
-          <w:szCs w:val="20"/>
-        </w:rPr>
-        <w:t xml:space="preserve">t Actor Critic approaches </w:t>
-      </w:r>
-      <w:r>
-        <w:rPr>
-          <w:sz w:val="20"/>
-          <w:szCs w:val="20"/>
-        </w:rPr>
-        <w:t xml:space="preserve">reached </w:t>
-      </w:r>
-      <w:r>
-        <w:rPr>
-          <w:sz w:val="20"/>
-          <w:szCs w:val="20"/>
-        </w:rPr>
-        <w:t xml:space="preserve">~95-97% of DP’s reward while requiring substantially less computation as the state space grows. This </w:t>
-      </w:r>
-      <w:r>
-        <w:rPr>
-          <w:sz w:val="20"/>
-          <w:szCs w:val="20"/>
-        </w:rPr>
-        <w:t xml:space="preserve">indicates that TD is the more practical choice </w:t>
-      </w:r>
-      <w:r>
-        <w:rPr>
-          <w:sz w:val="20"/>
-          <w:szCs w:val="20"/>
-        </w:rPr>
-        <w:t>wit</w:t>
-      </w:r>
-      <w:r>
-        <w:rPr>
-          <w:sz w:val="20"/>
-          <w:szCs w:val="20"/>
-        </w:rPr>
-        <w:t xml:space="preserve">h a policy that was </w:t>
-      </w:r>
-      <w:r>
-        <w:rPr>
-          <w:sz w:val="20"/>
-          <w:szCs w:val="20"/>
-        </w:rPr>
-        <w:t xml:space="preserve">almost as good as DP, but </w:t>
-      </w:r>
-      <w:r>
-        <w:rPr>
-          <w:sz w:val="20"/>
-          <w:szCs w:val="20"/>
-        </w:rPr>
-        <w:t xml:space="preserve">much </w:t>
-      </w:r>
-      <w:r>
-        <w:rPr>
-          <w:sz w:val="20"/>
-          <w:szCs w:val="20"/>
-        </w:rPr>
-        <w:t>faster.</w:t>
-      </w:r>
-      <w:r>
-        <w:rPr>
-          <w:sz w:val="20"/>
-          <w:szCs w:val="20"/>
-        </w:rPr>
-        <w:t xml:space="preserve"> </w:t>
       </w:r>
     </w:p>
     <w:p>
@@ -7344,7 +7935,199 @@
           <w:sz w:val="20"/>
           <w:szCs w:val="20"/>
         </w:rPr>
-        <w:t>The strength of this study is the direct comparison method of an exact DP approach against model free approximated approaches, SARSA and Q-learning, while comparing this to a practical baseline (FDC) under identical environment assumptions, which isolated computation time as the deciding factor between DP and TD once their policy quality is shown to be statistically equivalent. The biggest weakness of this study was the single day discount restriction, the uniform LEFO response assumption and the extra demand mechanism, each of these constrains the profit and waste improvements achievable in any method and could have shown the real strengths of TD performance over the FDC. Another limitation was the manual hyperparameter tuning and the small amounts of seeds that was tested. A more exhaustive or automative search might have narrowed the gap between TD and DP.</w:t>
+        <w:t xml:space="preserve">TD’s contribution lies in computational efficiency rather than policy </w:t>
+      </w:r>
+      <w:r>
+        <w:rPr>
+          <w:sz w:val="20"/>
+          <w:szCs w:val="20"/>
+        </w:rPr>
+        <w:t xml:space="preserve">quality. </w:t>
+      </w:r>
+      <w:r>
+        <w:rPr>
+          <w:sz w:val="20"/>
+          <w:szCs w:val="20"/>
+        </w:rPr>
+        <w:t>Although</w:t>
+      </w:r>
+      <w:r>
+        <w:rPr>
+          <w:sz w:val="20"/>
+          <w:szCs w:val="20"/>
+        </w:rPr>
+        <w:t xml:space="preserve"> TD did not outperform </w:t>
+      </w:r>
+      <w:r>
+        <w:rPr>
+          <w:sz w:val="20"/>
+          <w:szCs w:val="20"/>
+        </w:rPr>
+        <w:t>FDC</w:t>
+      </w:r>
+      <w:r>
+        <w:rPr>
+          <w:sz w:val="20"/>
+          <w:szCs w:val="20"/>
+        </w:rPr>
+        <w:t xml:space="preserve">, </w:t>
+      </w:r>
+      <w:r>
+        <w:rPr>
+          <w:sz w:val="20"/>
+          <w:szCs w:val="20"/>
+        </w:rPr>
+        <w:t>it appro</w:t>
+      </w:r>
+      <w:r>
+        <w:rPr>
+          <w:sz w:val="20"/>
+          <w:szCs w:val="20"/>
+        </w:rPr>
+        <w:t xml:space="preserve">ached the values closely and could possibly proof </w:t>
+      </w:r>
+      <w:r>
+        <w:rPr>
+          <w:sz w:val="20"/>
+          <w:szCs w:val="20"/>
+        </w:rPr>
+        <w:t>its</w:t>
+      </w:r>
+      <w:r>
+        <w:rPr>
+          <w:sz w:val="20"/>
+          <w:szCs w:val="20"/>
+        </w:rPr>
+        <w:t xml:space="preserve"> usefulness in more challenging environments where DP </w:t>
+      </w:r>
+      <w:r>
+        <w:rPr>
+          <w:sz w:val="20"/>
+          <w:szCs w:val="20"/>
+        </w:rPr>
+        <w:t xml:space="preserve">run times would </w:t>
+      </w:r>
+      <w:r>
+        <w:rPr>
+          <w:sz w:val="20"/>
+          <w:szCs w:val="20"/>
+        </w:rPr>
+        <w:t xml:space="preserve">grow </w:t>
+      </w:r>
+      <w:r>
+        <w:rPr>
+          <w:sz w:val="20"/>
+          <w:szCs w:val="20"/>
+        </w:rPr>
+        <w:t>exponentially</w:t>
+      </w:r>
+      <w:r>
+        <w:rPr>
+          <w:sz w:val="20"/>
+          <w:szCs w:val="20"/>
+        </w:rPr>
+        <w:t xml:space="preserve"> and FDC approaches could potentially be outperformed. These findings are </w:t>
+      </w:r>
+      <w:r>
+        <w:rPr>
+          <w:sz w:val="20"/>
+          <w:szCs w:val="20"/>
+        </w:rPr>
+        <w:t xml:space="preserve">consistent with </w:t>
+      </w:r>
+      <w:commentRangeStart w:id="4"/>
+      <w:r>
+        <w:rPr>
+          <w:sz w:val="20"/>
+          <w:szCs w:val="20"/>
+        </w:rPr>
+        <w:t xml:space="preserve">Yavuz and Kaya (2024), </w:t>
+      </w:r>
+      <w:commentRangeEnd w:id="4"/>
+      <w:r>
+        <w:rPr>
+          <w:rStyle w:val="CommentReference"/>
+          <w:sz w:val="20"/>
+          <w:szCs w:val="20"/>
+        </w:rPr>
+        <w:commentReference w:id="4"/>
+      </w:r>
+      <w:r>
+        <w:rPr>
+          <w:sz w:val="20"/>
+          <w:szCs w:val="20"/>
+        </w:rPr>
+        <w:t>who reported that Deep Q-learning and Sof</w:t>
+      </w:r>
+      <w:r>
+        <w:rPr>
+          <w:sz w:val="20"/>
+          <w:szCs w:val="20"/>
+        </w:rPr>
+        <w:t xml:space="preserve">t Actor Critic approaches </w:t>
+      </w:r>
+      <w:r>
+        <w:rPr>
+          <w:sz w:val="20"/>
+          <w:szCs w:val="20"/>
+        </w:rPr>
+        <w:t xml:space="preserve">reached </w:t>
+      </w:r>
+      <w:r>
+        <w:rPr>
+          <w:sz w:val="20"/>
+          <w:szCs w:val="20"/>
+        </w:rPr>
+        <w:t xml:space="preserve">~95% of DP’s reward while requiring substantially less computation as the state space grows. This </w:t>
+      </w:r>
+      <w:r>
+        <w:rPr>
+          <w:sz w:val="20"/>
+          <w:szCs w:val="20"/>
+        </w:rPr>
+        <w:t xml:space="preserve">indicates that TD is the more practical choice </w:t>
+      </w:r>
+      <w:r>
+        <w:rPr>
+          <w:sz w:val="20"/>
+          <w:szCs w:val="20"/>
+        </w:rPr>
+        <w:t>wit</w:t>
+      </w:r>
+      <w:r>
+        <w:rPr>
+          <w:sz w:val="20"/>
+          <w:szCs w:val="20"/>
+        </w:rPr>
+        <w:t xml:space="preserve">h a policy that was </w:t>
+      </w:r>
+      <w:r>
+        <w:rPr>
+          <w:sz w:val="20"/>
+          <w:szCs w:val="20"/>
+        </w:rPr>
+        <w:t xml:space="preserve">almost as good as DP, but </w:t>
+      </w:r>
+      <w:r>
+        <w:rPr>
+          <w:sz w:val="20"/>
+          <w:szCs w:val="20"/>
+        </w:rPr>
+        <w:t xml:space="preserve">much </w:t>
+      </w:r>
+      <w:r>
+        <w:rPr>
+          <w:sz w:val="20"/>
+          <w:szCs w:val="20"/>
+        </w:rPr>
+        <w:t>faster.</w:t>
+      </w:r>
+      <w:r>
+        <w:rPr>
+          <w:sz w:val="20"/>
+          <w:szCs w:val="20"/>
+        </w:rPr>
+        <w:t xml:space="preserve"> </w:t>
       </w:r>
     </w:p>
     <w:p>
@@ -7362,21 +8145,7 @@
           <w:sz w:val="20"/>
           <w:szCs w:val="20"/>
         </w:rPr>
-        <w:t xml:space="preserve">Three extensions follow directly from the limitations above. First, extending the action space to two simultaneous discount levels. Second, introducing a sensitivity parameter governing what fraction </w:t>
-      </w:r>
-      <w:r>
-        <w:rPr>
-          <w:sz w:val="20"/>
-          <w:szCs w:val="20"/>
-        </w:rPr>
-        <w:t>LEFO</w:t>
-      </w:r>
-      <w:r>
-        <w:rPr>
-          <w:sz w:val="20"/>
-          <w:szCs w:val="20"/>
-        </w:rPr>
-        <w:t xml:space="preserve"> customers respond to discount level would test whether the assumption of a uniform discount responsiveness is itself responsible for the limited gains observed here. Third introducing a price-elasticity term that generates demand proportional to the discount level, independent of the regular demand level, would test if absence of new discount-attracted customers is responsible for the limited profit ceiling observed in this study. All three extensions can be implemented in the existing environment without modifying the Environment class, allowing to subsequently study the separate effects.</w:t>
+        <w:t>The strength of this study is the direct comparison method of an exact DP approach against model free approximated approaches, SARSA and Q-learning, while comparing this to a practical baseline (FDC) under identical environment assumptions, which isolated computation time as the deciding factor between DP and TD once their policy quality is shown to be statistically equivalent. The biggest weakness of this study was the single day discount restriction, the uniform LEFO response assumption and the extra demand mechanism, each of these constrains the profit and waste improvements achievable in any method and could have shown the real strengths of TD performance over the FDC. Another limitation was the manual hyperparameter tuning and the small amounts of seeds that was tested. A more exhaustive or automative search might have narrowed the gap between TD and DP.</w:t>
       </w:r>
     </w:p>
     <w:p>
@@ -7389,9 +8158,31 @@
           <w:szCs w:val="20"/>
         </w:rPr>
       </w:pPr>
+      <w:r>
+        <w:rPr>
+          <w:sz w:val="20"/>
+          <w:szCs w:val="20"/>
+        </w:rPr>
+        <w:t xml:space="preserve">Three extensions follow directly from the limitations above. First, extending the action space to two simultaneous discount levels. Second, introducing a sensitivity parameter governing what fraction </w:t>
+      </w:r>
+      <w:r>
+        <w:rPr>
+          <w:sz w:val="20"/>
+          <w:szCs w:val="20"/>
+        </w:rPr>
+        <w:t>LEFO</w:t>
+      </w:r>
+      <w:r>
+        <w:rPr>
+          <w:sz w:val="20"/>
+          <w:szCs w:val="20"/>
+        </w:rPr>
+        <w:t xml:space="preserve"> customers respond to discount level would test whether the assumption of a uniform discount responsiveness is itself responsible for the limited gains observed here. Third introducing a price-elasticity term that generates demand proportional to the discount level, independent of the regular demand level, would test if absence of new discount-attracted customers is responsible for the limited profit ceiling observed in this study. All three extensions can be implemented in the existing environment without modifying the Environment class, allowing to subsequently study the separate effects.</w:t>
+      </w:r>
     </w:p>
     <w:p>
       <w:pPr>
+        <w:spacing w:after="0"/>
         <w:ind w:firstLine="720"/>
         <w:jc w:val="both"/>
         <w:rPr>
@@ -7402,124 +8193,68 @@
     </w:p>
     <w:p>
       <w:pPr>
-        <w:pStyle w:val="Heading1"/>
-      </w:pPr>
-      <w:r>
-        <w:t>Conclusion</w:t>
-      </w:r>
+        <w:ind w:firstLine="720"/>
+        <w:jc w:val="both"/>
+        <w:rPr>
+          <w:sz w:val="20"/>
+          <w:szCs w:val="20"/>
+        </w:rPr>
+      </w:pPr>
     </w:p>
     <w:p>
       <w:pPr>
-        <w:rPr>
-          <w:sz w:val="20"/>
-          <w:szCs w:val="20"/>
-        </w:rPr>
-      </w:pPr>
-      <w:r>
-        <w:rPr>
-          <w:sz w:val="20"/>
-          <w:szCs w:val="20"/>
-        </w:rPr>
-        <w:t>To</w:t>
-      </w:r>
-      <w:r>
-        <w:rPr>
-          <w:sz w:val="20"/>
-          <w:szCs w:val="20"/>
-        </w:rPr>
-        <w:t xml:space="preserve"> answer the main </w:t>
-      </w:r>
-      <w:r>
-        <w:rPr>
-          <w:sz w:val="20"/>
-          <w:szCs w:val="20"/>
-        </w:rPr>
-        <w:t>research</w:t>
-      </w:r>
-      <w:r>
-        <w:rPr>
-          <w:sz w:val="20"/>
-          <w:szCs w:val="20"/>
-        </w:rPr>
-        <w:t xml:space="preserve"> </w:t>
-      </w:r>
-      <w:r>
-        <w:rPr>
-          <w:sz w:val="20"/>
-          <w:szCs w:val="20"/>
-        </w:rPr>
-        <w:t>question</w:t>
-      </w:r>
-      <w:r>
-        <w:rPr>
-          <w:sz w:val="20"/>
-          <w:szCs w:val="20"/>
-        </w:rPr>
-        <w:t>,</w:t>
-      </w:r>
-      <w:r>
-        <w:rPr>
-          <w:sz w:val="20"/>
-          <w:szCs w:val="20"/>
-        </w:rPr>
-        <w:t xml:space="preserve"> </w:t>
-      </w:r>
-      <w:r>
-        <w:rPr>
-          <w:sz w:val="20"/>
-          <w:szCs w:val="20"/>
-        </w:rPr>
-        <w:t>"What are the profit and waste benefits if expiratory products are dynamically priced, compared to a fixed discount?"</w:t>
-      </w:r>
-      <w:r>
-        <w:rPr>
-          <w:sz w:val="20"/>
-          <w:szCs w:val="20"/>
-        </w:rPr>
-        <w:t>, within the scope of this study, there are</w:t>
-      </w:r>
-      <w:r>
-        <w:rPr>
-          <w:sz w:val="20"/>
-          <w:szCs w:val="20"/>
-        </w:rPr>
-        <w:t xml:space="preserve"> n</w:t>
-      </w:r>
-      <w:r>
-        <w:rPr>
-          <w:sz w:val="20"/>
-          <w:szCs w:val="20"/>
-        </w:rPr>
-        <w:t>o</w:t>
-      </w:r>
-      <w:r>
-        <w:rPr>
-          <w:sz w:val="20"/>
-          <w:szCs w:val="20"/>
-        </w:rPr>
-        <w:t xml:space="preserve"> benefits in dynamically pricing products. Neither DP </w:t>
-      </w:r>
-      <w:r>
-        <w:rPr>
-          <w:sz w:val="20"/>
-          <w:szCs w:val="20"/>
-        </w:rPr>
-        <w:t>or TD produced statically practically meaningful improvements over FDC in profit or waste</w:t>
+        <w:pStyle w:val="Heading1"/>
+        <w:rPr>
+          <w:rFonts w:hint="eastAsia"/>
+        </w:rPr>
+      </w:pPr>
+      <w:r>
+        <w:lastRenderedPageBreak/>
+        <w:t>Conclusion</w:t>
       </w:r>
     </w:p>
     <w:p>
       <w:pPr>
-        <w:rPr>
-          <w:sz w:val="20"/>
-          <w:szCs w:val="20"/>
-        </w:rPr>
-      </w:pPr>
-      <w:r>
-        <w:rPr>
-          <w:sz w:val="20"/>
-          <w:szCs w:val="20"/>
-        </w:rPr>
-        <w:t>To answer the first sub question</w:t>
+        <w:jc w:val="both"/>
+        <w:rPr>
+          <w:sz w:val="20"/>
+          <w:szCs w:val="20"/>
+        </w:rPr>
+      </w:pPr>
+      <w:r>
+        <w:rPr>
+          <w:sz w:val="20"/>
+          <w:szCs w:val="20"/>
+        </w:rPr>
+        <w:t>To</w:t>
+      </w:r>
+      <w:r>
+        <w:rPr>
+          <w:sz w:val="20"/>
+          <w:szCs w:val="20"/>
+        </w:rPr>
+        <w:t xml:space="preserve"> answer the main </w:t>
+      </w:r>
+      <w:r>
+        <w:rPr>
+          <w:sz w:val="20"/>
+          <w:szCs w:val="20"/>
+        </w:rPr>
+        <w:t>research</w:t>
+      </w:r>
+      <w:r>
+        <w:rPr>
+          <w:sz w:val="20"/>
+          <w:szCs w:val="20"/>
+        </w:rPr>
+        <w:t xml:space="preserve"> </w:t>
+      </w:r>
+      <w:r>
+        <w:rPr>
+          <w:sz w:val="20"/>
+          <w:szCs w:val="20"/>
+        </w:rPr>
+        <w:t>question</w:t>
       </w:r>
       <w:r>
         <w:rPr>
@@ -7540,35 +8275,56 @@
           <w:sz w:val="20"/>
           <w:szCs w:val="20"/>
         </w:rPr>
-        <w:t>“</w:t>
-      </w:r>
-      <w:r>
-        <w:rPr>
-          <w:sz w:val="20"/>
-          <w:szCs w:val="20"/>
-        </w:rPr>
-        <w:t>Does any model produce a statistically and practically meaningful improvement in profit and waste reduction over FDC?</w:t>
-      </w:r>
-      <w:r>
-        <w:rPr>
-          <w:sz w:val="20"/>
-          <w:szCs w:val="20"/>
-        </w:rPr>
-        <w:t>”</w:t>
-      </w:r>
-      <w:r>
-        <w:rPr>
-          <w:sz w:val="20"/>
-          <w:szCs w:val="20"/>
-        </w:rPr>
-        <w:t xml:space="preserve"> DP showed no statistically </w:t>
-      </w:r>
-      <w:r>
-        <w:rPr>
-          <w:sz w:val="20"/>
-          <w:szCs w:val="20"/>
-        </w:rPr>
-        <w:t>significant improvement</w:t>
+        <w:t>"What are the profit and waste benefits if expiratory products are dynamically priced, compared to a fixed discount?"</w:t>
+      </w:r>
+      <w:r>
+        <w:rPr>
+          <w:sz w:val="20"/>
+          <w:szCs w:val="20"/>
+        </w:rPr>
+        <w:t>, within the scope of this study, there are</w:t>
+      </w:r>
+      <w:r>
+        <w:rPr>
+          <w:sz w:val="20"/>
+          <w:szCs w:val="20"/>
+        </w:rPr>
+        <w:t xml:space="preserve"> n</w:t>
+      </w:r>
+      <w:r>
+        <w:rPr>
+          <w:sz w:val="20"/>
+          <w:szCs w:val="20"/>
+        </w:rPr>
+        <w:t>o</w:t>
+      </w:r>
+      <w:r>
+        <w:rPr>
+          <w:sz w:val="20"/>
+          <w:szCs w:val="20"/>
+        </w:rPr>
+        <w:t xml:space="preserve"> benefits in dynamically pricing products. Neither DP </w:t>
+      </w:r>
+      <w:r>
+        <w:rPr>
+          <w:sz w:val="20"/>
+          <w:szCs w:val="20"/>
+        </w:rPr>
+        <w:t xml:space="preserve">or TD produced statical </w:t>
+      </w:r>
+      <w:r>
+        <w:rPr>
+          <w:sz w:val="20"/>
+          <w:szCs w:val="20"/>
+        </w:rPr>
+        <w:t xml:space="preserve">or </w:t>
+      </w:r>
+      <w:r>
+        <w:rPr>
+          <w:sz w:val="20"/>
+          <w:szCs w:val="20"/>
+        </w:rPr>
+        <w:t>practically</w:t>
       </w:r>
       <w:r>
         <w:rPr>
@@ -7582,36 +8338,86 @@
           <w:sz w:val="20"/>
           <w:szCs w:val="20"/>
         </w:rPr>
-        <w:t>over FDC on either matric</w:t>
-      </w:r>
-      <w:r>
-        <w:rPr>
-          <w:sz w:val="20"/>
-          <w:szCs w:val="20"/>
-        </w:rPr>
-        <w:t xml:space="preserve"> and TD performed significantly worse on profit, with its waste advantahe limited to small inventory state spaces</w:t>
-      </w:r>
-      <w:r>
-        <w:rPr>
-          <w:sz w:val="20"/>
-          <w:szCs w:val="20"/>
-        </w:rPr>
-        <w:t>.</w:t>
+        <w:t>meaningful improvements over FDC in profit or waste</w:t>
       </w:r>
     </w:p>
     <w:p>
       <w:pPr>
-        <w:rPr>
-          <w:sz w:val="20"/>
-          <w:szCs w:val="20"/>
-        </w:rPr>
-      </w:pPr>
-      <w:r>
-        <w:rPr>
-          <w:sz w:val="20"/>
-          <w:szCs w:val="20"/>
-        </w:rPr>
-        <w:t>To answer the second sub-question</w:t>
+        <w:jc w:val="both"/>
+        <w:rPr>
+          <w:sz w:val="20"/>
+          <w:szCs w:val="20"/>
+        </w:rPr>
+      </w:pPr>
+      <w:r>
+        <w:rPr>
+          <w:sz w:val="20"/>
+          <w:szCs w:val="20"/>
+        </w:rPr>
+        <w:t>To answer the first sub question</w:t>
+      </w:r>
+      <w:r>
+        <w:rPr>
+          <w:sz w:val="20"/>
+          <w:szCs w:val="20"/>
+        </w:rPr>
+        <w:t>,</w:t>
+      </w:r>
+      <w:r>
+        <w:rPr>
+          <w:sz w:val="20"/>
+          <w:szCs w:val="20"/>
+        </w:rPr>
+        <w:t xml:space="preserve"> </w:t>
+      </w:r>
+      <w:r>
+        <w:rPr>
+          <w:sz w:val="20"/>
+          <w:szCs w:val="20"/>
+        </w:rPr>
+        <w:t>“</w:t>
+      </w:r>
+      <w:r>
+        <w:rPr>
+          <w:sz w:val="20"/>
+          <w:szCs w:val="20"/>
+        </w:rPr>
+        <w:t>Does any model produce a statistically and practically meaningful improvement in profit and waste reduction over FDC?</w:t>
+      </w:r>
+      <w:r>
+        <w:rPr>
+          <w:sz w:val="20"/>
+          <w:szCs w:val="20"/>
+        </w:rPr>
+        <w:t>”</w:t>
+      </w:r>
+      <w:r>
+        <w:rPr>
+          <w:sz w:val="20"/>
+          <w:szCs w:val="20"/>
+        </w:rPr>
+        <w:t xml:space="preserve"> DP showed no statistically </w:t>
+      </w:r>
+      <w:r>
+        <w:rPr>
+          <w:sz w:val="20"/>
+          <w:szCs w:val="20"/>
+        </w:rPr>
+        <w:t>significant improvement</w:t>
+      </w:r>
+      <w:r>
+        <w:rPr>
+          <w:sz w:val="20"/>
+          <w:szCs w:val="20"/>
+        </w:rPr>
+        <w:t xml:space="preserve"> </w:t>
+      </w:r>
+      <w:r>
+        <w:rPr>
+          <w:sz w:val="20"/>
+          <w:szCs w:val="20"/>
+        </w:rPr>
+        <w:t>over FDC</w:t>
       </w:r>
       <w:r>
         <w:rPr>
@@ -7625,63 +8431,49 @@
           <w:sz w:val="20"/>
           <w:szCs w:val="20"/>
         </w:rPr>
-        <w:t>“</w:t>
-      </w:r>
-      <w:r>
-        <w:rPr>
-          <w:sz w:val="20"/>
-          <w:szCs w:val="20"/>
-        </w:rPr>
-        <w:t>Among models that derive comparable policies, which is preferable once computational time is taken into account</w:t>
-      </w:r>
-      <w:r>
-        <w:rPr>
-          <w:sz w:val="20"/>
-          <w:szCs w:val="20"/>
-        </w:rPr>
-        <w:t xml:space="preserve">?” </w:t>
-      </w:r>
-      <w:r>
-        <w:rPr>
-          <w:sz w:val="20"/>
-          <w:szCs w:val="20"/>
-        </w:rPr>
-        <w:t xml:space="preserve">While </w:t>
-      </w:r>
-      <w:r>
-        <w:rPr>
-          <w:sz w:val="20"/>
-          <w:szCs w:val="20"/>
-        </w:rPr>
-        <w:t xml:space="preserve">underperforming a little, TD </w:t>
-      </w:r>
-      <w:r>
-        <w:rPr>
-          <w:sz w:val="20"/>
-          <w:szCs w:val="20"/>
-        </w:rPr>
-        <w:t xml:space="preserve">proved to </w:t>
-      </w:r>
-      <w:r>
-        <w:rPr>
-          <w:sz w:val="20"/>
-          <w:szCs w:val="20"/>
-        </w:rPr>
-        <w:t>be</w:t>
-      </w:r>
-      <w:r>
-        <w:rPr>
-          <w:sz w:val="20"/>
-          <w:szCs w:val="20"/>
-        </w:rPr>
-        <w:t xml:space="preserve"> </w:t>
-      </w:r>
-      <w:r>
-        <w:rPr>
-          <w:sz w:val="20"/>
-          <w:szCs w:val="20"/>
-        </w:rPr>
-        <w:t>computationally more efficient</w:t>
+        <w:t xml:space="preserve">TD performed significantly worse on profit, with its waste </w:t>
+      </w:r>
+      <w:r>
+        <w:rPr>
+          <w:sz w:val="20"/>
+          <w:szCs w:val="20"/>
+        </w:rPr>
+        <w:t>advantage</w:t>
+      </w:r>
+      <w:r>
+        <w:rPr>
+          <w:sz w:val="20"/>
+          <w:szCs w:val="20"/>
+        </w:rPr>
+        <w:t xml:space="preserve"> reversing from</w:t>
+      </w:r>
+      <w:r>
+        <w:rPr>
+          <w:sz w:val="20"/>
+          <w:szCs w:val="20"/>
+        </w:rPr>
+        <w:t xml:space="preserve"> a significant advantage to a </w:t>
+      </w:r>
+      <w:r>
+        <w:rPr>
+          <w:sz w:val="20"/>
+          <w:szCs w:val="20"/>
+        </w:rPr>
+        <w:t xml:space="preserve">significant disadvantage at </w:t>
+      </w:r>
+      <w:r>
+        <w:rPr>
+          <w:sz w:val="20"/>
+          <w:szCs w:val="20"/>
+        </w:rPr>
+        <w:t xml:space="preserve">large state </w:t>
+      </w:r>
+      <w:r>
+        <w:rPr>
+          <w:sz w:val="20"/>
+          <w:szCs w:val="20"/>
+        </w:rPr>
+        <w:t>spaces</w:t>
       </w:r>
       <w:r>
         <w:rPr>
@@ -7693,10 +8485,123 @@
     </w:p>
     <w:p>
       <w:pPr>
-        <w:pStyle w:val="Heading1"/>
-      </w:pPr>
-      <w:r>
-        <w:t>Statement use of Artificial Intelligence</w:t>
+        <w:jc w:val="both"/>
+        <w:rPr>
+          <w:sz w:val="20"/>
+          <w:szCs w:val="20"/>
+        </w:rPr>
+      </w:pPr>
+      <w:r>
+        <w:rPr>
+          <w:sz w:val="20"/>
+          <w:szCs w:val="20"/>
+        </w:rPr>
+        <w:t>To answer the second sub-question</w:t>
+      </w:r>
+      <w:r>
+        <w:rPr>
+          <w:sz w:val="20"/>
+          <w:szCs w:val="20"/>
+        </w:rPr>
+        <w:t xml:space="preserve">, </w:t>
+      </w:r>
+      <w:r>
+        <w:rPr>
+          <w:sz w:val="20"/>
+          <w:szCs w:val="20"/>
+        </w:rPr>
+        <w:t>“</w:t>
+      </w:r>
+      <w:r>
+        <w:rPr>
+          <w:sz w:val="20"/>
+          <w:szCs w:val="20"/>
+        </w:rPr>
+        <w:t>Among models that derive comparable policies, which is preferable once computational time is taken into account</w:t>
+      </w:r>
+      <w:r>
+        <w:rPr>
+          <w:sz w:val="20"/>
+          <w:szCs w:val="20"/>
+        </w:rPr>
+        <w:t xml:space="preserve">?” </w:t>
+      </w:r>
+      <w:r>
+        <w:rPr>
+          <w:sz w:val="20"/>
+          <w:szCs w:val="20"/>
+        </w:rPr>
+        <w:t xml:space="preserve">While </w:t>
+      </w:r>
+      <w:r>
+        <w:rPr>
+          <w:sz w:val="20"/>
+          <w:szCs w:val="20"/>
+        </w:rPr>
+        <w:t xml:space="preserve">underperforming </w:t>
+      </w:r>
+      <w:r>
+        <w:rPr>
+          <w:sz w:val="20"/>
+          <w:szCs w:val="20"/>
+        </w:rPr>
+        <w:t>slightly</w:t>
+      </w:r>
+      <w:r>
+        <w:rPr>
+          <w:sz w:val="20"/>
+          <w:szCs w:val="20"/>
+        </w:rPr>
+        <w:t xml:space="preserve">, TD </w:t>
+      </w:r>
+      <w:r>
+        <w:rPr>
+          <w:sz w:val="20"/>
+          <w:szCs w:val="20"/>
+        </w:rPr>
+        <w:t xml:space="preserve">proved to </w:t>
+      </w:r>
+      <w:r>
+        <w:rPr>
+          <w:sz w:val="20"/>
+          <w:szCs w:val="20"/>
+        </w:rPr>
+        <w:t>be</w:t>
+      </w:r>
+      <w:r>
+        <w:rPr>
+          <w:sz w:val="20"/>
+          <w:szCs w:val="20"/>
+        </w:rPr>
+        <w:t xml:space="preserve"> </w:t>
+      </w:r>
+      <w:r>
+        <w:rPr>
+          <w:sz w:val="20"/>
+          <w:szCs w:val="20"/>
+        </w:rPr>
+        <w:t>computationally more efficient</w:t>
+      </w:r>
+      <w:r>
+        <w:rPr>
+          <w:sz w:val="20"/>
+          <w:szCs w:val="20"/>
+        </w:rPr>
+        <w:t>.</w:t>
+      </w:r>
+      <w:r>
+        <w:rPr>
+          <w:sz w:val="20"/>
+          <w:szCs w:val="20"/>
+        </w:rPr>
+        <w:t xml:space="preserve"> Making it a </w:t>
+      </w:r>
+      <w:r>
+        <w:rPr>
+          <w:sz w:val="20"/>
+          <w:szCs w:val="20"/>
+        </w:rPr>
+        <w:t>contender for more challenging environments</w:t>
       </w:r>
     </w:p>
     <w:p>
@@ -7704,12 +8609,58 @@
         <w:pStyle w:val="Heading1"/>
       </w:pPr>
       <w:r>
-        <w:t>Data Repository</w:t>
+        <w:t>Statement use of Artificial Intelligence</w:t>
       </w:r>
     </w:p>
     <w:p>
       <w:pPr>
+        <w:jc w:val="both"/>
+      </w:pPr>
+      <w:r>
+        <w:t>Artificial intelligence was used to optimize code, bug fixes</w:t>
+      </w:r>
+      <w:r>
+        <w:t xml:space="preserve"> and</w:t>
+      </w:r>
+      <w:r>
+        <w:t xml:space="preserve"> </w:t>
+      </w:r>
+      <w:r>
+        <w:t>improve text</w:t>
+      </w:r>
+      <w:r>
+        <w:t xml:space="preserve">. No </w:t>
+      </w:r>
+      <w:r>
+        <w:t xml:space="preserve">AI generated </w:t>
+      </w:r>
+      <w:r>
+        <w:t>content was pasted directly in this report.</w:t>
+      </w:r>
+      <w:r>
+        <w:t xml:space="preserve"> </w:t>
+      </w:r>
+      <w:r>
+        <w:t>All AI-assisted output was critically reviewed and checked against literature or gathered results.</w:t>
+      </w:r>
+    </w:p>
+    <w:p>
+      <w:pPr>
         <w:pStyle w:val="Heading1"/>
+        <w:rPr>
+          <w:rFonts w:hint="eastAsia"/>
+        </w:rPr>
+      </w:pPr>
+      <w:r>
+        <w:t>Data Repository</w:t>
+      </w:r>
+    </w:p>
+    <w:p>
+      <w:pPr>
+        <w:pStyle w:val="Heading1"/>
+        <w:rPr>
+          <w:rFonts w:hint="eastAsia"/>
+        </w:rPr>
       </w:pPr>
       <w:r>
         <w:t>References</w:t>
@@ -7728,7 +8679,7 @@
 
 <file path=word/comments.xml><?xml version="1.0" encoding="utf-8"?>
 <w:comments xmlns:wpc="http://schemas.microsoft.com/office/word/2010/wordprocessingCanvas" xmlns:cx="http://schemas.microsoft.com/office/drawing/2014/chartex" xmlns:cx1="http://schemas.microsoft.com/office/drawing/2015/9/8/chartex" xmlns:cx2="http://schemas.microsoft.com/office/drawing/2015/10/21/chartex" xmlns:cx3="http://schemas.microsoft.com/office/drawing/2016/5/9/chartex" xmlns:cx4="http://schemas.microsoft.com/office/drawing/2016/5/10/chartex" xmlns:cx5="http://schemas.microsoft.com/office/drawing/2016/5/11/chartex" xmlns:cx6="http://schemas.microsoft.com/office/drawing/2016/5/12/chartex" xmlns:cx7="http://schemas.microsoft.com/office/drawing/2016/5/13/chartex" xmlns:cx8="http://schemas.microsoft.com/office/drawing/2016/5/14/chartex" xmlns:mc="http://schemas.openxmlformats.org/markup-compatibility/2006" xmlns:aink="http://schemas.microsoft.com/office/drawing/2016/ink" xmlns:am3d="http://schemas.microsoft.com/office/drawing/2017/model3d" xmlns:o="urn:schemas-microsoft-com:office:office" xmlns:oel="http://schemas.microsoft.com/office/2019/extlst" xmlns:r="http://schemas.openxmlformats.org/officeDocument/2006/relationships" xmlns:m="http://schemas.openxmlformats.org/officeDocument/2006/math" xmlns:v="urn:schemas-microsoft-com:vml" xmlns:wp14="http://schemas.microsoft.com/office/word/2010/wordprocessingDrawing" xmlns:wp="http://schemas.openxmlformats.org/drawingml/2006/wordprocessingDrawing" xmlns:w10="urn:schemas-microsoft-com:office:word" xmlns:w="http://schemas.openxmlformats.org/wordprocessingml/2006/main" xmlns:w14="http://schemas.microsoft.com/office/word/2010/wordml" xmlns:w15="http://schemas.microsoft.com/office/word/2012/wordml" xmlns:w16cex="http://schemas.microsoft.com/office/word/2018/wordml/cex" xmlns:w16cid="http://schemas.microsoft.com/office/word/2016/wordml/cid" xmlns:w16="http://schemas.microsoft.com/office/word/2018/wordml" xmlns:w16du="http://schemas.microsoft.com/office/word/2023/wordml/word16du" xmlns:w16sdtdh="http://schemas.microsoft.com/office/word/2020/wordml/sdtdatahash" xmlns:w16sdtfl="http://schemas.microsoft.com/office/word/2024/wordml/sdtformatlock" xmlns:w16se="http://schemas.microsoft.com/office/word/2015/wordml/symex" xmlns:wpg="http://schemas.microsoft.com/office/word/2010/wordprocessingGroup" xmlns:wpi="http://schemas.microsoft.com/office/word/2010/wordprocessingInk" xmlns:wne="http://schemas.microsoft.com/office/word/2006/wordml" xmlns:wps="http://schemas.microsoft.com/office/word/2010/wordprocessingShape" mc:Ignorable="w14 w15 w16se w16cid w16 w16cex w16sdtdh w16sdtfl w16du wp14">
-  <w:comment w:id="0" w:author="Widdershoven, Jochem" w:date="2026-06-24T15:33:00Z" w:initials="JW">
+  <w:comment w:id="0" w:author="Widdershoven, Jochem" w:date="2026-06-25T11:24:00Z" w:initials="JW">
     <w:p>
       <w:pPr>
         <w:pStyle w:val="CommentText"/>
@@ -7740,7 +8691,71 @@
         <w:annotationRef/>
       </w:r>
       <w:r>
-        <w:t>Add machine</w:t>
+        <w:t>Niet het juiste woord denk ik</w:t>
+      </w:r>
+    </w:p>
+  </w:comment>
+  <w:comment w:id="1" w:author="Widdershoven, Jochem" w:date="2026-06-25T10:42:00Z" w:initials="JW">
+    <w:p>
+      <w:pPr>
+        <w:pStyle w:val="CommentText"/>
+      </w:pPr>
+      <w:r>
+        <w:rPr>
+          <w:rStyle w:val="CommentReference"/>
+        </w:rPr>
+        <w:annotationRef/>
+      </w:r>
+      <w:r>
+        <w:t>SOURCE</w:t>
+      </w:r>
+    </w:p>
+  </w:comment>
+  <w:comment w:id="2" w:author="Widdershoven, Jochem" w:date="2026-06-25T10:45:00Z" w:initials="JW">
+    <w:p>
+      <w:pPr>
+        <w:pStyle w:val="CommentText"/>
+      </w:pPr>
+      <w:r>
+        <w:rPr>
+          <w:rStyle w:val="CommentReference"/>
+        </w:rPr>
+        <w:annotationRef/>
+      </w:r>
+      <w:r>
+        <w:t>SOURCE</w:t>
+      </w:r>
+    </w:p>
+  </w:comment>
+  <w:comment w:id="3" w:author="Widdershoven, Jochem" w:date="2026-06-25T11:22:00Z" w:initials="JW">
+    <w:p>
+      <w:pPr>
+        <w:pStyle w:val="CommentText"/>
+      </w:pPr>
+      <w:r>
+        <w:rPr>
+          <w:rStyle w:val="CommentReference"/>
+        </w:rPr>
+        <w:annotationRef/>
+      </w:r>
+      <w:r>
+        <w:t>SOURCE</w:t>
+      </w:r>
+    </w:p>
+  </w:comment>
+  <w:comment w:id="4" w:author="Widdershoven, Jochem" w:date="2026-06-25T10:46:00Z" w:initials="JW">
+    <w:p>
+      <w:pPr>
+        <w:pStyle w:val="CommentText"/>
+      </w:pPr>
+      <w:r>
+        <w:rPr>
+          <w:rStyle w:val="CommentReference"/>
+        </w:rPr>
+        <w:annotationRef/>
+      </w:r>
+      <w:r>
+        <w:t>SOURCE</w:t>
       </w:r>
     </w:p>
   </w:comment>
@@ -7749,19 +8764,31 @@
 
 <file path=word/commentsExtended.xml><?xml version="1.0" encoding="utf-8"?>
 <w15:commentsEx xmlns:wpc="http://schemas.microsoft.com/office/word/2010/wordprocessingCanvas" xmlns:cx="http://schemas.microsoft.com/office/drawing/2014/chartex" xmlns:cx1="http://schemas.microsoft.com/office/drawing/2015/9/8/chartex" xmlns:cx2="http://schemas.microsoft.com/office/drawing/2015/10/21/chartex" xmlns:cx3="http://schemas.microsoft.com/office/drawing/2016/5/9/chartex" xmlns:cx4="http://schemas.microsoft.com/office/drawing/2016/5/10/chartex" xmlns:cx5="http://schemas.microsoft.com/office/drawing/2016/5/11/chartex" xmlns:cx6="http://schemas.microsoft.com/office/drawing/2016/5/12/chartex" xmlns:cx7="http://schemas.microsoft.com/office/drawing/2016/5/13/chartex" xmlns:cx8="http://schemas.microsoft.com/office/drawing/2016/5/14/chartex" xmlns:mc="http://schemas.openxmlformats.org/markup-compatibility/2006" xmlns:aink="http://schemas.microsoft.com/office/drawing/2016/ink" xmlns:am3d="http://schemas.microsoft.com/office/drawing/2017/model3d" xmlns:o="urn:schemas-microsoft-com:office:office" xmlns:oel="http://schemas.microsoft.com/office/2019/extlst" xmlns:r="http://schemas.openxmlformats.org/officeDocument/2006/relationships" xmlns:m="http://schemas.openxmlformats.org/officeDocument/2006/math" xmlns:v="urn:schemas-microsoft-com:vml" xmlns:wp14="http://schemas.microsoft.com/office/word/2010/wordprocessingDrawing" xmlns:wp="http://schemas.openxmlformats.org/drawingml/2006/wordprocessingDrawing" xmlns:w10="urn:schemas-microsoft-com:office:word" xmlns:w="http://schemas.openxmlformats.org/wordprocessingml/2006/main" xmlns:w14="http://schemas.microsoft.com/office/word/2010/wordml" xmlns:w15="http://schemas.microsoft.com/office/word/2012/wordml" xmlns:w16cex="http://schemas.microsoft.com/office/word/2018/wordml/cex" xmlns:w16cid="http://schemas.microsoft.com/office/word/2016/wordml/cid" xmlns:w16="http://schemas.microsoft.com/office/word/2018/wordml" xmlns:w16du="http://schemas.microsoft.com/office/word/2023/wordml/word16du" xmlns:w16sdtdh="http://schemas.microsoft.com/office/word/2020/wordml/sdtdatahash" xmlns:w16sdtfl="http://schemas.microsoft.com/office/word/2024/wordml/sdtformatlock" xmlns:w16se="http://schemas.microsoft.com/office/word/2015/wordml/symex" xmlns:wpg="http://schemas.microsoft.com/office/word/2010/wordprocessingGroup" xmlns:wpi="http://schemas.microsoft.com/office/word/2010/wordprocessingInk" xmlns:wne="http://schemas.microsoft.com/office/word/2006/wordml" xmlns:wps="http://schemas.microsoft.com/office/word/2010/wordprocessingShape" mc:Ignorable="w14 w15 w16se w16cid w16 w16cex w16sdtdh w16sdtfl w16du wp14">
-  <w15:commentEx w15:paraId="1F736A50" w15:done="0"/>
+  <w15:commentEx w15:paraId="11CA036A" w15:done="0"/>
+  <w15:commentEx w15:paraId="32CBDBE2" w15:done="0"/>
+  <w15:commentEx w15:paraId="11B1F1B7" w15:done="0"/>
+  <w15:commentEx w15:paraId="1C2B75D1" w15:done="0"/>
+  <w15:commentEx w15:paraId="7AC621E0" w15:done="0"/>
 </w15:commentsEx>
 </file>
 
 <file path=word/commentsExtensible.xml><?xml version="1.0" encoding="utf-8"?>
 <w16cex:commentsExtensible xmlns:wpc="http://schemas.microsoft.com/office/word/2010/wordprocessingCanvas" xmlns:cx="http://schemas.microsoft.com/office/drawing/2014/chartex" xmlns:cx1="http://schemas.microsoft.com/office/drawing/2015/9/8/chartex" xmlns:cx2="http://schemas.microsoft.com/office/drawing/2015/10/21/chartex" xmlns:cx3="http://schemas.microsoft.com/office/drawing/2016/5/9/chartex" xmlns:cx4="http://schemas.microsoft.com/office/drawing/2016/5/10/chartex" xmlns:cx5="http://schemas.microsoft.com/office/drawing/2016/5/11/chartex" xmlns:cx6="http://schemas.microsoft.com/office/drawing/2016/5/12/chartex" xmlns:cx7="http://schemas.microsoft.com/office/drawing/2016/5/13/chartex" xmlns:cx8="http://schemas.microsoft.com/office/drawing/2016/5/14/chartex" xmlns:cr="http://schemas.microsoft.com/office/comments/2020/reactions" xmlns:mc="http://schemas.openxmlformats.org/markup-compatibility/2006" xmlns:aink="http://schemas.microsoft.com/office/drawing/2016/ink" xmlns:am3d="http://schemas.microsoft.com/office/drawing/2017/model3d" xmlns:o="urn:schemas-microsoft-com:office:office" xmlns:oel="http://schemas.microsoft.com/office/2019/extlst" xmlns:r="http://schemas.openxmlformats.org/officeDocument/2006/relationships" xmlns:m="http://schemas.openxmlformats.org/officeDocument/2006/math" xmlns:v="urn:schemas-microsoft-com:vml" xmlns:wp14="http://schemas.microsoft.com/office/word/2010/wordprocessingDrawing" xmlns:wp="http://schemas.openxmlformats.org/drawingml/2006/wordprocessingDrawing" xmlns:w10="urn:schemas-microsoft-com:office:word" xmlns:w="http://schemas.openxmlformats.org/wordprocessingml/2006/main" xmlns:w14="http://schemas.microsoft.com/office/word/2010/wordml" xmlns:w15="http://schemas.microsoft.com/office/word/2012/wordml" xmlns:w16cex="http://schemas.microsoft.com/office/word/2018/wordml/cex" xmlns:w16cid="http://schemas.microsoft.com/office/word/2016/wordml/cid" xmlns:w16="http://schemas.microsoft.com/office/word/2018/wordml" xmlns:w16du="http://schemas.microsoft.com/office/word/2023/wordml/word16du" xmlns:w16sdtdh="http://schemas.microsoft.com/office/word/2020/wordml/sdtdatahash" xmlns:w16sdtfl="http://schemas.microsoft.com/office/word/2024/wordml/sdtformatlock" xmlns:w16se="http://schemas.microsoft.com/office/word/2015/wordml/symex" xmlns:wpg="http://schemas.microsoft.com/office/word/2010/wordprocessingGroup" xmlns:wpi="http://schemas.microsoft.com/office/word/2010/wordprocessingInk" xmlns:wne="http://schemas.microsoft.com/office/word/2006/wordml" xmlns:wps="http://schemas.microsoft.com/office/word/2010/wordprocessingShape" mc:Ignorable="w14 w15 w16se w16cid w16 w16cex w16sdtdh w16sdtfl cr w16du wp14">
-  <w16cex:commentExtensible w16cex:durableId="6CA7BEDA" w16cex:dateUtc="2026-06-24T13:33:00Z"/>
+  <w16cex:commentExtensible w16cex:durableId="22DF4850" w16cex:dateUtc="2026-06-25T09:24:00Z"/>
+  <w16cex:commentExtensible w16cex:durableId="3592D299" w16cex:dateUtc="2026-06-25T08:42:00Z"/>
+  <w16cex:commentExtensible w16cex:durableId="6CCDEF31" w16cex:dateUtc="2026-06-25T08:45:00Z"/>
+  <w16cex:commentExtensible w16cex:durableId="46E14130" w16cex:dateUtc="2026-06-25T09:22:00Z"/>
+  <w16cex:commentExtensible w16cex:durableId="614A9331" w16cex:dateUtc="2026-06-25T08:46:00Z"/>
 </w16cex:commentsExtensible>
 </file>
 
 <file path=word/commentsIds.xml><?xml version="1.0" encoding="utf-8"?>
 <w16cid:commentsIds xmlns:wpc="http://schemas.microsoft.com/office/word/2010/wordprocessingCanvas" xmlns:cx="http://schemas.microsoft.com/office/drawing/2014/chartex" xmlns:cx1="http://schemas.microsoft.com/office/drawing/2015/9/8/chartex" xmlns:cx2="http://schemas.microsoft.com/office/drawing/2015/10/21/chartex" xmlns:cx3="http://schemas.microsoft.com/office/drawing/2016/5/9/chartex" xmlns:cx4="http://schemas.microsoft.com/office/drawing/2016/5/10/chartex" xmlns:cx5="http://schemas.microsoft.com/office/drawing/2016/5/11/chartex" xmlns:cx6="http://schemas.microsoft.com/office/drawing/2016/5/12/chartex" xmlns:cx7="http://schemas.microsoft.com/office/drawing/2016/5/13/chartex" xmlns:cx8="http://schemas.microsoft.com/office/drawing/2016/5/14/chartex" xmlns:mc="http://schemas.openxmlformats.org/markup-compatibility/2006" xmlns:aink="http://schemas.microsoft.com/office/drawing/2016/ink" xmlns:am3d="http://schemas.microsoft.com/office/drawing/2017/model3d" xmlns:o="urn:schemas-microsoft-com:office:office" xmlns:oel="http://schemas.microsoft.com/office/2019/extlst" xmlns:r="http://schemas.openxmlformats.org/officeDocument/2006/relationships" xmlns:m="http://schemas.openxmlformats.org/officeDocument/2006/math" xmlns:v="urn:schemas-microsoft-com:vml" xmlns:wp14="http://schemas.microsoft.com/office/word/2010/wordprocessingDrawing" xmlns:wp="http://schemas.openxmlformats.org/drawingml/2006/wordprocessingDrawing" xmlns:w10="urn:schemas-microsoft-com:office:word" xmlns:w="http://schemas.openxmlformats.org/wordprocessingml/2006/main" xmlns:w14="http://schemas.microsoft.com/office/word/2010/wordml" xmlns:w15="http://schemas.microsoft.com/office/word/2012/wordml" xmlns:w16cex="http://schemas.microsoft.com/office/word/2018/wordml/cex" xmlns:w16cid="http://schemas.microsoft.com/office/word/2016/wordml/cid" xmlns:w16="http://schemas.microsoft.com/office/word/2018/wordml" xmlns:w16du="http://schemas.microsoft.com/office/word/2023/wordml/word16du" xmlns:w16sdtdh="http://schemas.microsoft.com/office/word/2020/wordml/sdtdatahash" xmlns:w16sdtfl="http://schemas.microsoft.com/office/word/2024/wordml/sdtformatlock" xmlns:w16se="http://schemas.microsoft.com/office/word/2015/wordml/symex" xmlns:wpg="http://schemas.microsoft.com/office/word/2010/wordprocessingGroup" xmlns:wpi="http://schemas.microsoft.com/office/word/2010/wordprocessingInk" xmlns:wne="http://schemas.microsoft.com/office/word/2006/wordml" xmlns:wps="http://schemas.microsoft.com/office/word/2010/wordprocessingShape" mc:Ignorable="w14 w15 w16se w16cid w16 w16cex w16sdtdh w16sdtfl w16du wp14">
-  <w16cid:commentId w16cid:paraId="1F736A50" w16cid:durableId="6CA7BEDA"/>
+  <w16cid:commentId w16cid:paraId="11CA036A" w16cid:durableId="22DF4850"/>
+  <w16cid:commentId w16cid:paraId="32CBDBE2" w16cid:durableId="3592D299"/>
+  <w16cid:commentId w16cid:paraId="11B1F1B7" w16cid:durableId="6CCDEF31"/>
+  <w16cid:commentId w16cid:paraId="1C2B75D1" w16cid:durableId="46E14130"/>
+  <w16cid:commentId w16cid:paraId="7AC621E0" w16cid:durableId="614A9331"/>
 </w16cid:commentsIds>
 </file>
 
